--- a/ReadME.docx
+++ b/ReadME.docx
@@ -8,13 +8,13 @@
         <w:spacing w:after="240" w:line="240" w:lineRule="auto"/>
         <w:outlineLvl w:val="0"/>
         <w:rPr>
-          <w:rFonts w:ascii="Segoe UI" w:eastAsia="Times New Roman" w:hAnsi="Segoe UI" w:cs="Segoe UI"/>
+          <w:rFonts w:ascii="Arial" w:eastAsia="Times New Roman" w:hAnsi="Arial" w:cs="Arial"/>
           <w:b/>
           <w:bCs/>
           <w:color w:val="1F2328"/>
           <w:kern w:val="36"/>
-          <w:sz w:val="48"/>
-          <w:szCs w:val="48"/>
+          <w:sz w:val="32"/>
+          <w:szCs w:val="32"/>
           <w:lang w:eastAsia="en-ZA"/>
           <w14:ligatures w14:val="none"/>
         </w:rPr>
@@ -26,8 +26,8 @@
           <w:bCs/>
           <w:color w:val="1F2328"/>
           <w:kern w:val="36"/>
-          <w:sz w:val="48"/>
-          <w:szCs w:val="48"/>
+          <w:sz w:val="32"/>
+          <w:szCs w:val="32"/>
           <w:lang w:eastAsia="en-ZA"/>
           <w14:ligatures w14:val="none"/>
         </w:rPr>
@@ -35,13 +35,13 @@
       </w:r>
       <w:r>
         <w:rPr>
-          <w:rFonts w:ascii="Segoe UI" w:eastAsia="Times New Roman" w:hAnsi="Segoe UI" w:cs="Segoe UI"/>
+          <w:rFonts w:ascii="Arial" w:eastAsia="Times New Roman" w:hAnsi="Arial" w:cs="Arial"/>
           <w:b/>
           <w:bCs/>
           <w:color w:val="1F2328"/>
           <w:kern w:val="36"/>
-          <w:sz w:val="48"/>
-          <w:szCs w:val="48"/>
+          <w:sz w:val="32"/>
+          <w:szCs w:val="32"/>
           <w:lang w:eastAsia="en-ZA"/>
           <w14:ligatures w14:val="none"/>
         </w:rPr>
@@ -54,13 +54,13 @@
         <w:spacing w:before="360" w:after="240" w:line="240" w:lineRule="auto"/>
         <w:outlineLvl w:val="1"/>
         <w:rPr>
-          <w:rFonts w:ascii="Segoe UI" w:eastAsia="Times New Roman" w:hAnsi="Segoe UI" w:cs="Segoe UI"/>
+          <w:rFonts w:ascii="Arial" w:eastAsia="Times New Roman" w:hAnsi="Arial" w:cs="Arial"/>
           <w:b/>
           <w:bCs/>
           <w:color w:val="1F2328"/>
           <w:kern w:val="0"/>
-          <w:sz w:val="36"/>
-          <w:szCs w:val="36"/>
+          <w:sz w:val="28"/>
+          <w:szCs w:val="28"/>
           <w:lang w:eastAsia="en-ZA"/>
           <w14:ligatures w14:val="none"/>
         </w:rPr>
@@ -72,8 +72,8 @@
           <w:bCs/>
           <w:color w:val="1F2328"/>
           <w:kern w:val="0"/>
-          <w:sz w:val="36"/>
-          <w:szCs w:val="36"/>
+          <w:sz w:val="28"/>
+          <w:szCs w:val="28"/>
           <w:lang w:eastAsia="en-ZA"/>
           <w14:ligatures w14:val="none"/>
         </w:rPr>
@@ -81,13 +81,13 @@
       </w:r>
       <w:r>
         <w:rPr>
-          <w:rFonts w:ascii="Segoe UI" w:eastAsia="Times New Roman" w:hAnsi="Segoe UI" w:cs="Segoe UI"/>
+          <w:rFonts w:ascii="Arial" w:eastAsia="Times New Roman" w:hAnsi="Arial" w:cs="Arial"/>
           <w:b/>
           <w:bCs/>
           <w:color w:val="1F2328"/>
           <w:kern w:val="0"/>
-          <w:sz w:val="36"/>
-          <w:szCs w:val="36"/>
+          <w:sz w:val="28"/>
+          <w:szCs w:val="28"/>
           <w:lang w:eastAsia="en-ZA"/>
           <w14:ligatures w14:val="none"/>
         </w:rPr>
@@ -99,18 +99,22 @@
         <w:shd w:val="clear" w:color="auto" w:fill="FFFFFF"/>
         <w:spacing w:after="240" w:line="240" w:lineRule="auto"/>
         <w:rPr>
-          <w:rFonts w:ascii="Segoe UI" w:eastAsia="Times New Roman" w:hAnsi="Segoe UI" w:cs="Segoe UI"/>
-          <w:color w:val="1F2328"/>
-          <w:kern w:val="0"/>
-          <w:lang w:eastAsia="en-ZA"/>
-          <w14:ligatures w14:val="none"/>
-        </w:rPr>
-      </w:pPr>
-      <w:r>
-        <w:rPr>
-          <w:rFonts w:ascii="Segoe UI" w:eastAsia="Times New Roman" w:hAnsi="Segoe UI" w:cs="Segoe UI"/>
-          <w:color w:val="1F2328"/>
-          <w:kern w:val="0"/>
+          <w:rFonts w:ascii="Arial" w:eastAsia="Times New Roman" w:hAnsi="Arial" w:cs="Arial"/>
+          <w:color w:val="1F2328"/>
+          <w:kern w:val="0"/>
+          <w:sz w:val="28"/>
+          <w:szCs w:val="28"/>
+          <w:lang w:eastAsia="en-ZA"/>
+          <w14:ligatures w14:val="none"/>
+        </w:rPr>
+      </w:pPr>
+      <w:r>
+        <w:rPr>
+          <w:rFonts w:ascii="Arial" w:eastAsia="Times New Roman" w:hAnsi="Arial" w:cs="Arial"/>
+          <w:color w:val="1F2328"/>
+          <w:kern w:val="0"/>
+          <w:sz w:val="28"/>
+          <w:szCs w:val="28"/>
           <w:lang w:eastAsia="en-ZA"/>
           <w14:ligatures w14:val="none"/>
         </w:rPr>
@@ -122,19 +126,23 @@
         <w:shd w:val="clear" w:color="auto" w:fill="FFFFFF"/>
         <w:spacing w:after="240" w:line="240" w:lineRule="auto"/>
         <w:rPr>
-          <w:rFonts w:ascii="Segoe UI" w:eastAsia="Times New Roman" w:hAnsi="Segoe UI" w:cs="Segoe UI"/>
-          <w:color w:val="1F2328"/>
-          <w:kern w:val="0"/>
-          <w:lang w:eastAsia="en-ZA"/>
-          <w14:ligatures w14:val="none"/>
-        </w:rPr>
-      </w:pPr>
-      <w:r>
-        <w:rPr>
-          <w:rFonts w:ascii="Segoe UI" w:eastAsia="Times New Roman" w:hAnsi="Segoe UI" w:cs="Segoe UI"/>
+          <w:rFonts w:ascii="Arial" w:eastAsia="Times New Roman" w:hAnsi="Arial" w:cs="Arial"/>
+          <w:color w:val="1F2328"/>
+          <w:kern w:val="0"/>
+          <w:sz w:val="28"/>
+          <w:szCs w:val="28"/>
+          <w:lang w:eastAsia="en-ZA"/>
+          <w14:ligatures w14:val="none"/>
+        </w:rPr>
+      </w:pPr>
+      <w:r>
+        <w:rPr>
+          <w:rFonts w:ascii="Arial" w:eastAsia="Times New Roman" w:hAnsi="Arial" w:cs="Arial"/>
           <w:noProof/>
           <w:color w:val="0969DA"/>
           <w:kern w:val="0"/>
+          <w:sz w:val="28"/>
+          <w:szCs w:val="28"/>
           <w:lang w:eastAsia="en-ZA"/>
           <w14:ligatures w14:val="none"/>
         </w:rPr>
@@ -198,13 +206,13 @@
         <w:spacing w:before="360" w:after="240" w:line="240" w:lineRule="auto"/>
         <w:outlineLvl w:val="1"/>
         <w:rPr>
-          <w:rFonts w:ascii="Segoe UI" w:eastAsia="Times New Roman" w:hAnsi="Segoe UI" w:cs="Segoe UI"/>
+          <w:rFonts w:ascii="Arial" w:eastAsia="Times New Roman" w:hAnsi="Arial" w:cs="Arial"/>
           <w:b/>
           <w:bCs/>
           <w:color w:val="1F2328"/>
           <w:kern w:val="0"/>
-          <w:sz w:val="36"/>
-          <w:szCs w:val="36"/>
+          <w:sz w:val="28"/>
+          <w:szCs w:val="28"/>
           <w:lang w:eastAsia="en-ZA"/>
           <w14:ligatures w14:val="none"/>
         </w:rPr>
@@ -216,8 +224,8 @@
           <w:bCs/>
           <w:color w:val="1F2328"/>
           <w:kern w:val="0"/>
-          <w:sz w:val="36"/>
-          <w:szCs w:val="36"/>
+          <w:sz w:val="28"/>
+          <w:szCs w:val="28"/>
           <w:lang w:eastAsia="en-ZA"/>
           <w14:ligatures w14:val="none"/>
         </w:rPr>
@@ -225,13 +233,13 @@
       </w:r>
       <w:r>
         <w:rPr>
-          <w:rFonts w:ascii="Segoe UI" w:eastAsia="Times New Roman" w:hAnsi="Segoe UI" w:cs="Segoe UI"/>
+          <w:rFonts w:ascii="Arial" w:eastAsia="Times New Roman" w:hAnsi="Arial" w:cs="Arial"/>
           <w:b/>
           <w:bCs/>
           <w:color w:val="1F2328"/>
           <w:kern w:val="0"/>
-          <w:sz w:val="36"/>
-          <w:szCs w:val="36"/>
+          <w:sz w:val="28"/>
+          <w:szCs w:val="28"/>
           <w:lang w:eastAsia="en-ZA"/>
           <w14:ligatures w14:val="none"/>
         </w:rPr>
@@ -243,18 +251,22 @@
         <w:shd w:val="clear" w:color="auto" w:fill="FFFFFF"/>
         <w:spacing w:after="240" w:line="240" w:lineRule="auto"/>
         <w:rPr>
-          <w:rFonts w:ascii="Segoe UI" w:eastAsia="Times New Roman" w:hAnsi="Segoe UI" w:cs="Segoe UI"/>
-          <w:color w:val="1F2328"/>
-          <w:kern w:val="0"/>
-          <w:lang w:eastAsia="en-ZA"/>
-          <w14:ligatures w14:val="none"/>
-        </w:rPr>
-      </w:pPr>
-      <w:r>
-        <w:rPr>
-          <w:rFonts w:ascii="Segoe UI" w:eastAsia="Times New Roman" w:hAnsi="Segoe UI" w:cs="Segoe UI"/>
-          <w:color w:val="1F2328"/>
-          <w:kern w:val="0"/>
+          <w:rFonts w:ascii="Arial" w:eastAsia="Times New Roman" w:hAnsi="Arial" w:cs="Arial"/>
+          <w:color w:val="1F2328"/>
+          <w:kern w:val="0"/>
+          <w:sz w:val="28"/>
+          <w:szCs w:val="28"/>
+          <w:lang w:eastAsia="en-ZA"/>
+          <w14:ligatures w14:val="none"/>
+        </w:rPr>
+      </w:pPr>
+      <w:r>
+        <w:rPr>
+          <w:rFonts w:ascii="Arial" w:eastAsia="Times New Roman" w:hAnsi="Arial" w:cs="Arial"/>
+          <w:color w:val="1F2328"/>
+          <w:kern w:val="0"/>
+          <w:sz w:val="28"/>
+          <w:szCs w:val="28"/>
           <w:lang w:eastAsia="en-ZA"/>
           <w14:ligatures w14:val="none"/>
         </w:rPr>
@@ -270,18 +282,22 @@
         <w:shd w:val="clear" w:color="auto" w:fill="FFFFFF"/>
         <w:spacing w:before="100" w:beforeAutospacing="1" w:after="100" w:afterAutospacing="1" w:line="240" w:lineRule="auto"/>
         <w:rPr>
-          <w:rFonts w:ascii="Segoe UI" w:eastAsia="Times New Roman" w:hAnsi="Segoe UI" w:cs="Segoe UI"/>
-          <w:color w:val="1F2328"/>
-          <w:kern w:val="0"/>
-          <w:lang w:eastAsia="en-ZA"/>
-          <w14:ligatures w14:val="none"/>
-        </w:rPr>
-      </w:pPr>
-      <w:r>
-        <w:rPr>
-          <w:rFonts w:ascii="Segoe UI" w:eastAsia="Times New Roman" w:hAnsi="Segoe UI" w:cs="Segoe UI"/>
-          <w:color w:val="1F2328"/>
-          <w:kern w:val="0"/>
+          <w:rFonts w:ascii="Arial" w:eastAsia="Times New Roman" w:hAnsi="Arial" w:cs="Arial"/>
+          <w:color w:val="1F2328"/>
+          <w:kern w:val="0"/>
+          <w:sz w:val="28"/>
+          <w:szCs w:val="28"/>
+          <w:lang w:eastAsia="en-ZA"/>
+          <w14:ligatures w14:val="none"/>
+        </w:rPr>
+      </w:pPr>
+      <w:r>
+        <w:rPr>
+          <w:rFonts w:ascii="Arial" w:eastAsia="Times New Roman" w:hAnsi="Arial" w:cs="Arial"/>
+          <w:color w:val="1F2328"/>
+          <w:kern w:val="0"/>
+          <w:sz w:val="28"/>
+          <w:szCs w:val="28"/>
           <w:lang w:eastAsia="en-ZA"/>
           <w14:ligatures w14:val="none"/>
         </w:rPr>
@@ -297,18 +313,22 @@
         <w:shd w:val="clear" w:color="auto" w:fill="FFFFFF"/>
         <w:spacing w:before="60" w:after="100" w:afterAutospacing="1" w:line="240" w:lineRule="auto"/>
         <w:rPr>
-          <w:rFonts w:ascii="Segoe UI" w:eastAsia="Times New Roman" w:hAnsi="Segoe UI" w:cs="Segoe UI"/>
-          <w:color w:val="1F2328"/>
-          <w:kern w:val="0"/>
-          <w:lang w:eastAsia="en-ZA"/>
-          <w14:ligatures w14:val="none"/>
-        </w:rPr>
-      </w:pPr>
-      <w:r>
-        <w:rPr>
-          <w:rFonts w:ascii="Segoe UI" w:eastAsia="Times New Roman" w:hAnsi="Segoe UI" w:cs="Segoe UI"/>
-          <w:color w:val="1F2328"/>
-          <w:kern w:val="0"/>
+          <w:rFonts w:ascii="Arial" w:eastAsia="Times New Roman" w:hAnsi="Arial" w:cs="Arial"/>
+          <w:color w:val="1F2328"/>
+          <w:kern w:val="0"/>
+          <w:sz w:val="28"/>
+          <w:szCs w:val="28"/>
+          <w:lang w:eastAsia="en-ZA"/>
+          <w14:ligatures w14:val="none"/>
+        </w:rPr>
+      </w:pPr>
+      <w:r>
+        <w:rPr>
+          <w:rFonts w:ascii="Arial" w:eastAsia="Times New Roman" w:hAnsi="Arial" w:cs="Arial"/>
+          <w:color w:val="1F2328"/>
+          <w:kern w:val="0"/>
+          <w:sz w:val="28"/>
+          <w:szCs w:val="28"/>
           <w:lang w:eastAsia="en-ZA"/>
           <w14:ligatures w14:val="none"/>
         </w:rPr>
@@ -324,18 +344,22 @@
         <w:shd w:val="clear" w:color="auto" w:fill="FFFFFF"/>
         <w:spacing w:before="60" w:after="100" w:afterAutospacing="1" w:line="240" w:lineRule="auto"/>
         <w:rPr>
-          <w:rFonts w:ascii="Segoe UI" w:eastAsia="Times New Roman" w:hAnsi="Segoe UI" w:cs="Segoe UI"/>
-          <w:color w:val="1F2328"/>
-          <w:kern w:val="0"/>
-          <w:lang w:eastAsia="en-ZA"/>
-          <w14:ligatures w14:val="none"/>
-        </w:rPr>
-      </w:pPr>
-      <w:r>
-        <w:rPr>
-          <w:rFonts w:ascii="Segoe UI" w:eastAsia="Times New Roman" w:hAnsi="Segoe UI" w:cs="Segoe UI"/>
-          <w:color w:val="1F2328"/>
-          <w:kern w:val="0"/>
+          <w:rFonts w:ascii="Arial" w:eastAsia="Times New Roman" w:hAnsi="Arial" w:cs="Arial"/>
+          <w:color w:val="1F2328"/>
+          <w:kern w:val="0"/>
+          <w:sz w:val="28"/>
+          <w:szCs w:val="28"/>
+          <w:lang w:eastAsia="en-ZA"/>
+          <w14:ligatures w14:val="none"/>
+        </w:rPr>
+      </w:pPr>
+      <w:r>
+        <w:rPr>
+          <w:rFonts w:ascii="Arial" w:eastAsia="Times New Roman" w:hAnsi="Arial" w:cs="Arial"/>
+          <w:color w:val="1F2328"/>
+          <w:kern w:val="0"/>
+          <w:sz w:val="28"/>
+          <w:szCs w:val="28"/>
           <w:lang w:eastAsia="en-ZA"/>
           <w14:ligatures w14:val="none"/>
         </w:rPr>
@@ -351,18 +375,22 @@
         <w:shd w:val="clear" w:color="auto" w:fill="FFFFFF"/>
         <w:spacing w:before="60" w:after="100" w:afterAutospacing="1" w:line="240" w:lineRule="auto"/>
         <w:rPr>
-          <w:rFonts w:ascii="Segoe UI" w:eastAsia="Times New Roman" w:hAnsi="Segoe UI" w:cs="Segoe UI"/>
-          <w:color w:val="1F2328"/>
-          <w:kern w:val="0"/>
-          <w:lang w:eastAsia="en-ZA"/>
-          <w14:ligatures w14:val="none"/>
-        </w:rPr>
-      </w:pPr>
-      <w:r>
-        <w:rPr>
-          <w:rFonts w:ascii="Segoe UI" w:eastAsia="Times New Roman" w:hAnsi="Segoe UI" w:cs="Segoe UI"/>
-          <w:color w:val="1F2328"/>
-          <w:kern w:val="0"/>
+          <w:rFonts w:ascii="Arial" w:eastAsia="Times New Roman" w:hAnsi="Arial" w:cs="Arial"/>
+          <w:color w:val="1F2328"/>
+          <w:kern w:val="0"/>
+          <w:sz w:val="28"/>
+          <w:szCs w:val="28"/>
+          <w:lang w:eastAsia="en-ZA"/>
+          <w14:ligatures w14:val="none"/>
+        </w:rPr>
+      </w:pPr>
+      <w:r>
+        <w:rPr>
+          <w:rFonts w:ascii="Arial" w:eastAsia="Times New Roman" w:hAnsi="Arial" w:cs="Arial"/>
+          <w:color w:val="1F2328"/>
+          <w:kern w:val="0"/>
+          <w:sz w:val="28"/>
+          <w:szCs w:val="28"/>
           <w:lang w:eastAsia="en-ZA"/>
           <w14:ligatures w14:val="none"/>
         </w:rPr>
@@ -378,18 +406,22 @@
         <w:shd w:val="clear" w:color="auto" w:fill="FFFFFF"/>
         <w:spacing w:before="60" w:after="100" w:afterAutospacing="1" w:line="240" w:lineRule="auto"/>
         <w:rPr>
-          <w:rFonts w:ascii="Segoe UI" w:eastAsia="Times New Roman" w:hAnsi="Segoe UI" w:cs="Segoe UI"/>
-          <w:color w:val="1F2328"/>
-          <w:kern w:val="0"/>
-          <w:lang w:eastAsia="en-ZA"/>
-          <w14:ligatures w14:val="none"/>
-        </w:rPr>
-      </w:pPr>
-      <w:r>
-        <w:rPr>
-          <w:rFonts w:ascii="Segoe UI" w:eastAsia="Times New Roman" w:hAnsi="Segoe UI" w:cs="Segoe UI"/>
-          <w:color w:val="1F2328"/>
-          <w:kern w:val="0"/>
+          <w:rFonts w:ascii="Arial" w:eastAsia="Times New Roman" w:hAnsi="Arial" w:cs="Arial"/>
+          <w:color w:val="1F2328"/>
+          <w:kern w:val="0"/>
+          <w:sz w:val="28"/>
+          <w:szCs w:val="28"/>
+          <w:lang w:eastAsia="en-ZA"/>
+          <w14:ligatures w14:val="none"/>
+        </w:rPr>
+      </w:pPr>
+      <w:r>
+        <w:rPr>
+          <w:rFonts w:ascii="Arial" w:eastAsia="Times New Roman" w:hAnsi="Arial" w:cs="Arial"/>
+          <w:color w:val="1F2328"/>
+          <w:kern w:val="0"/>
+          <w:sz w:val="28"/>
+          <w:szCs w:val="28"/>
           <w:lang w:eastAsia="en-ZA"/>
           <w14:ligatures w14:val="none"/>
         </w:rPr>
@@ -402,13 +434,13 @@
         <w:spacing w:before="360" w:after="240" w:line="240" w:lineRule="auto"/>
         <w:outlineLvl w:val="1"/>
         <w:rPr>
-          <w:rFonts w:ascii="Segoe UI" w:eastAsia="Times New Roman" w:hAnsi="Segoe UI" w:cs="Segoe UI"/>
+          <w:rFonts w:ascii="Arial" w:eastAsia="Times New Roman" w:hAnsi="Arial" w:cs="Arial"/>
           <w:b/>
           <w:bCs/>
           <w:color w:val="1F2328"/>
           <w:kern w:val="0"/>
-          <w:sz w:val="36"/>
-          <w:szCs w:val="36"/>
+          <w:sz w:val="28"/>
+          <w:szCs w:val="28"/>
           <w:lang w:eastAsia="en-ZA"/>
           <w14:ligatures w14:val="none"/>
         </w:rPr>
@@ -420,8 +452,8 @@
           <w:bCs/>
           <w:color w:val="1F2328"/>
           <w:kern w:val="0"/>
-          <w:sz w:val="36"/>
-          <w:szCs w:val="36"/>
+          <w:sz w:val="28"/>
+          <w:szCs w:val="28"/>
           <w:lang w:eastAsia="en-ZA"/>
           <w14:ligatures w14:val="none"/>
         </w:rPr>
@@ -429,13 +461,13 @@
       </w:r>
       <w:r>
         <w:rPr>
-          <w:rFonts w:ascii="Segoe UI" w:eastAsia="Times New Roman" w:hAnsi="Segoe UI" w:cs="Segoe UI"/>
+          <w:rFonts w:ascii="Arial" w:eastAsia="Times New Roman" w:hAnsi="Arial" w:cs="Arial"/>
           <w:b/>
           <w:bCs/>
           <w:color w:val="1F2328"/>
           <w:kern w:val="0"/>
-          <w:sz w:val="36"/>
-          <w:szCs w:val="36"/>
+          <w:sz w:val="28"/>
+          <w:szCs w:val="28"/>
           <w:lang w:eastAsia="en-ZA"/>
           <w14:ligatures w14:val="none"/>
         </w:rPr>
@@ -448,13 +480,13 @@
         <w:spacing w:before="360" w:after="240" w:line="240" w:lineRule="auto"/>
         <w:outlineLvl w:val="2"/>
         <w:rPr>
-          <w:rFonts w:ascii="Segoe UI" w:eastAsia="Times New Roman" w:hAnsi="Segoe UI" w:cs="Segoe UI"/>
+          <w:rFonts w:ascii="Arial" w:eastAsia="Times New Roman" w:hAnsi="Arial" w:cs="Arial"/>
           <w:b/>
           <w:bCs/>
           <w:color w:val="1F2328"/>
           <w:kern w:val="0"/>
-          <w:sz w:val="30"/>
-          <w:szCs w:val="30"/>
+          <w:sz w:val="28"/>
+          <w:szCs w:val="28"/>
           <w:lang w:eastAsia="en-ZA"/>
           <w14:ligatures w14:val="none"/>
         </w:rPr>
@@ -466,8 +498,8 @@
           <w:bCs/>
           <w:color w:val="1F2328"/>
           <w:kern w:val="0"/>
-          <w:sz w:val="30"/>
-          <w:szCs w:val="30"/>
+          <w:sz w:val="28"/>
+          <w:szCs w:val="28"/>
           <w:lang w:eastAsia="en-ZA"/>
           <w14:ligatures w14:val="none"/>
         </w:rPr>
@@ -476,13 +508,13 @@
       </w:r>
       <w:r>
         <w:rPr>
-          <w:rFonts w:ascii="Segoe UI" w:eastAsia="Times New Roman" w:hAnsi="Segoe UI" w:cs="Segoe UI"/>
+          <w:rFonts w:ascii="Arial" w:eastAsia="Times New Roman" w:hAnsi="Arial" w:cs="Arial"/>
           <w:b/>
           <w:bCs/>
           <w:color w:val="1F2328"/>
           <w:kern w:val="0"/>
-          <w:sz w:val="30"/>
-          <w:szCs w:val="30"/>
+          <w:sz w:val="28"/>
+          <w:szCs w:val="28"/>
           <w:lang w:eastAsia="en-ZA"/>
           <w14:ligatures w14:val="none"/>
         </w:rPr>
@@ -495,8 +527,8 @@
           <w:bCs/>
           <w:color w:val="1F2328"/>
           <w:kern w:val="0"/>
-          <w:sz w:val="30"/>
-          <w:szCs w:val="30"/>
+          <w:sz w:val="28"/>
+          <w:szCs w:val="28"/>
           <w:lang w:eastAsia="en-ZA"/>
           <w14:ligatures w14:val="none"/>
         </w:rPr>
@@ -504,13 +536,13 @@
       </w:r>
       <w:r>
         <w:rPr>
-          <w:rFonts w:ascii="Segoe UI" w:eastAsia="Times New Roman" w:hAnsi="Segoe UI" w:cs="Segoe UI"/>
+          <w:rFonts w:ascii="Arial" w:eastAsia="Times New Roman" w:hAnsi="Arial" w:cs="Arial"/>
           <w:b/>
           <w:bCs/>
           <w:color w:val="1F2328"/>
           <w:kern w:val="0"/>
-          <w:sz w:val="30"/>
-          <w:szCs w:val="30"/>
+          <w:sz w:val="28"/>
+          <w:szCs w:val="28"/>
           <w:lang w:eastAsia="en-ZA"/>
           <w14:ligatures w14:val="none"/>
         </w:rPr>
@@ -526,18 +558,22 @@
         <w:shd w:val="clear" w:color="auto" w:fill="FFFFFF"/>
         <w:spacing w:before="100" w:beforeAutospacing="1" w:after="100" w:afterAutospacing="1" w:line="240" w:lineRule="auto"/>
         <w:rPr>
-          <w:rFonts w:ascii="Segoe UI" w:eastAsia="Times New Roman" w:hAnsi="Segoe UI" w:cs="Segoe UI"/>
-          <w:color w:val="1F2328"/>
-          <w:kern w:val="0"/>
-          <w:lang w:eastAsia="en-ZA"/>
-          <w14:ligatures w14:val="none"/>
-        </w:rPr>
-      </w:pPr>
-      <w:r>
-        <w:rPr>
-          <w:rFonts w:ascii="Segoe UI" w:eastAsia="Times New Roman" w:hAnsi="Segoe UI" w:cs="Segoe UI"/>
-          <w:color w:val="1F2328"/>
-          <w:kern w:val="0"/>
+          <w:rFonts w:ascii="Arial" w:eastAsia="Times New Roman" w:hAnsi="Arial" w:cs="Arial"/>
+          <w:color w:val="1F2328"/>
+          <w:kern w:val="0"/>
+          <w:sz w:val="28"/>
+          <w:szCs w:val="28"/>
+          <w:lang w:eastAsia="en-ZA"/>
+          <w14:ligatures w14:val="none"/>
+        </w:rPr>
+      </w:pPr>
+      <w:r>
+        <w:rPr>
+          <w:rFonts w:ascii="Arial" w:eastAsia="Times New Roman" w:hAnsi="Arial" w:cs="Arial"/>
+          <w:color w:val="1F2328"/>
+          <w:kern w:val="0"/>
+          <w:sz w:val="28"/>
+          <w:szCs w:val="28"/>
           <w:lang w:eastAsia="en-ZA"/>
           <w14:ligatures w14:val="none"/>
         </w:rPr>
@@ -553,18 +589,22 @@
         <w:shd w:val="clear" w:color="auto" w:fill="FFFFFF"/>
         <w:spacing w:before="60" w:after="100" w:afterAutospacing="1" w:line="240" w:lineRule="auto"/>
         <w:rPr>
-          <w:rFonts w:ascii="Segoe UI" w:eastAsia="Times New Roman" w:hAnsi="Segoe UI" w:cs="Segoe UI"/>
-          <w:color w:val="1F2328"/>
-          <w:kern w:val="0"/>
-          <w:lang w:eastAsia="en-ZA"/>
-          <w14:ligatures w14:val="none"/>
-        </w:rPr>
-      </w:pPr>
-      <w:r>
-        <w:rPr>
-          <w:rFonts w:ascii="Segoe UI" w:eastAsia="Times New Roman" w:hAnsi="Segoe UI" w:cs="Segoe UI"/>
-          <w:color w:val="1F2328"/>
-          <w:kern w:val="0"/>
+          <w:rFonts w:ascii="Arial" w:eastAsia="Times New Roman" w:hAnsi="Arial" w:cs="Arial"/>
+          <w:color w:val="1F2328"/>
+          <w:kern w:val="0"/>
+          <w:sz w:val="28"/>
+          <w:szCs w:val="28"/>
+          <w:lang w:eastAsia="en-ZA"/>
+          <w14:ligatures w14:val="none"/>
+        </w:rPr>
+      </w:pPr>
+      <w:r>
+        <w:rPr>
+          <w:rFonts w:ascii="Arial" w:eastAsia="Times New Roman" w:hAnsi="Arial" w:cs="Arial"/>
+          <w:color w:val="1F2328"/>
+          <w:kern w:val="0"/>
+          <w:sz w:val="28"/>
+          <w:szCs w:val="28"/>
           <w:lang w:eastAsia="en-ZA"/>
           <w14:ligatures w14:val="none"/>
         </w:rPr>
@@ -576,19 +616,23 @@
         <w:shd w:val="clear" w:color="auto" w:fill="FFFFFF"/>
         <w:spacing w:after="240" w:line="240" w:lineRule="auto"/>
         <w:rPr>
-          <w:rFonts w:ascii="Segoe UI" w:eastAsia="Times New Roman" w:hAnsi="Segoe UI" w:cs="Segoe UI"/>
-          <w:color w:val="1F2328"/>
-          <w:kern w:val="0"/>
-          <w:lang w:eastAsia="en-ZA"/>
-          <w14:ligatures w14:val="none"/>
-        </w:rPr>
-      </w:pPr>
-      <w:r>
-        <w:rPr>
-          <w:rFonts w:ascii="Segoe UI" w:eastAsia="Times New Roman" w:hAnsi="Segoe UI" w:cs="Segoe UI"/>
+          <w:rFonts w:ascii="Arial" w:eastAsia="Times New Roman" w:hAnsi="Arial" w:cs="Arial"/>
+          <w:color w:val="1F2328"/>
+          <w:kern w:val="0"/>
+          <w:sz w:val="28"/>
+          <w:szCs w:val="28"/>
+          <w:lang w:eastAsia="en-ZA"/>
+          <w14:ligatures w14:val="none"/>
+        </w:rPr>
+      </w:pPr>
+      <w:r>
+        <w:rPr>
+          <w:rFonts w:ascii="Arial" w:eastAsia="Times New Roman" w:hAnsi="Arial" w:cs="Arial"/>
           <w:noProof/>
           <w:color w:val="0969DA"/>
           <w:kern w:val="0"/>
+          <w:sz w:val="28"/>
+          <w:szCs w:val="28"/>
           <w:lang w:eastAsia="en-ZA"/>
           <w14:ligatures w14:val="none"/>
         </w:rPr>
@@ -651,9 +695,11 @@
         <w:shd w:val="clear" w:color="auto" w:fill="FFFFFF"/>
         <w:spacing w:after="240" w:line="240" w:lineRule="auto"/>
         <w:rPr>
-          <w:rFonts w:ascii="Segoe UI" w:eastAsia="Times New Roman" w:hAnsi="Segoe UI" w:cs="Segoe UI"/>
-          <w:color w:val="1F2328"/>
-          <w:kern w:val="0"/>
+          <w:rFonts w:ascii="Arial" w:eastAsia="Times New Roman" w:hAnsi="Arial" w:cs="Arial"/>
+          <w:color w:val="1F2328"/>
+          <w:kern w:val="0"/>
+          <w:sz w:val="28"/>
+          <w:szCs w:val="28"/>
           <w:lang w:eastAsia="en-ZA"/>
           <w14:ligatures w14:val="none"/>
         </w:rPr>
@@ -664,9 +710,11 @@
         <w:shd w:val="clear" w:color="auto" w:fill="FFFFFF"/>
         <w:spacing w:after="240" w:line="240" w:lineRule="auto"/>
         <w:rPr>
-          <w:rFonts w:ascii="Segoe UI" w:eastAsia="Times New Roman" w:hAnsi="Segoe UI" w:cs="Segoe UI"/>
-          <w:color w:val="1F2328"/>
-          <w:kern w:val="0"/>
+          <w:rFonts w:ascii="Arial" w:eastAsia="Times New Roman" w:hAnsi="Arial" w:cs="Arial"/>
+          <w:color w:val="1F2328"/>
+          <w:kern w:val="0"/>
+          <w:sz w:val="28"/>
+          <w:szCs w:val="28"/>
           <w:lang w:eastAsia="en-ZA"/>
           <w14:ligatures w14:val="none"/>
         </w:rPr>
@@ -677,9 +725,11 @@
         <w:shd w:val="clear" w:color="auto" w:fill="FFFFFF"/>
         <w:spacing w:after="240" w:line="240" w:lineRule="auto"/>
         <w:rPr>
-          <w:rFonts w:ascii="Segoe UI" w:eastAsia="Times New Roman" w:hAnsi="Segoe UI" w:cs="Segoe UI"/>
-          <w:color w:val="1F2328"/>
-          <w:kern w:val="0"/>
+          <w:rFonts w:ascii="Arial" w:eastAsia="Times New Roman" w:hAnsi="Arial" w:cs="Arial"/>
+          <w:color w:val="1F2328"/>
+          <w:kern w:val="0"/>
+          <w:sz w:val="28"/>
+          <w:szCs w:val="28"/>
           <w:lang w:eastAsia="en-ZA"/>
           <w14:ligatures w14:val="none"/>
         </w:rPr>
@@ -690,9 +740,11 @@
         <w:shd w:val="clear" w:color="auto" w:fill="FFFFFF"/>
         <w:spacing w:after="240" w:line="240" w:lineRule="auto"/>
         <w:rPr>
-          <w:rFonts w:ascii="Segoe UI" w:eastAsia="Times New Roman" w:hAnsi="Segoe UI" w:cs="Segoe UI"/>
-          <w:color w:val="1F2328"/>
-          <w:kern w:val="0"/>
+          <w:rFonts w:ascii="Arial" w:eastAsia="Times New Roman" w:hAnsi="Arial" w:cs="Arial"/>
+          <w:color w:val="1F2328"/>
+          <w:kern w:val="0"/>
+          <w:sz w:val="28"/>
+          <w:szCs w:val="28"/>
           <w:lang w:eastAsia="en-ZA"/>
           <w14:ligatures w14:val="none"/>
         </w:rPr>
@@ -703,9 +755,11 @@
         <w:shd w:val="clear" w:color="auto" w:fill="FFFFFF"/>
         <w:spacing w:after="240" w:line="240" w:lineRule="auto"/>
         <w:rPr>
-          <w:rFonts w:ascii="Segoe UI" w:eastAsia="Times New Roman" w:hAnsi="Segoe UI" w:cs="Segoe UI"/>
-          <w:color w:val="1F2328"/>
-          <w:kern w:val="0"/>
+          <w:rFonts w:ascii="Arial" w:eastAsia="Times New Roman" w:hAnsi="Arial" w:cs="Arial"/>
+          <w:color w:val="1F2328"/>
+          <w:kern w:val="0"/>
+          <w:sz w:val="28"/>
+          <w:szCs w:val="28"/>
           <w:lang w:eastAsia="en-ZA"/>
           <w14:ligatures w14:val="none"/>
         </w:rPr>
@@ -716,9 +770,11 @@
         <w:shd w:val="clear" w:color="auto" w:fill="FFFFFF"/>
         <w:spacing w:after="240" w:line="240" w:lineRule="auto"/>
         <w:rPr>
-          <w:rFonts w:ascii="Segoe UI" w:eastAsia="Times New Roman" w:hAnsi="Segoe UI" w:cs="Segoe UI"/>
-          <w:color w:val="1F2328"/>
-          <w:kern w:val="0"/>
+          <w:rFonts w:ascii="Arial" w:eastAsia="Times New Roman" w:hAnsi="Arial" w:cs="Arial"/>
+          <w:color w:val="1F2328"/>
+          <w:kern w:val="0"/>
+          <w:sz w:val="28"/>
+          <w:szCs w:val="28"/>
           <w:lang w:eastAsia="en-ZA"/>
           <w14:ligatures w14:val="none"/>
         </w:rPr>
@@ -729,9 +785,11 @@
         <w:shd w:val="clear" w:color="auto" w:fill="FFFFFF"/>
         <w:spacing w:after="240" w:line="240" w:lineRule="auto"/>
         <w:rPr>
-          <w:rFonts w:ascii="Segoe UI" w:eastAsia="Times New Roman" w:hAnsi="Segoe UI" w:cs="Segoe UI"/>
-          <w:color w:val="1F2328"/>
-          <w:kern w:val="0"/>
+          <w:rFonts w:ascii="Arial" w:eastAsia="Times New Roman" w:hAnsi="Arial" w:cs="Arial"/>
+          <w:color w:val="1F2328"/>
+          <w:kern w:val="0"/>
+          <w:sz w:val="28"/>
+          <w:szCs w:val="28"/>
           <w:lang w:eastAsia="en-ZA"/>
           <w14:ligatures w14:val="none"/>
         </w:rPr>
@@ -742,9 +800,11 @@
         <w:shd w:val="clear" w:color="auto" w:fill="FFFFFF"/>
         <w:spacing w:after="240" w:line="240" w:lineRule="auto"/>
         <w:rPr>
-          <w:rFonts w:ascii="Segoe UI" w:eastAsia="Times New Roman" w:hAnsi="Segoe UI" w:cs="Segoe UI"/>
-          <w:color w:val="1F2328"/>
-          <w:kern w:val="0"/>
+          <w:rFonts w:ascii="Arial" w:eastAsia="Times New Roman" w:hAnsi="Arial" w:cs="Arial"/>
+          <w:color w:val="1F2328"/>
+          <w:kern w:val="0"/>
+          <w:sz w:val="28"/>
+          <w:szCs w:val="28"/>
           <w:lang w:eastAsia="en-ZA"/>
           <w14:ligatures w14:val="none"/>
         </w:rPr>
@@ -755,9 +815,11 @@
         <w:shd w:val="clear" w:color="auto" w:fill="FFFFFF"/>
         <w:spacing w:after="240" w:line="240" w:lineRule="auto"/>
         <w:rPr>
-          <w:rFonts w:ascii="Segoe UI" w:eastAsia="Times New Roman" w:hAnsi="Segoe UI" w:cs="Segoe UI"/>
-          <w:color w:val="1F2328"/>
-          <w:kern w:val="0"/>
+          <w:rFonts w:ascii="Arial" w:eastAsia="Times New Roman" w:hAnsi="Arial" w:cs="Arial"/>
+          <w:color w:val="1F2328"/>
+          <w:kern w:val="0"/>
+          <w:sz w:val="28"/>
+          <w:szCs w:val="28"/>
           <w:lang w:eastAsia="en-ZA"/>
           <w14:ligatures w14:val="none"/>
         </w:rPr>
@@ -769,13 +831,13 @@
         <w:spacing w:before="360" w:after="240" w:line="240" w:lineRule="auto"/>
         <w:outlineLvl w:val="2"/>
         <w:rPr>
-          <w:rFonts w:ascii="Segoe UI" w:eastAsia="Times New Roman" w:hAnsi="Segoe UI" w:cs="Segoe UI"/>
+          <w:rFonts w:ascii="Arial" w:eastAsia="Times New Roman" w:hAnsi="Arial" w:cs="Arial"/>
           <w:b/>
           <w:bCs/>
           <w:color w:val="1F2328"/>
           <w:kern w:val="0"/>
-          <w:sz w:val="30"/>
-          <w:szCs w:val="30"/>
+          <w:sz w:val="28"/>
+          <w:szCs w:val="28"/>
           <w:lang w:eastAsia="en-ZA"/>
           <w14:ligatures w14:val="none"/>
         </w:rPr>
@@ -787,23 +849,22 @@
           <w:bCs/>
           <w:color w:val="1F2328"/>
           <w:kern w:val="0"/>
-          <w:sz w:val="30"/>
-          <w:szCs w:val="30"/>
-          <w:lang w:eastAsia="en-ZA"/>
-          <w14:ligatures w14:val="none"/>
-        </w:rPr>
-        <w:lastRenderedPageBreak/>
+          <w:sz w:val="28"/>
+          <w:szCs w:val="28"/>
+          <w:lang w:eastAsia="en-ZA"/>
+          <w14:ligatures w14:val="none"/>
+        </w:rPr>
         <w:t>❓</w:t>
       </w:r>
       <w:r>
         <w:rPr>
-          <w:rFonts w:ascii="Segoe UI" w:eastAsia="Times New Roman" w:hAnsi="Segoe UI" w:cs="Segoe UI"/>
+          <w:rFonts w:ascii="Arial" w:eastAsia="Times New Roman" w:hAnsi="Arial" w:cs="Arial"/>
           <w:b/>
           <w:bCs/>
           <w:color w:val="1F2328"/>
           <w:kern w:val="0"/>
-          <w:sz w:val="30"/>
-          <w:szCs w:val="30"/>
+          <w:sz w:val="28"/>
+          <w:szCs w:val="28"/>
           <w:lang w:eastAsia="en-ZA"/>
           <w14:ligatures w14:val="none"/>
         </w:rPr>
@@ -816,13 +877,13 @@
         <w:spacing w:before="360" w:after="240" w:line="240" w:lineRule="auto"/>
         <w:outlineLvl w:val="2"/>
         <w:rPr>
-          <w:rFonts w:ascii="Segoe UI" w:eastAsia="Times New Roman" w:hAnsi="Segoe UI" w:cs="Segoe UI"/>
+          <w:rFonts w:ascii="Arial" w:eastAsia="Times New Roman" w:hAnsi="Arial" w:cs="Arial"/>
           <w:b/>
           <w:bCs/>
           <w:color w:val="1F2328"/>
           <w:kern w:val="0"/>
-          <w:sz w:val="30"/>
-          <w:szCs w:val="30"/>
+          <w:sz w:val="28"/>
+          <w:szCs w:val="28"/>
           <w:lang w:eastAsia="en-ZA"/>
           <w14:ligatures w14:val="none"/>
         </w:rPr>
@@ -833,19 +894,23 @@
         <w:shd w:val="clear" w:color="auto" w:fill="FFFFFF"/>
         <w:spacing w:after="240" w:line="240" w:lineRule="auto"/>
         <w:rPr>
-          <w:rFonts w:ascii="Segoe UI" w:eastAsia="Times New Roman" w:hAnsi="Segoe UI" w:cs="Segoe UI"/>
-          <w:color w:val="1F2328"/>
-          <w:kern w:val="0"/>
-          <w:lang w:eastAsia="en-ZA"/>
-          <w14:ligatures w14:val="none"/>
-        </w:rPr>
-      </w:pPr>
-      <w:r>
-        <w:rPr>
-          <w:rFonts w:ascii="Segoe UI" w:eastAsia="Times New Roman" w:hAnsi="Segoe UI" w:cs="Segoe UI"/>
+          <w:rFonts w:ascii="Arial" w:eastAsia="Times New Roman" w:hAnsi="Arial" w:cs="Arial"/>
+          <w:color w:val="1F2328"/>
+          <w:kern w:val="0"/>
+          <w:sz w:val="28"/>
+          <w:szCs w:val="28"/>
+          <w:lang w:eastAsia="en-ZA"/>
+          <w14:ligatures w14:val="none"/>
+        </w:rPr>
+      </w:pPr>
+      <w:r>
+        <w:rPr>
+          <w:rFonts w:ascii="Arial" w:eastAsia="Times New Roman" w:hAnsi="Arial" w:cs="Arial"/>
           <w:noProof/>
           <w:color w:val="0969DA"/>
           <w:kern w:val="0"/>
+          <w:sz w:val="28"/>
+          <w:szCs w:val="28"/>
           <w:lang w:eastAsia="en-ZA"/>
           <w14:ligatures w14:val="none"/>
         </w:rPr>
@@ -912,9 +977,11 @@
         <w:shd w:val="clear" w:color="auto" w:fill="FFFFFF"/>
         <w:spacing w:before="240" w:after="240" w:line="240" w:lineRule="auto"/>
         <w:rPr>
-          <w:rFonts w:ascii="Segoe UI" w:eastAsia="Times New Roman" w:hAnsi="Segoe UI" w:cs="Segoe UI"/>
-          <w:color w:val="1F2328"/>
-          <w:kern w:val="0"/>
+          <w:rFonts w:ascii="Arial" w:eastAsia="Times New Roman" w:hAnsi="Arial" w:cs="Arial"/>
+          <w:color w:val="1F2328"/>
+          <w:kern w:val="0"/>
+          <w:sz w:val="28"/>
+          <w:szCs w:val="28"/>
           <w:lang w:eastAsia="en-ZA"/>
           <w14:ligatures w14:val="none"/>
         </w:rPr>
@@ -922,9 +989,11 @@
       <w:proofErr w:type="spellStart"/>
       <w:r>
         <w:rPr>
-          <w:rFonts w:ascii="Segoe UI" w:eastAsia="Times New Roman" w:hAnsi="Segoe UI" w:cs="Segoe UI"/>
-          <w:color w:val="1F2328"/>
-          <w:kern w:val="0"/>
+          <w:rFonts w:ascii="Arial" w:eastAsia="Times New Roman" w:hAnsi="Arial" w:cs="Arial"/>
+          <w:color w:val="1F2328"/>
+          <w:kern w:val="0"/>
+          <w:sz w:val="28"/>
+          <w:szCs w:val="28"/>
           <w:lang w:eastAsia="en-ZA"/>
           <w14:ligatures w14:val="none"/>
         </w:rPr>
@@ -933,9 +1002,11 @@
       <w:proofErr w:type="spellEnd"/>
       <w:r>
         <w:rPr>
-          <w:rFonts w:ascii="Segoe UI" w:eastAsia="Times New Roman" w:hAnsi="Segoe UI" w:cs="Segoe UI"/>
-          <w:color w:val="1F2328"/>
-          <w:kern w:val="0"/>
+          <w:rFonts w:ascii="Arial" w:eastAsia="Times New Roman" w:hAnsi="Arial" w:cs="Arial"/>
+          <w:color w:val="1F2328"/>
+          <w:kern w:val="0"/>
+          <w:sz w:val="28"/>
+          <w:szCs w:val="28"/>
           <w:lang w:eastAsia="en-ZA"/>
           <w14:ligatures w14:val="none"/>
         </w:rPr>
@@ -951,18 +1022,22 @@
         <w:shd w:val="clear" w:color="auto" w:fill="FFFFFF"/>
         <w:spacing w:before="240" w:after="240" w:line="240" w:lineRule="auto"/>
         <w:rPr>
-          <w:rFonts w:ascii="Segoe UI" w:eastAsia="Times New Roman" w:hAnsi="Segoe UI" w:cs="Segoe UI"/>
-          <w:color w:val="1F2328"/>
-          <w:kern w:val="0"/>
-          <w:lang w:eastAsia="en-ZA"/>
-          <w14:ligatures w14:val="none"/>
-        </w:rPr>
-      </w:pPr>
-      <w:r>
-        <w:rPr>
-          <w:rFonts w:ascii="Segoe UI" w:eastAsia="Times New Roman" w:hAnsi="Segoe UI" w:cs="Segoe UI"/>
-          <w:color w:val="1F2328"/>
-          <w:kern w:val="0"/>
+          <w:rFonts w:ascii="Arial" w:eastAsia="Times New Roman" w:hAnsi="Arial" w:cs="Arial"/>
+          <w:color w:val="1F2328"/>
+          <w:kern w:val="0"/>
+          <w:sz w:val="28"/>
+          <w:szCs w:val="28"/>
+          <w:lang w:eastAsia="en-ZA"/>
+          <w14:ligatures w14:val="none"/>
+        </w:rPr>
+      </w:pPr>
+      <w:r>
+        <w:rPr>
+          <w:rFonts w:ascii="Arial" w:eastAsia="Times New Roman" w:hAnsi="Arial" w:cs="Arial"/>
+          <w:color w:val="1F2328"/>
+          <w:kern w:val="0"/>
+          <w:sz w:val="28"/>
+          <w:szCs w:val="28"/>
           <w:lang w:eastAsia="en-ZA"/>
           <w14:ligatures w14:val="none"/>
         </w:rPr>
@@ -978,18 +1053,22 @@
         <w:shd w:val="clear" w:color="auto" w:fill="FFFFFF"/>
         <w:spacing w:before="100" w:beforeAutospacing="1" w:after="100" w:afterAutospacing="1" w:line="240" w:lineRule="auto"/>
         <w:rPr>
-          <w:rFonts w:ascii="Segoe UI" w:eastAsia="Times New Roman" w:hAnsi="Segoe UI" w:cs="Segoe UI"/>
-          <w:color w:val="1F2328"/>
-          <w:kern w:val="0"/>
-          <w:lang w:eastAsia="en-ZA"/>
-          <w14:ligatures w14:val="none"/>
-        </w:rPr>
-      </w:pPr>
-      <w:r>
-        <w:rPr>
-          <w:rFonts w:ascii="Segoe UI" w:eastAsia="Times New Roman" w:hAnsi="Segoe UI" w:cs="Segoe UI"/>
-          <w:color w:val="1F2328"/>
-          <w:kern w:val="0"/>
+          <w:rFonts w:ascii="Arial" w:eastAsia="Times New Roman" w:hAnsi="Arial" w:cs="Arial"/>
+          <w:color w:val="1F2328"/>
+          <w:kern w:val="0"/>
+          <w:sz w:val="28"/>
+          <w:szCs w:val="28"/>
+          <w:lang w:eastAsia="en-ZA"/>
+          <w14:ligatures w14:val="none"/>
+        </w:rPr>
+      </w:pPr>
+      <w:r>
+        <w:rPr>
+          <w:rFonts w:ascii="Arial" w:eastAsia="Times New Roman" w:hAnsi="Arial" w:cs="Arial"/>
+          <w:color w:val="1F2328"/>
+          <w:kern w:val="0"/>
+          <w:sz w:val="28"/>
+          <w:szCs w:val="28"/>
           <w:lang w:eastAsia="en-ZA"/>
           <w14:ligatures w14:val="none"/>
         </w:rPr>
@@ -1005,18 +1084,22 @@
         <w:shd w:val="clear" w:color="auto" w:fill="FFFFFF"/>
         <w:spacing w:before="60" w:after="100" w:afterAutospacing="1" w:line="240" w:lineRule="auto"/>
         <w:rPr>
-          <w:rFonts w:ascii="Segoe UI" w:eastAsia="Times New Roman" w:hAnsi="Segoe UI" w:cs="Segoe UI"/>
-          <w:color w:val="1F2328"/>
-          <w:kern w:val="0"/>
-          <w:lang w:eastAsia="en-ZA"/>
-          <w14:ligatures w14:val="none"/>
-        </w:rPr>
-      </w:pPr>
-      <w:r>
-        <w:rPr>
-          <w:rFonts w:ascii="Segoe UI" w:eastAsia="Times New Roman" w:hAnsi="Segoe UI" w:cs="Segoe UI"/>
-          <w:color w:val="1F2328"/>
-          <w:kern w:val="0"/>
+          <w:rFonts w:ascii="Arial" w:eastAsia="Times New Roman" w:hAnsi="Arial" w:cs="Arial"/>
+          <w:color w:val="1F2328"/>
+          <w:kern w:val="0"/>
+          <w:sz w:val="28"/>
+          <w:szCs w:val="28"/>
+          <w:lang w:eastAsia="en-ZA"/>
+          <w14:ligatures w14:val="none"/>
+        </w:rPr>
+      </w:pPr>
+      <w:r>
+        <w:rPr>
+          <w:rFonts w:ascii="Arial" w:eastAsia="Times New Roman" w:hAnsi="Arial" w:cs="Arial"/>
+          <w:color w:val="1F2328"/>
+          <w:kern w:val="0"/>
+          <w:sz w:val="28"/>
+          <w:szCs w:val="28"/>
           <w:lang w:eastAsia="en-ZA"/>
           <w14:ligatures w14:val="none"/>
         </w:rPr>
@@ -1032,9 +1115,11 @@
         <w:shd w:val="clear" w:color="auto" w:fill="FFFFFF"/>
         <w:spacing w:before="60" w:after="100" w:afterAutospacing="1" w:line="240" w:lineRule="auto"/>
         <w:rPr>
-          <w:rFonts w:ascii="Segoe UI" w:eastAsia="Times New Roman" w:hAnsi="Segoe UI" w:cs="Segoe UI"/>
-          <w:color w:val="1F2328"/>
-          <w:kern w:val="0"/>
+          <w:rFonts w:ascii="Arial" w:eastAsia="Times New Roman" w:hAnsi="Arial" w:cs="Arial"/>
+          <w:color w:val="1F2328"/>
+          <w:kern w:val="0"/>
+          <w:sz w:val="28"/>
+          <w:szCs w:val="28"/>
           <w:lang w:eastAsia="en-ZA"/>
           <w14:ligatures w14:val="none"/>
         </w:rPr>
@@ -1044,6 +1129,8 @@
           <w:rFonts w:ascii="Segoe UI Emoji" w:eastAsia="Times New Roman" w:hAnsi="Segoe UI Emoji" w:cs="Segoe UI Emoji"/>
           <w:color w:val="1F2328"/>
           <w:kern w:val="0"/>
+          <w:sz w:val="28"/>
+          <w:szCs w:val="28"/>
           <w:lang w:eastAsia="en-ZA"/>
           <w14:ligatures w14:val="none"/>
         </w:rPr>
@@ -1051,9 +1138,11 @@
       </w:r>
       <w:r>
         <w:rPr>
-          <w:rFonts w:ascii="Segoe UI" w:eastAsia="Times New Roman" w:hAnsi="Segoe UI" w:cs="Segoe UI"/>
-          <w:color w:val="1F2328"/>
-          <w:kern w:val="0"/>
+          <w:rFonts w:ascii="Arial" w:eastAsia="Times New Roman" w:hAnsi="Arial" w:cs="Arial"/>
+          <w:color w:val="1F2328"/>
+          <w:kern w:val="0"/>
+          <w:sz w:val="28"/>
+          <w:szCs w:val="28"/>
           <w:lang w:eastAsia="en-ZA"/>
           <w14:ligatures w14:val="none"/>
         </w:rPr>
@@ -1066,19 +1155,23 @@
         <w:spacing w:before="240" w:after="240" w:line="240" w:lineRule="auto"/>
         <w:ind w:left="720"/>
         <w:rPr>
-          <w:rFonts w:ascii="Segoe UI" w:eastAsia="Times New Roman" w:hAnsi="Segoe UI" w:cs="Segoe UI"/>
-          <w:color w:val="1F2328"/>
-          <w:kern w:val="0"/>
-          <w:lang w:eastAsia="en-ZA"/>
-          <w14:ligatures w14:val="none"/>
-        </w:rPr>
-      </w:pPr>
-      <w:r>
-        <w:rPr>
-          <w:rFonts w:ascii="Segoe UI" w:eastAsia="Times New Roman" w:hAnsi="Segoe UI" w:cs="Segoe UI"/>
+          <w:rFonts w:ascii="Arial" w:eastAsia="Times New Roman" w:hAnsi="Arial" w:cs="Arial"/>
+          <w:color w:val="1F2328"/>
+          <w:kern w:val="0"/>
+          <w:sz w:val="28"/>
+          <w:szCs w:val="28"/>
+          <w:lang w:eastAsia="en-ZA"/>
+          <w14:ligatures w14:val="none"/>
+        </w:rPr>
+      </w:pPr>
+      <w:r>
+        <w:rPr>
+          <w:rFonts w:ascii="Arial" w:eastAsia="Times New Roman" w:hAnsi="Arial" w:cs="Arial"/>
           <w:noProof/>
           <w:color w:val="0969DA"/>
           <w:kern w:val="0"/>
+          <w:sz w:val="28"/>
+          <w:szCs w:val="28"/>
           <w:lang w:eastAsia="en-ZA"/>
           <w14:ligatures w14:val="none"/>
         </w:rPr>
@@ -1145,9 +1238,11 @@
         <w:shd w:val="clear" w:color="auto" w:fill="FFFFFF"/>
         <w:spacing w:before="100" w:beforeAutospacing="1" w:after="100" w:afterAutospacing="1" w:line="240" w:lineRule="auto"/>
         <w:rPr>
-          <w:rFonts w:ascii="Segoe UI" w:eastAsia="Times New Roman" w:hAnsi="Segoe UI" w:cs="Segoe UI"/>
-          <w:color w:val="1F2328"/>
-          <w:kern w:val="0"/>
+          <w:rFonts w:ascii="Arial" w:eastAsia="Times New Roman" w:hAnsi="Arial" w:cs="Arial"/>
+          <w:color w:val="1F2328"/>
+          <w:kern w:val="0"/>
+          <w:sz w:val="28"/>
+          <w:szCs w:val="28"/>
           <w:lang w:eastAsia="en-ZA"/>
           <w14:ligatures w14:val="none"/>
         </w:rPr>
@@ -1157,6 +1252,8 @@
           <w:rFonts w:ascii="Segoe UI Emoji" w:eastAsia="Times New Roman" w:hAnsi="Segoe UI Emoji" w:cs="Segoe UI Emoji"/>
           <w:color w:val="1F2328"/>
           <w:kern w:val="0"/>
+          <w:sz w:val="28"/>
+          <w:szCs w:val="28"/>
           <w:lang w:eastAsia="en-ZA"/>
           <w14:ligatures w14:val="none"/>
         </w:rPr>
@@ -1164,9 +1261,11 @@
       </w:r>
       <w:r>
         <w:rPr>
-          <w:rFonts w:ascii="Segoe UI" w:eastAsia="Times New Roman" w:hAnsi="Segoe UI" w:cs="Segoe UI"/>
-          <w:color w:val="1F2328"/>
-          <w:kern w:val="0"/>
+          <w:rFonts w:ascii="Arial" w:eastAsia="Times New Roman" w:hAnsi="Arial" w:cs="Arial"/>
+          <w:color w:val="1F2328"/>
+          <w:kern w:val="0"/>
+          <w:sz w:val="28"/>
+          <w:szCs w:val="28"/>
           <w:lang w:eastAsia="en-ZA"/>
           <w14:ligatures w14:val="none"/>
         </w:rPr>
@@ -1178,19 +1277,23 @@
         <w:shd w:val="clear" w:color="auto" w:fill="FFFFFF"/>
         <w:spacing w:after="240" w:line="240" w:lineRule="auto"/>
         <w:rPr>
-          <w:rFonts w:ascii="Segoe UI" w:eastAsia="Times New Roman" w:hAnsi="Segoe UI" w:cs="Segoe UI"/>
-          <w:color w:val="1F2328"/>
-          <w:kern w:val="0"/>
-          <w:lang w:eastAsia="en-ZA"/>
-          <w14:ligatures w14:val="none"/>
-        </w:rPr>
-      </w:pPr>
-      <w:r>
-        <w:rPr>
-          <w:rFonts w:ascii="Segoe UI" w:eastAsia="Times New Roman" w:hAnsi="Segoe UI" w:cs="Segoe UI"/>
+          <w:rFonts w:ascii="Arial" w:eastAsia="Times New Roman" w:hAnsi="Arial" w:cs="Arial"/>
+          <w:color w:val="1F2328"/>
+          <w:kern w:val="0"/>
+          <w:sz w:val="28"/>
+          <w:szCs w:val="28"/>
+          <w:lang w:eastAsia="en-ZA"/>
+          <w14:ligatures w14:val="none"/>
+        </w:rPr>
+      </w:pPr>
+      <w:r>
+        <w:rPr>
+          <w:rFonts w:ascii="Arial" w:eastAsia="Times New Roman" w:hAnsi="Arial" w:cs="Arial"/>
           <w:noProof/>
           <w:color w:val="0969DA"/>
           <w:kern w:val="0"/>
+          <w:sz w:val="28"/>
+          <w:szCs w:val="28"/>
           <w:lang w:eastAsia="en-ZA"/>
           <w14:ligatures w14:val="none"/>
         </w:rPr>
@@ -1254,18 +1357,22 @@
         <w:shd w:val="clear" w:color="auto" w:fill="FFFFFF"/>
         <w:spacing w:after="240" w:line="240" w:lineRule="auto"/>
         <w:rPr>
-          <w:rFonts w:ascii="Segoe UI" w:eastAsia="Times New Roman" w:hAnsi="Segoe UI" w:cs="Segoe UI"/>
-          <w:color w:val="1F2328"/>
-          <w:kern w:val="0"/>
-          <w:lang w:eastAsia="en-ZA"/>
-          <w14:ligatures w14:val="none"/>
-        </w:rPr>
-      </w:pPr>
-      <w:r>
-        <w:rPr>
-          <w:rFonts w:ascii="Segoe UI" w:eastAsia="Times New Roman" w:hAnsi="Segoe UI" w:cs="Segoe UI"/>
-          <w:color w:val="1F2328"/>
-          <w:kern w:val="0"/>
+          <w:rFonts w:ascii="Arial" w:eastAsia="Times New Roman" w:hAnsi="Arial" w:cs="Arial"/>
+          <w:color w:val="1F2328"/>
+          <w:kern w:val="0"/>
+          <w:sz w:val="28"/>
+          <w:szCs w:val="28"/>
+          <w:lang w:eastAsia="en-ZA"/>
+          <w14:ligatures w14:val="none"/>
+        </w:rPr>
+      </w:pPr>
+      <w:r>
+        <w:rPr>
+          <w:rFonts w:ascii="Arial" w:eastAsia="Times New Roman" w:hAnsi="Arial" w:cs="Arial"/>
+          <w:color w:val="1F2328"/>
+          <w:kern w:val="0"/>
+          <w:sz w:val="28"/>
+          <w:szCs w:val="28"/>
           <w:lang w:eastAsia="en-ZA"/>
           <w14:ligatures w14:val="none"/>
         </w:rPr>
@@ -1278,13 +1385,13 @@
         <w:spacing w:before="360" w:after="240" w:line="240" w:lineRule="auto"/>
         <w:outlineLvl w:val="2"/>
         <w:rPr>
-          <w:rFonts w:ascii="Segoe UI" w:eastAsia="Times New Roman" w:hAnsi="Segoe UI" w:cs="Segoe UI"/>
+          <w:rFonts w:ascii="Arial" w:eastAsia="Times New Roman" w:hAnsi="Arial" w:cs="Arial"/>
           <w:b/>
           <w:bCs/>
           <w:color w:val="1F2328"/>
           <w:kern w:val="0"/>
-          <w:sz w:val="30"/>
-          <w:szCs w:val="30"/>
+          <w:sz w:val="28"/>
+          <w:szCs w:val="28"/>
           <w:lang w:eastAsia="en-ZA"/>
           <w14:ligatures w14:val="none"/>
         </w:rPr>
@@ -1296,8 +1403,8 @@
           <w:bCs/>
           <w:color w:val="1F2328"/>
           <w:kern w:val="0"/>
-          <w:sz w:val="30"/>
-          <w:szCs w:val="30"/>
+          <w:sz w:val="28"/>
+          <w:szCs w:val="28"/>
           <w:lang w:eastAsia="en-ZA"/>
           <w14:ligatures w14:val="none"/>
         </w:rPr>
@@ -1305,13 +1412,13 @@
       </w:r>
       <w:r>
         <w:rPr>
-          <w:rFonts w:ascii="Segoe UI" w:eastAsia="Times New Roman" w:hAnsi="Segoe UI" w:cs="Segoe UI"/>
+          <w:rFonts w:ascii="Arial" w:eastAsia="Times New Roman" w:hAnsi="Arial" w:cs="Arial"/>
           <w:b/>
           <w:bCs/>
           <w:color w:val="1F2328"/>
           <w:kern w:val="0"/>
-          <w:sz w:val="30"/>
-          <w:szCs w:val="30"/>
+          <w:sz w:val="28"/>
+          <w:szCs w:val="28"/>
           <w:lang w:eastAsia="en-ZA"/>
           <w14:ligatures w14:val="none"/>
         </w:rPr>
@@ -1327,18 +1434,22 @@
         <w:shd w:val="clear" w:color="auto" w:fill="FFFFFF"/>
         <w:spacing w:before="100" w:beforeAutospacing="1" w:after="100" w:afterAutospacing="1" w:line="240" w:lineRule="auto"/>
         <w:rPr>
-          <w:rFonts w:ascii="Segoe UI" w:eastAsia="Times New Roman" w:hAnsi="Segoe UI" w:cs="Segoe UI"/>
-          <w:color w:val="1F2328"/>
-          <w:kern w:val="0"/>
-          <w:lang w:eastAsia="en-ZA"/>
-          <w14:ligatures w14:val="none"/>
-        </w:rPr>
-      </w:pPr>
-      <w:r>
-        <w:rPr>
-          <w:rFonts w:ascii="Segoe UI" w:eastAsia="Times New Roman" w:hAnsi="Segoe UI" w:cs="Segoe UI"/>
-          <w:color w:val="1F2328"/>
-          <w:kern w:val="0"/>
+          <w:rFonts w:ascii="Arial" w:eastAsia="Times New Roman" w:hAnsi="Arial" w:cs="Arial"/>
+          <w:color w:val="1F2328"/>
+          <w:kern w:val="0"/>
+          <w:sz w:val="28"/>
+          <w:szCs w:val="28"/>
+          <w:lang w:eastAsia="en-ZA"/>
+          <w14:ligatures w14:val="none"/>
+        </w:rPr>
+      </w:pPr>
+      <w:r>
+        <w:rPr>
+          <w:rFonts w:ascii="Arial" w:eastAsia="Times New Roman" w:hAnsi="Arial" w:cs="Arial"/>
+          <w:color w:val="1F2328"/>
+          <w:kern w:val="0"/>
+          <w:sz w:val="28"/>
+          <w:szCs w:val="28"/>
           <w:lang w:eastAsia="en-ZA"/>
           <w14:ligatures w14:val="none"/>
         </w:rPr>
@@ -1354,18 +1465,22 @@
         <w:shd w:val="clear" w:color="auto" w:fill="FFFFFF"/>
         <w:spacing w:before="60" w:after="100" w:afterAutospacing="1" w:line="240" w:lineRule="auto"/>
         <w:rPr>
-          <w:rFonts w:ascii="Segoe UI" w:eastAsia="Times New Roman" w:hAnsi="Segoe UI" w:cs="Segoe UI"/>
-          <w:color w:val="1F2328"/>
-          <w:kern w:val="0"/>
-          <w:lang w:eastAsia="en-ZA"/>
-          <w14:ligatures w14:val="none"/>
-        </w:rPr>
-      </w:pPr>
-      <w:r>
-        <w:rPr>
-          <w:rFonts w:ascii="Segoe UI" w:eastAsia="Times New Roman" w:hAnsi="Segoe UI" w:cs="Segoe UI"/>
-          <w:color w:val="1F2328"/>
-          <w:kern w:val="0"/>
+          <w:rFonts w:ascii="Arial" w:eastAsia="Times New Roman" w:hAnsi="Arial" w:cs="Arial"/>
+          <w:color w:val="1F2328"/>
+          <w:kern w:val="0"/>
+          <w:sz w:val="28"/>
+          <w:szCs w:val="28"/>
+          <w:lang w:eastAsia="en-ZA"/>
+          <w14:ligatures w14:val="none"/>
+        </w:rPr>
+      </w:pPr>
+      <w:r>
+        <w:rPr>
+          <w:rFonts w:ascii="Arial" w:eastAsia="Times New Roman" w:hAnsi="Arial" w:cs="Arial"/>
+          <w:color w:val="1F2328"/>
+          <w:kern w:val="0"/>
+          <w:sz w:val="28"/>
+          <w:szCs w:val="28"/>
           <w:lang w:eastAsia="en-ZA"/>
           <w14:ligatures w14:val="none"/>
         </w:rPr>
@@ -1381,18 +1496,22 @@
         <w:shd w:val="clear" w:color="auto" w:fill="FFFFFF"/>
         <w:spacing w:before="60" w:after="100" w:afterAutospacing="1" w:line="240" w:lineRule="auto"/>
         <w:rPr>
-          <w:rFonts w:ascii="Segoe UI" w:eastAsia="Times New Roman" w:hAnsi="Segoe UI" w:cs="Segoe UI"/>
-          <w:color w:val="1F2328"/>
-          <w:kern w:val="0"/>
-          <w:lang w:eastAsia="en-ZA"/>
-          <w14:ligatures w14:val="none"/>
-        </w:rPr>
-      </w:pPr>
-      <w:r>
-        <w:rPr>
-          <w:rFonts w:ascii="Segoe UI" w:eastAsia="Times New Roman" w:hAnsi="Segoe UI" w:cs="Segoe UI"/>
-          <w:color w:val="1F2328"/>
-          <w:kern w:val="0"/>
+          <w:rFonts w:ascii="Arial" w:eastAsia="Times New Roman" w:hAnsi="Arial" w:cs="Arial"/>
+          <w:color w:val="1F2328"/>
+          <w:kern w:val="0"/>
+          <w:sz w:val="28"/>
+          <w:szCs w:val="28"/>
+          <w:lang w:eastAsia="en-ZA"/>
+          <w14:ligatures w14:val="none"/>
+        </w:rPr>
+      </w:pPr>
+      <w:r>
+        <w:rPr>
+          <w:rFonts w:ascii="Arial" w:eastAsia="Times New Roman" w:hAnsi="Arial" w:cs="Arial"/>
+          <w:color w:val="1F2328"/>
+          <w:kern w:val="0"/>
+          <w:sz w:val="28"/>
+          <w:szCs w:val="28"/>
           <w:lang w:eastAsia="en-ZA"/>
           <w14:ligatures w14:val="none"/>
         </w:rPr>
@@ -1404,19 +1523,23 @@
         <w:shd w:val="clear" w:color="auto" w:fill="FFFFFF"/>
         <w:spacing w:after="240" w:line="240" w:lineRule="auto"/>
         <w:rPr>
-          <w:rFonts w:ascii="Segoe UI" w:eastAsia="Times New Roman" w:hAnsi="Segoe UI" w:cs="Segoe UI"/>
-          <w:color w:val="1F2328"/>
-          <w:kern w:val="0"/>
-          <w:lang w:eastAsia="en-ZA"/>
-          <w14:ligatures w14:val="none"/>
-        </w:rPr>
-      </w:pPr>
-      <w:r>
-        <w:rPr>
-          <w:rFonts w:ascii="Segoe UI" w:eastAsia="Times New Roman" w:hAnsi="Segoe UI" w:cs="Segoe UI"/>
+          <w:rFonts w:ascii="Arial" w:eastAsia="Times New Roman" w:hAnsi="Arial" w:cs="Arial"/>
+          <w:color w:val="1F2328"/>
+          <w:kern w:val="0"/>
+          <w:sz w:val="28"/>
+          <w:szCs w:val="28"/>
+          <w:lang w:eastAsia="en-ZA"/>
+          <w14:ligatures w14:val="none"/>
+        </w:rPr>
+      </w:pPr>
+      <w:r>
+        <w:rPr>
+          <w:rFonts w:ascii="Arial" w:eastAsia="Times New Roman" w:hAnsi="Arial" w:cs="Arial"/>
           <w:noProof/>
           <w:color w:val="0969DA"/>
           <w:kern w:val="0"/>
+          <w:sz w:val="28"/>
+          <w:szCs w:val="28"/>
           <w:lang w:eastAsia="en-ZA"/>
           <w14:ligatures w14:val="none"/>
         </w:rPr>
@@ -1479,18 +1602,22 @@
         <w:shd w:val="clear" w:color="auto" w:fill="FFFFFF"/>
         <w:spacing w:after="240" w:line="240" w:lineRule="auto"/>
         <w:rPr>
-          <w:rFonts w:ascii="Segoe UI" w:eastAsia="Times New Roman" w:hAnsi="Segoe UI" w:cs="Segoe UI"/>
-          <w:color w:val="1F2328"/>
-          <w:kern w:val="0"/>
-          <w:lang w:eastAsia="en-ZA"/>
-          <w14:ligatures w14:val="none"/>
-        </w:rPr>
-      </w:pPr>
-      <w:r>
-        <w:rPr>
-          <w:rFonts w:ascii="Segoe UI" w:eastAsia="Times New Roman" w:hAnsi="Segoe UI" w:cs="Segoe UI"/>
-          <w:color w:val="1F2328"/>
-          <w:kern w:val="0"/>
+          <w:rFonts w:ascii="Arial" w:eastAsia="Times New Roman" w:hAnsi="Arial" w:cs="Arial"/>
+          <w:color w:val="1F2328"/>
+          <w:kern w:val="0"/>
+          <w:sz w:val="28"/>
+          <w:szCs w:val="28"/>
+          <w:lang w:eastAsia="en-ZA"/>
+          <w14:ligatures w14:val="none"/>
+        </w:rPr>
+      </w:pPr>
+      <w:r>
+        <w:rPr>
+          <w:rFonts w:ascii="Arial" w:eastAsia="Times New Roman" w:hAnsi="Arial" w:cs="Arial"/>
+          <w:color w:val="1F2328"/>
+          <w:kern w:val="0"/>
+          <w:sz w:val="28"/>
+          <w:szCs w:val="28"/>
           <w:lang w:eastAsia="en-ZA"/>
           <w14:ligatures w14:val="none"/>
         </w:rPr>
@@ -1502,19 +1629,23 @@
         <w:shd w:val="clear" w:color="auto" w:fill="FFFFFF"/>
         <w:spacing w:after="240" w:line="240" w:lineRule="auto"/>
         <w:rPr>
-          <w:rFonts w:ascii="Segoe UI" w:eastAsia="Times New Roman" w:hAnsi="Segoe UI" w:cs="Segoe UI"/>
-          <w:color w:val="1F2328"/>
-          <w:kern w:val="0"/>
-          <w:lang w:eastAsia="en-ZA"/>
-          <w14:ligatures w14:val="none"/>
-        </w:rPr>
-      </w:pPr>
-      <w:r>
-        <w:rPr>
-          <w:rFonts w:ascii="Segoe UI" w:eastAsia="Times New Roman" w:hAnsi="Segoe UI" w:cs="Segoe UI"/>
+          <w:rFonts w:ascii="Arial" w:eastAsia="Times New Roman" w:hAnsi="Arial" w:cs="Arial"/>
+          <w:color w:val="1F2328"/>
+          <w:kern w:val="0"/>
+          <w:sz w:val="28"/>
+          <w:szCs w:val="28"/>
+          <w:lang w:eastAsia="en-ZA"/>
+          <w14:ligatures w14:val="none"/>
+        </w:rPr>
+      </w:pPr>
+      <w:r>
+        <w:rPr>
+          <w:rFonts w:ascii="Arial" w:eastAsia="Times New Roman" w:hAnsi="Arial" w:cs="Arial"/>
           <w:noProof/>
           <w:color w:val="0969DA"/>
           <w:kern w:val="0"/>
+          <w:sz w:val="28"/>
+          <w:szCs w:val="28"/>
           <w:lang w:eastAsia="en-ZA"/>
           <w14:ligatures w14:val="none"/>
         </w:rPr>
@@ -1578,13 +1709,13 @@
         <w:spacing w:before="360" w:after="240" w:line="240" w:lineRule="auto"/>
         <w:outlineLvl w:val="2"/>
         <w:rPr>
-          <w:rFonts w:ascii="Segoe UI" w:eastAsia="Times New Roman" w:hAnsi="Segoe UI" w:cs="Segoe UI"/>
+          <w:rFonts w:ascii="Arial" w:eastAsia="Times New Roman" w:hAnsi="Arial" w:cs="Arial"/>
           <w:b/>
           <w:bCs/>
           <w:color w:val="1F2328"/>
           <w:kern w:val="0"/>
-          <w:sz w:val="30"/>
-          <w:szCs w:val="30"/>
+          <w:sz w:val="28"/>
+          <w:szCs w:val="28"/>
           <w:lang w:eastAsia="en-ZA"/>
           <w14:ligatures w14:val="none"/>
         </w:rPr>
@@ -1596,8 +1727,8 @@
           <w:bCs/>
           <w:color w:val="1F2328"/>
           <w:kern w:val="0"/>
-          <w:sz w:val="30"/>
-          <w:szCs w:val="30"/>
+          <w:sz w:val="28"/>
+          <w:szCs w:val="28"/>
           <w:lang w:eastAsia="en-ZA"/>
           <w14:ligatures w14:val="none"/>
         </w:rPr>
@@ -1606,13 +1737,13 @@
       </w:r>
       <w:r>
         <w:rPr>
-          <w:rFonts w:ascii="Segoe UI" w:eastAsia="Times New Roman" w:hAnsi="Segoe UI" w:cs="Segoe UI"/>
+          <w:rFonts w:ascii="Arial" w:eastAsia="Times New Roman" w:hAnsi="Arial" w:cs="Arial"/>
           <w:b/>
           <w:bCs/>
           <w:color w:val="1F2328"/>
           <w:kern w:val="0"/>
-          <w:sz w:val="30"/>
-          <w:szCs w:val="30"/>
+          <w:sz w:val="28"/>
+          <w:szCs w:val="28"/>
           <w:lang w:eastAsia="en-ZA"/>
           <w14:ligatures w14:val="none"/>
         </w:rPr>
@@ -1628,18 +1759,22 @@
         <w:shd w:val="clear" w:color="auto" w:fill="FFFFFF"/>
         <w:spacing w:before="100" w:beforeAutospacing="1" w:after="100" w:afterAutospacing="1" w:line="240" w:lineRule="auto"/>
         <w:rPr>
-          <w:rFonts w:ascii="Segoe UI" w:eastAsia="Times New Roman" w:hAnsi="Segoe UI" w:cs="Segoe UI"/>
-          <w:color w:val="1F2328"/>
-          <w:kern w:val="0"/>
-          <w:lang w:eastAsia="en-ZA"/>
-          <w14:ligatures w14:val="none"/>
-        </w:rPr>
-      </w:pPr>
-      <w:r>
-        <w:rPr>
-          <w:rFonts w:ascii="Segoe UI" w:eastAsia="Times New Roman" w:hAnsi="Segoe UI" w:cs="Segoe UI"/>
-          <w:color w:val="1F2328"/>
-          <w:kern w:val="0"/>
+          <w:rFonts w:ascii="Arial" w:eastAsia="Times New Roman" w:hAnsi="Arial" w:cs="Arial"/>
+          <w:color w:val="1F2328"/>
+          <w:kern w:val="0"/>
+          <w:sz w:val="28"/>
+          <w:szCs w:val="28"/>
+          <w:lang w:eastAsia="en-ZA"/>
+          <w14:ligatures w14:val="none"/>
+        </w:rPr>
+      </w:pPr>
+      <w:r>
+        <w:rPr>
+          <w:rFonts w:ascii="Arial" w:eastAsia="Times New Roman" w:hAnsi="Arial" w:cs="Arial"/>
+          <w:color w:val="1F2328"/>
+          <w:kern w:val="0"/>
+          <w:sz w:val="28"/>
+          <w:szCs w:val="28"/>
           <w:lang w:eastAsia="en-ZA"/>
           <w14:ligatures w14:val="none"/>
         </w:rPr>
@@ -1655,18 +1790,22 @@
         <w:shd w:val="clear" w:color="auto" w:fill="FFFFFF"/>
         <w:spacing w:before="60" w:after="100" w:afterAutospacing="1" w:line="240" w:lineRule="auto"/>
         <w:rPr>
-          <w:rFonts w:ascii="Segoe UI" w:eastAsia="Times New Roman" w:hAnsi="Segoe UI" w:cs="Segoe UI"/>
-          <w:color w:val="1F2328"/>
-          <w:kern w:val="0"/>
-          <w:lang w:eastAsia="en-ZA"/>
-          <w14:ligatures w14:val="none"/>
-        </w:rPr>
-      </w:pPr>
-      <w:r>
-        <w:rPr>
-          <w:rFonts w:ascii="Segoe UI" w:eastAsia="Times New Roman" w:hAnsi="Segoe UI" w:cs="Segoe UI"/>
-          <w:color w:val="1F2328"/>
-          <w:kern w:val="0"/>
+          <w:rFonts w:ascii="Arial" w:eastAsia="Times New Roman" w:hAnsi="Arial" w:cs="Arial"/>
+          <w:color w:val="1F2328"/>
+          <w:kern w:val="0"/>
+          <w:sz w:val="28"/>
+          <w:szCs w:val="28"/>
+          <w:lang w:eastAsia="en-ZA"/>
+          <w14:ligatures w14:val="none"/>
+        </w:rPr>
+      </w:pPr>
+      <w:r>
+        <w:rPr>
+          <w:rFonts w:ascii="Arial" w:eastAsia="Times New Roman" w:hAnsi="Arial" w:cs="Arial"/>
+          <w:color w:val="1F2328"/>
+          <w:kern w:val="0"/>
+          <w:sz w:val="28"/>
+          <w:szCs w:val="28"/>
           <w:lang w:eastAsia="en-ZA"/>
           <w14:ligatures w14:val="none"/>
         </w:rPr>
@@ -1682,18 +1821,22 @@
         <w:shd w:val="clear" w:color="auto" w:fill="FFFFFF"/>
         <w:spacing w:before="60" w:after="100" w:afterAutospacing="1" w:line="240" w:lineRule="auto"/>
         <w:rPr>
-          <w:rFonts w:ascii="Segoe UI" w:eastAsia="Times New Roman" w:hAnsi="Segoe UI" w:cs="Segoe UI"/>
-          <w:color w:val="1F2328"/>
-          <w:kern w:val="0"/>
-          <w:lang w:eastAsia="en-ZA"/>
-          <w14:ligatures w14:val="none"/>
-        </w:rPr>
-      </w:pPr>
-      <w:r>
-        <w:rPr>
-          <w:rFonts w:ascii="Segoe UI" w:eastAsia="Times New Roman" w:hAnsi="Segoe UI" w:cs="Segoe UI"/>
-          <w:color w:val="1F2328"/>
-          <w:kern w:val="0"/>
+          <w:rFonts w:ascii="Arial" w:eastAsia="Times New Roman" w:hAnsi="Arial" w:cs="Arial"/>
+          <w:color w:val="1F2328"/>
+          <w:kern w:val="0"/>
+          <w:sz w:val="28"/>
+          <w:szCs w:val="28"/>
+          <w:lang w:eastAsia="en-ZA"/>
+          <w14:ligatures w14:val="none"/>
+        </w:rPr>
+      </w:pPr>
+      <w:r>
+        <w:rPr>
+          <w:rFonts w:ascii="Arial" w:eastAsia="Times New Roman" w:hAnsi="Arial" w:cs="Arial"/>
+          <w:color w:val="1F2328"/>
+          <w:kern w:val="0"/>
+          <w:sz w:val="28"/>
+          <w:szCs w:val="28"/>
           <w:lang w:eastAsia="en-ZA"/>
           <w14:ligatures w14:val="none"/>
         </w:rPr>
@@ -1709,9 +1852,11 @@
         <w:shd w:val="clear" w:color="auto" w:fill="FFFFFF"/>
         <w:spacing w:before="60" w:after="100" w:afterAutospacing="1" w:line="240" w:lineRule="auto"/>
         <w:rPr>
-          <w:rFonts w:ascii="Segoe UI" w:eastAsia="Times New Roman" w:hAnsi="Segoe UI" w:cs="Segoe UI"/>
-          <w:color w:val="1F2328"/>
-          <w:kern w:val="0"/>
+          <w:rFonts w:ascii="Arial" w:eastAsia="Times New Roman" w:hAnsi="Arial" w:cs="Arial"/>
+          <w:color w:val="1F2328"/>
+          <w:kern w:val="0"/>
+          <w:sz w:val="28"/>
+          <w:szCs w:val="28"/>
           <w:lang w:eastAsia="en-ZA"/>
           <w14:ligatures w14:val="none"/>
         </w:rPr>
@@ -1719,9 +1864,11 @@
       <w:proofErr w:type="spellStart"/>
       <w:r>
         <w:rPr>
-          <w:rFonts w:ascii="Segoe UI" w:eastAsia="Times New Roman" w:hAnsi="Segoe UI" w:cs="Segoe UI"/>
-          <w:color w:val="1F2328"/>
-          <w:kern w:val="0"/>
+          <w:rFonts w:ascii="Arial" w:eastAsia="Times New Roman" w:hAnsi="Arial" w:cs="Arial"/>
+          <w:color w:val="1F2328"/>
+          <w:kern w:val="0"/>
+          <w:sz w:val="28"/>
+          <w:szCs w:val="28"/>
           <w:lang w:eastAsia="en-ZA"/>
           <w14:ligatures w14:val="none"/>
         </w:rPr>
@@ -1730,9 +1877,11 @@
       <w:proofErr w:type="spellEnd"/>
       <w:r>
         <w:rPr>
-          <w:rFonts w:ascii="Segoe UI" w:eastAsia="Times New Roman" w:hAnsi="Segoe UI" w:cs="Segoe UI"/>
-          <w:color w:val="1F2328"/>
-          <w:kern w:val="0"/>
+          <w:rFonts w:ascii="Arial" w:eastAsia="Times New Roman" w:hAnsi="Arial" w:cs="Arial"/>
+          <w:color w:val="1F2328"/>
+          <w:kern w:val="0"/>
+          <w:sz w:val="28"/>
+          <w:szCs w:val="28"/>
           <w:lang w:eastAsia="en-ZA"/>
           <w14:ligatures w14:val="none"/>
         </w:rPr>
@@ -1744,19 +1893,23 @@
         <w:shd w:val="clear" w:color="auto" w:fill="FFFFFF"/>
         <w:spacing w:after="240" w:line="240" w:lineRule="auto"/>
         <w:rPr>
-          <w:rFonts w:ascii="Segoe UI" w:eastAsia="Times New Roman" w:hAnsi="Segoe UI" w:cs="Segoe UI"/>
-          <w:color w:val="1F2328"/>
-          <w:kern w:val="0"/>
-          <w:lang w:eastAsia="en-ZA"/>
-          <w14:ligatures w14:val="none"/>
-        </w:rPr>
-      </w:pPr>
-      <w:r>
-        <w:rPr>
-          <w:rFonts w:ascii="Segoe UI" w:eastAsia="Times New Roman" w:hAnsi="Segoe UI" w:cs="Segoe UI"/>
+          <w:rFonts w:ascii="Arial" w:eastAsia="Times New Roman" w:hAnsi="Arial" w:cs="Arial"/>
+          <w:color w:val="1F2328"/>
+          <w:kern w:val="0"/>
+          <w:sz w:val="28"/>
+          <w:szCs w:val="28"/>
+          <w:lang w:eastAsia="en-ZA"/>
+          <w14:ligatures w14:val="none"/>
+        </w:rPr>
+      </w:pPr>
+      <w:r>
+        <w:rPr>
+          <w:rFonts w:ascii="Arial" w:eastAsia="Times New Roman" w:hAnsi="Arial" w:cs="Arial"/>
           <w:noProof/>
           <w:color w:val="0969DA"/>
           <w:kern w:val="0"/>
+          <w:sz w:val="28"/>
+          <w:szCs w:val="28"/>
           <w:lang w:eastAsia="en-ZA"/>
           <w14:ligatures w14:val="none"/>
         </w:rPr>
@@ -1820,13 +1973,13 @@
         <w:spacing w:before="360" w:after="240" w:line="240" w:lineRule="auto"/>
         <w:outlineLvl w:val="1"/>
         <w:rPr>
-          <w:rFonts w:ascii="Segoe UI" w:eastAsia="Times New Roman" w:hAnsi="Segoe UI" w:cs="Segoe UI"/>
+          <w:rFonts w:ascii="Arial" w:eastAsia="Times New Roman" w:hAnsi="Arial" w:cs="Arial"/>
           <w:b/>
           <w:bCs/>
           <w:color w:val="1F2328"/>
           <w:kern w:val="0"/>
-          <w:sz w:val="36"/>
-          <w:szCs w:val="36"/>
+          <w:sz w:val="28"/>
+          <w:szCs w:val="28"/>
           <w:lang w:eastAsia="en-ZA"/>
           <w14:ligatures w14:val="none"/>
         </w:rPr>
@@ -1838,8 +1991,8 @@
           <w:bCs/>
           <w:color w:val="1F2328"/>
           <w:kern w:val="0"/>
-          <w:sz w:val="36"/>
-          <w:szCs w:val="36"/>
+          <w:sz w:val="28"/>
+          <w:szCs w:val="28"/>
           <w:lang w:eastAsia="en-ZA"/>
           <w14:ligatures w14:val="none"/>
         </w:rPr>
@@ -1847,13 +2000,13 @@
       </w:r>
       <w:r>
         <w:rPr>
-          <w:rFonts w:ascii="Segoe UI" w:eastAsia="Times New Roman" w:hAnsi="Segoe UI" w:cs="Segoe UI"/>
+          <w:rFonts w:ascii="Arial" w:eastAsia="Times New Roman" w:hAnsi="Arial" w:cs="Arial"/>
           <w:b/>
           <w:bCs/>
           <w:color w:val="1F2328"/>
           <w:kern w:val="0"/>
-          <w:sz w:val="36"/>
-          <w:szCs w:val="36"/>
+          <w:sz w:val="28"/>
+          <w:szCs w:val="28"/>
           <w:lang w:eastAsia="en-ZA"/>
           <w14:ligatures w14:val="none"/>
         </w:rPr>
@@ -1869,18 +2022,22 @@
         <w:shd w:val="clear" w:color="auto" w:fill="FFFFFF"/>
         <w:spacing w:before="100" w:beforeAutospacing="1" w:after="100" w:afterAutospacing="1" w:line="240" w:lineRule="auto"/>
         <w:rPr>
-          <w:rFonts w:ascii="Segoe UI" w:eastAsia="Times New Roman" w:hAnsi="Segoe UI" w:cs="Segoe UI"/>
-          <w:color w:val="1F2328"/>
-          <w:kern w:val="0"/>
-          <w:lang w:eastAsia="en-ZA"/>
-          <w14:ligatures w14:val="none"/>
-        </w:rPr>
-      </w:pPr>
-      <w:r>
-        <w:rPr>
-          <w:rFonts w:ascii="Segoe UI" w:eastAsia="Times New Roman" w:hAnsi="Segoe UI" w:cs="Segoe UI"/>
-          <w:color w:val="1F2328"/>
-          <w:kern w:val="0"/>
+          <w:rFonts w:ascii="Arial" w:eastAsia="Times New Roman" w:hAnsi="Arial" w:cs="Arial"/>
+          <w:color w:val="1F2328"/>
+          <w:kern w:val="0"/>
+          <w:sz w:val="28"/>
+          <w:szCs w:val="28"/>
+          <w:lang w:eastAsia="en-ZA"/>
+          <w14:ligatures w14:val="none"/>
+        </w:rPr>
+      </w:pPr>
+      <w:r>
+        <w:rPr>
+          <w:rFonts w:ascii="Arial" w:eastAsia="Times New Roman" w:hAnsi="Arial" w:cs="Arial"/>
+          <w:color w:val="1F2328"/>
+          <w:kern w:val="0"/>
+          <w:sz w:val="28"/>
+          <w:szCs w:val="28"/>
           <w:lang w:eastAsia="en-ZA"/>
           <w14:ligatures w14:val="none"/>
         </w:rPr>
@@ -1893,13 +2050,13 @@
         <w:spacing w:before="360" w:after="240" w:line="240" w:lineRule="auto"/>
         <w:outlineLvl w:val="1"/>
         <w:rPr>
-          <w:rFonts w:ascii="Segoe UI" w:eastAsia="Times New Roman" w:hAnsi="Segoe UI" w:cs="Segoe UI"/>
+          <w:rFonts w:ascii="Arial" w:eastAsia="Times New Roman" w:hAnsi="Arial" w:cs="Arial"/>
           <w:b/>
           <w:bCs/>
           <w:color w:val="1F2328"/>
           <w:kern w:val="0"/>
-          <w:sz w:val="36"/>
-          <w:szCs w:val="36"/>
+          <w:sz w:val="28"/>
+          <w:szCs w:val="28"/>
           <w:lang w:eastAsia="en-ZA"/>
           <w14:ligatures w14:val="none"/>
         </w:rPr>
@@ -1911,8 +2068,8 @@
           <w:bCs/>
           <w:color w:val="1F2328"/>
           <w:kern w:val="0"/>
-          <w:sz w:val="36"/>
-          <w:szCs w:val="36"/>
+          <w:sz w:val="28"/>
+          <w:szCs w:val="28"/>
           <w:lang w:eastAsia="en-ZA"/>
           <w14:ligatures w14:val="none"/>
         </w:rPr>
@@ -1920,13 +2077,13 @@
       </w:r>
       <w:r>
         <w:rPr>
-          <w:rFonts w:ascii="Segoe UI" w:eastAsia="Times New Roman" w:hAnsi="Segoe UI" w:cs="Segoe UI"/>
+          <w:rFonts w:ascii="Arial" w:eastAsia="Times New Roman" w:hAnsi="Arial" w:cs="Arial"/>
           <w:b/>
           <w:bCs/>
           <w:color w:val="1F2328"/>
           <w:kern w:val="0"/>
-          <w:sz w:val="36"/>
-          <w:szCs w:val="36"/>
+          <w:sz w:val="28"/>
+          <w:szCs w:val="28"/>
           <w:lang w:eastAsia="en-ZA"/>
           <w14:ligatures w14:val="none"/>
         </w:rPr>
@@ -1942,18 +2099,22 @@
         <w:shd w:val="clear" w:color="auto" w:fill="FFFFFF"/>
         <w:spacing w:before="100" w:beforeAutospacing="1" w:after="100" w:afterAutospacing="1" w:line="240" w:lineRule="auto"/>
         <w:rPr>
-          <w:rFonts w:ascii="Segoe UI" w:eastAsia="Times New Roman" w:hAnsi="Segoe UI" w:cs="Segoe UI"/>
-          <w:color w:val="1F2328"/>
-          <w:kern w:val="0"/>
-          <w:lang w:eastAsia="en-ZA"/>
-          <w14:ligatures w14:val="none"/>
-        </w:rPr>
-      </w:pPr>
-      <w:r>
-        <w:rPr>
-          <w:rFonts w:ascii="Segoe UI" w:eastAsia="Times New Roman" w:hAnsi="Segoe UI" w:cs="Segoe UI"/>
-          <w:color w:val="1F2328"/>
-          <w:kern w:val="0"/>
+          <w:rFonts w:ascii="Arial" w:eastAsia="Times New Roman" w:hAnsi="Arial" w:cs="Arial"/>
+          <w:color w:val="1F2328"/>
+          <w:kern w:val="0"/>
+          <w:sz w:val="28"/>
+          <w:szCs w:val="28"/>
+          <w:lang w:eastAsia="en-ZA"/>
+          <w14:ligatures w14:val="none"/>
+        </w:rPr>
+      </w:pPr>
+      <w:r>
+        <w:rPr>
+          <w:rFonts w:ascii="Arial" w:eastAsia="Times New Roman" w:hAnsi="Arial" w:cs="Arial"/>
+          <w:color w:val="1F2328"/>
+          <w:kern w:val="0"/>
+          <w:sz w:val="28"/>
+          <w:szCs w:val="28"/>
           <w:lang w:eastAsia="en-ZA"/>
           <w14:ligatures w14:val="none"/>
         </w:rPr>
@@ -1969,18 +2130,22 @@
         <w:shd w:val="clear" w:color="auto" w:fill="FFFFFF"/>
         <w:spacing w:before="60" w:after="100" w:afterAutospacing="1" w:line="240" w:lineRule="auto"/>
         <w:rPr>
-          <w:rFonts w:ascii="Segoe UI" w:eastAsia="Times New Roman" w:hAnsi="Segoe UI" w:cs="Segoe UI"/>
-          <w:color w:val="1F2328"/>
-          <w:kern w:val="0"/>
-          <w:lang w:eastAsia="en-ZA"/>
-          <w14:ligatures w14:val="none"/>
-        </w:rPr>
-      </w:pPr>
-      <w:r>
-        <w:rPr>
-          <w:rFonts w:ascii="Segoe UI" w:eastAsia="Times New Roman" w:hAnsi="Segoe UI" w:cs="Segoe UI"/>
-          <w:color w:val="1F2328"/>
-          <w:kern w:val="0"/>
+          <w:rFonts w:ascii="Arial" w:eastAsia="Times New Roman" w:hAnsi="Arial" w:cs="Arial"/>
+          <w:color w:val="1F2328"/>
+          <w:kern w:val="0"/>
+          <w:sz w:val="28"/>
+          <w:szCs w:val="28"/>
+          <w:lang w:eastAsia="en-ZA"/>
+          <w14:ligatures w14:val="none"/>
+        </w:rPr>
+      </w:pPr>
+      <w:r>
+        <w:rPr>
+          <w:rFonts w:ascii="Arial" w:eastAsia="Times New Roman" w:hAnsi="Arial" w:cs="Arial"/>
+          <w:color w:val="1F2328"/>
+          <w:kern w:val="0"/>
+          <w:sz w:val="28"/>
+          <w:szCs w:val="28"/>
           <w:lang w:eastAsia="en-ZA"/>
           <w14:ligatures w14:val="none"/>
         </w:rPr>
@@ -1996,18 +2161,22 @@
         <w:shd w:val="clear" w:color="auto" w:fill="FFFFFF"/>
         <w:spacing w:before="60" w:after="100" w:afterAutospacing="1" w:line="240" w:lineRule="auto"/>
         <w:rPr>
-          <w:rFonts w:ascii="Segoe UI" w:eastAsia="Times New Roman" w:hAnsi="Segoe UI" w:cs="Segoe UI"/>
-          <w:color w:val="1F2328"/>
-          <w:kern w:val="0"/>
-          <w:lang w:eastAsia="en-ZA"/>
-          <w14:ligatures w14:val="none"/>
-        </w:rPr>
-      </w:pPr>
-      <w:r>
-        <w:rPr>
-          <w:rFonts w:ascii="Segoe UI" w:eastAsia="Times New Roman" w:hAnsi="Segoe UI" w:cs="Segoe UI"/>
-          <w:color w:val="1F2328"/>
-          <w:kern w:val="0"/>
+          <w:rFonts w:ascii="Arial" w:eastAsia="Times New Roman" w:hAnsi="Arial" w:cs="Arial"/>
+          <w:color w:val="1F2328"/>
+          <w:kern w:val="0"/>
+          <w:sz w:val="28"/>
+          <w:szCs w:val="28"/>
+          <w:lang w:eastAsia="en-ZA"/>
+          <w14:ligatures w14:val="none"/>
+        </w:rPr>
+      </w:pPr>
+      <w:r>
+        <w:rPr>
+          <w:rFonts w:ascii="Arial" w:eastAsia="Times New Roman" w:hAnsi="Arial" w:cs="Arial"/>
+          <w:color w:val="1F2328"/>
+          <w:kern w:val="0"/>
+          <w:sz w:val="28"/>
+          <w:szCs w:val="28"/>
           <w:lang w:eastAsia="en-ZA"/>
           <w14:ligatures w14:val="none"/>
         </w:rPr>
@@ -2023,18 +2192,22 @@
         <w:shd w:val="clear" w:color="auto" w:fill="FFFFFF"/>
         <w:spacing w:before="60" w:after="100" w:afterAutospacing="1" w:line="240" w:lineRule="auto"/>
         <w:rPr>
-          <w:rFonts w:ascii="Segoe UI" w:eastAsia="Times New Roman" w:hAnsi="Segoe UI" w:cs="Segoe UI"/>
-          <w:color w:val="1F2328"/>
-          <w:kern w:val="0"/>
-          <w:lang w:eastAsia="en-ZA"/>
-          <w14:ligatures w14:val="none"/>
-        </w:rPr>
-      </w:pPr>
-      <w:r>
-        <w:rPr>
-          <w:rFonts w:ascii="Segoe UI" w:eastAsia="Times New Roman" w:hAnsi="Segoe UI" w:cs="Segoe UI"/>
-          <w:color w:val="1F2328"/>
-          <w:kern w:val="0"/>
+          <w:rFonts w:ascii="Arial" w:eastAsia="Times New Roman" w:hAnsi="Arial" w:cs="Arial"/>
+          <w:color w:val="1F2328"/>
+          <w:kern w:val="0"/>
+          <w:sz w:val="28"/>
+          <w:szCs w:val="28"/>
+          <w:lang w:eastAsia="en-ZA"/>
+          <w14:ligatures w14:val="none"/>
+        </w:rPr>
+      </w:pPr>
+      <w:r>
+        <w:rPr>
+          <w:rFonts w:ascii="Arial" w:eastAsia="Times New Roman" w:hAnsi="Arial" w:cs="Arial"/>
+          <w:color w:val="1F2328"/>
+          <w:kern w:val="0"/>
+          <w:sz w:val="28"/>
+          <w:szCs w:val="28"/>
           <w:lang w:eastAsia="en-ZA"/>
           <w14:ligatures w14:val="none"/>
         </w:rPr>
@@ -2047,13 +2220,13 @@
         <w:spacing w:before="360" w:after="240" w:line="240" w:lineRule="auto"/>
         <w:outlineLvl w:val="1"/>
         <w:rPr>
-          <w:rFonts w:ascii="Segoe UI" w:eastAsia="Times New Roman" w:hAnsi="Segoe UI" w:cs="Segoe UI"/>
+          <w:rFonts w:ascii="Arial" w:eastAsia="Times New Roman" w:hAnsi="Arial" w:cs="Arial"/>
           <w:b/>
           <w:bCs/>
           <w:color w:val="1F2328"/>
           <w:kern w:val="0"/>
-          <w:sz w:val="36"/>
-          <w:szCs w:val="36"/>
+          <w:sz w:val="28"/>
+          <w:szCs w:val="28"/>
           <w:lang w:eastAsia="en-ZA"/>
           <w14:ligatures w14:val="none"/>
         </w:rPr>
@@ -2065,8 +2238,8 @@
           <w:bCs/>
           <w:color w:val="1F2328"/>
           <w:kern w:val="0"/>
-          <w:sz w:val="36"/>
-          <w:szCs w:val="36"/>
+          <w:sz w:val="28"/>
+          <w:szCs w:val="28"/>
           <w:lang w:eastAsia="en-ZA"/>
           <w14:ligatures w14:val="none"/>
         </w:rPr>
@@ -2074,13 +2247,13 @@
       </w:r>
       <w:r>
         <w:rPr>
-          <w:rFonts w:ascii="Segoe UI" w:eastAsia="Times New Roman" w:hAnsi="Segoe UI" w:cs="Segoe UI"/>
+          <w:rFonts w:ascii="Arial" w:eastAsia="Times New Roman" w:hAnsi="Arial" w:cs="Arial"/>
           <w:b/>
           <w:bCs/>
           <w:color w:val="1F2328"/>
           <w:kern w:val="0"/>
-          <w:sz w:val="36"/>
-          <w:szCs w:val="36"/>
+          <w:sz w:val="28"/>
+          <w:szCs w:val="28"/>
           <w:lang w:eastAsia="en-ZA"/>
           <w14:ligatures w14:val="none"/>
         </w:rPr>
@@ -2096,18 +2269,22 @@
         <w:shd w:val="clear" w:color="auto" w:fill="FFFFFF"/>
         <w:spacing w:before="100" w:beforeAutospacing="1" w:after="100" w:afterAutospacing="1" w:line="240" w:lineRule="auto"/>
         <w:rPr>
-          <w:rFonts w:ascii="Segoe UI" w:eastAsia="Times New Roman" w:hAnsi="Segoe UI" w:cs="Segoe UI"/>
-          <w:color w:val="1F2328"/>
-          <w:kern w:val="0"/>
-          <w:lang w:eastAsia="en-ZA"/>
-          <w14:ligatures w14:val="none"/>
-        </w:rPr>
-      </w:pPr>
-      <w:r>
-        <w:rPr>
-          <w:rFonts w:ascii="Segoe UI" w:eastAsia="Times New Roman" w:hAnsi="Segoe UI" w:cs="Segoe UI"/>
-          <w:color w:val="1F2328"/>
-          <w:kern w:val="0"/>
+          <w:rFonts w:ascii="Arial" w:eastAsia="Times New Roman" w:hAnsi="Arial" w:cs="Arial"/>
+          <w:color w:val="1F2328"/>
+          <w:kern w:val="0"/>
+          <w:sz w:val="28"/>
+          <w:szCs w:val="28"/>
+          <w:lang w:eastAsia="en-ZA"/>
+          <w14:ligatures w14:val="none"/>
+        </w:rPr>
+      </w:pPr>
+      <w:r>
+        <w:rPr>
+          <w:rFonts w:ascii="Arial" w:eastAsia="Times New Roman" w:hAnsi="Arial" w:cs="Arial"/>
+          <w:color w:val="1F2328"/>
+          <w:kern w:val="0"/>
+          <w:sz w:val="28"/>
+          <w:szCs w:val="28"/>
           <w:lang w:eastAsia="en-ZA"/>
           <w14:ligatures w14:val="none"/>
         </w:rPr>
@@ -2123,18 +2300,22 @@
         <w:shd w:val="clear" w:color="auto" w:fill="FFFFFF"/>
         <w:spacing w:before="60" w:after="100" w:afterAutospacing="1" w:line="240" w:lineRule="auto"/>
         <w:rPr>
-          <w:rFonts w:ascii="Segoe UI" w:eastAsia="Times New Roman" w:hAnsi="Segoe UI" w:cs="Segoe UI"/>
-          <w:color w:val="1F2328"/>
-          <w:kern w:val="0"/>
-          <w:lang w:eastAsia="en-ZA"/>
-          <w14:ligatures w14:val="none"/>
-        </w:rPr>
-      </w:pPr>
-      <w:r>
-        <w:rPr>
-          <w:rFonts w:ascii="Segoe UI" w:eastAsia="Times New Roman" w:hAnsi="Segoe UI" w:cs="Segoe UI"/>
-          <w:color w:val="1F2328"/>
-          <w:kern w:val="0"/>
+          <w:rFonts w:ascii="Arial" w:eastAsia="Times New Roman" w:hAnsi="Arial" w:cs="Arial"/>
+          <w:color w:val="1F2328"/>
+          <w:kern w:val="0"/>
+          <w:sz w:val="28"/>
+          <w:szCs w:val="28"/>
+          <w:lang w:eastAsia="en-ZA"/>
+          <w14:ligatures w14:val="none"/>
+        </w:rPr>
+      </w:pPr>
+      <w:r>
+        <w:rPr>
+          <w:rFonts w:ascii="Arial" w:eastAsia="Times New Roman" w:hAnsi="Arial" w:cs="Arial"/>
+          <w:color w:val="1F2328"/>
+          <w:kern w:val="0"/>
+          <w:sz w:val="28"/>
+          <w:szCs w:val="28"/>
           <w:lang w:eastAsia="en-ZA"/>
           <w14:ligatures w14:val="none"/>
         </w:rPr>
@@ -2150,18 +2331,22 @@
         <w:shd w:val="clear" w:color="auto" w:fill="FFFFFF"/>
         <w:spacing w:before="60" w:after="100" w:afterAutospacing="1" w:line="240" w:lineRule="auto"/>
         <w:rPr>
-          <w:rFonts w:ascii="Segoe UI" w:eastAsia="Times New Roman" w:hAnsi="Segoe UI" w:cs="Segoe UI"/>
-          <w:color w:val="1F2328"/>
-          <w:kern w:val="0"/>
-          <w:lang w:eastAsia="en-ZA"/>
-          <w14:ligatures w14:val="none"/>
-        </w:rPr>
-      </w:pPr>
-      <w:r>
-        <w:rPr>
-          <w:rFonts w:ascii="Segoe UI" w:eastAsia="Times New Roman" w:hAnsi="Segoe UI" w:cs="Segoe UI"/>
-          <w:color w:val="1F2328"/>
-          <w:kern w:val="0"/>
+          <w:rFonts w:ascii="Arial" w:eastAsia="Times New Roman" w:hAnsi="Arial" w:cs="Arial"/>
+          <w:color w:val="1F2328"/>
+          <w:kern w:val="0"/>
+          <w:sz w:val="28"/>
+          <w:szCs w:val="28"/>
+          <w:lang w:eastAsia="en-ZA"/>
+          <w14:ligatures w14:val="none"/>
+        </w:rPr>
+      </w:pPr>
+      <w:r>
+        <w:rPr>
+          <w:rFonts w:ascii="Arial" w:eastAsia="Times New Roman" w:hAnsi="Arial" w:cs="Arial"/>
+          <w:color w:val="1F2328"/>
+          <w:kern w:val="0"/>
+          <w:sz w:val="28"/>
+          <w:szCs w:val="28"/>
           <w:lang w:eastAsia="en-ZA"/>
           <w14:ligatures w14:val="none"/>
         </w:rPr>
@@ -2177,18 +2362,22 @@
         <w:shd w:val="clear" w:color="auto" w:fill="FFFFFF"/>
         <w:spacing w:before="60" w:after="100" w:afterAutospacing="1" w:line="240" w:lineRule="auto"/>
         <w:rPr>
-          <w:rFonts w:ascii="Segoe UI" w:eastAsia="Times New Roman" w:hAnsi="Segoe UI" w:cs="Segoe UI"/>
-          <w:color w:val="1F2328"/>
-          <w:kern w:val="0"/>
-          <w:lang w:eastAsia="en-ZA"/>
-          <w14:ligatures w14:val="none"/>
-        </w:rPr>
-      </w:pPr>
-      <w:r>
-        <w:rPr>
-          <w:rFonts w:ascii="Segoe UI" w:eastAsia="Times New Roman" w:hAnsi="Segoe UI" w:cs="Segoe UI"/>
-          <w:color w:val="1F2328"/>
-          <w:kern w:val="0"/>
+          <w:rFonts w:ascii="Arial" w:eastAsia="Times New Roman" w:hAnsi="Arial" w:cs="Arial"/>
+          <w:color w:val="1F2328"/>
+          <w:kern w:val="0"/>
+          <w:sz w:val="28"/>
+          <w:szCs w:val="28"/>
+          <w:lang w:eastAsia="en-ZA"/>
+          <w14:ligatures w14:val="none"/>
+        </w:rPr>
+      </w:pPr>
+      <w:r>
+        <w:rPr>
+          <w:rFonts w:ascii="Arial" w:eastAsia="Times New Roman" w:hAnsi="Arial" w:cs="Arial"/>
+          <w:color w:val="1F2328"/>
+          <w:kern w:val="0"/>
+          <w:sz w:val="28"/>
+          <w:szCs w:val="28"/>
           <w:lang w:eastAsia="en-ZA"/>
           <w14:ligatures w14:val="none"/>
         </w:rPr>
@@ -2204,18 +2393,22 @@
         <w:shd w:val="clear" w:color="auto" w:fill="FFFFFF"/>
         <w:spacing w:before="60" w:after="100" w:afterAutospacing="1" w:line="240" w:lineRule="auto"/>
         <w:rPr>
-          <w:rFonts w:ascii="Segoe UI" w:eastAsia="Times New Roman" w:hAnsi="Segoe UI" w:cs="Segoe UI"/>
-          <w:color w:val="1F2328"/>
-          <w:kern w:val="0"/>
-          <w:lang w:eastAsia="en-ZA"/>
-          <w14:ligatures w14:val="none"/>
-        </w:rPr>
-      </w:pPr>
-      <w:r>
-        <w:rPr>
-          <w:rFonts w:ascii="Segoe UI" w:eastAsia="Times New Roman" w:hAnsi="Segoe UI" w:cs="Segoe UI"/>
-          <w:color w:val="1F2328"/>
-          <w:kern w:val="0"/>
+          <w:rFonts w:ascii="Arial" w:eastAsia="Times New Roman" w:hAnsi="Arial" w:cs="Arial"/>
+          <w:color w:val="1F2328"/>
+          <w:kern w:val="0"/>
+          <w:sz w:val="28"/>
+          <w:szCs w:val="28"/>
+          <w:lang w:eastAsia="en-ZA"/>
+          <w14:ligatures w14:val="none"/>
+        </w:rPr>
+      </w:pPr>
+      <w:r>
+        <w:rPr>
+          <w:rFonts w:ascii="Arial" w:eastAsia="Times New Roman" w:hAnsi="Arial" w:cs="Arial"/>
+          <w:color w:val="1F2328"/>
+          <w:kern w:val="0"/>
+          <w:sz w:val="28"/>
+          <w:szCs w:val="28"/>
           <w:lang w:eastAsia="en-ZA"/>
           <w14:ligatures w14:val="none"/>
         </w:rPr>
@@ -2231,18 +2424,22 @@
         <w:shd w:val="clear" w:color="auto" w:fill="FFFFFF"/>
         <w:spacing w:before="60" w:after="100" w:afterAutospacing="1" w:line="240" w:lineRule="auto"/>
         <w:rPr>
-          <w:rFonts w:ascii="Segoe UI" w:eastAsia="Times New Roman" w:hAnsi="Segoe UI" w:cs="Segoe UI"/>
-          <w:color w:val="1F2328"/>
-          <w:kern w:val="0"/>
-          <w:lang w:eastAsia="en-ZA"/>
-          <w14:ligatures w14:val="none"/>
-        </w:rPr>
-      </w:pPr>
-      <w:r>
-        <w:rPr>
-          <w:rFonts w:ascii="Segoe UI" w:eastAsia="Times New Roman" w:hAnsi="Segoe UI" w:cs="Segoe UI"/>
-          <w:color w:val="1F2328"/>
-          <w:kern w:val="0"/>
+          <w:rFonts w:ascii="Arial" w:eastAsia="Times New Roman" w:hAnsi="Arial" w:cs="Arial"/>
+          <w:color w:val="1F2328"/>
+          <w:kern w:val="0"/>
+          <w:sz w:val="28"/>
+          <w:szCs w:val="28"/>
+          <w:lang w:eastAsia="en-ZA"/>
+          <w14:ligatures w14:val="none"/>
+        </w:rPr>
+      </w:pPr>
+      <w:r>
+        <w:rPr>
+          <w:rFonts w:ascii="Arial" w:eastAsia="Times New Roman" w:hAnsi="Arial" w:cs="Arial"/>
+          <w:color w:val="1F2328"/>
+          <w:kern w:val="0"/>
+          <w:sz w:val="28"/>
+          <w:szCs w:val="28"/>
           <w:lang w:eastAsia="en-ZA"/>
           <w14:ligatures w14:val="none"/>
         </w:rPr>
@@ -2255,13 +2452,13 @@
         <w:spacing w:before="360" w:after="240" w:line="240" w:lineRule="auto"/>
         <w:outlineLvl w:val="1"/>
         <w:rPr>
-          <w:rFonts w:ascii="Segoe UI" w:eastAsia="Times New Roman" w:hAnsi="Segoe UI" w:cs="Segoe UI"/>
+          <w:rFonts w:ascii="Arial" w:eastAsia="Times New Roman" w:hAnsi="Arial" w:cs="Arial"/>
           <w:b/>
           <w:bCs/>
           <w:color w:val="1F2328"/>
           <w:kern w:val="0"/>
-          <w:sz w:val="36"/>
-          <w:szCs w:val="36"/>
+          <w:sz w:val="28"/>
+          <w:szCs w:val="28"/>
           <w:lang w:eastAsia="en-ZA"/>
           <w14:ligatures w14:val="none"/>
         </w:rPr>
@@ -2273,8 +2470,8 @@
           <w:bCs/>
           <w:color w:val="1F2328"/>
           <w:kern w:val="0"/>
-          <w:sz w:val="36"/>
-          <w:szCs w:val="36"/>
+          <w:sz w:val="28"/>
+          <w:szCs w:val="28"/>
           <w:lang w:eastAsia="en-ZA"/>
           <w14:ligatures w14:val="none"/>
         </w:rPr>
@@ -2283,13 +2480,13 @@
       </w:r>
       <w:r>
         <w:rPr>
-          <w:rFonts w:ascii="Segoe UI" w:eastAsia="Times New Roman" w:hAnsi="Segoe UI" w:cs="Segoe UI"/>
+          <w:rFonts w:ascii="Arial" w:eastAsia="Times New Roman" w:hAnsi="Arial" w:cs="Arial"/>
           <w:b/>
           <w:bCs/>
           <w:color w:val="1F2328"/>
           <w:kern w:val="0"/>
-          <w:sz w:val="36"/>
-          <w:szCs w:val="36"/>
+          <w:sz w:val="28"/>
+          <w:szCs w:val="28"/>
           <w:lang w:eastAsia="en-ZA"/>
           <w14:ligatures w14:val="none"/>
         </w:rPr>
@@ -2305,9 +2502,11 @@
         <w:shd w:val="clear" w:color="auto" w:fill="FFFFFF"/>
         <w:spacing w:before="100" w:beforeAutospacing="1" w:after="100" w:afterAutospacing="1" w:line="240" w:lineRule="auto"/>
         <w:rPr>
-          <w:rFonts w:ascii="Segoe UI" w:eastAsia="Times New Roman" w:hAnsi="Segoe UI" w:cs="Segoe UI"/>
-          <w:color w:val="1F2328"/>
-          <w:kern w:val="0"/>
+          <w:rFonts w:ascii="Arial" w:eastAsia="Times New Roman" w:hAnsi="Arial" w:cs="Arial"/>
+          <w:color w:val="1F2328"/>
+          <w:kern w:val="0"/>
+          <w:sz w:val="28"/>
+          <w:szCs w:val="28"/>
           <w:lang w:eastAsia="en-ZA"/>
           <w14:ligatures w14:val="none"/>
         </w:rPr>
@@ -2315,9 +2514,11 @@
       <w:hyperlink r:id="rId19" w:history="1">
         <w:r>
           <w:rPr>
-            <w:rFonts w:ascii="Segoe UI" w:eastAsia="Times New Roman" w:hAnsi="Segoe UI" w:cs="Segoe UI"/>
+            <w:rFonts w:ascii="Arial" w:eastAsia="Times New Roman" w:hAnsi="Arial" w:cs="Arial"/>
             <w:color w:val="0969DA"/>
             <w:kern w:val="0"/>
+            <w:sz w:val="28"/>
+            <w:szCs w:val="28"/>
             <w:u w:val="single"/>
             <w:lang w:eastAsia="en-ZA"/>
             <w14:ligatures w14:val="none"/>
@@ -2335,18 +2536,22 @@
         <w:shd w:val="clear" w:color="auto" w:fill="FFFFFF"/>
         <w:spacing w:before="60" w:after="100" w:afterAutospacing="1" w:line="240" w:lineRule="auto"/>
         <w:rPr>
-          <w:rFonts w:ascii="Segoe UI" w:eastAsia="Times New Roman" w:hAnsi="Segoe UI" w:cs="Segoe UI"/>
-          <w:color w:val="1F2328"/>
-          <w:kern w:val="0"/>
-          <w:lang w:eastAsia="en-ZA"/>
-          <w14:ligatures w14:val="none"/>
-        </w:rPr>
-      </w:pPr>
-      <w:r>
-        <w:rPr>
-          <w:rFonts w:ascii="Segoe UI" w:eastAsia="Times New Roman" w:hAnsi="Segoe UI" w:cs="Segoe UI"/>
-          <w:color w:val="1F2328"/>
-          <w:kern w:val="0"/>
+          <w:rFonts w:ascii="Arial" w:eastAsia="Times New Roman" w:hAnsi="Arial" w:cs="Arial"/>
+          <w:color w:val="1F2328"/>
+          <w:kern w:val="0"/>
+          <w:sz w:val="28"/>
+          <w:szCs w:val="28"/>
+          <w:lang w:eastAsia="en-ZA"/>
+          <w14:ligatures w14:val="none"/>
+        </w:rPr>
+      </w:pPr>
+      <w:r>
+        <w:rPr>
+          <w:rFonts w:ascii="Arial" w:eastAsia="Times New Roman" w:hAnsi="Arial" w:cs="Arial"/>
+          <w:color w:val="1F2328"/>
+          <w:kern w:val="0"/>
+          <w:sz w:val="28"/>
+          <w:szCs w:val="28"/>
           <w:lang w:eastAsia="en-ZA"/>
           <w14:ligatures w14:val="none"/>
         </w:rPr>
@@ -2362,18 +2567,22 @@
         <w:shd w:val="clear" w:color="auto" w:fill="FFFFFF"/>
         <w:spacing w:before="60" w:after="100" w:afterAutospacing="1" w:line="240" w:lineRule="auto"/>
         <w:rPr>
-          <w:rFonts w:ascii="Segoe UI" w:eastAsia="Times New Roman" w:hAnsi="Segoe UI" w:cs="Segoe UI"/>
-          <w:color w:val="1F2328"/>
-          <w:kern w:val="0"/>
-          <w:lang w:eastAsia="en-ZA"/>
-          <w14:ligatures w14:val="none"/>
-        </w:rPr>
-      </w:pPr>
-      <w:r>
-        <w:rPr>
-          <w:rFonts w:ascii="Segoe UI" w:eastAsia="Times New Roman" w:hAnsi="Segoe UI" w:cs="Segoe UI"/>
-          <w:color w:val="1F2328"/>
-          <w:kern w:val="0"/>
+          <w:rFonts w:ascii="Arial" w:eastAsia="Times New Roman" w:hAnsi="Arial" w:cs="Arial"/>
+          <w:color w:val="1F2328"/>
+          <w:kern w:val="0"/>
+          <w:sz w:val="28"/>
+          <w:szCs w:val="28"/>
+          <w:lang w:eastAsia="en-ZA"/>
+          <w14:ligatures w14:val="none"/>
+        </w:rPr>
+      </w:pPr>
+      <w:r>
+        <w:rPr>
+          <w:rFonts w:ascii="Arial" w:eastAsia="Times New Roman" w:hAnsi="Arial" w:cs="Arial"/>
+          <w:color w:val="1F2328"/>
+          <w:kern w:val="0"/>
+          <w:sz w:val="28"/>
+          <w:szCs w:val="28"/>
           <w:lang w:eastAsia="en-ZA"/>
           <w14:ligatures w14:val="none"/>
         </w:rPr>
@@ -2389,18 +2598,22 @@
         <w:shd w:val="clear" w:color="auto" w:fill="FFFFFF"/>
         <w:spacing w:before="60" w:after="100" w:afterAutospacing="1" w:line="240" w:lineRule="auto"/>
         <w:rPr>
-          <w:rFonts w:ascii="Segoe UI" w:eastAsia="Times New Roman" w:hAnsi="Segoe UI" w:cs="Segoe UI"/>
-          <w:color w:val="1F2328"/>
-          <w:kern w:val="0"/>
-          <w:lang w:eastAsia="en-ZA"/>
-          <w14:ligatures w14:val="none"/>
-        </w:rPr>
-      </w:pPr>
-      <w:r>
-        <w:rPr>
-          <w:rFonts w:ascii="Segoe UI" w:eastAsia="Times New Roman" w:hAnsi="Segoe UI" w:cs="Segoe UI"/>
-          <w:color w:val="1F2328"/>
-          <w:kern w:val="0"/>
+          <w:rFonts w:ascii="Arial" w:eastAsia="Times New Roman" w:hAnsi="Arial" w:cs="Arial"/>
+          <w:color w:val="1F2328"/>
+          <w:kern w:val="0"/>
+          <w:sz w:val="28"/>
+          <w:szCs w:val="28"/>
+          <w:lang w:eastAsia="en-ZA"/>
+          <w14:ligatures w14:val="none"/>
+        </w:rPr>
+      </w:pPr>
+      <w:r>
+        <w:rPr>
+          <w:rFonts w:ascii="Arial" w:eastAsia="Times New Roman" w:hAnsi="Arial" w:cs="Arial"/>
+          <w:color w:val="1F2328"/>
+          <w:kern w:val="0"/>
+          <w:sz w:val="28"/>
+          <w:szCs w:val="28"/>
           <w:lang w:eastAsia="en-ZA"/>
           <w14:ligatures w14:val="none"/>
         </w:rPr>
@@ -2413,13 +2626,13 @@
         <w:spacing w:before="360" w:after="240" w:line="240" w:lineRule="auto"/>
         <w:outlineLvl w:val="1"/>
         <w:rPr>
-          <w:rFonts w:ascii="Segoe UI" w:eastAsia="Times New Roman" w:hAnsi="Segoe UI" w:cs="Segoe UI"/>
+          <w:rFonts w:ascii="Arial" w:eastAsia="Times New Roman" w:hAnsi="Arial" w:cs="Arial"/>
           <w:b/>
           <w:bCs/>
           <w:color w:val="1F2328"/>
           <w:kern w:val="0"/>
-          <w:sz w:val="36"/>
-          <w:szCs w:val="36"/>
+          <w:sz w:val="28"/>
+          <w:szCs w:val="28"/>
           <w:lang w:eastAsia="en-ZA"/>
           <w14:ligatures w14:val="none"/>
         </w:rPr>
@@ -2431,8 +2644,8 @@
           <w:bCs/>
           <w:color w:val="1F2328"/>
           <w:kern w:val="0"/>
-          <w:sz w:val="36"/>
-          <w:szCs w:val="36"/>
+          <w:sz w:val="28"/>
+          <w:szCs w:val="28"/>
           <w:lang w:eastAsia="en-ZA"/>
           <w14:ligatures w14:val="none"/>
         </w:rPr>
@@ -2440,13 +2653,13 @@
       </w:r>
       <w:r>
         <w:rPr>
-          <w:rFonts w:ascii="Segoe UI" w:eastAsia="Times New Roman" w:hAnsi="Segoe UI" w:cs="Segoe UI"/>
+          <w:rFonts w:ascii="Arial" w:eastAsia="Times New Roman" w:hAnsi="Arial" w:cs="Arial"/>
           <w:b/>
           <w:bCs/>
           <w:color w:val="1F2328"/>
           <w:kern w:val="0"/>
-          <w:sz w:val="36"/>
-          <w:szCs w:val="36"/>
+          <w:sz w:val="28"/>
+          <w:szCs w:val="28"/>
           <w:lang w:eastAsia="en-ZA"/>
           <w14:ligatures w14:val="none"/>
         </w:rPr>
@@ -2462,18 +2675,22 @@
         <w:shd w:val="clear" w:color="auto" w:fill="FFFFFF"/>
         <w:spacing w:before="100" w:beforeAutospacing="1" w:after="100" w:afterAutospacing="1" w:line="240" w:lineRule="auto"/>
         <w:rPr>
-          <w:rFonts w:ascii="Segoe UI" w:eastAsia="Times New Roman" w:hAnsi="Segoe UI" w:cs="Segoe UI"/>
-          <w:color w:val="1F2328"/>
-          <w:kern w:val="0"/>
-          <w:lang w:eastAsia="en-ZA"/>
-          <w14:ligatures w14:val="none"/>
-        </w:rPr>
-      </w:pPr>
-      <w:r>
-        <w:rPr>
-          <w:rFonts w:ascii="Segoe UI" w:eastAsia="Times New Roman" w:hAnsi="Segoe UI" w:cs="Segoe UI"/>
-          <w:color w:val="1F2328"/>
-          <w:kern w:val="0"/>
+          <w:rFonts w:ascii="Arial" w:eastAsia="Times New Roman" w:hAnsi="Arial" w:cs="Arial"/>
+          <w:color w:val="1F2328"/>
+          <w:kern w:val="0"/>
+          <w:sz w:val="28"/>
+          <w:szCs w:val="28"/>
+          <w:lang w:eastAsia="en-ZA"/>
+          <w14:ligatures w14:val="none"/>
+        </w:rPr>
+      </w:pPr>
+      <w:r>
+        <w:rPr>
+          <w:rFonts w:ascii="Arial" w:eastAsia="Times New Roman" w:hAnsi="Arial" w:cs="Arial"/>
+          <w:color w:val="1F2328"/>
+          <w:kern w:val="0"/>
+          <w:sz w:val="28"/>
+          <w:szCs w:val="28"/>
           <w:lang w:eastAsia="en-ZA"/>
           <w14:ligatures w14:val="none"/>
         </w:rPr>
@@ -2489,18 +2706,22 @@
         <w:shd w:val="clear" w:color="auto" w:fill="FFFFFF"/>
         <w:spacing w:before="60" w:after="100" w:afterAutospacing="1" w:line="240" w:lineRule="auto"/>
         <w:rPr>
-          <w:rFonts w:ascii="Segoe UI" w:eastAsia="Times New Roman" w:hAnsi="Segoe UI" w:cs="Segoe UI"/>
-          <w:color w:val="1F2328"/>
-          <w:kern w:val="0"/>
-          <w:lang w:eastAsia="en-ZA"/>
-          <w14:ligatures w14:val="none"/>
-        </w:rPr>
-      </w:pPr>
-      <w:r>
-        <w:rPr>
-          <w:rFonts w:ascii="Segoe UI" w:eastAsia="Times New Roman" w:hAnsi="Segoe UI" w:cs="Segoe UI"/>
-          <w:color w:val="1F2328"/>
-          <w:kern w:val="0"/>
+          <w:rFonts w:ascii="Arial" w:eastAsia="Times New Roman" w:hAnsi="Arial" w:cs="Arial"/>
+          <w:color w:val="1F2328"/>
+          <w:kern w:val="0"/>
+          <w:sz w:val="28"/>
+          <w:szCs w:val="28"/>
+          <w:lang w:eastAsia="en-ZA"/>
+          <w14:ligatures w14:val="none"/>
+        </w:rPr>
+      </w:pPr>
+      <w:r>
+        <w:rPr>
+          <w:rFonts w:ascii="Arial" w:eastAsia="Times New Roman" w:hAnsi="Arial" w:cs="Arial"/>
+          <w:color w:val="1F2328"/>
+          <w:kern w:val="0"/>
+          <w:sz w:val="28"/>
+          <w:szCs w:val="28"/>
           <w:lang w:eastAsia="en-ZA"/>
           <w14:ligatures w14:val="none"/>
         </w:rPr>
@@ -2516,18 +2737,22 @@
         <w:shd w:val="clear" w:color="auto" w:fill="FFFFFF"/>
         <w:spacing w:before="60" w:after="100" w:afterAutospacing="1" w:line="240" w:lineRule="auto"/>
         <w:rPr>
-          <w:rFonts w:ascii="Segoe UI" w:eastAsia="Times New Roman" w:hAnsi="Segoe UI" w:cs="Segoe UI"/>
-          <w:color w:val="1F2328"/>
-          <w:kern w:val="0"/>
-          <w:lang w:eastAsia="en-ZA"/>
-          <w14:ligatures w14:val="none"/>
-        </w:rPr>
-      </w:pPr>
-      <w:r>
-        <w:rPr>
-          <w:rFonts w:ascii="Segoe UI" w:eastAsia="Times New Roman" w:hAnsi="Segoe UI" w:cs="Segoe UI"/>
-          <w:color w:val="1F2328"/>
-          <w:kern w:val="0"/>
+          <w:rFonts w:ascii="Arial" w:eastAsia="Times New Roman" w:hAnsi="Arial" w:cs="Arial"/>
+          <w:color w:val="1F2328"/>
+          <w:kern w:val="0"/>
+          <w:sz w:val="28"/>
+          <w:szCs w:val="28"/>
+          <w:lang w:eastAsia="en-ZA"/>
+          <w14:ligatures w14:val="none"/>
+        </w:rPr>
+      </w:pPr>
+      <w:r>
+        <w:rPr>
+          <w:rFonts w:ascii="Arial" w:eastAsia="Times New Roman" w:hAnsi="Arial" w:cs="Arial"/>
+          <w:color w:val="1F2328"/>
+          <w:kern w:val="0"/>
+          <w:sz w:val="28"/>
+          <w:szCs w:val="28"/>
           <w:lang w:eastAsia="en-ZA"/>
           <w14:ligatures w14:val="none"/>
         </w:rPr>
@@ -2540,13 +2765,13 @@
         <w:spacing w:before="360" w:after="240" w:line="240" w:lineRule="auto"/>
         <w:outlineLvl w:val="1"/>
         <w:rPr>
-          <w:rFonts w:ascii="Segoe UI" w:eastAsia="Times New Roman" w:hAnsi="Segoe UI" w:cs="Segoe UI"/>
+          <w:rFonts w:ascii="Arial" w:eastAsia="Times New Roman" w:hAnsi="Arial" w:cs="Arial"/>
           <w:b/>
           <w:bCs/>
           <w:color w:val="1F2328"/>
           <w:kern w:val="0"/>
-          <w:sz w:val="36"/>
-          <w:szCs w:val="36"/>
+          <w:sz w:val="28"/>
+          <w:szCs w:val="28"/>
           <w:lang w:eastAsia="en-ZA"/>
           <w14:ligatures w14:val="none"/>
         </w:rPr>
@@ -2558,8 +2783,8 @@
           <w:bCs/>
           <w:color w:val="1F2328"/>
           <w:kern w:val="0"/>
-          <w:sz w:val="36"/>
-          <w:szCs w:val="36"/>
+          <w:sz w:val="28"/>
+          <w:szCs w:val="28"/>
           <w:lang w:eastAsia="en-ZA"/>
           <w14:ligatures w14:val="none"/>
         </w:rPr>
@@ -2567,13 +2792,13 @@
       </w:r>
       <w:r>
         <w:rPr>
-          <w:rFonts w:ascii="Segoe UI" w:eastAsia="Times New Roman" w:hAnsi="Segoe UI" w:cs="Segoe UI"/>
+          <w:rFonts w:ascii="Arial" w:eastAsia="Times New Roman" w:hAnsi="Arial" w:cs="Arial"/>
           <w:b/>
           <w:bCs/>
           <w:color w:val="1F2328"/>
           <w:kern w:val="0"/>
-          <w:sz w:val="36"/>
-          <w:szCs w:val="36"/>
+          <w:sz w:val="28"/>
+          <w:szCs w:val="28"/>
           <w:lang w:eastAsia="en-ZA"/>
           <w14:ligatures w14:val="none"/>
         </w:rPr>
@@ -2586,8 +2811,8 @@
           <w:bCs/>
           <w:color w:val="1F2328"/>
           <w:kern w:val="0"/>
-          <w:sz w:val="36"/>
-          <w:szCs w:val="36"/>
+          <w:sz w:val="28"/>
+          <w:szCs w:val="28"/>
           <w:lang w:eastAsia="en-ZA"/>
           <w14:ligatures w14:val="none"/>
         </w:rPr>
@@ -2595,13 +2820,13 @@
       </w:r>
       <w:r>
         <w:rPr>
-          <w:rFonts w:ascii="Segoe UI" w:eastAsia="Times New Roman" w:hAnsi="Segoe UI" w:cs="Segoe UI"/>
+          <w:rFonts w:ascii="Arial" w:eastAsia="Times New Roman" w:hAnsi="Arial" w:cs="Arial"/>
           <w:b/>
           <w:bCs/>
           <w:color w:val="1F2328"/>
           <w:kern w:val="0"/>
-          <w:sz w:val="36"/>
-          <w:szCs w:val="36"/>
+          <w:sz w:val="28"/>
+          <w:szCs w:val="28"/>
           <w:lang w:eastAsia="en-ZA"/>
           <w14:ligatures w14:val="none"/>
         </w:rPr>
@@ -2613,18 +2838,22 @@
         <w:shd w:val="clear" w:color="auto" w:fill="FFFFFF"/>
         <w:spacing w:after="240" w:line="240" w:lineRule="auto"/>
         <w:rPr>
-          <w:rFonts w:ascii="Segoe UI" w:eastAsia="Times New Roman" w:hAnsi="Segoe UI" w:cs="Segoe UI"/>
-          <w:color w:val="1F2328"/>
-          <w:kern w:val="0"/>
-          <w:lang w:eastAsia="en-ZA"/>
-          <w14:ligatures w14:val="none"/>
-        </w:rPr>
-      </w:pPr>
-      <w:r>
-        <w:rPr>
-          <w:rFonts w:ascii="Segoe UI" w:eastAsia="Times New Roman" w:hAnsi="Segoe UI" w:cs="Segoe UI"/>
-          <w:color w:val="1F2328"/>
-          <w:kern w:val="0"/>
+          <w:rFonts w:ascii="Arial" w:eastAsia="Times New Roman" w:hAnsi="Arial" w:cs="Arial"/>
+          <w:color w:val="1F2328"/>
+          <w:kern w:val="0"/>
+          <w:sz w:val="28"/>
+          <w:szCs w:val="28"/>
+          <w:lang w:eastAsia="en-ZA"/>
+          <w14:ligatures w14:val="none"/>
+        </w:rPr>
+      </w:pPr>
+      <w:r>
+        <w:rPr>
+          <w:rFonts w:ascii="Arial" w:eastAsia="Times New Roman" w:hAnsi="Arial" w:cs="Arial"/>
+          <w:color w:val="1F2328"/>
+          <w:kern w:val="0"/>
+          <w:sz w:val="28"/>
+          <w:szCs w:val="28"/>
           <w:lang w:eastAsia="en-ZA"/>
           <w14:ligatures w14:val="none"/>
         </w:rPr>
@@ -2637,13 +2866,13 @@
         <w:spacing w:before="360" w:after="240" w:line="240" w:lineRule="auto"/>
         <w:outlineLvl w:val="1"/>
         <w:rPr>
-          <w:rFonts w:ascii="Segoe UI" w:eastAsia="Times New Roman" w:hAnsi="Segoe UI" w:cs="Segoe UI"/>
+          <w:rFonts w:ascii="Arial" w:eastAsia="Times New Roman" w:hAnsi="Arial" w:cs="Arial"/>
           <w:b/>
           <w:bCs/>
           <w:color w:val="1F2328"/>
           <w:kern w:val="0"/>
-          <w:sz w:val="36"/>
-          <w:szCs w:val="36"/>
+          <w:sz w:val="28"/>
+          <w:szCs w:val="28"/>
           <w:lang w:eastAsia="en-ZA"/>
           <w14:ligatures w14:val="none"/>
         </w:rPr>
@@ -2655,8 +2884,8 @@
           <w:bCs/>
           <w:color w:val="1F2328"/>
           <w:kern w:val="0"/>
-          <w:sz w:val="36"/>
-          <w:szCs w:val="36"/>
+          <w:sz w:val="28"/>
+          <w:szCs w:val="28"/>
           <w:lang w:eastAsia="en-ZA"/>
           <w14:ligatures w14:val="none"/>
         </w:rPr>
@@ -2664,13 +2893,13 @@
       </w:r>
       <w:r>
         <w:rPr>
-          <w:rFonts w:ascii="Segoe UI" w:eastAsia="Times New Roman" w:hAnsi="Segoe UI" w:cs="Segoe UI"/>
+          <w:rFonts w:ascii="Arial" w:eastAsia="Times New Roman" w:hAnsi="Arial" w:cs="Arial"/>
           <w:b/>
           <w:bCs/>
           <w:color w:val="1F2328"/>
           <w:kern w:val="0"/>
-          <w:sz w:val="36"/>
-          <w:szCs w:val="36"/>
+          <w:sz w:val="28"/>
+          <w:szCs w:val="28"/>
           <w:lang w:eastAsia="en-ZA"/>
           <w14:ligatures w14:val="none"/>
         </w:rPr>
@@ -2682,25 +2911,239 @@
         <w:shd w:val="clear" w:color="auto" w:fill="FFFFFF"/>
         <w:spacing w:after="0" w:line="240" w:lineRule="auto"/>
         <w:rPr>
-          <w:rFonts w:ascii="Segoe UI" w:eastAsia="Times New Roman" w:hAnsi="Segoe UI" w:cs="Segoe UI"/>
-          <w:color w:val="1F2328"/>
-          <w:kern w:val="0"/>
-          <w:lang w:eastAsia="en-ZA"/>
-          <w14:ligatures w14:val="none"/>
-        </w:rPr>
-      </w:pPr>
-      <w:r>
-        <w:rPr>
-          <w:rFonts w:ascii="Segoe UI" w:eastAsia="Times New Roman" w:hAnsi="Segoe UI" w:cs="Segoe UI"/>
-          <w:color w:val="1F2328"/>
-          <w:kern w:val="0"/>
+          <w:rFonts w:ascii="Arial" w:eastAsia="Times New Roman" w:hAnsi="Arial" w:cs="Arial"/>
+          <w:color w:val="1F2328"/>
+          <w:kern w:val="0"/>
+          <w:sz w:val="28"/>
+          <w:szCs w:val="28"/>
+          <w:lang w:eastAsia="en-ZA"/>
+          <w14:ligatures w14:val="none"/>
+        </w:rPr>
+      </w:pPr>
+      <w:r>
+        <w:rPr>
+          <w:rFonts w:ascii="Arial" w:eastAsia="Times New Roman" w:hAnsi="Arial" w:cs="Arial"/>
+          <w:color w:val="1F2328"/>
+          <w:kern w:val="0"/>
+          <w:sz w:val="28"/>
+          <w:szCs w:val="28"/>
           <w:lang w:eastAsia="en-ZA"/>
           <w14:ligatures w14:val="none"/>
         </w:rPr>
         <w:t>This project is for educational purposes.</w:t>
       </w:r>
     </w:p>
-    <w:p/>
+    <w:p>
+      <w:pPr>
+        <w:rPr>
+          <w:rFonts w:ascii="Arial" w:hAnsi="Arial" w:cs="Arial"/>
+          <w:sz w:val="28"/>
+          <w:szCs w:val="28"/>
+        </w:rPr>
+      </w:pPr>
+    </w:p>
+    <w:p>
+      <w:pPr>
+        <w:rPr>
+          <w:rFonts w:ascii="Arial" w:hAnsi="Arial" w:cs="Arial"/>
+          <w:sz w:val="28"/>
+          <w:szCs w:val="28"/>
+        </w:rPr>
+      </w:pPr>
+    </w:p>
+    <w:p>
+      <w:pPr>
+        <w:rPr>
+          <w:rFonts w:ascii="Arial" w:hAnsi="Arial" w:cs="Arial"/>
+          <w:sz w:val="28"/>
+          <w:szCs w:val="28"/>
+        </w:rPr>
+      </w:pPr>
+    </w:p>
+    <w:p>
+      <w:pPr>
+        <w:rPr>
+          <w:rFonts w:ascii="Arial" w:hAnsi="Arial" w:cs="Arial"/>
+          <w:sz w:val="28"/>
+          <w:szCs w:val="28"/>
+        </w:rPr>
+      </w:pPr>
+    </w:p>
+    <w:p>
+      <w:pPr>
+        <w:rPr>
+          <w:rFonts w:ascii="Arial" w:hAnsi="Arial" w:cs="Arial"/>
+          <w:sz w:val="28"/>
+          <w:szCs w:val="28"/>
+        </w:rPr>
+      </w:pPr>
+    </w:p>
+    <w:p>
+      <w:pPr>
+        <w:rPr>
+          <w:rFonts w:ascii="Arial" w:hAnsi="Arial" w:cs="Arial"/>
+          <w:sz w:val="28"/>
+          <w:szCs w:val="28"/>
+        </w:rPr>
+      </w:pPr>
+    </w:p>
+    <w:p>
+      <w:pPr>
+        <w:rPr>
+          <w:rFonts w:ascii="Arial" w:hAnsi="Arial" w:cs="Arial"/>
+          <w:sz w:val="28"/>
+          <w:szCs w:val="28"/>
+        </w:rPr>
+      </w:pPr>
+    </w:p>
+    <w:p>
+      <w:pPr>
+        <w:rPr>
+          <w:rFonts w:ascii="Arial" w:hAnsi="Arial" w:cs="Arial"/>
+          <w:sz w:val="28"/>
+          <w:szCs w:val="28"/>
+        </w:rPr>
+      </w:pPr>
+    </w:p>
+    <w:p>
+      <w:pPr>
+        <w:rPr>
+          <w:rFonts w:ascii="Arial" w:hAnsi="Arial" w:cs="Arial"/>
+          <w:sz w:val="28"/>
+          <w:szCs w:val="28"/>
+        </w:rPr>
+      </w:pPr>
+    </w:p>
+    <w:p>
+      <w:pPr>
+        <w:rPr>
+          <w:rFonts w:ascii="Arial" w:hAnsi="Arial" w:cs="Arial"/>
+          <w:sz w:val="28"/>
+          <w:szCs w:val="28"/>
+        </w:rPr>
+      </w:pPr>
+    </w:p>
+    <w:p>
+      <w:pPr>
+        <w:rPr>
+          <w:rFonts w:ascii="Arial" w:hAnsi="Arial" w:cs="Arial"/>
+          <w:sz w:val="28"/>
+          <w:szCs w:val="28"/>
+        </w:rPr>
+      </w:pPr>
+    </w:p>
+    <w:p>
+      <w:pPr>
+        <w:rPr>
+          <w:rFonts w:ascii="Arial" w:hAnsi="Arial" w:cs="Arial"/>
+          <w:sz w:val="28"/>
+          <w:szCs w:val="28"/>
+        </w:rPr>
+      </w:pPr>
+    </w:p>
+    <w:p>
+      <w:pPr>
+        <w:rPr>
+          <w:rFonts w:ascii="Arial" w:hAnsi="Arial" w:cs="Arial"/>
+          <w:sz w:val="28"/>
+          <w:szCs w:val="28"/>
+        </w:rPr>
+      </w:pPr>
+    </w:p>
+    <w:p>
+      <w:pPr>
+        <w:rPr>
+          <w:rFonts w:ascii="Arial" w:hAnsi="Arial" w:cs="Arial"/>
+          <w:sz w:val="28"/>
+          <w:szCs w:val="28"/>
+        </w:rPr>
+      </w:pPr>
+    </w:p>
+    <w:p>
+      <w:pPr>
+        <w:rPr>
+          <w:rFonts w:ascii="Arial" w:hAnsi="Arial" w:cs="Arial"/>
+          <w:sz w:val="28"/>
+          <w:szCs w:val="28"/>
+        </w:rPr>
+      </w:pPr>
+    </w:p>
+    <w:p>
+      <w:pPr>
+        <w:rPr>
+          <w:rFonts w:ascii="Arial" w:hAnsi="Arial" w:cs="Arial"/>
+          <w:sz w:val="28"/>
+          <w:szCs w:val="28"/>
+        </w:rPr>
+      </w:pPr>
+    </w:p>
+    <w:p>
+      <w:pPr>
+        <w:rPr>
+          <w:rFonts w:ascii="Arial" w:hAnsi="Arial" w:cs="Arial"/>
+          <w:b/>
+          <w:bCs/>
+          <w:sz w:val="28"/>
+          <w:szCs w:val="28"/>
+          <w:u w:val="single"/>
+        </w:rPr>
+      </w:pPr>
+      <w:r>
+        <w:rPr>
+          <w:rFonts w:ascii="Arial" w:hAnsi="Arial" w:cs="Arial"/>
+          <w:b/>
+          <w:bCs/>
+          <w:sz w:val="28"/>
+          <w:szCs w:val="28"/>
+          <w:u w:val="single"/>
+        </w:rPr>
+        <w:lastRenderedPageBreak/>
+        <w:t>GITHUB LINK</w:t>
+      </w:r>
+    </w:p>
+    <w:p>
+      <w:pPr>
+        <w:rPr>
+          <w:rFonts w:ascii="Arial" w:hAnsi="Arial" w:cs="Arial"/>
+          <w:sz w:val="28"/>
+          <w:szCs w:val="28"/>
+        </w:rPr>
+      </w:pPr>
+      <w:hyperlink r:id="rId20" w:history="1">
+        <w:r>
+          <w:rPr>
+            <w:rStyle w:val="Hyperlink"/>
+            <w:rFonts w:ascii="Arial" w:hAnsi="Arial" w:cs="Arial"/>
+            <w:sz w:val="28"/>
+            <w:szCs w:val="28"/>
+          </w:rPr>
+          <w:t>https://github.com/VNaidoo-DEV/VIRAATNAIDOOIMADASSIGNMENT2</w:t>
+        </w:r>
+      </w:hyperlink>
+    </w:p>
+    <w:p>
+      <w:pPr>
+        <w:rPr>
+          <w:rFonts w:ascii="Arial" w:hAnsi="Arial" w:cs="Arial"/>
+          <w:b/>
+          <w:bCs/>
+          <w:sz w:val="28"/>
+          <w:szCs w:val="28"/>
+          <w:u w:val="single"/>
+        </w:rPr>
+      </w:pPr>
+      <w:r>
+        <w:rPr>
+          <w:rFonts w:ascii="Arial" w:hAnsi="Arial" w:cs="Arial"/>
+          <w:b/>
+          <w:bCs/>
+          <w:sz w:val="28"/>
+          <w:szCs w:val="28"/>
+          <w:u w:val="single"/>
+        </w:rPr>
+        <w:t>YOUTUBE LINK</w:t>
+      </w:r>
+    </w:p>
     <w:sectPr>
       <w:pgSz w:w="11906" w:h="16838"/>
       <w:pgMar w:top="720" w:right="720" w:bottom="720" w:left="720" w:header="708" w:footer="708" w:gutter="0"/>
@@ -5081,6 +5524,29 @@
       <w:spacing w:val="5"/>
     </w:rPr>
   </w:style>
+  <w:style w:type="character" w:styleId="Hyperlink">
+    <w:name w:val="Hyperlink"/>
+    <w:basedOn w:val="DefaultParagraphFont"/>
+    <w:uiPriority w:val="99"/>
+    <w:unhideWhenUsed/>
+    <w:rsid w:val="009B77EF"/>
+    <w:rPr>
+      <w:color w:val="467886" w:themeColor="hyperlink"/>
+      <w:u w:val="single"/>
+    </w:rPr>
+  </w:style>
+  <w:style w:type="character" w:styleId="UnresolvedMention">
+    <w:name w:val="Unresolved Mention"/>
+    <w:basedOn w:val="DefaultParagraphFont"/>
+    <w:uiPriority w:val="99"/>
+    <w:semiHidden/>
+    <w:unhideWhenUsed/>
+    <w:rsid w:val="009B77EF"/>
+    <w:rPr>
+      <w:color w:val="605E5C"/>
+      <w:shd w:val="clear" w:color="auto" w:fill="E1DFDD"/>
+    </w:rPr>
+  </w:style>
 </w:styles>
 </file>
 

--- a/ReadME.docx
+++ b/ReadME.docx
@@ -4,9 +4,6 @@
   <w:body>
     <w:p>
       <w:pPr>
-        <w:shd w:val="clear" w:color="auto" w:fill="FFFFFF"/>
-        <w:spacing w:after="240" w:line="240" w:lineRule="auto"/>
-        <w:outlineLvl w:val="0"/>
         <w:rPr>
           <w:rFonts w:ascii="Arial" w:eastAsia="Times New Roman" w:hAnsi="Arial" w:cs="Arial"/>
           <w:b/>
@@ -50,15 +47,12 @@
     </w:p>
     <w:p>
       <w:pPr>
-        <w:shd w:val="clear" w:color="auto" w:fill="FFFFFF"/>
-        <w:spacing w:before="360" w:after="240" w:line="240" w:lineRule="auto"/>
-        <w:outlineLvl w:val="1"/>
-        <w:rPr>
-          <w:rFonts w:ascii="Arial" w:eastAsia="Times New Roman" w:hAnsi="Arial" w:cs="Arial"/>
-          <w:b/>
-          <w:bCs/>
-          <w:color w:val="1F2328"/>
-          <w:kern w:val="0"/>
+        <w:rPr>
+          <w:rFonts w:ascii="Arial" w:eastAsia="Times New Roman" w:hAnsi="Arial" w:cs="Arial"/>
+          <w:b/>
+          <w:bCs/>
+          <w:color w:val="1F2328"/>
+          <w:kern w:val="36"/>
           <w:sz w:val="28"/>
           <w:szCs w:val="28"/>
           <w:lang w:eastAsia="en-ZA"/>
@@ -71,7 +65,7 @@
           <w:b/>
           <w:bCs/>
           <w:color w:val="1F2328"/>
-          <w:kern w:val="0"/>
+          <w:kern w:val="36"/>
           <w:sz w:val="28"/>
           <w:szCs w:val="28"/>
           <w:lang w:eastAsia="en-ZA"/>
@@ -85,7 +79,7 @@
           <w:b/>
           <w:bCs/>
           <w:color w:val="1F2328"/>
-          <w:kern w:val="0"/>
+          <w:kern w:val="36"/>
           <w:sz w:val="28"/>
           <w:szCs w:val="28"/>
           <w:lang w:eastAsia="en-ZA"/>
@@ -96,61 +90,460 @@
     </w:p>
     <w:p>
       <w:pPr>
-        <w:shd w:val="clear" w:color="auto" w:fill="FFFFFF"/>
-        <w:spacing w:after="240" w:line="240" w:lineRule="auto"/>
-        <w:rPr>
-          <w:rFonts w:ascii="Arial" w:eastAsia="Times New Roman" w:hAnsi="Arial" w:cs="Arial"/>
-          <w:color w:val="1F2328"/>
-          <w:kern w:val="0"/>
-          <w:sz w:val="28"/>
-          <w:szCs w:val="28"/>
-          <w:lang w:eastAsia="en-ZA"/>
-          <w14:ligatures w14:val="none"/>
-        </w:rPr>
-      </w:pPr>
-      <w:r>
-        <w:rPr>
-          <w:rFonts w:ascii="Arial" w:eastAsia="Times New Roman" w:hAnsi="Arial" w:cs="Arial"/>
-          <w:color w:val="1F2328"/>
-          <w:kern w:val="0"/>
-          <w:sz w:val="28"/>
-          <w:szCs w:val="28"/>
-          <w:lang w:eastAsia="en-ZA"/>
-          <w14:ligatures w14:val="none"/>
-        </w:rPr>
-        <w:t>The Hack or Myth Quiz App is an Android application developed in Kotlin using Android Studio. It educates Users about cybersecurity awareness by allowing them to distinguish between real online safety practices ("Hacks") and common misconceptions ("Myths").</w:t>
-      </w:r>
-    </w:p>
-    <w:p>
-      <w:pPr>
-        <w:shd w:val="clear" w:color="auto" w:fill="FFFFFF"/>
-        <w:spacing w:after="240" w:line="240" w:lineRule="auto"/>
-        <w:rPr>
-          <w:rFonts w:ascii="Arial" w:eastAsia="Times New Roman" w:hAnsi="Arial" w:cs="Arial"/>
-          <w:color w:val="1F2328"/>
-          <w:kern w:val="0"/>
-          <w:sz w:val="28"/>
-          <w:szCs w:val="28"/>
-          <w:lang w:eastAsia="en-ZA"/>
-          <w14:ligatures w14:val="none"/>
-        </w:rPr>
-      </w:pPr>
-      <w:r>
-        <w:rPr>
-          <w:rFonts w:ascii="Arial" w:eastAsia="Times New Roman" w:hAnsi="Arial" w:cs="Arial"/>
-          <w:noProof/>
-          <w:color w:val="0969DA"/>
-          <w:kern w:val="0"/>
-          <w:sz w:val="28"/>
-          <w:szCs w:val="28"/>
-          <w:lang w:eastAsia="en-ZA"/>
-          <w14:ligatures w14:val="none"/>
-        </w:rPr>
+        <w:rPr>
+          <w:rFonts w:ascii="Arial" w:eastAsia="Times New Roman" w:hAnsi="Arial" w:cs="Arial"/>
+          <w:color w:val="1F2328"/>
+          <w:kern w:val="36"/>
+          <w:sz w:val="28"/>
+          <w:szCs w:val="28"/>
+          <w:lang w:eastAsia="en-ZA"/>
+          <w14:ligatures w14:val="none"/>
+        </w:rPr>
+      </w:pPr>
+      <w:r>
+        <w:rPr>
+          <w:rFonts w:ascii="Arial" w:eastAsia="Times New Roman" w:hAnsi="Arial" w:cs="Arial"/>
+          <w:color w:val="1F2328"/>
+          <w:kern w:val="36"/>
+          <w:sz w:val="28"/>
+          <w:szCs w:val="28"/>
+          <w:lang w:eastAsia="en-ZA"/>
+          <w14:ligatures w14:val="none"/>
+        </w:rPr>
+        <w:t>The Hack or Myth Quiz App is an Android application developed in Kotlin using Android Studio. This app tests users on cybersecurity knowledge using True or False questions.</w:t>
+      </w:r>
+    </w:p>
+    <w:p>
+      <w:pPr>
+        <w:rPr>
+          <w:rFonts w:ascii="Arial" w:eastAsia="Times New Roman" w:hAnsi="Arial" w:cs="Arial"/>
+          <w:b/>
+          <w:bCs/>
+          <w:color w:val="1F2328"/>
+          <w:kern w:val="36"/>
+          <w:sz w:val="28"/>
+          <w:szCs w:val="28"/>
+          <w:lang w:eastAsia="en-ZA"/>
+          <w14:ligatures w14:val="none"/>
+        </w:rPr>
+      </w:pPr>
+      <w:r>
+        <w:rPr>
+          <w:rFonts w:ascii="Segoe UI Emoji" w:eastAsia="Times New Roman" w:hAnsi="Segoe UI Emoji" w:cs="Segoe UI Emoji"/>
+          <w:b/>
+          <w:bCs/>
+          <w:color w:val="1F2328"/>
+          <w:kern w:val="36"/>
+          <w:sz w:val="28"/>
+          <w:szCs w:val="28"/>
+          <w:lang w:eastAsia="en-ZA"/>
+          <w14:ligatures w14:val="none"/>
+        </w:rPr>
+        <w:t>🎯</w:t>
+      </w:r>
+      <w:r>
+        <w:rPr>
+          <w:rFonts w:ascii="Arial" w:eastAsia="Times New Roman" w:hAnsi="Arial" w:cs="Arial"/>
+          <w:b/>
+          <w:bCs/>
+          <w:color w:val="1F2328"/>
+          <w:kern w:val="36"/>
+          <w:sz w:val="28"/>
+          <w:szCs w:val="28"/>
+          <w:lang w:eastAsia="en-ZA"/>
+          <w14:ligatures w14:val="none"/>
+        </w:rPr>
+        <w:t>Purpose</w:t>
+      </w:r>
+    </w:p>
+    <w:p>
+      <w:pPr>
+        <w:rPr>
+          <w:rFonts w:ascii="Arial" w:eastAsia="Times New Roman" w:hAnsi="Arial" w:cs="Arial"/>
+          <w:color w:val="1F2328"/>
+          <w:kern w:val="36"/>
+          <w:sz w:val="28"/>
+          <w:szCs w:val="28"/>
+          <w:lang w:eastAsia="en-ZA"/>
+          <w14:ligatures w14:val="none"/>
+        </w:rPr>
+      </w:pPr>
+      <w:r>
+        <w:rPr>
+          <w:rFonts w:ascii="Arial" w:eastAsia="Times New Roman" w:hAnsi="Arial" w:cs="Arial"/>
+          <w:b/>
+          <w:bCs/>
+          <w:color w:val="1F2328"/>
+          <w:kern w:val="36"/>
+          <w:sz w:val="28"/>
+          <w:szCs w:val="28"/>
+          <w:lang w:eastAsia="en-ZA"/>
+          <w14:ligatures w14:val="none"/>
+        </w:rPr>
+        <w:t xml:space="preserve"> </w:t>
+      </w:r>
+      <w:r>
+        <w:rPr>
+          <w:rFonts w:ascii="Arial" w:eastAsia="Times New Roman" w:hAnsi="Arial" w:cs="Arial"/>
+          <w:color w:val="1F2328"/>
+          <w:kern w:val="36"/>
+          <w:sz w:val="28"/>
+          <w:szCs w:val="28"/>
+          <w:lang w:eastAsia="en-ZA"/>
+          <w14:ligatures w14:val="none"/>
+        </w:rPr>
+        <w:t>This project shows:</w:t>
+      </w:r>
+    </w:p>
+    <w:p>
+      <w:pPr>
+        <w:numPr>
+          <w:ilvl w:val="0"/>
+          <w:numId w:val="11"/>
+        </w:numPr>
+        <w:rPr>
+          <w:rFonts w:ascii="Arial" w:eastAsia="Times New Roman" w:hAnsi="Arial" w:cs="Arial"/>
+          <w:color w:val="1F2328"/>
+          <w:kern w:val="36"/>
+          <w:sz w:val="28"/>
+          <w:szCs w:val="28"/>
+          <w:lang w:eastAsia="en-ZA"/>
+          <w14:ligatures w14:val="none"/>
+        </w:rPr>
+      </w:pPr>
+      <w:r>
+        <w:rPr>
+          <w:rFonts w:ascii="Arial" w:eastAsia="Times New Roman" w:hAnsi="Arial" w:cs="Arial"/>
+          <w:color w:val="1F2328"/>
+          <w:kern w:val="36"/>
+          <w:sz w:val="28"/>
+          <w:szCs w:val="28"/>
+          <w:lang w:eastAsia="en-ZA"/>
+          <w14:ligatures w14:val="none"/>
+        </w:rPr>
+        <w:t>UI design principles.</w:t>
+      </w:r>
+    </w:p>
+    <w:p>
+      <w:pPr>
+        <w:numPr>
+          <w:ilvl w:val="0"/>
+          <w:numId w:val="11"/>
+        </w:numPr>
+        <w:rPr>
+          <w:rFonts w:ascii="Arial" w:eastAsia="Times New Roman" w:hAnsi="Arial" w:cs="Arial"/>
+          <w:color w:val="1F2328"/>
+          <w:kern w:val="36"/>
+          <w:sz w:val="28"/>
+          <w:szCs w:val="28"/>
+          <w:lang w:eastAsia="en-ZA"/>
+          <w14:ligatures w14:val="none"/>
+        </w:rPr>
+      </w:pPr>
+      <w:r>
+        <w:rPr>
+          <w:rFonts w:ascii="Arial" w:eastAsia="Times New Roman" w:hAnsi="Arial" w:cs="Arial"/>
+          <w:color w:val="1F2328"/>
+          <w:kern w:val="36"/>
+          <w:sz w:val="28"/>
+          <w:szCs w:val="28"/>
+          <w:lang w:eastAsia="en-ZA"/>
+          <w14:ligatures w14:val="none"/>
+        </w:rPr>
+        <w:t>Activity navigation.</w:t>
+      </w:r>
+    </w:p>
+    <w:p>
+      <w:pPr>
+        <w:numPr>
+          <w:ilvl w:val="0"/>
+          <w:numId w:val="11"/>
+        </w:numPr>
+        <w:rPr>
+          <w:rFonts w:ascii="Arial" w:eastAsia="Times New Roman" w:hAnsi="Arial" w:cs="Arial"/>
+          <w:color w:val="1F2328"/>
+          <w:kern w:val="36"/>
+          <w:sz w:val="28"/>
+          <w:szCs w:val="28"/>
+          <w:lang w:eastAsia="en-ZA"/>
+          <w14:ligatures w14:val="none"/>
+        </w:rPr>
+      </w:pPr>
+      <w:r>
+        <w:rPr>
+          <w:rFonts w:ascii="Arial" w:eastAsia="Times New Roman" w:hAnsi="Arial" w:cs="Arial"/>
+          <w:color w:val="1F2328"/>
+          <w:kern w:val="36"/>
+          <w:sz w:val="28"/>
+          <w:szCs w:val="28"/>
+          <w:lang w:eastAsia="en-ZA"/>
+          <w14:ligatures w14:val="none"/>
+        </w:rPr>
+        <w:t>Kotlin Programming Logic.</w:t>
+      </w:r>
+    </w:p>
+    <w:p>
+      <w:pPr>
+        <w:numPr>
+          <w:ilvl w:val="0"/>
+          <w:numId w:val="11"/>
+        </w:numPr>
+        <w:rPr>
+          <w:rFonts w:ascii="Arial" w:eastAsia="Times New Roman" w:hAnsi="Arial" w:cs="Arial"/>
+          <w:color w:val="1F2328"/>
+          <w:kern w:val="36"/>
+          <w:sz w:val="28"/>
+          <w:szCs w:val="28"/>
+          <w:lang w:eastAsia="en-ZA"/>
+          <w14:ligatures w14:val="none"/>
+        </w:rPr>
+      </w:pPr>
+      <w:r>
+        <w:rPr>
+          <w:rFonts w:ascii="Arial" w:eastAsia="Times New Roman" w:hAnsi="Arial" w:cs="Arial"/>
+          <w:color w:val="1F2328"/>
+          <w:kern w:val="36"/>
+          <w:sz w:val="28"/>
+          <w:szCs w:val="28"/>
+          <w:lang w:eastAsia="en-ZA"/>
+          <w14:ligatures w14:val="none"/>
+        </w:rPr>
+        <w:t>User interaction handling.</w:t>
+      </w:r>
+    </w:p>
+    <w:p>
+      <w:pPr>
+        <w:numPr>
+          <w:ilvl w:val="0"/>
+          <w:numId w:val="11"/>
+        </w:numPr>
+        <w:rPr>
+          <w:rFonts w:ascii="Arial" w:eastAsia="Times New Roman" w:hAnsi="Arial" w:cs="Arial"/>
+          <w:color w:val="1F2328"/>
+          <w:kern w:val="36"/>
+          <w:sz w:val="28"/>
+          <w:szCs w:val="28"/>
+          <w:lang w:eastAsia="en-ZA"/>
+          <w14:ligatures w14:val="none"/>
+        </w:rPr>
+      </w:pPr>
+      <w:r>
+        <w:rPr>
+          <w:rFonts w:ascii="Arial" w:eastAsia="Times New Roman" w:hAnsi="Arial" w:cs="Arial"/>
+          <w:color w:val="1F2328"/>
+          <w:kern w:val="36"/>
+          <w:sz w:val="28"/>
+          <w:szCs w:val="28"/>
+          <w:lang w:eastAsia="en-ZA"/>
+          <w14:ligatures w14:val="none"/>
+        </w:rPr>
+        <w:t>Data passing between screens</w:t>
+      </w:r>
+    </w:p>
+    <w:p>
+      <w:pPr>
+        <w:rPr>
+          <w:rFonts w:ascii="Arial" w:eastAsia="Times New Roman" w:hAnsi="Arial" w:cs="Arial"/>
+          <w:b/>
+          <w:bCs/>
+          <w:color w:val="1F2328"/>
+          <w:kern w:val="36"/>
+          <w:sz w:val="28"/>
+          <w:szCs w:val="28"/>
+          <w:lang w:eastAsia="en-ZA"/>
+          <w14:ligatures w14:val="none"/>
+        </w:rPr>
+      </w:pPr>
+      <w:r>
+        <w:rPr>
+          <w:rFonts w:ascii="Segoe UI Emoji" w:eastAsia="Times New Roman" w:hAnsi="Segoe UI Emoji" w:cs="Segoe UI Emoji"/>
+          <w:b/>
+          <w:bCs/>
+          <w:color w:val="1F2328"/>
+          <w:kern w:val="36"/>
+          <w:sz w:val="28"/>
+          <w:szCs w:val="28"/>
+          <w:lang w:eastAsia="en-ZA"/>
+          <w14:ligatures w14:val="none"/>
+        </w:rPr>
+        <w:t>✨</w:t>
+      </w:r>
+      <w:r>
+        <w:rPr>
+          <w:rFonts w:ascii="Arial" w:eastAsia="Times New Roman" w:hAnsi="Arial" w:cs="Arial"/>
+          <w:b/>
+          <w:bCs/>
+          <w:color w:val="1F2328"/>
+          <w:kern w:val="36"/>
+          <w:sz w:val="28"/>
+          <w:szCs w:val="28"/>
+          <w:lang w:eastAsia="en-ZA"/>
+          <w14:ligatures w14:val="none"/>
+        </w:rPr>
+        <w:t>Features</w:t>
+      </w:r>
+    </w:p>
+    <w:p>
+      <w:pPr>
+        <w:rPr>
+          <w:rFonts w:ascii="Arial" w:eastAsia="Times New Roman" w:hAnsi="Arial" w:cs="Arial"/>
+          <w:b/>
+          <w:bCs/>
+          <w:color w:val="1F2328"/>
+          <w:kern w:val="36"/>
+          <w:sz w:val="28"/>
+          <w:szCs w:val="28"/>
+          <w:lang w:eastAsia="en-ZA"/>
+          <w14:ligatures w14:val="none"/>
+        </w:rPr>
+      </w:pPr>
+      <w:r>
+        <w:rPr>
+          <w:rFonts w:ascii="Segoe UI Emoji" w:eastAsia="Times New Roman" w:hAnsi="Segoe UI Emoji" w:cs="Segoe UI Emoji"/>
+          <w:b/>
+          <w:bCs/>
+          <w:color w:val="1F2328"/>
+          <w:kern w:val="36"/>
+          <w:sz w:val="28"/>
+          <w:szCs w:val="28"/>
+          <w:lang w:eastAsia="en-ZA"/>
+          <w14:ligatures w14:val="none"/>
+        </w:rPr>
+        <w:t>👨🏾</w:t>
+      </w:r>
+      <w:r>
+        <w:rPr>
+          <w:rFonts w:ascii="Arial" w:eastAsia="Times New Roman" w:hAnsi="Arial" w:cs="Arial"/>
+          <w:b/>
+          <w:bCs/>
+          <w:color w:val="1F2328"/>
+          <w:kern w:val="36"/>
+          <w:sz w:val="28"/>
+          <w:szCs w:val="28"/>
+          <w:lang w:eastAsia="en-ZA"/>
+          <w14:ligatures w14:val="none"/>
+        </w:rPr>
+        <w:t>‍</w:t>
+      </w:r>
+      <w:r>
+        <w:rPr>
+          <w:rFonts w:ascii="Segoe UI Emoji" w:eastAsia="Times New Roman" w:hAnsi="Segoe UI Emoji" w:cs="Segoe UI Emoji"/>
+          <w:b/>
+          <w:bCs/>
+          <w:color w:val="1F2328"/>
+          <w:kern w:val="36"/>
+          <w:sz w:val="28"/>
+          <w:szCs w:val="28"/>
+          <w:lang w:eastAsia="en-ZA"/>
+          <w14:ligatures w14:val="none"/>
+        </w:rPr>
+        <w:t>💻</w:t>
+      </w:r>
+      <w:r>
+        <w:rPr>
+          <w:rFonts w:ascii="Arial" w:eastAsia="Times New Roman" w:hAnsi="Arial" w:cs="Arial"/>
+          <w:b/>
+          <w:bCs/>
+          <w:color w:val="1F2328"/>
+          <w:kern w:val="36"/>
+          <w:sz w:val="28"/>
+          <w:szCs w:val="28"/>
+          <w:lang w:eastAsia="en-ZA"/>
+          <w14:ligatures w14:val="none"/>
+        </w:rPr>
+        <w:t>Welcome Screen</w:t>
+      </w:r>
+    </w:p>
+    <w:p>
+      <w:pPr>
+        <w:numPr>
+          <w:ilvl w:val="0"/>
+          <w:numId w:val="12"/>
+        </w:numPr>
+        <w:rPr>
+          <w:rFonts w:ascii="Arial" w:eastAsia="Times New Roman" w:hAnsi="Arial" w:cs="Arial"/>
+          <w:color w:val="1F2328"/>
+          <w:kern w:val="36"/>
+          <w:sz w:val="28"/>
+          <w:szCs w:val="28"/>
+          <w:lang w:eastAsia="en-ZA"/>
+          <w14:ligatures w14:val="none"/>
+        </w:rPr>
+      </w:pPr>
+      <w:r>
+        <w:rPr>
+          <w:rFonts w:ascii="Arial" w:eastAsia="Times New Roman" w:hAnsi="Arial" w:cs="Arial"/>
+          <w:color w:val="1F2328"/>
+          <w:kern w:val="36"/>
+          <w:sz w:val="28"/>
+          <w:szCs w:val="28"/>
+          <w:lang w:eastAsia="en-ZA"/>
+          <w14:ligatures w14:val="none"/>
+        </w:rPr>
+        <w:t>App introduction</w:t>
+      </w:r>
+    </w:p>
+    <w:p>
+      <w:pPr>
+        <w:numPr>
+          <w:ilvl w:val="0"/>
+          <w:numId w:val="12"/>
+        </w:numPr>
+        <w:rPr>
+          <w:rFonts w:ascii="Arial" w:eastAsia="Times New Roman" w:hAnsi="Arial" w:cs="Arial"/>
+          <w:color w:val="1F2328"/>
+          <w:kern w:val="36"/>
+          <w:sz w:val="28"/>
+          <w:szCs w:val="28"/>
+          <w:lang w:eastAsia="en-ZA"/>
+          <w14:ligatures w14:val="none"/>
+        </w:rPr>
+      </w:pPr>
+      <w:r>
+        <w:rPr>
+          <w:rFonts w:ascii="Arial" w:eastAsia="Times New Roman" w:hAnsi="Arial" w:cs="Arial"/>
+          <w:color w:val="1F2328"/>
+          <w:kern w:val="36"/>
+          <w:sz w:val="28"/>
+          <w:szCs w:val="28"/>
+          <w:lang w:eastAsia="en-ZA"/>
+          <w14:ligatures w14:val="none"/>
+        </w:rPr>
+        <w:t>Start button to begin the Quiz</w:t>
+      </w:r>
+    </w:p>
+    <w:p>
+      <w:pPr>
+        <w:rPr>
+          <w:rFonts w:ascii="Arial" w:eastAsia="Times New Roman" w:hAnsi="Arial" w:cs="Arial"/>
+          <w:b/>
+          <w:bCs/>
+          <w:color w:val="1F2328"/>
+          <w:kern w:val="36"/>
+          <w:sz w:val="28"/>
+          <w:szCs w:val="28"/>
+          <w:lang w:eastAsia="en-ZA"/>
+          <w14:ligatures w14:val="none"/>
+        </w:rPr>
+      </w:pPr>
+      <w:r>
+        <w:rPr>
+          <w:rFonts w:ascii="Arial" w:eastAsia="Times New Roman" w:hAnsi="Arial" w:cs="Arial"/>
+          <w:b/>
+          <w:bCs/>
+          <w:color w:val="1F2328"/>
+          <w:kern w:val="36"/>
+          <w:sz w:val="28"/>
+          <w:szCs w:val="28"/>
+          <w:lang w:eastAsia="en-ZA"/>
+          <w14:ligatures w14:val="none"/>
+        </w:rPr>
+        <w:lastRenderedPageBreak/>
         <w:drawing>
-          <wp:inline distT="0" distB="0" distL="0" distR="0" wp14:anchorId="314D6D25" wp14:editId="0260F4FE">
+          <wp:inline distT="0" distB="0" distL="0" distR="0" wp14:anchorId="04D4C5D3" wp14:editId="77D1708C">
             <wp:extent cx="3451860" cy="5044440"/>
             <wp:effectExtent l="0" t="0" r="0" b="3810"/>
-            <wp:docPr id="1" name="Picture 8" descr="FlashCardScore Screen">
+            <wp:docPr id="723917180" name="Picture 14" descr="FlashCardScore Screen">
               <a:hlinkClick xmlns:a="http://schemas.openxmlformats.org/drawingml/2006/main" r:id="rId5" tgtFrame="&quot;_blank&quot;"/>
             </wp:docPr>
             <wp:cNvGraphicFramePr>
@@ -160,7 +553,7 @@
               <a:graphicData uri="http://schemas.openxmlformats.org/drawingml/2006/picture">
                 <pic:pic xmlns:pic="http://schemas.openxmlformats.org/drawingml/2006/picture">
                   <pic:nvPicPr>
-                    <pic:cNvPr id="0" name="Picture 1" descr="FlashCardScore Screen">
+                    <pic:cNvPr id="0" name="Picture 36" descr="FlashCardScore Screen">
                       <a:hlinkClick r:id="rId5" tgtFrame="&quot;_blank&quot;"/>
                     </pic:cNvPr>
                     <pic:cNvPicPr>
@@ -202,15 +595,12 @@
     </w:p>
     <w:p>
       <w:pPr>
-        <w:shd w:val="clear" w:color="auto" w:fill="FFFFFF"/>
-        <w:spacing w:before="360" w:after="240" w:line="240" w:lineRule="auto"/>
-        <w:outlineLvl w:val="1"/>
-        <w:rPr>
-          <w:rFonts w:ascii="Arial" w:eastAsia="Times New Roman" w:hAnsi="Arial" w:cs="Arial"/>
-          <w:b/>
-          <w:bCs/>
-          <w:color w:val="1F2328"/>
-          <w:kern w:val="0"/>
+        <w:rPr>
+          <w:rFonts w:ascii="Arial" w:eastAsia="Times New Roman" w:hAnsi="Arial" w:cs="Arial"/>
+          <w:b/>
+          <w:bCs/>
+          <w:color w:val="1F2328"/>
+          <w:kern w:val="36"/>
           <w:sz w:val="28"/>
           <w:szCs w:val="28"/>
           <w:lang w:eastAsia="en-ZA"/>
@@ -223,702 +613,60 @@
           <w:b/>
           <w:bCs/>
           <w:color w:val="1F2328"/>
-          <w:kern w:val="0"/>
-          <w:sz w:val="28"/>
-          <w:szCs w:val="28"/>
-          <w:lang w:eastAsia="en-ZA"/>
-          <w14:ligatures w14:val="none"/>
-        </w:rPr>
-        <w:t>🎯</w:t>
-      </w:r>
-      <w:r>
-        <w:rPr>
-          <w:rFonts w:ascii="Arial" w:eastAsia="Times New Roman" w:hAnsi="Arial" w:cs="Arial"/>
-          <w:b/>
-          <w:bCs/>
-          <w:color w:val="1F2328"/>
-          <w:kern w:val="0"/>
-          <w:sz w:val="28"/>
-          <w:szCs w:val="28"/>
-          <w:lang w:eastAsia="en-ZA"/>
-          <w14:ligatures w14:val="none"/>
-        </w:rPr>
-        <w:t>Purpose</w:t>
-      </w:r>
-    </w:p>
-    <w:p>
-      <w:pPr>
-        <w:shd w:val="clear" w:color="auto" w:fill="FFFFFF"/>
-        <w:spacing w:after="240" w:line="240" w:lineRule="auto"/>
-        <w:rPr>
-          <w:rFonts w:ascii="Arial" w:eastAsia="Times New Roman" w:hAnsi="Arial" w:cs="Arial"/>
-          <w:color w:val="1F2328"/>
-          <w:kern w:val="0"/>
-          <w:sz w:val="28"/>
-          <w:szCs w:val="28"/>
-          <w:lang w:eastAsia="en-ZA"/>
-          <w14:ligatures w14:val="none"/>
-        </w:rPr>
-      </w:pPr>
-      <w:r>
-        <w:rPr>
-          <w:rFonts w:ascii="Arial" w:eastAsia="Times New Roman" w:hAnsi="Arial" w:cs="Arial"/>
-          <w:color w:val="1F2328"/>
-          <w:kern w:val="0"/>
-          <w:sz w:val="28"/>
-          <w:szCs w:val="28"/>
-          <w:lang w:eastAsia="en-ZA"/>
-          <w14:ligatures w14:val="none"/>
-        </w:rPr>
-        <w:t>This project shows:</w:t>
-      </w:r>
-    </w:p>
-    <w:p>
-      <w:pPr>
-        <w:numPr>
-          <w:ilvl w:val="0"/>
-          <w:numId w:val="1"/>
-        </w:numPr>
-        <w:shd w:val="clear" w:color="auto" w:fill="FFFFFF"/>
-        <w:spacing w:before="100" w:beforeAutospacing="1" w:after="100" w:afterAutospacing="1" w:line="240" w:lineRule="auto"/>
-        <w:rPr>
-          <w:rFonts w:ascii="Arial" w:eastAsia="Times New Roman" w:hAnsi="Arial" w:cs="Arial"/>
-          <w:color w:val="1F2328"/>
-          <w:kern w:val="0"/>
-          <w:sz w:val="28"/>
-          <w:szCs w:val="28"/>
-          <w:lang w:eastAsia="en-ZA"/>
-          <w14:ligatures w14:val="none"/>
-        </w:rPr>
-      </w:pPr>
-      <w:r>
-        <w:rPr>
-          <w:rFonts w:ascii="Arial" w:eastAsia="Times New Roman" w:hAnsi="Arial" w:cs="Arial"/>
-          <w:color w:val="1F2328"/>
-          <w:kern w:val="0"/>
-          <w:sz w:val="28"/>
-          <w:szCs w:val="28"/>
-          <w:lang w:eastAsia="en-ZA"/>
-          <w14:ligatures w14:val="none"/>
-        </w:rPr>
-        <w:t>UI design principles.</w:t>
-      </w:r>
-    </w:p>
-    <w:p>
-      <w:pPr>
-        <w:numPr>
-          <w:ilvl w:val="0"/>
-          <w:numId w:val="1"/>
-        </w:numPr>
-        <w:shd w:val="clear" w:color="auto" w:fill="FFFFFF"/>
-        <w:spacing w:before="60" w:after="100" w:afterAutospacing="1" w:line="240" w:lineRule="auto"/>
-        <w:rPr>
-          <w:rFonts w:ascii="Arial" w:eastAsia="Times New Roman" w:hAnsi="Arial" w:cs="Arial"/>
-          <w:color w:val="1F2328"/>
-          <w:kern w:val="0"/>
-          <w:sz w:val="28"/>
-          <w:szCs w:val="28"/>
-          <w:lang w:eastAsia="en-ZA"/>
-          <w14:ligatures w14:val="none"/>
-        </w:rPr>
-      </w:pPr>
-      <w:r>
-        <w:rPr>
-          <w:rFonts w:ascii="Arial" w:eastAsia="Times New Roman" w:hAnsi="Arial" w:cs="Arial"/>
-          <w:color w:val="1F2328"/>
-          <w:kern w:val="0"/>
-          <w:sz w:val="28"/>
-          <w:szCs w:val="28"/>
-          <w:lang w:eastAsia="en-ZA"/>
-          <w14:ligatures w14:val="none"/>
-        </w:rPr>
-        <w:t>Activity navigation.</w:t>
-      </w:r>
-    </w:p>
-    <w:p>
-      <w:pPr>
-        <w:numPr>
-          <w:ilvl w:val="0"/>
-          <w:numId w:val="1"/>
-        </w:numPr>
-        <w:shd w:val="clear" w:color="auto" w:fill="FFFFFF"/>
-        <w:spacing w:before="60" w:after="100" w:afterAutospacing="1" w:line="240" w:lineRule="auto"/>
-        <w:rPr>
-          <w:rFonts w:ascii="Arial" w:eastAsia="Times New Roman" w:hAnsi="Arial" w:cs="Arial"/>
-          <w:color w:val="1F2328"/>
-          <w:kern w:val="0"/>
-          <w:sz w:val="28"/>
-          <w:szCs w:val="28"/>
-          <w:lang w:eastAsia="en-ZA"/>
-          <w14:ligatures w14:val="none"/>
-        </w:rPr>
-      </w:pPr>
-      <w:r>
-        <w:rPr>
-          <w:rFonts w:ascii="Arial" w:eastAsia="Times New Roman" w:hAnsi="Arial" w:cs="Arial"/>
-          <w:color w:val="1F2328"/>
-          <w:kern w:val="0"/>
-          <w:sz w:val="28"/>
-          <w:szCs w:val="28"/>
-          <w:lang w:eastAsia="en-ZA"/>
-          <w14:ligatures w14:val="none"/>
-        </w:rPr>
-        <w:t>Kotlin Programming Logic.</w:t>
-      </w:r>
-    </w:p>
-    <w:p>
-      <w:pPr>
-        <w:numPr>
-          <w:ilvl w:val="0"/>
-          <w:numId w:val="1"/>
-        </w:numPr>
-        <w:shd w:val="clear" w:color="auto" w:fill="FFFFFF"/>
-        <w:spacing w:before="60" w:after="100" w:afterAutospacing="1" w:line="240" w:lineRule="auto"/>
-        <w:rPr>
-          <w:rFonts w:ascii="Arial" w:eastAsia="Times New Roman" w:hAnsi="Arial" w:cs="Arial"/>
-          <w:color w:val="1F2328"/>
-          <w:kern w:val="0"/>
-          <w:sz w:val="28"/>
-          <w:szCs w:val="28"/>
-          <w:lang w:eastAsia="en-ZA"/>
-          <w14:ligatures w14:val="none"/>
-        </w:rPr>
-      </w:pPr>
-      <w:r>
-        <w:rPr>
-          <w:rFonts w:ascii="Arial" w:eastAsia="Times New Roman" w:hAnsi="Arial" w:cs="Arial"/>
-          <w:color w:val="1F2328"/>
-          <w:kern w:val="0"/>
-          <w:sz w:val="28"/>
-          <w:szCs w:val="28"/>
-          <w:lang w:eastAsia="en-ZA"/>
-          <w14:ligatures w14:val="none"/>
-        </w:rPr>
-        <w:t>User interaction handling.</w:t>
-      </w:r>
-    </w:p>
-    <w:p>
-      <w:pPr>
-        <w:numPr>
-          <w:ilvl w:val="0"/>
-          <w:numId w:val="1"/>
-        </w:numPr>
-        <w:shd w:val="clear" w:color="auto" w:fill="FFFFFF"/>
-        <w:spacing w:before="60" w:after="100" w:afterAutospacing="1" w:line="240" w:lineRule="auto"/>
-        <w:rPr>
-          <w:rFonts w:ascii="Arial" w:eastAsia="Times New Roman" w:hAnsi="Arial" w:cs="Arial"/>
-          <w:color w:val="1F2328"/>
-          <w:kern w:val="0"/>
-          <w:sz w:val="28"/>
-          <w:szCs w:val="28"/>
-          <w:lang w:eastAsia="en-ZA"/>
-          <w14:ligatures w14:val="none"/>
-        </w:rPr>
-      </w:pPr>
-      <w:r>
-        <w:rPr>
-          <w:rFonts w:ascii="Arial" w:eastAsia="Times New Roman" w:hAnsi="Arial" w:cs="Arial"/>
-          <w:color w:val="1F2328"/>
-          <w:kern w:val="0"/>
-          <w:sz w:val="28"/>
-          <w:szCs w:val="28"/>
-          <w:lang w:eastAsia="en-ZA"/>
-          <w14:ligatures w14:val="none"/>
-        </w:rPr>
-        <w:t>Data passing between screens.</w:t>
-      </w:r>
-    </w:p>
-    <w:p>
-      <w:pPr>
-        <w:shd w:val="clear" w:color="auto" w:fill="FFFFFF"/>
-        <w:spacing w:before="360" w:after="240" w:line="240" w:lineRule="auto"/>
-        <w:outlineLvl w:val="1"/>
-        <w:rPr>
-          <w:rFonts w:ascii="Arial" w:eastAsia="Times New Roman" w:hAnsi="Arial" w:cs="Arial"/>
-          <w:b/>
-          <w:bCs/>
-          <w:color w:val="1F2328"/>
-          <w:kern w:val="0"/>
-          <w:sz w:val="28"/>
-          <w:szCs w:val="28"/>
-          <w:lang w:eastAsia="en-ZA"/>
-          <w14:ligatures w14:val="none"/>
-        </w:rPr>
-      </w:pPr>
-      <w:r>
-        <w:rPr>
-          <w:rFonts w:ascii="Segoe UI Emoji" w:eastAsia="Times New Roman" w:hAnsi="Segoe UI Emoji" w:cs="Segoe UI Emoji"/>
-          <w:b/>
-          <w:bCs/>
-          <w:color w:val="1F2328"/>
-          <w:kern w:val="0"/>
-          <w:sz w:val="28"/>
-          <w:szCs w:val="28"/>
-          <w:lang w:eastAsia="en-ZA"/>
-          <w14:ligatures w14:val="none"/>
-        </w:rPr>
-        <w:t>✨</w:t>
-      </w:r>
-      <w:r>
-        <w:rPr>
-          <w:rFonts w:ascii="Arial" w:eastAsia="Times New Roman" w:hAnsi="Arial" w:cs="Arial"/>
-          <w:b/>
-          <w:bCs/>
-          <w:color w:val="1F2328"/>
-          <w:kern w:val="0"/>
-          <w:sz w:val="28"/>
-          <w:szCs w:val="28"/>
-          <w:lang w:eastAsia="en-ZA"/>
-          <w14:ligatures w14:val="none"/>
-        </w:rPr>
-        <w:t>Features</w:t>
-      </w:r>
-    </w:p>
-    <w:p>
-      <w:pPr>
-        <w:shd w:val="clear" w:color="auto" w:fill="FFFFFF"/>
-        <w:spacing w:before="360" w:after="240" w:line="240" w:lineRule="auto"/>
-        <w:outlineLvl w:val="2"/>
-        <w:rPr>
-          <w:rFonts w:ascii="Arial" w:eastAsia="Times New Roman" w:hAnsi="Arial" w:cs="Arial"/>
-          <w:b/>
-          <w:bCs/>
-          <w:color w:val="1F2328"/>
-          <w:kern w:val="0"/>
-          <w:sz w:val="28"/>
-          <w:szCs w:val="28"/>
-          <w:lang w:eastAsia="en-ZA"/>
-          <w14:ligatures w14:val="none"/>
-        </w:rPr>
-      </w:pPr>
-      <w:r>
-        <w:rPr>
-          <w:rFonts w:ascii="Segoe UI Emoji" w:eastAsia="Times New Roman" w:hAnsi="Segoe UI Emoji" w:cs="Segoe UI Emoji"/>
-          <w:b/>
-          <w:bCs/>
-          <w:color w:val="1F2328"/>
-          <w:kern w:val="0"/>
-          <w:sz w:val="28"/>
-          <w:szCs w:val="28"/>
-          <w:lang w:eastAsia="en-ZA"/>
-          <w14:ligatures w14:val="none"/>
-        </w:rPr>
-        <w:lastRenderedPageBreak/>
-        <w:t>👨🏾</w:t>
-      </w:r>
-      <w:r>
-        <w:rPr>
-          <w:rFonts w:ascii="Arial" w:eastAsia="Times New Roman" w:hAnsi="Arial" w:cs="Arial"/>
-          <w:b/>
-          <w:bCs/>
-          <w:color w:val="1F2328"/>
-          <w:kern w:val="0"/>
-          <w:sz w:val="28"/>
-          <w:szCs w:val="28"/>
-          <w:lang w:eastAsia="en-ZA"/>
-          <w14:ligatures w14:val="none"/>
-        </w:rPr>
-        <w:t>‍</w:t>
-      </w:r>
-      <w:r>
-        <w:rPr>
-          <w:rFonts w:ascii="Segoe UI Emoji" w:eastAsia="Times New Roman" w:hAnsi="Segoe UI Emoji" w:cs="Segoe UI Emoji"/>
-          <w:b/>
-          <w:bCs/>
-          <w:color w:val="1F2328"/>
-          <w:kern w:val="0"/>
-          <w:sz w:val="28"/>
-          <w:szCs w:val="28"/>
-          <w:lang w:eastAsia="en-ZA"/>
-          <w14:ligatures w14:val="none"/>
-        </w:rPr>
-        <w:t>💻</w:t>
-      </w:r>
-      <w:r>
-        <w:rPr>
-          <w:rFonts w:ascii="Arial" w:eastAsia="Times New Roman" w:hAnsi="Arial" w:cs="Arial"/>
-          <w:b/>
-          <w:bCs/>
-          <w:color w:val="1F2328"/>
-          <w:kern w:val="0"/>
-          <w:sz w:val="28"/>
-          <w:szCs w:val="28"/>
-          <w:lang w:eastAsia="en-ZA"/>
-          <w14:ligatures w14:val="none"/>
-        </w:rPr>
-        <w:t>Welcome Screen</w:t>
-      </w:r>
-    </w:p>
-    <w:p>
-      <w:pPr>
-        <w:numPr>
-          <w:ilvl w:val="0"/>
-          <w:numId w:val="2"/>
-        </w:numPr>
-        <w:shd w:val="clear" w:color="auto" w:fill="FFFFFF"/>
-        <w:spacing w:before="100" w:beforeAutospacing="1" w:after="100" w:afterAutospacing="1" w:line="240" w:lineRule="auto"/>
-        <w:rPr>
-          <w:rFonts w:ascii="Arial" w:eastAsia="Times New Roman" w:hAnsi="Arial" w:cs="Arial"/>
-          <w:color w:val="1F2328"/>
-          <w:kern w:val="0"/>
-          <w:sz w:val="28"/>
-          <w:szCs w:val="28"/>
-          <w:lang w:eastAsia="en-ZA"/>
-          <w14:ligatures w14:val="none"/>
-        </w:rPr>
-      </w:pPr>
-      <w:r>
-        <w:rPr>
-          <w:rFonts w:ascii="Arial" w:eastAsia="Times New Roman" w:hAnsi="Arial" w:cs="Arial"/>
-          <w:color w:val="1F2328"/>
-          <w:kern w:val="0"/>
-          <w:sz w:val="28"/>
-          <w:szCs w:val="28"/>
-          <w:lang w:eastAsia="en-ZA"/>
-          <w14:ligatures w14:val="none"/>
-        </w:rPr>
-        <w:t>App introduction</w:t>
-      </w:r>
-    </w:p>
-    <w:p>
-      <w:pPr>
-        <w:numPr>
-          <w:ilvl w:val="0"/>
-          <w:numId w:val="2"/>
-        </w:numPr>
-        <w:shd w:val="clear" w:color="auto" w:fill="FFFFFF"/>
-        <w:spacing w:before="60" w:after="100" w:afterAutospacing="1" w:line="240" w:lineRule="auto"/>
-        <w:rPr>
-          <w:rFonts w:ascii="Arial" w:eastAsia="Times New Roman" w:hAnsi="Arial" w:cs="Arial"/>
-          <w:color w:val="1F2328"/>
-          <w:kern w:val="0"/>
-          <w:sz w:val="28"/>
-          <w:szCs w:val="28"/>
-          <w:lang w:eastAsia="en-ZA"/>
-          <w14:ligatures w14:val="none"/>
-        </w:rPr>
-      </w:pPr>
-      <w:r>
-        <w:rPr>
-          <w:rFonts w:ascii="Arial" w:eastAsia="Times New Roman" w:hAnsi="Arial" w:cs="Arial"/>
-          <w:color w:val="1F2328"/>
-          <w:kern w:val="0"/>
-          <w:sz w:val="28"/>
-          <w:szCs w:val="28"/>
-          <w:lang w:eastAsia="en-ZA"/>
-          <w14:ligatures w14:val="none"/>
-        </w:rPr>
-        <w:t>Start button to begin the Quiz</w:t>
-      </w:r>
-    </w:p>
-    <w:p>
-      <w:pPr>
-        <w:shd w:val="clear" w:color="auto" w:fill="FFFFFF"/>
-        <w:spacing w:after="240" w:line="240" w:lineRule="auto"/>
-        <w:rPr>
-          <w:rFonts w:ascii="Arial" w:eastAsia="Times New Roman" w:hAnsi="Arial" w:cs="Arial"/>
-          <w:color w:val="1F2328"/>
-          <w:kern w:val="0"/>
-          <w:sz w:val="28"/>
-          <w:szCs w:val="28"/>
-          <w:lang w:eastAsia="en-ZA"/>
-          <w14:ligatures w14:val="none"/>
-        </w:rPr>
-      </w:pPr>
-      <w:r>
-        <w:rPr>
-          <w:rFonts w:ascii="Arial" w:eastAsia="Times New Roman" w:hAnsi="Arial" w:cs="Arial"/>
-          <w:noProof/>
-          <w:color w:val="0969DA"/>
-          <w:kern w:val="0"/>
+          <w:kern w:val="36"/>
+          <w:sz w:val="28"/>
+          <w:szCs w:val="28"/>
+          <w:lang w:eastAsia="en-ZA"/>
+          <w14:ligatures w14:val="none"/>
+        </w:rPr>
+        <w:t>❓</w:t>
+      </w:r>
+      <w:r>
+        <w:rPr>
+          <w:rFonts w:ascii="Arial" w:eastAsia="Times New Roman" w:hAnsi="Arial" w:cs="Arial"/>
+          <w:b/>
+          <w:bCs/>
+          <w:color w:val="1F2328"/>
+          <w:kern w:val="36"/>
+          <w:sz w:val="28"/>
+          <w:szCs w:val="28"/>
+          <w:lang w:eastAsia="en-ZA"/>
+          <w14:ligatures w14:val="none"/>
+        </w:rPr>
+        <w:t>Quiz Screen</w:t>
+      </w:r>
+    </w:p>
+    <w:p>
+      <w:pPr>
+        <w:rPr>
+          <w:rFonts w:ascii="Arial" w:eastAsia="Times New Roman" w:hAnsi="Arial" w:cs="Arial"/>
+          <w:b/>
+          <w:bCs/>
+          <w:color w:val="1F2328"/>
+          <w:kern w:val="36"/>
+          <w:sz w:val="28"/>
+          <w:szCs w:val="28"/>
+          <w:lang w:eastAsia="en-ZA"/>
+          <w14:ligatures w14:val="none"/>
+        </w:rPr>
+      </w:pPr>
+      <w:r>
+        <w:rPr>
+          <w:rFonts w:ascii="Arial" w:eastAsia="Times New Roman" w:hAnsi="Arial" w:cs="Arial"/>
+          <w:b/>
+          <w:bCs/>
+          <w:color w:val="1F2328"/>
+          <w:kern w:val="36"/>
           <w:sz w:val="28"/>
           <w:szCs w:val="28"/>
           <w:lang w:eastAsia="en-ZA"/>
           <w14:ligatures w14:val="none"/>
         </w:rPr>
         <w:drawing>
-          <wp:inline distT="0" distB="0" distL="0" distR="0" wp14:anchorId="5CA371DD" wp14:editId="055410F8">
-            <wp:extent cx="3451860" cy="5044440"/>
-            <wp:effectExtent l="0" t="0" r="0" b="3810"/>
-            <wp:docPr id="2" name="Picture 7" descr="FlashCardScore Screen">
-              <a:hlinkClick xmlns:a="http://schemas.openxmlformats.org/drawingml/2006/main" r:id="rId5" tgtFrame="&quot;_blank&quot;"/>
-            </wp:docPr>
-            <wp:cNvGraphicFramePr>
-              <a:graphicFrameLocks xmlns:a="http://schemas.openxmlformats.org/drawingml/2006/main" noChangeAspect="1"/>
-            </wp:cNvGraphicFramePr>
-            <a:graphic xmlns:a="http://schemas.openxmlformats.org/drawingml/2006/main">
-              <a:graphicData uri="http://schemas.openxmlformats.org/drawingml/2006/picture">
-                <pic:pic xmlns:pic="http://schemas.openxmlformats.org/drawingml/2006/picture">
-                  <pic:nvPicPr>
-                    <pic:cNvPr id="0" name="Picture 2" descr="FlashCardScore Screen">
-                      <a:hlinkClick r:id="rId5" tgtFrame="&quot;_blank&quot;"/>
-                    </pic:cNvPr>
-                    <pic:cNvPicPr>
-                      <a:picLocks noChangeAspect="1" noChangeArrowheads="1"/>
-                    </pic:cNvPicPr>
-                  </pic:nvPicPr>
-                  <pic:blipFill>
-                    <a:blip r:embed="rId6">
-                      <a:extLst>
-                        <a:ext uri="{28A0092B-C50C-407E-A947-70E740481C1C}">
-                          <a14:useLocalDpi xmlns:a14="http://schemas.microsoft.com/office/drawing/2010/main" val="0"/>
-                        </a:ext>
-                      </a:extLst>
-                    </a:blip>
-                    <a:srcRect/>
-                    <a:stretch>
-                      <a:fillRect/>
-                    </a:stretch>
-                  </pic:blipFill>
-                  <pic:spPr bwMode="auto">
-                    <a:xfrm>
-                      <a:off x="0" y="0"/>
-                      <a:ext cx="3451860" cy="5044440"/>
-                    </a:xfrm>
-                    <a:prstGeom prst="rect">
-                      <a:avLst/>
-                    </a:prstGeom>
-                    <a:noFill/>
-                    <a:ln>
-                      <a:noFill/>
-                    </a:ln>
-                  </pic:spPr>
-                </pic:pic>
-              </a:graphicData>
-            </a:graphic>
-          </wp:inline>
-        </w:drawing>
-      </w:r>
-    </w:p>
-    <w:p>
-      <w:pPr>
-        <w:shd w:val="clear" w:color="auto" w:fill="FFFFFF"/>
-        <w:spacing w:after="240" w:line="240" w:lineRule="auto"/>
-        <w:rPr>
-          <w:rFonts w:ascii="Arial" w:eastAsia="Times New Roman" w:hAnsi="Arial" w:cs="Arial"/>
-          <w:color w:val="1F2328"/>
-          <w:kern w:val="0"/>
-          <w:sz w:val="28"/>
-          <w:szCs w:val="28"/>
-          <w:lang w:eastAsia="en-ZA"/>
-          <w14:ligatures w14:val="none"/>
-        </w:rPr>
-      </w:pPr>
-    </w:p>
-    <w:p>
-      <w:pPr>
-        <w:shd w:val="clear" w:color="auto" w:fill="FFFFFF"/>
-        <w:spacing w:after="240" w:line="240" w:lineRule="auto"/>
-        <w:rPr>
-          <w:rFonts w:ascii="Arial" w:eastAsia="Times New Roman" w:hAnsi="Arial" w:cs="Arial"/>
-          <w:color w:val="1F2328"/>
-          <w:kern w:val="0"/>
-          <w:sz w:val="28"/>
-          <w:szCs w:val="28"/>
-          <w:lang w:eastAsia="en-ZA"/>
-          <w14:ligatures w14:val="none"/>
-        </w:rPr>
-      </w:pPr>
-    </w:p>
-    <w:p>
-      <w:pPr>
-        <w:shd w:val="clear" w:color="auto" w:fill="FFFFFF"/>
-        <w:spacing w:after="240" w:line="240" w:lineRule="auto"/>
-        <w:rPr>
-          <w:rFonts w:ascii="Arial" w:eastAsia="Times New Roman" w:hAnsi="Arial" w:cs="Arial"/>
-          <w:color w:val="1F2328"/>
-          <w:kern w:val="0"/>
-          <w:sz w:val="28"/>
-          <w:szCs w:val="28"/>
-          <w:lang w:eastAsia="en-ZA"/>
-          <w14:ligatures w14:val="none"/>
-        </w:rPr>
-      </w:pPr>
-    </w:p>
-    <w:p>
-      <w:pPr>
-        <w:shd w:val="clear" w:color="auto" w:fill="FFFFFF"/>
-        <w:spacing w:after="240" w:line="240" w:lineRule="auto"/>
-        <w:rPr>
-          <w:rFonts w:ascii="Arial" w:eastAsia="Times New Roman" w:hAnsi="Arial" w:cs="Arial"/>
-          <w:color w:val="1F2328"/>
-          <w:kern w:val="0"/>
-          <w:sz w:val="28"/>
-          <w:szCs w:val="28"/>
-          <w:lang w:eastAsia="en-ZA"/>
-          <w14:ligatures w14:val="none"/>
-        </w:rPr>
-      </w:pPr>
-    </w:p>
-    <w:p>
-      <w:pPr>
-        <w:shd w:val="clear" w:color="auto" w:fill="FFFFFF"/>
-        <w:spacing w:after="240" w:line="240" w:lineRule="auto"/>
-        <w:rPr>
-          <w:rFonts w:ascii="Arial" w:eastAsia="Times New Roman" w:hAnsi="Arial" w:cs="Arial"/>
-          <w:color w:val="1F2328"/>
-          <w:kern w:val="0"/>
-          <w:sz w:val="28"/>
-          <w:szCs w:val="28"/>
-          <w:lang w:eastAsia="en-ZA"/>
-          <w14:ligatures w14:val="none"/>
-        </w:rPr>
-      </w:pPr>
-    </w:p>
-    <w:p>
-      <w:pPr>
-        <w:shd w:val="clear" w:color="auto" w:fill="FFFFFF"/>
-        <w:spacing w:after="240" w:line="240" w:lineRule="auto"/>
-        <w:rPr>
-          <w:rFonts w:ascii="Arial" w:eastAsia="Times New Roman" w:hAnsi="Arial" w:cs="Arial"/>
-          <w:color w:val="1F2328"/>
-          <w:kern w:val="0"/>
-          <w:sz w:val="28"/>
-          <w:szCs w:val="28"/>
-          <w:lang w:eastAsia="en-ZA"/>
-          <w14:ligatures w14:val="none"/>
-        </w:rPr>
-      </w:pPr>
-    </w:p>
-    <w:p>
-      <w:pPr>
-        <w:shd w:val="clear" w:color="auto" w:fill="FFFFFF"/>
-        <w:spacing w:after="240" w:line="240" w:lineRule="auto"/>
-        <w:rPr>
-          <w:rFonts w:ascii="Arial" w:eastAsia="Times New Roman" w:hAnsi="Arial" w:cs="Arial"/>
-          <w:color w:val="1F2328"/>
-          <w:kern w:val="0"/>
-          <w:sz w:val="28"/>
-          <w:szCs w:val="28"/>
-          <w:lang w:eastAsia="en-ZA"/>
-          <w14:ligatures w14:val="none"/>
-        </w:rPr>
-      </w:pPr>
-    </w:p>
-    <w:p>
-      <w:pPr>
-        <w:shd w:val="clear" w:color="auto" w:fill="FFFFFF"/>
-        <w:spacing w:after="240" w:line="240" w:lineRule="auto"/>
-        <w:rPr>
-          <w:rFonts w:ascii="Arial" w:eastAsia="Times New Roman" w:hAnsi="Arial" w:cs="Arial"/>
-          <w:color w:val="1F2328"/>
-          <w:kern w:val="0"/>
-          <w:sz w:val="28"/>
-          <w:szCs w:val="28"/>
-          <w:lang w:eastAsia="en-ZA"/>
-          <w14:ligatures w14:val="none"/>
-        </w:rPr>
-      </w:pPr>
-    </w:p>
-    <w:p>
-      <w:pPr>
-        <w:shd w:val="clear" w:color="auto" w:fill="FFFFFF"/>
-        <w:spacing w:after="240" w:line="240" w:lineRule="auto"/>
-        <w:rPr>
-          <w:rFonts w:ascii="Arial" w:eastAsia="Times New Roman" w:hAnsi="Arial" w:cs="Arial"/>
-          <w:color w:val="1F2328"/>
-          <w:kern w:val="0"/>
-          <w:sz w:val="28"/>
-          <w:szCs w:val="28"/>
-          <w:lang w:eastAsia="en-ZA"/>
-          <w14:ligatures w14:val="none"/>
-        </w:rPr>
-      </w:pPr>
-    </w:p>
-    <w:p>
-      <w:pPr>
-        <w:shd w:val="clear" w:color="auto" w:fill="FFFFFF"/>
-        <w:spacing w:before="360" w:after="240" w:line="240" w:lineRule="auto"/>
-        <w:outlineLvl w:val="2"/>
-        <w:rPr>
-          <w:rFonts w:ascii="Arial" w:eastAsia="Times New Roman" w:hAnsi="Arial" w:cs="Arial"/>
-          <w:b/>
-          <w:bCs/>
-          <w:color w:val="1F2328"/>
-          <w:kern w:val="0"/>
-          <w:sz w:val="28"/>
-          <w:szCs w:val="28"/>
-          <w:lang w:eastAsia="en-ZA"/>
-          <w14:ligatures w14:val="none"/>
-        </w:rPr>
-      </w:pPr>
-      <w:r>
-        <w:rPr>
-          <w:rFonts w:ascii="Segoe UI Emoji" w:eastAsia="Times New Roman" w:hAnsi="Segoe UI Emoji" w:cs="Segoe UI Emoji"/>
-          <w:b/>
-          <w:bCs/>
-          <w:color w:val="1F2328"/>
-          <w:kern w:val="0"/>
-          <w:sz w:val="28"/>
-          <w:szCs w:val="28"/>
-          <w:lang w:eastAsia="en-ZA"/>
-          <w14:ligatures w14:val="none"/>
-        </w:rPr>
-        <w:t>❓</w:t>
-      </w:r>
-      <w:r>
-        <w:rPr>
-          <w:rFonts w:ascii="Arial" w:eastAsia="Times New Roman" w:hAnsi="Arial" w:cs="Arial"/>
-          <w:b/>
-          <w:bCs/>
-          <w:color w:val="1F2328"/>
-          <w:kern w:val="0"/>
-          <w:sz w:val="28"/>
-          <w:szCs w:val="28"/>
-          <w:lang w:eastAsia="en-ZA"/>
-          <w14:ligatures w14:val="none"/>
-        </w:rPr>
-        <w:t>Quiz Screen</w:t>
-      </w:r>
-    </w:p>
-    <w:p>
-      <w:pPr>
-        <w:shd w:val="clear" w:color="auto" w:fill="FFFFFF"/>
-        <w:spacing w:before="360" w:after="240" w:line="240" w:lineRule="auto"/>
-        <w:outlineLvl w:val="2"/>
-        <w:rPr>
-          <w:rFonts w:ascii="Arial" w:eastAsia="Times New Roman" w:hAnsi="Arial" w:cs="Arial"/>
-          <w:b/>
-          <w:bCs/>
-          <w:color w:val="1F2328"/>
-          <w:kern w:val="0"/>
-          <w:sz w:val="28"/>
-          <w:szCs w:val="28"/>
-          <w:lang w:eastAsia="en-ZA"/>
-          <w14:ligatures w14:val="none"/>
-        </w:rPr>
-      </w:pPr>
-    </w:p>
-    <w:p>
-      <w:pPr>
-        <w:shd w:val="clear" w:color="auto" w:fill="FFFFFF"/>
-        <w:spacing w:after="240" w:line="240" w:lineRule="auto"/>
-        <w:rPr>
-          <w:rFonts w:ascii="Arial" w:eastAsia="Times New Roman" w:hAnsi="Arial" w:cs="Arial"/>
-          <w:color w:val="1F2328"/>
-          <w:kern w:val="0"/>
-          <w:sz w:val="28"/>
-          <w:szCs w:val="28"/>
-          <w:lang w:eastAsia="en-ZA"/>
-          <w14:ligatures w14:val="none"/>
-        </w:rPr>
-      </w:pPr>
-      <w:r>
-        <w:rPr>
-          <w:rFonts w:ascii="Arial" w:eastAsia="Times New Roman" w:hAnsi="Arial" w:cs="Arial"/>
-          <w:noProof/>
-          <w:color w:val="0969DA"/>
-          <w:kern w:val="0"/>
-          <w:sz w:val="28"/>
-          <w:szCs w:val="28"/>
-          <w:lang w:eastAsia="en-ZA"/>
-          <w14:ligatures w14:val="none"/>
-        </w:rPr>
-        <w:drawing>
-          <wp:inline distT="0" distB="0" distL="0" distR="0" wp14:anchorId="051BB0DF" wp14:editId="125D0606">
-            <wp:extent cx="3398520" cy="3192780"/>
-            <wp:effectExtent l="0" t="0" r="0" b="7620"/>
-            <wp:docPr id="3" name="Picture 6" descr="Quiz Screen ">
+          <wp:inline distT="0" distB="0" distL="0" distR="0" wp14:anchorId="71B5F27C" wp14:editId="64E4D83F">
+            <wp:extent cx="3383280" cy="2552700"/>
+            <wp:effectExtent l="0" t="0" r="7620" b="0"/>
+            <wp:docPr id="713082417" name="Picture 13" descr="Quiz Screen ">
               <a:hlinkClick xmlns:a="http://schemas.openxmlformats.org/drawingml/2006/main" r:id="rId7" tgtFrame="&quot;_blank&quot;"/>
             </wp:docPr>
             <wp:cNvGraphicFramePr>
@@ -928,7 +676,7 @@
               <a:graphicData uri="http://schemas.openxmlformats.org/drawingml/2006/picture">
                 <pic:pic xmlns:pic="http://schemas.openxmlformats.org/drawingml/2006/picture">
                   <pic:nvPicPr>
-                    <pic:cNvPr id="0" name="Picture 3" descr="Quiz Screen ">
+                    <pic:cNvPr id="0" name="Picture 37" descr="Quiz Screen ">
                       <a:hlinkClick r:id="rId7" tgtFrame="&quot;_blank&quot;"/>
                     </pic:cNvPr>
                     <pic:cNvPicPr>
@@ -951,7 +699,7 @@
                   <pic:spPr bwMode="auto">
                     <a:xfrm>
                       <a:off x="0" y="0"/>
-                      <a:ext cx="3398520" cy="3192780"/>
+                      <a:ext cx="3383280" cy="2552700"/>
                     </a:xfrm>
                     <a:prstGeom prst="rect">
                       <a:avLst/>
@@ -972,14 +720,12 @@
       <w:pPr>
         <w:numPr>
           <w:ilvl w:val="0"/>
-          <w:numId w:val="3"/>
+          <w:numId w:val="13"/>
         </w:numPr>
-        <w:shd w:val="clear" w:color="auto" w:fill="FFFFFF"/>
-        <w:spacing w:before="240" w:after="240" w:line="240" w:lineRule="auto"/>
-        <w:rPr>
-          <w:rFonts w:ascii="Arial" w:eastAsia="Times New Roman" w:hAnsi="Arial" w:cs="Arial"/>
-          <w:color w:val="1F2328"/>
-          <w:kern w:val="0"/>
+        <w:rPr>
+          <w:rFonts w:ascii="Arial" w:eastAsia="Times New Roman" w:hAnsi="Arial" w:cs="Arial"/>
+          <w:color w:val="1F2328"/>
+          <w:kern w:val="36"/>
           <w:sz w:val="28"/>
           <w:szCs w:val="28"/>
           <w:lang w:eastAsia="en-ZA"/>
@@ -991,7 +737,7 @@
         <w:rPr>
           <w:rFonts w:ascii="Arial" w:eastAsia="Times New Roman" w:hAnsi="Arial" w:cs="Arial"/>
           <w:color w:val="1F2328"/>
-          <w:kern w:val="0"/>
+          <w:kern w:val="36"/>
           <w:sz w:val="28"/>
           <w:szCs w:val="28"/>
           <w:lang w:eastAsia="en-ZA"/>
@@ -1004,7 +750,7 @@
         <w:rPr>
           <w:rFonts w:ascii="Arial" w:eastAsia="Times New Roman" w:hAnsi="Arial" w:cs="Arial"/>
           <w:color w:val="1F2328"/>
-          <w:kern w:val="0"/>
+          <w:kern w:val="36"/>
           <w:sz w:val="28"/>
           <w:szCs w:val="28"/>
           <w:lang w:eastAsia="en-ZA"/>
@@ -1017,25 +763,23 @@
       <w:pPr>
         <w:numPr>
           <w:ilvl w:val="0"/>
-          <w:numId w:val="3"/>
+          <w:numId w:val="13"/>
         </w:numPr>
-        <w:shd w:val="clear" w:color="auto" w:fill="FFFFFF"/>
-        <w:spacing w:before="240" w:after="240" w:line="240" w:lineRule="auto"/>
-        <w:rPr>
-          <w:rFonts w:ascii="Arial" w:eastAsia="Times New Roman" w:hAnsi="Arial" w:cs="Arial"/>
-          <w:color w:val="1F2328"/>
-          <w:kern w:val="0"/>
-          <w:sz w:val="28"/>
-          <w:szCs w:val="28"/>
-          <w:lang w:eastAsia="en-ZA"/>
-          <w14:ligatures w14:val="none"/>
-        </w:rPr>
-      </w:pPr>
-      <w:r>
-        <w:rPr>
-          <w:rFonts w:ascii="Arial" w:eastAsia="Times New Roman" w:hAnsi="Arial" w:cs="Arial"/>
-          <w:color w:val="1F2328"/>
-          <w:kern w:val="0"/>
+        <w:rPr>
+          <w:rFonts w:ascii="Arial" w:eastAsia="Times New Roman" w:hAnsi="Arial" w:cs="Arial"/>
+          <w:color w:val="1F2328"/>
+          <w:kern w:val="36"/>
+          <w:sz w:val="28"/>
+          <w:szCs w:val="28"/>
+          <w:lang w:eastAsia="en-ZA"/>
+          <w14:ligatures w14:val="none"/>
+        </w:rPr>
+      </w:pPr>
+      <w:r>
+        <w:rPr>
+          <w:rFonts w:ascii="Arial" w:eastAsia="Times New Roman" w:hAnsi="Arial" w:cs="Arial"/>
+          <w:color w:val="1F2328"/>
+          <w:kern w:val="36"/>
           <w:sz w:val="28"/>
           <w:szCs w:val="28"/>
           <w:lang w:eastAsia="en-ZA"/>
@@ -1048,76 +792,100 @@
       <w:pPr>
         <w:numPr>
           <w:ilvl w:val="1"/>
-          <w:numId w:val="3"/>
+          <w:numId w:val="13"/>
         </w:numPr>
-        <w:shd w:val="clear" w:color="auto" w:fill="FFFFFF"/>
-        <w:spacing w:before="100" w:beforeAutospacing="1" w:after="100" w:afterAutospacing="1" w:line="240" w:lineRule="auto"/>
-        <w:rPr>
-          <w:rFonts w:ascii="Arial" w:eastAsia="Times New Roman" w:hAnsi="Arial" w:cs="Arial"/>
-          <w:color w:val="1F2328"/>
-          <w:kern w:val="0"/>
-          <w:sz w:val="28"/>
-          <w:szCs w:val="28"/>
-          <w:lang w:eastAsia="en-ZA"/>
-          <w14:ligatures w14:val="none"/>
-        </w:rPr>
-      </w:pPr>
-      <w:r>
-        <w:rPr>
-          <w:rFonts w:ascii="Arial" w:eastAsia="Times New Roman" w:hAnsi="Arial" w:cs="Arial"/>
-          <w:color w:val="1F2328"/>
-          <w:kern w:val="0"/>
-          <w:sz w:val="28"/>
-          <w:szCs w:val="28"/>
-          <w:lang w:eastAsia="en-ZA"/>
-          <w14:ligatures w14:val="none"/>
-        </w:rPr>
-        <w:t>Hack (True).</w:t>
+        <w:rPr>
+          <w:rFonts w:ascii="Arial" w:eastAsia="Times New Roman" w:hAnsi="Arial" w:cs="Arial"/>
+          <w:color w:val="1F2328"/>
+          <w:kern w:val="36"/>
+          <w:sz w:val="28"/>
+          <w:szCs w:val="28"/>
+          <w:lang w:eastAsia="en-ZA"/>
+          <w14:ligatures w14:val="none"/>
+        </w:rPr>
+      </w:pPr>
+      <w:r>
+        <w:rPr>
+          <w:rFonts w:ascii="Arial" w:eastAsia="Times New Roman" w:hAnsi="Arial" w:cs="Arial"/>
+          <w:color w:val="1F2328"/>
+          <w:kern w:val="36"/>
+          <w:sz w:val="28"/>
+          <w:szCs w:val="28"/>
+          <w:lang w:eastAsia="en-ZA"/>
+          <w14:ligatures w14:val="none"/>
+        </w:rPr>
+        <w:t>True.</w:t>
       </w:r>
     </w:p>
     <w:p>
       <w:pPr>
         <w:numPr>
           <w:ilvl w:val="1"/>
-          <w:numId w:val="3"/>
+          <w:numId w:val="13"/>
         </w:numPr>
-        <w:shd w:val="clear" w:color="auto" w:fill="FFFFFF"/>
-        <w:spacing w:before="60" w:after="100" w:afterAutospacing="1" w:line="240" w:lineRule="auto"/>
-        <w:rPr>
-          <w:rFonts w:ascii="Arial" w:eastAsia="Times New Roman" w:hAnsi="Arial" w:cs="Arial"/>
-          <w:color w:val="1F2328"/>
-          <w:kern w:val="0"/>
-          <w:sz w:val="28"/>
-          <w:szCs w:val="28"/>
-          <w:lang w:eastAsia="en-ZA"/>
-          <w14:ligatures w14:val="none"/>
-        </w:rPr>
-      </w:pPr>
-      <w:r>
-        <w:rPr>
-          <w:rFonts w:ascii="Arial" w:eastAsia="Times New Roman" w:hAnsi="Arial" w:cs="Arial"/>
-          <w:color w:val="1F2328"/>
-          <w:kern w:val="0"/>
-          <w:sz w:val="28"/>
-          <w:szCs w:val="28"/>
-          <w:lang w:eastAsia="en-ZA"/>
-          <w14:ligatures w14:val="none"/>
-        </w:rPr>
-        <w:t>Myth (False). -Instant Feedback:</w:t>
+        <w:rPr>
+          <w:rFonts w:ascii="Arial" w:eastAsia="Times New Roman" w:hAnsi="Arial" w:cs="Arial"/>
+          <w:color w:val="1F2328"/>
+          <w:kern w:val="36"/>
+          <w:sz w:val="28"/>
+          <w:szCs w:val="28"/>
+          <w:lang w:eastAsia="en-ZA"/>
+          <w14:ligatures w14:val="none"/>
+        </w:rPr>
+      </w:pPr>
+      <w:r>
+        <w:rPr>
+          <w:rFonts w:ascii="Arial" w:eastAsia="Times New Roman" w:hAnsi="Arial" w:cs="Arial"/>
+          <w:color w:val="1F2328"/>
+          <w:kern w:val="36"/>
+          <w:sz w:val="28"/>
+          <w:szCs w:val="28"/>
+          <w:lang w:eastAsia="en-ZA"/>
+          <w14:ligatures w14:val="none"/>
+        </w:rPr>
+        <w:t>False.</w:t>
+      </w:r>
+    </w:p>
+    <w:p>
+      <w:pPr>
+        <w:numPr>
+          <w:ilvl w:val="0"/>
+          <w:numId w:val="13"/>
+        </w:numPr>
+        <w:rPr>
+          <w:rFonts w:ascii="Arial" w:eastAsia="Times New Roman" w:hAnsi="Arial" w:cs="Arial"/>
+          <w:color w:val="1F2328"/>
+          <w:kern w:val="36"/>
+          <w:sz w:val="28"/>
+          <w:szCs w:val="28"/>
+          <w:lang w:eastAsia="en-ZA"/>
+          <w14:ligatures w14:val="none"/>
+        </w:rPr>
+      </w:pPr>
+      <w:r>
+        <w:rPr>
+          <w:rFonts w:ascii="Arial" w:eastAsia="Times New Roman" w:hAnsi="Arial" w:cs="Arial"/>
+          <w:color w:val="1F2328"/>
+          <w:kern w:val="36"/>
+          <w:sz w:val="28"/>
+          <w:szCs w:val="28"/>
+          <w:lang w:eastAsia="en-ZA"/>
+          <w14:ligatures w14:val="none"/>
+        </w:rPr>
+        <w:lastRenderedPageBreak/>
+        <w:t>Feedback after answering:</w:t>
       </w:r>
     </w:p>
     <w:p>
       <w:pPr>
         <w:numPr>
           <w:ilvl w:val="1"/>
-          <w:numId w:val="3"/>
+          <w:numId w:val="13"/>
         </w:numPr>
-        <w:shd w:val="clear" w:color="auto" w:fill="FFFFFF"/>
-        <w:spacing w:before="60" w:after="100" w:afterAutospacing="1" w:line="240" w:lineRule="auto"/>
-        <w:rPr>
-          <w:rFonts w:ascii="Arial" w:eastAsia="Times New Roman" w:hAnsi="Arial" w:cs="Arial"/>
-          <w:color w:val="1F2328"/>
-          <w:kern w:val="0"/>
+        <w:rPr>
+          <w:rFonts w:ascii="Arial" w:eastAsia="Times New Roman" w:hAnsi="Arial" w:cs="Arial"/>
+          <w:color w:val="1F2328"/>
+          <w:kern w:val="36"/>
           <w:sz w:val="28"/>
           <w:szCs w:val="28"/>
           <w:lang w:eastAsia="en-ZA"/>
@@ -1128,7 +896,7 @@
         <w:rPr>
           <w:rFonts w:ascii="Segoe UI Emoji" w:eastAsia="Times New Roman" w:hAnsi="Segoe UI Emoji" w:cs="Segoe UI Emoji"/>
           <w:color w:val="1F2328"/>
-          <w:kern w:val="0"/>
+          <w:kern w:val="36"/>
           <w:sz w:val="28"/>
           <w:szCs w:val="28"/>
           <w:lang w:eastAsia="en-ZA"/>
@@ -1140,7 +908,7 @@
         <w:rPr>
           <w:rFonts w:ascii="Arial" w:eastAsia="Times New Roman" w:hAnsi="Arial" w:cs="Arial"/>
           <w:color w:val="1F2328"/>
-          <w:kern w:val="0"/>
+          <w:kern w:val="36"/>
           <w:sz w:val="28"/>
           <w:szCs w:val="28"/>
           <w:lang w:eastAsia="en-ZA"/>
@@ -1151,35 +919,35 @@
     </w:p>
     <w:p>
       <w:pPr>
-        <w:shd w:val="clear" w:color="auto" w:fill="FFFFFF"/>
-        <w:spacing w:before="240" w:after="240" w:line="240" w:lineRule="auto"/>
-        <w:ind w:left="720"/>
-        <w:rPr>
-          <w:rFonts w:ascii="Arial" w:eastAsia="Times New Roman" w:hAnsi="Arial" w:cs="Arial"/>
-          <w:color w:val="1F2328"/>
-          <w:kern w:val="0"/>
-          <w:sz w:val="28"/>
-          <w:szCs w:val="28"/>
-          <w:lang w:eastAsia="en-ZA"/>
-          <w14:ligatures w14:val="none"/>
-        </w:rPr>
-      </w:pPr>
-      <w:r>
-        <w:rPr>
-          <w:rFonts w:ascii="Arial" w:eastAsia="Times New Roman" w:hAnsi="Arial" w:cs="Arial"/>
-          <w:noProof/>
-          <w:color w:val="0969DA"/>
-          <w:kern w:val="0"/>
+        <w:rPr>
+          <w:rFonts w:ascii="Arial" w:eastAsia="Times New Roman" w:hAnsi="Arial" w:cs="Arial"/>
+          <w:b/>
+          <w:bCs/>
+          <w:color w:val="1F2328"/>
+          <w:kern w:val="36"/>
+          <w:sz w:val="28"/>
+          <w:szCs w:val="28"/>
+          <w:lang w:eastAsia="en-ZA"/>
+          <w14:ligatures w14:val="none"/>
+        </w:rPr>
+      </w:pPr>
+      <w:r>
+        <w:rPr>
+          <w:rFonts w:ascii="Arial" w:eastAsia="Times New Roman" w:hAnsi="Arial" w:cs="Arial"/>
+          <w:b/>
+          <w:bCs/>
+          <w:color w:val="1F2328"/>
+          <w:kern w:val="36"/>
           <w:sz w:val="28"/>
           <w:szCs w:val="28"/>
           <w:lang w:eastAsia="en-ZA"/>
           <w14:ligatures w14:val="none"/>
         </w:rPr>
         <w:drawing>
-          <wp:inline distT="0" distB="0" distL="0" distR="0" wp14:anchorId="15BCD1B3" wp14:editId="07C57861">
+          <wp:inline distT="0" distB="0" distL="0" distR="0" wp14:anchorId="6C248025" wp14:editId="1A39B3CF">
             <wp:extent cx="3581400" cy="3162300"/>
             <wp:effectExtent l="0" t="0" r="0" b="0"/>
-            <wp:docPr id="4" name="Picture 5" descr="Quiz Screen ">
+            <wp:docPr id="1349230784" name="Picture 12" descr="Quiz Screen ">
               <a:hlinkClick xmlns:a="http://schemas.openxmlformats.org/drawingml/2006/main" r:id="rId9" tgtFrame="&quot;_blank&quot;"/>
             </wp:docPr>
             <wp:cNvGraphicFramePr>
@@ -1189,7 +957,7 @@
               <a:graphicData uri="http://schemas.openxmlformats.org/drawingml/2006/picture">
                 <pic:pic xmlns:pic="http://schemas.openxmlformats.org/drawingml/2006/picture">
                   <pic:nvPicPr>
-                    <pic:cNvPr id="0" name="Picture 4" descr="Quiz Screen ">
+                    <pic:cNvPr id="0" name="Picture 38" descr="Quiz Screen ">
                       <a:hlinkClick r:id="rId9" tgtFrame="&quot;_blank&quot;"/>
                     </pic:cNvPr>
                     <pic:cNvPicPr>
@@ -1233,14 +1001,12 @@
       <w:pPr>
         <w:numPr>
           <w:ilvl w:val="1"/>
-          <w:numId w:val="3"/>
+          <w:numId w:val="13"/>
         </w:numPr>
-        <w:shd w:val="clear" w:color="auto" w:fill="FFFFFF"/>
-        <w:spacing w:before="100" w:beforeAutospacing="1" w:after="100" w:afterAutospacing="1" w:line="240" w:lineRule="auto"/>
-        <w:rPr>
-          <w:rFonts w:ascii="Arial" w:eastAsia="Times New Roman" w:hAnsi="Arial" w:cs="Arial"/>
-          <w:color w:val="1F2328"/>
-          <w:kern w:val="0"/>
+        <w:rPr>
+          <w:rFonts w:ascii="Arial" w:eastAsia="Times New Roman" w:hAnsi="Arial" w:cs="Arial"/>
+          <w:color w:val="1F2328"/>
+          <w:kern w:val="36"/>
           <w:sz w:val="28"/>
           <w:szCs w:val="28"/>
           <w:lang w:eastAsia="en-ZA"/>
@@ -1251,7 +1017,7 @@
         <w:rPr>
           <w:rFonts w:ascii="Segoe UI Emoji" w:eastAsia="Times New Roman" w:hAnsi="Segoe UI Emoji" w:cs="Segoe UI Emoji"/>
           <w:color w:val="1F2328"/>
-          <w:kern w:val="0"/>
+          <w:kern w:val="36"/>
           <w:sz w:val="28"/>
           <w:szCs w:val="28"/>
           <w:lang w:eastAsia="en-ZA"/>
@@ -1263,46 +1029,46 @@
         <w:rPr>
           <w:rFonts w:ascii="Arial" w:eastAsia="Times New Roman" w:hAnsi="Arial" w:cs="Arial"/>
           <w:color w:val="1F2328"/>
-          <w:kern w:val="0"/>
-          <w:sz w:val="28"/>
-          <w:szCs w:val="28"/>
-          <w:lang w:eastAsia="en-ZA"/>
-          <w14:ligatures w14:val="none"/>
-        </w:rPr>
-        <w:t xml:space="preserve"> Incorrect (red).</w:t>
-      </w:r>
-    </w:p>
-    <w:p>
-      <w:pPr>
-        <w:shd w:val="clear" w:color="auto" w:fill="FFFFFF"/>
-        <w:spacing w:after="240" w:line="240" w:lineRule="auto"/>
-        <w:rPr>
-          <w:rFonts w:ascii="Arial" w:eastAsia="Times New Roman" w:hAnsi="Arial" w:cs="Arial"/>
-          <w:color w:val="1F2328"/>
-          <w:kern w:val="0"/>
-          <w:sz w:val="28"/>
-          <w:szCs w:val="28"/>
-          <w:lang w:eastAsia="en-ZA"/>
-          <w14:ligatures w14:val="none"/>
-        </w:rPr>
-      </w:pPr>
-      <w:r>
-        <w:rPr>
-          <w:rFonts w:ascii="Arial" w:eastAsia="Times New Roman" w:hAnsi="Arial" w:cs="Arial"/>
-          <w:noProof/>
-          <w:color w:val="0969DA"/>
-          <w:kern w:val="0"/>
-          <w:sz w:val="28"/>
-          <w:szCs w:val="28"/>
-          <w:lang w:eastAsia="en-ZA"/>
-          <w14:ligatures w14:val="none"/>
-        </w:rPr>
-        <w:lastRenderedPageBreak/>
+          <w:kern w:val="36"/>
+          <w:sz w:val="28"/>
+          <w:szCs w:val="28"/>
+          <w:lang w:eastAsia="en-ZA"/>
+          <w14:ligatures w14:val="none"/>
+        </w:rPr>
+        <w:t xml:space="preserve"> Incorrect (Red).</w:t>
+      </w:r>
+    </w:p>
+    <w:p>
+      <w:pPr>
+        <w:rPr>
+          <w:rFonts w:ascii="Arial" w:eastAsia="Times New Roman" w:hAnsi="Arial" w:cs="Arial"/>
+          <w:b/>
+          <w:bCs/>
+          <w:color w:val="1F2328"/>
+          <w:kern w:val="36"/>
+          <w:sz w:val="28"/>
+          <w:szCs w:val="28"/>
+          <w:lang w:eastAsia="en-ZA"/>
+          <w14:ligatures w14:val="none"/>
+        </w:rPr>
+      </w:pPr>
+      <w:r>
+        <w:rPr>
+          <w:rFonts w:ascii="Arial" w:eastAsia="Times New Roman" w:hAnsi="Arial" w:cs="Arial"/>
+          <w:b/>
+          <w:bCs/>
+          <w:color w:val="1F2328"/>
+          <w:kern w:val="36"/>
+          <w:sz w:val="28"/>
+          <w:szCs w:val="28"/>
+          <w:lang w:eastAsia="en-ZA"/>
+          <w14:ligatures w14:val="none"/>
+        </w:rPr>
         <w:drawing>
-          <wp:inline distT="0" distB="0" distL="0" distR="0" wp14:anchorId="3DA7C521" wp14:editId="68425D0D">
+          <wp:inline distT="0" distB="0" distL="0" distR="0" wp14:anchorId="4F550A72" wp14:editId="32955763">
             <wp:extent cx="3406140" cy="3314700"/>
             <wp:effectExtent l="0" t="0" r="3810" b="0"/>
-            <wp:docPr id="5" name="Picture 4" descr="Quiz Screen">
+            <wp:docPr id="988529758" name="Picture 11" descr="Quiz Screen">
               <a:hlinkClick xmlns:a="http://schemas.openxmlformats.org/drawingml/2006/main" r:id="rId11" tgtFrame="&quot;_blank&quot;"/>
             </wp:docPr>
             <wp:cNvGraphicFramePr>
@@ -1312,7 +1078,7 @@
               <a:graphicData uri="http://schemas.openxmlformats.org/drawingml/2006/picture">
                 <pic:pic xmlns:pic="http://schemas.openxmlformats.org/drawingml/2006/picture">
                   <pic:nvPicPr>
-                    <pic:cNvPr id="0" name="Picture 5" descr="Quiz Screen">
+                    <pic:cNvPr id="0" name="Picture 39" descr="Quiz Screen">
                       <a:hlinkClick r:id="rId11" tgtFrame="&quot;_blank&quot;"/>
                     </pic:cNvPr>
                     <pic:cNvPicPr>
@@ -1354,23 +1120,21 @@
     </w:p>
     <w:p>
       <w:pPr>
-        <w:shd w:val="clear" w:color="auto" w:fill="FFFFFF"/>
-        <w:spacing w:after="240" w:line="240" w:lineRule="auto"/>
-        <w:rPr>
-          <w:rFonts w:ascii="Arial" w:eastAsia="Times New Roman" w:hAnsi="Arial" w:cs="Arial"/>
-          <w:color w:val="1F2328"/>
-          <w:kern w:val="0"/>
-          <w:sz w:val="28"/>
-          <w:szCs w:val="28"/>
-          <w:lang w:eastAsia="en-ZA"/>
-          <w14:ligatures w14:val="none"/>
-        </w:rPr>
-      </w:pPr>
-      <w:r>
-        <w:rPr>
-          <w:rFonts w:ascii="Arial" w:eastAsia="Times New Roman" w:hAnsi="Arial" w:cs="Arial"/>
-          <w:color w:val="1F2328"/>
-          <w:kern w:val="0"/>
+        <w:rPr>
+          <w:rFonts w:ascii="Arial" w:eastAsia="Times New Roman" w:hAnsi="Arial" w:cs="Arial"/>
+          <w:color w:val="1F2328"/>
+          <w:kern w:val="36"/>
+          <w:sz w:val="28"/>
+          <w:szCs w:val="28"/>
+          <w:lang w:eastAsia="en-ZA"/>
+          <w14:ligatures w14:val="none"/>
+        </w:rPr>
+      </w:pPr>
+      <w:r>
+        <w:rPr>
+          <w:rFonts w:ascii="Arial" w:eastAsia="Times New Roman" w:hAnsi="Arial" w:cs="Arial"/>
+          <w:color w:val="1F2328"/>
+          <w:kern w:val="36"/>
           <w:sz w:val="28"/>
           <w:szCs w:val="28"/>
           <w:lang w:eastAsia="en-ZA"/>
@@ -1381,15 +1145,12 @@
     </w:p>
     <w:p>
       <w:pPr>
-        <w:shd w:val="clear" w:color="auto" w:fill="FFFFFF"/>
-        <w:spacing w:before="360" w:after="240" w:line="240" w:lineRule="auto"/>
-        <w:outlineLvl w:val="2"/>
-        <w:rPr>
-          <w:rFonts w:ascii="Arial" w:eastAsia="Times New Roman" w:hAnsi="Arial" w:cs="Arial"/>
-          <w:b/>
-          <w:bCs/>
-          <w:color w:val="1F2328"/>
-          <w:kern w:val="0"/>
+        <w:rPr>
+          <w:rFonts w:ascii="Arial" w:eastAsia="Times New Roman" w:hAnsi="Arial" w:cs="Arial"/>
+          <w:b/>
+          <w:bCs/>
+          <w:color w:val="1F2328"/>
+          <w:kern w:val="36"/>
           <w:sz w:val="28"/>
           <w:szCs w:val="28"/>
           <w:lang w:eastAsia="en-ZA"/>
@@ -1402,7 +1163,7 @@
           <w:b/>
           <w:bCs/>
           <w:color w:val="1F2328"/>
-          <w:kern w:val="0"/>
+          <w:kern w:val="36"/>
           <w:sz w:val="28"/>
           <w:szCs w:val="28"/>
           <w:lang w:eastAsia="en-ZA"/>
@@ -1416,7 +1177,7 @@
           <w:b/>
           <w:bCs/>
           <w:color w:val="1F2328"/>
-          <w:kern w:val="0"/>
+          <w:kern w:val="36"/>
           <w:sz w:val="28"/>
           <w:szCs w:val="28"/>
           <w:lang w:eastAsia="en-ZA"/>
@@ -1429,125 +1190,63 @@
       <w:pPr>
         <w:numPr>
           <w:ilvl w:val="0"/>
-          <w:numId w:val="4"/>
+          <w:numId w:val="14"/>
         </w:numPr>
-        <w:shd w:val="clear" w:color="auto" w:fill="FFFFFF"/>
-        <w:spacing w:before="100" w:beforeAutospacing="1" w:after="100" w:afterAutospacing="1" w:line="240" w:lineRule="auto"/>
-        <w:rPr>
-          <w:rFonts w:ascii="Arial" w:eastAsia="Times New Roman" w:hAnsi="Arial" w:cs="Arial"/>
-          <w:color w:val="1F2328"/>
-          <w:kern w:val="0"/>
-          <w:sz w:val="28"/>
-          <w:szCs w:val="28"/>
-          <w:lang w:eastAsia="en-ZA"/>
-          <w14:ligatures w14:val="none"/>
-        </w:rPr>
-      </w:pPr>
-      <w:r>
-        <w:rPr>
-          <w:rFonts w:ascii="Arial" w:eastAsia="Times New Roman" w:hAnsi="Arial" w:cs="Arial"/>
-          <w:color w:val="1F2328"/>
-          <w:kern w:val="0"/>
-          <w:sz w:val="28"/>
-          <w:szCs w:val="28"/>
-          <w:lang w:eastAsia="en-ZA"/>
-          <w14:ligatures w14:val="none"/>
-        </w:rPr>
-        <w:t>Displays total score</w:t>
-      </w:r>
-    </w:p>
-    <w:p>
-      <w:pPr>
-        <w:numPr>
-          <w:ilvl w:val="0"/>
-          <w:numId w:val="4"/>
-        </w:numPr>
-        <w:shd w:val="clear" w:color="auto" w:fill="FFFFFF"/>
-        <w:spacing w:before="60" w:after="100" w:afterAutospacing="1" w:line="240" w:lineRule="auto"/>
-        <w:rPr>
-          <w:rFonts w:ascii="Arial" w:eastAsia="Times New Roman" w:hAnsi="Arial" w:cs="Arial"/>
-          <w:color w:val="1F2328"/>
-          <w:kern w:val="0"/>
-          <w:sz w:val="28"/>
-          <w:szCs w:val="28"/>
-          <w:lang w:eastAsia="en-ZA"/>
-          <w14:ligatures w14:val="none"/>
-        </w:rPr>
-      </w:pPr>
-      <w:r>
-        <w:rPr>
-          <w:rFonts w:ascii="Arial" w:eastAsia="Times New Roman" w:hAnsi="Arial" w:cs="Arial"/>
-          <w:color w:val="1F2328"/>
-          <w:kern w:val="0"/>
-          <w:sz w:val="28"/>
-          <w:szCs w:val="28"/>
-          <w:lang w:eastAsia="en-ZA"/>
-          <w14:ligatures w14:val="none"/>
-        </w:rPr>
-        <w:t>Personalised feedback like:</w:t>
-      </w:r>
-    </w:p>
-    <w:p>
-      <w:pPr>
-        <w:numPr>
-          <w:ilvl w:val="0"/>
-          <w:numId w:val="4"/>
-        </w:numPr>
-        <w:shd w:val="clear" w:color="auto" w:fill="FFFFFF"/>
-        <w:spacing w:before="60" w:after="100" w:afterAutospacing="1" w:line="240" w:lineRule="auto"/>
-        <w:rPr>
-          <w:rFonts w:ascii="Arial" w:eastAsia="Times New Roman" w:hAnsi="Arial" w:cs="Arial"/>
-          <w:color w:val="1F2328"/>
-          <w:kern w:val="0"/>
-          <w:sz w:val="28"/>
-          <w:szCs w:val="28"/>
-          <w:lang w:eastAsia="en-ZA"/>
-          <w14:ligatures w14:val="none"/>
-        </w:rPr>
-      </w:pPr>
-      <w:r>
-        <w:rPr>
-          <w:rFonts w:ascii="Arial" w:eastAsia="Times New Roman" w:hAnsi="Arial" w:cs="Arial"/>
-          <w:color w:val="1F2328"/>
-          <w:kern w:val="0"/>
-          <w:sz w:val="28"/>
-          <w:szCs w:val="28"/>
-          <w:lang w:eastAsia="en-ZA"/>
-          <w14:ligatures w14:val="none"/>
-        </w:rPr>
-        <w:t>"Master Hacker!" (High Score)</w:t>
-      </w:r>
-    </w:p>
-    <w:p>
-      <w:pPr>
-        <w:shd w:val="clear" w:color="auto" w:fill="FFFFFF"/>
-        <w:spacing w:after="240" w:line="240" w:lineRule="auto"/>
-        <w:rPr>
-          <w:rFonts w:ascii="Arial" w:eastAsia="Times New Roman" w:hAnsi="Arial" w:cs="Arial"/>
-          <w:color w:val="1F2328"/>
-          <w:kern w:val="0"/>
-          <w:sz w:val="28"/>
-          <w:szCs w:val="28"/>
-          <w:lang w:eastAsia="en-ZA"/>
-          <w14:ligatures w14:val="none"/>
-        </w:rPr>
-      </w:pPr>
-      <w:r>
-        <w:rPr>
-          <w:rFonts w:ascii="Arial" w:eastAsia="Times New Roman" w:hAnsi="Arial" w:cs="Arial"/>
-          <w:noProof/>
-          <w:color w:val="0969DA"/>
-          <w:kern w:val="0"/>
-          <w:sz w:val="28"/>
-          <w:szCs w:val="28"/>
-          <w:lang w:eastAsia="en-ZA"/>
-          <w14:ligatures w14:val="none"/>
-        </w:rPr>
+        <w:rPr>
+          <w:rFonts w:ascii="Arial" w:eastAsia="Times New Roman" w:hAnsi="Arial" w:cs="Arial"/>
+          <w:color w:val="1F2328"/>
+          <w:kern w:val="36"/>
+          <w:sz w:val="28"/>
+          <w:szCs w:val="28"/>
+          <w:lang w:eastAsia="en-ZA"/>
+          <w14:ligatures w14:val="none"/>
+        </w:rPr>
+      </w:pPr>
+      <w:r>
+        <w:rPr>
+          <w:rFonts w:ascii="Arial" w:eastAsia="Times New Roman" w:hAnsi="Arial" w:cs="Arial"/>
+          <w:color w:val="1F2328"/>
+          <w:kern w:val="36"/>
+          <w:sz w:val="28"/>
+          <w:szCs w:val="28"/>
+          <w:lang w:eastAsia="en-ZA"/>
+          <w14:ligatures w14:val="none"/>
+        </w:rPr>
+        <w:t>Displays total Score.</w:t>
+      </w:r>
+    </w:p>
+    <w:p>
+      <w:pPr>
+        <w:rPr>
+          <w:rFonts w:ascii="Arial" w:eastAsia="Times New Roman" w:hAnsi="Arial" w:cs="Arial"/>
+          <w:b/>
+          <w:bCs/>
+          <w:color w:val="1F2328"/>
+          <w:kern w:val="36"/>
+          <w:sz w:val="28"/>
+          <w:szCs w:val="28"/>
+          <w:lang w:eastAsia="en-ZA"/>
+          <w14:ligatures w14:val="none"/>
+        </w:rPr>
+      </w:pPr>
+      <w:r>
+        <w:rPr>
+          <w:rFonts w:ascii="Arial" w:eastAsia="Times New Roman" w:hAnsi="Arial" w:cs="Arial"/>
+          <w:b/>
+          <w:bCs/>
+          <w:color w:val="1F2328"/>
+          <w:kern w:val="36"/>
+          <w:sz w:val="28"/>
+          <w:szCs w:val="28"/>
+          <w:lang w:eastAsia="en-ZA"/>
+          <w14:ligatures w14:val="none"/>
+        </w:rPr>
+        <w:lastRenderedPageBreak/>
         <w:drawing>
-          <wp:inline distT="0" distB="0" distL="0" distR="0" wp14:anchorId="54F8A24C" wp14:editId="617730FF">
-            <wp:extent cx="3436620" cy="1981200"/>
-            <wp:effectExtent l="0" t="0" r="0" b="0"/>
-            <wp:docPr id="6" name="Picture 3" descr="Score Screen">
+          <wp:inline distT="0" distB="0" distL="0" distR="0" wp14:anchorId="0C7E8CC3" wp14:editId="3F055F9F">
+            <wp:extent cx="3017520" cy="1996440"/>
+            <wp:effectExtent l="0" t="0" r="0" b="3810"/>
+            <wp:docPr id="1373720245" name="Picture 10" descr="Score Screen">
               <a:hlinkClick xmlns:a="http://schemas.openxmlformats.org/drawingml/2006/main" r:id="rId13" tgtFrame="&quot;_blank&quot;"/>
             </wp:docPr>
             <wp:cNvGraphicFramePr>
@@ -1557,7 +1256,7 @@
               <a:graphicData uri="http://schemas.openxmlformats.org/drawingml/2006/picture">
                 <pic:pic xmlns:pic="http://schemas.openxmlformats.org/drawingml/2006/picture">
                   <pic:nvPicPr>
-                    <pic:cNvPr id="0" name="Picture 6" descr="Score Screen">
+                    <pic:cNvPr id="0" name="Picture 40" descr="Score Screen">
                       <a:hlinkClick r:id="rId13" tgtFrame="&quot;_blank&quot;"/>
                     </pic:cNvPr>
                     <pic:cNvPicPr>
@@ -1580,7 +1279,7 @@
                   <pic:spPr bwMode="auto">
                     <a:xfrm>
                       <a:off x="0" y="0"/>
-                      <a:ext cx="3436620" cy="1981200"/>
+                      <a:ext cx="3017520" cy="1996440"/>
                     </a:xfrm>
                     <a:prstGeom prst="rect">
                       <a:avLst/>
@@ -1599,61 +1298,93 @@
     </w:p>
     <w:p>
       <w:pPr>
-        <w:shd w:val="clear" w:color="auto" w:fill="FFFFFF"/>
-        <w:spacing w:after="240" w:line="240" w:lineRule="auto"/>
-        <w:rPr>
-          <w:rFonts w:ascii="Arial" w:eastAsia="Times New Roman" w:hAnsi="Arial" w:cs="Arial"/>
-          <w:color w:val="1F2328"/>
-          <w:kern w:val="0"/>
-          <w:sz w:val="28"/>
-          <w:szCs w:val="28"/>
-          <w:lang w:eastAsia="en-ZA"/>
-          <w14:ligatures w14:val="none"/>
-        </w:rPr>
-      </w:pPr>
-      <w:r>
-        <w:rPr>
-          <w:rFonts w:ascii="Arial" w:eastAsia="Times New Roman" w:hAnsi="Arial" w:cs="Arial"/>
-          <w:color w:val="1F2328"/>
-          <w:kern w:val="0"/>
-          <w:sz w:val="28"/>
-          <w:szCs w:val="28"/>
-          <w:lang w:eastAsia="en-ZA"/>
-          <w14:ligatures w14:val="none"/>
-        </w:rPr>
-        <w:t>-"Stay Safe Online" (Low Score)</w:t>
-      </w:r>
-    </w:p>
-    <w:p>
-      <w:pPr>
-        <w:shd w:val="clear" w:color="auto" w:fill="FFFFFF"/>
-        <w:spacing w:after="240" w:line="240" w:lineRule="auto"/>
-        <w:rPr>
-          <w:rFonts w:ascii="Arial" w:eastAsia="Times New Roman" w:hAnsi="Arial" w:cs="Arial"/>
-          <w:color w:val="1F2328"/>
-          <w:kern w:val="0"/>
-          <w:sz w:val="28"/>
-          <w:szCs w:val="28"/>
-          <w:lang w:eastAsia="en-ZA"/>
-          <w14:ligatures w14:val="none"/>
-        </w:rPr>
-      </w:pPr>
-      <w:r>
-        <w:rPr>
-          <w:rFonts w:ascii="Arial" w:eastAsia="Times New Roman" w:hAnsi="Arial" w:cs="Arial"/>
-          <w:noProof/>
-          <w:color w:val="0969DA"/>
-          <w:kern w:val="0"/>
+        <w:numPr>
+          <w:ilvl w:val="0"/>
+          <w:numId w:val="14"/>
+        </w:numPr>
+        <w:rPr>
+          <w:rFonts w:ascii="Arial" w:eastAsia="Times New Roman" w:hAnsi="Arial" w:cs="Arial"/>
+          <w:color w:val="1F2328"/>
+          <w:kern w:val="36"/>
+          <w:sz w:val="28"/>
+          <w:szCs w:val="28"/>
+          <w:lang w:eastAsia="en-ZA"/>
+          <w14:ligatures w14:val="none"/>
+        </w:rPr>
+      </w:pPr>
+      <w:r>
+        <w:rPr>
+          <w:rFonts w:ascii="Arial" w:eastAsia="Times New Roman" w:hAnsi="Arial" w:cs="Arial"/>
+          <w:color w:val="1F2328"/>
+          <w:kern w:val="36"/>
+          <w:sz w:val="28"/>
+          <w:szCs w:val="28"/>
+          <w:lang w:eastAsia="en-ZA"/>
+          <w14:ligatures w14:val="none"/>
+        </w:rPr>
+        <w:t>Personalised feedback like:</w:t>
+      </w:r>
+    </w:p>
+    <w:p>
+      <w:pPr>
+        <w:numPr>
+          <w:ilvl w:val="0"/>
+          <w:numId w:val="14"/>
+        </w:numPr>
+        <w:rPr>
+          <w:rFonts w:ascii="Arial" w:eastAsia="Times New Roman" w:hAnsi="Arial" w:cs="Arial"/>
+          <w:color w:val="1F2328"/>
+          <w:kern w:val="36"/>
+          <w:sz w:val="28"/>
+          <w:szCs w:val="28"/>
+          <w:lang w:eastAsia="en-ZA"/>
+          <w14:ligatures w14:val="none"/>
+        </w:rPr>
+      </w:pPr>
+      <w:r>
+        <w:rPr>
+          <w:rFonts w:ascii="Arial" w:eastAsia="Times New Roman" w:hAnsi="Arial" w:cs="Arial"/>
+          <w:color w:val="1F2328"/>
+          <w:kern w:val="36"/>
+          <w:sz w:val="28"/>
+          <w:szCs w:val="28"/>
+          <w:lang w:eastAsia="en-ZA"/>
+          <w14:ligatures w14:val="none"/>
+        </w:rPr>
+        <w:t>"Well Done" (High Score)</w:t>
+      </w:r>
+    </w:p>
+    <w:p>
+      <w:pPr>
+        <w:rPr>
+          <w:rFonts w:ascii="Arial" w:eastAsia="Times New Roman" w:hAnsi="Arial" w:cs="Arial"/>
+          <w:b/>
+          <w:bCs/>
+          <w:color w:val="1F2328"/>
+          <w:kern w:val="36"/>
+          <w:sz w:val="28"/>
+          <w:szCs w:val="28"/>
+          <w:lang w:eastAsia="en-ZA"/>
+          <w14:ligatures w14:val="none"/>
+        </w:rPr>
+      </w:pPr>
+      <w:r>
+        <w:rPr>
+          <w:rFonts w:ascii="Arial" w:eastAsia="Times New Roman" w:hAnsi="Arial" w:cs="Arial"/>
+          <w:b/>
+          <w:bCs/>
+          <w:color w:val="1F2328"/>
+          <w:kern w:val="36"/>
           <w:sz w:val="28"/>
           <w:szCs w:val="28"/>
           <w:lang w:eastAsia="en-ZA"/>
           <w14:ligatures w14:val="none"/>
         </w:rPr>
         <w:drawing>
-          <wp:inline distT="0" distB="0" distL="0" distR="0" wp14:anchorId="349F9C5A" wp14:editId="6A3DE9E1">
-            <wp:extent cx="3314700" cy="1828800"/>
+          <wp:inline distT="0" distB="0" distL="0" distR="0" wp14:anchorId="6DEAC40B" wp14:editId="41EC33E4">
+            <wp:extent cx="3489960" cy="6400800"/>
             <wp:effectExtent l="0" t="0" r="0" b="0"/>
-            <wp:docPr id="7" name="Picture 2" descr="Score Screen">
+            <wp:docPr id="1051869963" name="Picture 9" descr="Score Screen">
               <a:hlinkClick xmlns:a="http://schemas.openxmlformats.org/drawingml/2006/main" r:id="rId15" tgtFrame="&quot;_blank&quot;"/>
             </wp:docPr>
             <wp:cNvGraphicFramePr>
@@ -1663,7 +1394,7 @@
               <a:graphicData uri="http://schemas.openxmlformats.org/drawingml/2006/picture">
                 <pic:pic xmlns:pic="http://schemas.openxmlformats.org/drawingml/2006/picture">
                   <pic:nvPicPr>
-                    <pic:cNvPr id="0" name="Picture 7" descr="Score Screen">
+                    <pic:cNvPr id="0" name="Picture 41" descr="Score Screen">
                       <a:hlinkClick r:id="rId15" tgtFrame="&quot;_blank&quot;"/>
                     </pic:cNvPr>
                     <pic:cNvPicPr>
@@ -1686,7 +1417,7 @@
                   <pic:spPr bwMode="auto">
                     <a:xfrm>
                       <a:off x="0" y="0"/>
-                      <a:ext cx="3314700" cy="1828800"/>
+                      <a:ext cx="3489960" cy="6400800"/>
                     </a:xfrm>
                     <a:prstGeom prst="rect">
                       <a:avLst/>
@@ -1705,219 +1436,61 @@
     </w:p>
     <w:p>
       <w:pPr>
-        <w:shd w:val="clear" w:color="auto" w:fill="FFFFFF"/>
-        <w:spacing w:before="360" w:after="240" w:line="240" w:lineRule="auto"/>
-        <w:outlineLvl w:val="2"/>
-        <w:rPr>
-          <w:rFonts w:ascii="Arial" w:eastAsia="Times New Roman" w:hAnsi="Arial" w:cs="Arial"/>
-          <w:b/>
-          <w:bCs/>
-          <w:color w:val="1F2328"/>
-          <w:kern w:val="0"/>
-          <w:sz w:val="28"/>
-          <w:szCs w:val="28"/>
-          <w:lang w:eastAsia="en-ZA"/>
-          <w14:ligatures w14:val="none"/>
-        </w:rPr>
-      </w:pPr>
-      <w:r>
-        <w:rPr>
-          <w:rFonts w:ascii="Segoe UI Emoji" w:eastAsia="Times New Roman" w:hAnsi="Segoe UI Emoji" w:cs="Segoe UI Emoji"/>
-          <w:b/>
-          <w:bCs/>
-          <w:color w:val="1F2328"/>
-          <w:kern w:val="0"/>
+        <w:rPr>
+          <w:rFonts w:ascii="Arial" w:eastAsia="Times New Roman" w:hAnsi="Arial" w:cs="Arial"/>
+          <w:color w:val="1F2328"/>
+          <w:kern w:val="36"/>
+          <w:sz w:val="28"/>
+          <w:szCs w:val="28"/>
+          <w:lang w:eastAsia="en-ZA"/>
+          <w14:ligatures w14:val="none"/>
+        </w:rPr>
+      </w:pPr>
+      <w:r>
+        <w:rPr>
+          <w:rFonts w:ascii="Arial" w:eastAsia="Times New Roman" w:hAnsi="Arial" w:cs="Arial"/>
+          <w:color w:val="1F2328"/>
+          <w:kern w:val="36"/>
+          <w:sz w:val="28"/>
+          <w:szCs w:val="28"/>
+          <w:lang w:eastAsia="en-ZA"/>
+          <w14:ligatures w14:val="none"/>
+        </w:rPr>
+        <w:t>-"Try again" (Low Score)</w:t>
+      </w:r>
+    </w:p>
+    <w:p>
+      <w:pPr>
+        <w:rPr>
+          <w:rFonts w:ascii="Arial" w:eastAsia="Times New Roman" w:hAnsi="Arial" w:cs="Arial"/>
+          <w:b/>
+          <w:bCs/>
+          <w:color w:val="1F2328"/>
+          <w:kern w:val="36"/>
+          <w:sz w:val="28"/>
+          <w:szCs w:val="28"/>
+          <w:lang w:eastAsia="en-ZA"/>
+          <w14:ligatures w14:val="none"/>
+        </w:rPr>
+      </w:pPr>
+      <w:r>
+        <w:rPr>
+          <w:rFonts w:ascii="Arial" w:eastAsia="Times New Roman" w:hAnsi="Arial" w:cs="Arial"/>
+          <w:b/>
+          <w:bCs/>
+          <w:color w:val="1F2328"/>
+          <w:kern w:val="36"/>
           <w:sz w:val="28"/>
           <w:szCs w:val="28"/>
           <w:lang w:eastAsia="en-ZA"/>
           <w14:ligatures w14:val="none"/>
         </w:rPr>
         <w:lastRenderedPageBreak/>
-        <w:t>📔</w:t>
-      </w:r>
-      <w:r>
-        <w:rPr>
-          <w:rFonts w:ascii="Arial" w:eastAsia="Times New Roman" w:hAnsi="Arial" w:cs="Arial"/>
-          <w:b/>
-          <w:bCs/>
-          <w:color w:val="1F2328"/>
-          <w:kern w:val="0"/>
-          <w:sz w:val="28"/>
-          <w:szCs w:val="28"/>
-          <w:lang w:eastAsia="en-ZA"/>
-          <w14:ligatures w14:val="none"/>
-        </w:rPr>
-        <w:t>Review Screen</w:t>
-      </w:r>
-    </w:p>
-    <w:p>
-      <w:pPr>
-        <w:numPr>
-          <w:ilvl w:val="0"/>
-          <w:numId w:val="5"/>
-        </w:numPr>
-        <w:shd w:val="clear" w:color="auto" w:fill="FFFFFF"/>
-        <w:spacing w:before="100" w:beforeAutospacing="1" w:after="100" w:afterAutospacing="1" w:line="240" w:lineRule="auto"/>
-        <w:rPr>
-          <w:rFonts w:ascii="Arial" w:eastAsia="Times New Roman" w:hAnsi="Arial" w:cs="Arial"/>
-          <w:color w:val="1F2328"/>
-          <w:kern w:val="0"/>
-          <w:sz w:val="28"/>
-          <w:szCs w:val="28"/>
-          <w:lang w:eastAsia="en-ZA"/>
-          <w14:ligatures w14:val="none"/>
-        </w:rPr>
-      </w:pPr>
-      <w:r>
-        <w:rPr>
-          <w:rFonts w:ascii="Arial" w:eastAsia="Times New Roman" w:hAnsi="Arial" w:cs="Arial"/>
-          <w:color w:val="1F2328"/>
-          <w:kern w:val="0"/>
-          <w:sz w:val="28"/>
-          <w:szCs w:val="28"/>
-          <w:lang w:eastAsia="en-ZA"/>
-          <w14:ligatures w14:val="none"/>
-        </w:rPr>
-        <w:t>Displays all questions.</w:t>
-      </w:r>
-    </w:p>
-    <w:p>
-      <w:pPr>
-        <w:numPr>
-          <w:ilvl w:val="0"/>
-          <w:numId w:val="5"/>
-        </w:numPr>
-        <w:shd w:val="clear" w:color="auto" w:fill="FFFFFF"/>
-        <w:spacing w:before="60" w:after="100" w:afterAutospacing="1" w:line="240" w:lineRule="auto"/>
-        <w:rPr>
-          <w:rFonts w:ascii="Arial" w:eastAsia="Times New Roman" w:hAnsi="Arial" w:cs="Arial"/>
-          <w:color w:val="1F2328"/>
-          <w:kern w:val="0"/>
-          <w:sz w:val="28"/>
-          <w:szCs w:val="28"/>
-          <w:lang w:eastAsia="en-ZA"/>
-          <w14:ligatures w14:val="none"/>
-        </w:rPr>
-      </w:pPr>
-      <w:r>
-        <w:rPr>
-          <w:rFonts w:ascii="Arial" w:eastAsia="Times New Roman" w:hAnsi="Arial" w:cs="Arial"/>
-          <w:color w:val="1F2328"/>
-          <w:kern w:val="0"/>
-          <w:sz w:val="28"/>
-          <w:szCs w:val="28"/>
-          <w:lang w:eastAsia="en-ZA"/>
-          <w14:ligatures w14:val="none"/>
-        </w:rPr>
-        <w:t>Shows:</w:t>
-      </w:r>
-    </w:p>
-    <w:p>
-      <w:pPr>
-        <w:numPr>
-          <w:ilvl w:val="0"/>
-          <w:numId w:val="5"/>
-        </w:numPr>
-        <w:shd w:val="clear" w:color="auto" w:fill="FFFFFF"/>
-        <w:spacing w:before="60" w:after="100" w:afterAutospacing="1" w:line="240" w:lineRule="auto"/>
-        <w:rPr>
-          <w:rFonts w:ascii="Arial" w:eastAsia="Times New Roman" w:hAnsi="Arial" w:cs="Arial"/>
-          <w:color w:val="1F2328"/>
-          <w:kern w:val="0"/>
-          <w:sz w:val="28"/>
-          <w:szCs w:val="28"/>
-          <w:lang w:eastAsia="en-ZA"/>
-          <w14:ligatures w14:val="none"/>
-        </w:rPr>
-      </w:pPr>
-      <w:r>
-        <w:rPr>
-          <w:rFonts w:ascii="Arial" w:eastAsia="Times New Roman" w:hAnsi="Arial" w:cs="Arial"/>
-          <w:color w:val="1F2328"/>
-          <w:kern w:val="0"/>
-          <w:sz w:val="28"/>
-          <w:szCs w:val="28"/>
-          <w:lang w:eastAsia="en-ZA"/>
-          <w14:ligatures w14:val="none"/>
-        </w:rPr>
-        <w:t>Correct vs Incorrect answers.</w:t>
-      </w:r>
-    </w:p>
-    <w:p>
-      <w:pPr>
-        <w:numPr>
-          <w:ilvl w:val="0"/>
-          <w:numId w:val="5"/>
-        </w:numPr>
-        <w:shd w:val="clear" w:color="auto" w:fill="FFFFFF"/>
-        <w:spacing w:before="60" w:after="100" w:afterAutospacing="1" w:line="240" w:lineRule="auto"/>
-        <w:rPr>
-          <w:rFonts w:ascii="Arial" w:eastAsia="Times New Roman" w:hAnsi="Arial" w:cs="Arial"/>
-          <w:color w:val="1F2328"/>
-          <w:kern w:val="0"/>
-          <w:sz w:val="28"/>
-          <w:szCs w:val="28"/>
-          <w:lang w:eastAsia="en-ZA"/>
-          <w14:ligatures w14:val="none"/>
-        </w:rPr>
-      </w:pPr>
-      <w:proofErr w:type="spellStart"/>
-      <w:r>
-        <w:rPr>
-          <w:rFonts w:ascii="Arial" w:eastAsia="Times New Roman" w:hAnsi="Arial" w:cs="Arial"/>
-          <w:color w:val="1F2328"/>
-          <w:kern w:val="0"/>
-          <w:sz w:val="28"/>
-          <w:szCs w:val="28"/>
-          <w:lang w:eastAsia="en-ZA"/>
-          <w14:ligatures w14:val="none"/>
-        </w:rPr>
-        <w:t>Color</w:t>
-      </w:r>
-      <w:proofErr w:type="spellEnd"/>
-      <w:r>
-        <w:rPr>
-          <w:rFonts w:ascii="Arial" w:eastAsia="Times New Roman" w:hAnsi="Arial" w:cs="Arial"/>
-          <w:color w:val="1F2328"/>
-          <w:kern w:val="0"/>
-          <w:sz w:val="28"/>
-          <w:szCs w:val="28"/>
-          <w:lang w:eastAsia="en-ZA"/>
-          <w14:ligatures w14:val="none"/>
-        </w:rPr>
-        <w:t xml:space="preserve"> coded results.</w:t>
-      </w:r>
-    </w:p>
-    <w:p>
-      <w:pPr>
-        <w:shd w:val="clear" w:color="auto" w:fill="FFFFFF"/>
-        <w:spacing w:after="240" w:line="240" w:lineRule="auto"/>
-        <w:rPr>
-          <w:rFonts w:ascii="Arial" w:eastAsia="Times New Roman" w:hAnsi="Arial" w:cs="Arial"/>
-          <w:color w:val="1F2328"/>
-          <w:kern w:val="0"/>
-          <w:sz w:val="28"/>
-          <w:szCs w:val="28"/>
-          <w:lang w:eastAsia="en-ZA"/>
-          <w14:ligatures w14:val="none"/>
-        </w:rPr>
-      </w:pPr>
-      <w:r>
-        <w:rPr>
-          <w:rFonts w:ascii="Arial" w:eastAsia="Times New Roman" w:hAnsi="Arial" w:cs="Arial"/>
-          <w:noProof/>
-          <w:color w:val="0969DA"/>
-          <w:kern w:val="0"/>
-          <w:sz w:val="28"/>
-          <w:szCs w:val="28"/>
-          <w:lang w:eastAsia="en-ZA"/>
-          <w14:ligatures w14:val="none"/>
-        </w:rPr>
         <w:drawing>
-          <wp:inline distT="0" distB="0" distL="0" distR="0" wp14:anchorId="64425DFD" wp14:editId="611C9969">
-            <wp:extent cx="3063240" cy="3398520"/>
-            <wp:effectExtent l="0" t="0" r="3810" b="0"/>
-            <wp:docPr id="8" name="Picture 1" descr="Review Screen">
+          <wp:inline distT="0" distB="0" distL="0" distR="0" wp14:anchorId="626FC478" wp14:editId="4915FBA2">
+            <wp:extent cx="3436620" cy="6393180"/>
+            <wp:effectExtent l="0" t="0" r="0" b="7620"/>
+            <wp:docPr id="2110037461" name="Picture 8" descr="Score Screen">
               <a:hlinkClick xmlns:a="http://schemas.openxmlformats.org/drawingml/2006/main" r:id="rId17" tgtFrame="&quot;_blank&quot;"/>
             </wp:docPr>
             <wp:cNvGraphicFramePr>
@@ -1927,7 +1500,7 @@
               <a:graphicData uri="http://schemas.openxmlformats.org/drawingml/2006/picture">
                 <pic:pic xmlns:pic="http://schemas.openxmlformats.org/drawingml/2006/picture">
                   <pic:nvPicPr>
-                    <pic:cNvPr id="0" name="Picture 8" descr="Review Screen">
+                    <pic:cNvPr id="0" name="Picture 42" descr="Score Screen">
                       <a:hlinkClick r:id="rId17" tgtFrame="&quot;_blank&quot;"/>
                     </pic:cNvPr>
                     <pic:cNvPicPr>
@@ -1950,7 +1523,7 @@
                   <pic:spPr bwMode="auto">
                     <a:xfrm>
                       <a:off x="0" y="0"/>
-                      <a:ext cx="3063240" cy="3398520"/>
+                      <a:ext cx="3436620" cy="6393180"/>
                     </a:xfrm>
                     <a:prstGeom prst="rect">
                       <a:avLst/>
@@ -1969,15 +1542,12 @@
     </w:p>
     <w:p>
       <w:pPr>
-        <w:shd w:val="clear" w:color="auto" w:fill="FFFFFF"/>
-        <w:spacing w:before="360" w:after="240" w:line="240" w:lineRule="auto"/>
-        <w:outlineLvl w:val="1"/>
-        <w:rPr>
-          <w:rFonts w:ascii="Arial" w:eastAsia="Times New Roman" w:hAnsi="Arial" w:cs="Arial"/>
-          <w:b/>
-          <w:bCs/>
-          <w:color w:val="1F2328"/>
-          <w:kern w:val="0"/>
+        <w:rPr>
+          <w:rFonts w:ascii="Arial" w:eastAsia="Times New Roman" w:hAnsi="Arial" w:cs="Arial"/>
+          <w:b/>
+          <w:bCs/>
+          <w:color w:val="1F2328"/>
+          <w:kern w:val="36"/>
           <w:sz w:val="28"/>
           <w:szCs w:val="28"/>
           <w:lang w:eastAsia="en-ZA"/>
@@ -1990,7 +1560,7 @@
           <w:b/>
           <w:bCs/>
           <w:color w:val="1F2328"/>
-          <w:kern w:val="0"/>
+          <w:kern w:val="36"/>
           <w:sz w:val="28"/>
           <w:szCs w:val="28"/>
           <w:lang w:eastAsia="en-ZA"/>
@@ -2004,7 +1574,7 @@
           <w:b/>
           <w:bCs/>
           <w:color w:val="1F2328"/>
-          <w:kern w:val="0"/>
+          <w:kern w:val="36"/>
           <w:sz w:val="28"/>
           <w:szCs w:val="28"/>
           <w:lang w:eastAsia="en-ZA"/>
@@ -2017,25 +1587,23 @@
       <w:pPr>
         <w:numPr>
           <w:ilvl w:val="0"/>
-          <w:numId w:val="6"/>
+          <w:numId w:val="15"/>
         </w:numPr>
-        <w:shd w:val="clear" w:color="auto" w:fill="FFFFFF"/>
-        <w:spacing w:before="100" w:beforeAutospacing="1" w:after="100" w:afterAutospacing="1" w:line="240" w:lineRule="auto"/>
-        <w:rPr>
-          <w:rFonts w:ascii="Arial" w:eastAsia="Times New Roman" w:hAnsi="Arial" w:cs="Arial"/>
-          <w:color w:val="1F2328"/>
-          <w:kern w:val="0"/>
-          <w:sz w:val="28"/>
-          <w:szCs w:val="28"/>
-          <w:lang w:eastAsia="en-ZA"/>
-          <w14:ligatures w14:val="none"/>
-        </w:rPr>
-      </w:pPr>
-      <w:r>
-        <w:rPr>
-          <w:rFonts w:ascii="Arial" w:eastAsia="Times New Roman" w:hAnsi="Arial" w:cs="Arial"/>
-          <w:color w:val="1F2328"/>
-          <w:kern w:val="0"/>
+        <w:rPr>
+          <w:rFonts w:ascii="Arial" w:eastAsia="Times New Roman" w:hAnsi="Arial" w:cs="Arial"/>
+          <w:color w:val="1F2328"/>
+          <w:kern w:val="36"/>
+          <w:sz w:val="28"/>
+          <w:szCs w:val="28"/>
+          <w:lang w:eastAsia="en-ZA"/>
+          <w14:ligatures w14:val="none"/>
+        </w:rPr>
+      </w:pPr>
+      <w:r>
+        <w:rPr>
+          <w:rFonts w:ascii="Arial" w:eastAsia="Times New Roman" w:hAnsi="Arial" w:cs="Arial"/>
+          <w:color w:val="1F2328"/>
+          <w:kern w:val="36"/>
           <w:sz w:val="28"/>
           <w:szCs w:val="28"/>
           <w:lang w:eastAsia="en-ZA"/>
@@ -2046,15 +1614,12 @@
     </w:p>
     <w:p>
       <w:pPr>
-        <w:shd w:val="clear" w:color="auto" w:fill="FFFFFF"/>
-        <w:spacing w:before="360" w:after="240" w:line="240" w:lineRule="auto"/>
-        <w:outlineLvl w:val="1"/>
-        <w:rPr>
-          <w:rFonts w:ascii="Arial" w:eastAsia="Times New Roman" w:hAnsi="Arial" w:cs="Arial"/>
-          <w:b/>
-          <w:bCs/>
-          <w:color w:val="1F2328"/>
-          <w:kern w:val="0"/>
+        <w:rPr>
+          <w:rFonts w:ascii="Arial" w:eastAsia="Times New Roman" w:hAnsi="Arial" w:cs="Arial"/>
+          <w:b/>
+          <w:bCs/>
+          <w:color w:val="1F2328"/>
+          <w:kern w:val="36"/>
           <w:sz w:val="28"/>
           <w:szCs w:val="28"/>
           <w:lang w:eastAsia="en-ZA"/>
@@ -2067,7 +1632,7 @@
           <w:b/>
           <w:bCs/>
           <w:color w:val="1F2328"/>
-          <w:kern w:val="0"/>
+          <w:kern w:val="36"/>
           <w:sz w:val="28"/>
           <w:szCs w:val="28"/>
           <w:lang w:eastAsia="en-ZA"/>
@@ -2081,7 +1646,7 @@
           <w:b/>
           <w:bCs/>
           <w:color w:val="1F2328"/>
-          <w:kern w:val="0"/>
+          <w:kern w:val="36"/>
           <w:sz w:val="28"/>
           <w:szCs w:val="28"/>
           <w:lang w:eastAsia="en-ZA"/>
@@ -2094,118 +1659,110 @@
       <w:pPr>
         <w:numPr>
           <w:ilvl w:val="0"/>
-          <w:numId w:val="7"/>
+          <w:numId w:val="16"/>
         </w:numPr>
-        <w:shd w:val="clear" w:color="auto" w:fill="FFFFFF"/>
-        <w:spacing w:before="100" w:beforeAutospacing="1" w:after="100" w:afterAutospacing="1" w:line="240" w:lineRule="auto"/>
-        <w:rPr>
-          <w:rFonts w:ascii="Arial" w:eastAsia="Times New Roman" w:hAnsi="Arial" w:cs="Arial"/>
-          <w:color w:val="1F2328"/>
-          <w:kern w:val="0"/>
-          <w:sz w:val="28"/>
-          <w:szCs w:val="28"/>
-          <w:lang w:eastAsia="en-ZA"/>
-          <w14:ligatures w14:val="none"/>
-        </w:rPr>
-      </w:pPr>
-      <w:r>
-        <w:rPr>
-          <w:rFonts w:ascii="Arial" w:eastAsia="Times New Roman" w:hAnsi="Arial" w:cs="Arial"/>
-          <w:color w:val="1F2328"/>
-          <w:kern w:val="0"/>
-          <w:sz w:val="28"/>
-          <w:szCs w:val="28"/>
-          <w:lang w:eastAsia="en-ZA"/>
-          <w14:ligatures w14:val="none"/>
-        </w:rPr>
-        <w:t>Kotlin</w:t>
+        <w:rPr>
+          <w:rFonts w:ascii="Arial" w:eastAsia="Times New Roman" w:hAnsi="Arial" w:cs="Arial"/>
+          <w:color w:val="1F2328"/>
+          <w:kern w:val="36"/>
+          <w:sz w:val="28"/>
+          <w:szCs w:val="28"/>
+          <w:lang w:eastAsia="en-ZA"/>
+          <w14:ligatures w14:val="none"/>
+        </w:rPr>
+      </w:pPr>
+      <w:r>
+        <w:rPr>
+          <w:rFonts w:ascii="Arial" w:eastAsia="Times New Roman" w:hAnsi="Arial" w:cs="Arial"/>
+          <w:color w:val="1F2328"/>
+          <w:kern w:val="36"/>
+          <w:sz w:val="28"/>
+          <w:szCs w:val="28"/>
+          <w:lang w:eastAsia="en-ZA"/>
+          <w14:ligatures w14:val="none"/>
+        </w:rPr>
+        <w:t>Kotlin (Application used)</w:t>
       </w:r>
     </w:p>
     <w:p>
       <w:pPr>
         <w:numPr>
           <w:ilvl w:val="0"/>
-          <w:numId w:val="7"/>
+          <w:numId w:val="16"/>
         </w:numPr>
-        <w:shd w:val="clear" w:color="auto" w:fill="FFFFFF"/>
-        <w:spacing w:before="60" w:after="100" w:afterAutospacing="1" w:line="240" w:lineRule="auto"/>
-        <w:rPr>
-          <w:rFonts w:ascii="Arial" w:eastAsia="Times New Roman" w:hAnsi="Arial" w:cs="Arial"/>
-          <w:color w:val="1F2328"/>
-          <w:kern w:val="0"/>
-          <w:sz w:val="28"/>
-          <w:szCs w:val="28"/>
-          <w:lang w:eastAsia="en-ZA"/>
-          <w14:ligatures w14:val="none"/>
-        </w:rPr>
-      </w:pPr>
-      <w:r>
-        <w:rPr>
-          <w:rFonts w:ascii="Arial" w:eastAsia="Times New Roman" w:hAnsi="Arial" w:cs="Arial"/>
-          <w:color w:val="1F2328"/>
-          <w:kern w:val="0"/>
-          <w:sz w:val="28"/>
-          <w:szCs w:val="28"/>
-          <w:lang w:eastAsia="en-ZA"/>
-          <w14:ligatures w14:val="none"/>
-        </w:rPr>
-        <w:t>Android Studio</w:t>
+        <w:rPr>
+          <w:rFonts w:ascii="Arial" w:eastAsia="Times New Roman" w:hAnsi="Arial" w:cs="Arial"/>
+          <w:color w:val="1F2328"/>
+          <w:kern w:val="36"/>
+          <w:sz w:val="28"/>
+          <w:szCs w:val="28"/>
+          <w:lang w:eastAsia="en-ZA"/>
+          <w14:ligatures w14:val="none"/>
+        </w:rPr>
+      </w:pPr>
+      <w:r>
+        <w:rPr>
+          <w:rFonts w:ascii="Arial" w:eastAsia="Times New Roman" w:hAnsi="Arial" w:cs="Arial"/>
+          <w:color w:val="1F2328"/>
+          <w:kern w:val="36"/>
+          <w:sz w:val="28"/>
+          <w:szCs w:val="28"/>
+          <w:lang w:eastAsia="en-ZA"/>
+          <w14:ligatures w14:val="none"/>
+        </w:rPr>
+        <w:t>Android Studio (Development environment)</w:t>
       </w:r>
     </w:p>
     <w:p>
       <w:pPr>
         <w:numPr>
           <w:ilvl w:val="0"/>
-          <w:numId w:val="7"/>
+          <w:numId w:val="16"/>
         </w:numPr>
-        <w:shd w:val="clear" w:color="auto" w:fill="FFFFFF"/>
-        <w:spacing w:before="60" w:after="100" w:afterAutospacing="1" w:line="240" w:lineRule="auto"/>
-        <w:rPr>
-          <w:rFonts w:ascii="Arial" w:eastAsia="Times New Roman" w:hAnsi="Arial" w:cs="Arial"/>
-          <w:color w:val="1F2328"/>
-          <w:kern w:val="0"/>
-          <w:sz w:val="28"/>
-          <w:szCs w:val="28"/>
-          <w:lang w:eastAsia="en-ZA"/>
-          <w14:ligatures w14:val="none"/>
-        </w:rPr>
-      </w:pPr>
-      <w:r>
-        <w:rPr>
-          <w:rFonts w:ascii="Arial" w:eastAsia="Times New Roman" w:hAnsi="Arial" w:cs="Arial"/>
-          <w:color w:val="1F2328"/>
-          <w:kern w:val="0"/>
-          <w:sz w:val="28"/>
-          <w:szCs w:val="28"/>
-          <w:lang w:eastAsia="en-ZA"/>
-          <w14:ligatures w14:val="none"/>
-        </w:rPr>
-        <w:t>XML Layouts</w:t>
+        <w:rPr>
+          <w:rFonts w:ascii="Arial" w:eastAsia="Times New Roman" w:hAnsi="Arial" w:cs="Arial"/>
+          <w:color w:val="1F2328"/>
+          <w:kern w:val="36"/>
+          <w:sz w:val="28"/>
+          <w:szCs w:val="28"/>
+          <w:lang w:eastAsia="en-ZA"/>
+          <w14:ligatures w14:val="none"/>
+        </w:rPr>
+      </w:pPr>
+      <w:r>
+        <w:rPr>
+          <w:rFonts w:ascii="Arial" w:eastAsia="Times New Roman" w:hAnsi="Arial" w:cs="Arial"/>
+          <w:color w:val="1F2328"/>
+          <w:kern w:val="36"/>
+          <w:sz w:val="28"/>
+          <w:szCs w:val="28"/>
+          <w:lang w:eastAsia="en-ZA"/>
+          <w14:ligatures w14:val="none"/>
+        </w:rPr>
+        <w:t>XML Layouts (User Interface Layouts)</w:t>
       </w:r>
     </w:p>
     <w:p>
       <w:pPr>
         <w:numPr>
           <w:ilvl w:val="0"/>
-          <w:numId w:val="7"/>
+          <w:numId w:val="16"/>
         </w:numPr>
-        <w:shd w:val="clear" w:color="auto" w:fill="FFFFFF"/>
-        <w:spacing w:before="60" w:after="100" w:afterAutospacing="1" w:line="240" w:lineRule="auto"/>
-        <w:rPr>
-          <w:rFonts w:ascii="Arial" w:eastAsia="Times New Roman" w:hAnsi="Arial" w:cs="Arial"/>
-          <w:color w:val="1F2328"/>
-          <w:kern w:val="0"/>
-          <w:sz w:val="28"/>
-          <w:szCs w:val="28"/>
-          <w:lang w:eastAsia="en-ZA"/>
-          <w14:ligatures w14:val="none"/>
-        </w:rPr>
-      </w:pPr>
-      <w:r>
-        <w:rPr>
-          <w:rFonts w:ascii="Arial" w:eastAsia="Times New Roman" w:hAnsi="Arial" w:cs="Arial"/>
-          <w:color w:val="1F2328"/>
-          <w:kern w:val="0"/>
+        <w:rPr>
+          <w:rFonts w:ascii="Arial" w:eastAsia="Times New Roman" w:hAnsi="Arial" w:cs="Arial"/>
+          <w:color w:val="1F2328"/>
+          <w:kern w:val="36"/>
+          <w:sz w:val="28"/>
+          <w:szCs w:val="28"/>
+          <w:lang w:eastAsia="en-ZA"/>
+          <w14:ligatures w14:val="none"/>
+        </w:rPr>
+      </w:pPr>
+      <w:r>
+        <w:rPr>
+          <w:rFonts w:ascii="Arial" w:eastAsia="Times New Roman" w:hAnsi="Arial" w:cs="Arial"/>
+          <w:color w:val="1F2328"/>
+          <w:kern w:val="36"/>
           <w:sz w:val="28"/>
           <w:szCs w:val="28"/>
           <w:lang w:eastAsia="en-ZA"/>
@@ -2216,15 +1773,12 @@
     </w:p>
     <w:p>
       <w:pPr>
-        <w:shd w:val="clear" w:color="auto" w:fill="FFFFFF"/>
-        <w:spacing w:before="360" w:after="240" w:line="240" w:lineRule="auto"/>
-        <w:outlineLvl w:val="1"/>
-        <w:rPr>
-          <w:rFonts w:ascii="Arial" w:eastAsia="Times New Roman" w:hAnsi="Arial" w:cs="Arial"/>
-          <w:b/>
-          <w:bCs/>
-          <w:color w:val="1F2328"/>
-          <w:kern w:val="0"/>
+        <w:rPr>
+          <w:rFonts w:ascii="Arial" w:eastAsia="Times New Roman" w:hAnsi="Arial" w:cs="Arial"/>
+          <w:b/>
+          <w:bCs/>
+          <w:color w:val="1F2328"/>
+          <w:kern w:val="36"/>
           <w:sz w:val="28"/>
           <w:szCs w:val="28"/>
           <w:lang w:eastAsia="en-ZA"/>
@@ -2237,7 +1791,7 @@
           <w:b/>
           <w:bCs/>
           <w:color w:val="1F2328"/>
-          <w:kern w:val="0"/>
+          <w:kern w:val="36"/>
           <w:sz w:val="28"/>
           <w:szCs w:val="28"/>
           <w:lang w:eastAsia="en-ZA"/>
@@ -2251,260 +1805,703 @@
           <w:b/>
           <w:bCs/>
           <w:color w:val="1F2328"/>
-          <w:kern w:val="0"/>
-          <w:sz w:val="28"/>
-          <w:szCs w:val="28"/>
-          <w:lang w:eastAsia="en-ZA"/>
-          <w14:ligatures w14:val="none"/>
-        </w:rPr>
-        <w:t>How it Works</w:t>
+          <w:kern w:val="36"/>
+          <w:sz w:val="28"/>
+          <w:szCs w:val="28"/>
+          <w:lang w:eastAsia="en-ZA"/>
+          <w14:ligatures w14:val="none"/>
+        </w:rPr>
+        <w:t xml:space="preserve"> How it Works</w:t>
       </w:r>
     </w:p>
     <w:p>
       <w:pPr>
         <w:numPr>
           <w:ilvl w:val="0"/>
-          <w:numId w:val="8"/>
+          <w:numId w:val="17"/>
         </w:numPr>
-        <w:shd w:val="clear" w:color="auto" w:fill="FFFFFF"/>
-        <w:spacing w:before="100" w:beforeAutospacing="1" w:after="100" w:afterAutospacing="1" w:line="240" w:lineRule="auto"/>
-        <w:rPr>
-          <w:rFonts w:ascii="Arial" w:eastAsia="Times New Roman" w:hAnsi="Arial" w:cs="Arial"/>
-          <w:color w:val="1F2328"/>
-          <w:kern w:val="0"/>
-          <w:sz w:val="28"/>
-          <w:szCs w:val="28"/>
-          <w:lang w:eastAsia="en-ZA"/>
-          <w14:ligatures w14:val="none"/>
-        </w:rPr>
-      </w:pPr>
-      <w:r>
-        <w:rPr>
-          <w:rFonts w:ascii="Arial" w:eastAsia="Times New Roman" w:hAnsi="Arial" w:cs="Arial"/>
-          <w:color w:val="1F2328"/>
-          <w:kern w:val="0"/>
-          <w:sz w:val="28"/>
-          <w:szCs w:val="28"/>
-          <w:lang w:eastAsia="en-ZA"/>
-          <w14:ligatures w14:val="none"/>
-        </w:rPr>
-        <w:t>User Starts the App.</w:t>
+        <w:rPr>
+          <w:rFonts w:ascii="Arial" w:eastAsia="Times New Roman" w:hAnsi="Arial" w:cs="Arial"/>
+          <w:color w:val="1F2328"/>
+          <w:kern w:val="36"/>
+          <w:sz w:val="28"/>
+          <w:szCs w:val="28"/>
+          <w:lang w:eastAsia="en-ZA"/>
+          <w14:ligatures w14:val="none"/>
+        </w:rPr>
+      </w:pPr>
+      <w:r>
+        <w:rPr>
+          <w:rFonts w:ascii="Arial" w:eastAsia="Times New Roman" w:hAnsi="Arial" w:cs="Arial"/>
+          <w:color w:val="1F2328"/>
+          <w:kern w:val="36"/>
+          <w:sz w:val="28"/>
+          <w:szCs w:val="28"/>
+          <w:lang w:eastAsia="en-ZA"/>
+          <w14:ligatures w14:val="none"/>
+        </w:rPr>
+        <w:t>User starts the application from the welcome screen.</w:t>
       </w:r>
     </w:p>
     <w:p>
       <w:pPr>
         <w:numPr>
           <w:ilvl w:val="0"/>
-          <w:numId w:val="8"/>
+          <w:numId w:val="17"/>
         </w:numPr>
-        <w:shd w:val="clear" w:color="auto" w:fill="FFFFFF"/>
-        <w:spacing w:before="60" w:after="100" w:afterAutospacing="1" w:line="240" w:lineRule="auto"/>
-        <w:rPr>
-          <w:rFonts w:ascii="Arial" w:eastAsia="Times New Roman" w:hAnsi="Arial" w:cs="Arial"/>
-          <w:color w:val="1F2328"/>
-          <w:kern w:val="0"/>
-          <w:sz w:val="28"/>
-          <w:szCs w:val="28"/>
-          <w:lang w:eastAsia="en-ZA"/>
-          <w14:ligatures w14:val="none"/>
-        </w:rPr>
-      </w:pPr>
-      <w:r>
-        <w:rPr>
-          <w:rFonts w:ascii="Arial" w:eastAsia="Times New Roman" w:hAnsi="Arial" w:cs="Arial"/>
-          <w:color w:val="1F2328"/>
-          <w:kern w:val="0"/>
-          <w:sz w:val="28"/>
-          <w:szCs w:val="28"/>
-          <w:lang w:eastAsia="en-ZA"/>
-          <w14:ligatures w14:val="none"/>
-        </w:rPr>
-        <w:t>Navigates through the Quiz Questions.</w:t>
+        <w:rPr>
+          <w:rFonts w:ascii="Arial" w:eastAsia="Times New Roman" w:hAnsi="Arial" w:cs="Arial"/>
+          <w:color w:val="1F2328"/>
+          <w:kern w:val="36"/>
+          <w:sz w:val="28"/>
+          <w:szCs w:val="28"/>
+          <w:lang w:eastAsia="en-ZA"/>
+          <w14:ligatures w14:val="none"/>
+        </w:rPr>
+      </w:pPr>
+      <w:r>
+        <w:rPr>
+          <w:rFonts w:ascii="Arial" w:eastAsia="Times New Roman" w:hAnsi="Arial" w:cs="Arial"/>
+          <w:color w:val="1F2328"/>
+          <w:kern w:val="36"/>
+          <w:sz w:val="28"/>
+          <w:szCs w:val="28"/>
+          <w:lang w:eastAsia="en-ZA"/>
+          <w14:ligatures w14:val="none"/>
+        </w:rPr>
+        <w:lastRenderedPageBreak/>
+        <w:t>The quiz presents flashcard-style questions.</w:t>
       </w:r>
     </w:p>
     <w:p>
       <w:pPr>
         <w:numPr>
           <w:ilvl w:val="0"/>
-          <w:numId w:val="8"/>
+          <w:numId w:val="17"/>
         </w:numPr>
-        <w:shd w:val="clear" w:color="auto" w:fill="FFFFFF"/>
-        <w:spacing w:before="60" w:after="100" w:afterAutospacing="1" w:line="240" w:lineRule="auto"/>
-        <w:rPr>
-          <w:rFonts w:ascii="Arial" w:eastAsia="Times New Roman" w:hAnsi="Arial" w:cs="Arial"/>
-          <w:color w:val="1F2328"/>
-          <w:kern w:val="0"/>
-          <w:sz w:val="28"/>
-          <w:szCs w:val="28"/>
-          <w:lang w:eastAsia="en-ZA"/>
-          <w14:ligatures w14:val="none"/>
-        </w:rPr>
-      </w:pPr>
-      <w:r>
-        <w:rPr>
-          <w:rFonts w:ascii="Arial" w:eastAsia="Times New Roman" w:hAnsi="Arial" w:cs="Arial"/>
-          <w:color w:val="1F2328"/>
-          <w:kern w:val="0"/>
-          <w:sz w:val="28"/>
-          <w:szCs w:val="28"/>
-          <w:lang w:eastAsia="en-ZA"/>
-          <w14:ligatures w14:val="none"/>
-        </w:rPr>
-        <w:t>Receives instant feedback.</w:t>
+        <w:rPr>
+          <w:rFonts w:ascii="Arial" w:eastAsia="Times New Roman" w:hAnsi="Arial" w:cs="Arial"/>
+          <w:color w:val="1F2328"/>
+          <w:kern w:val="36"/>
+          <w:sz w:val="28"/>
+          <w:szCs w:val="28"/>
+          <w:lang w:eastAsia="en-ZA"/>
+          <w14:ligatures w14:val="none"/>
+        </w:rPr>
+      </w:pPr>
+      <w:r>
+        <w:rPr>
+          <w:rFonts w:ascii="Arial" w:eastAsia="Times New Roman" w:hAnsi="Arial" w:cs="Arial"/>
+          <w:color w:val="1F2328"/>
+          <w:kern w:val="36"/>
+          <w:sz w:val="28"/>
+          <w:szCs w:val="28"/>
+          <w:lang w:eastAsia="en-ZA"/>
+          <w14:ligatures w14:val="none"/>
+        </w:rPr>
+        <w:t>The user selects either “True” or “False”.</w:t>
       </w:r>
     </w:p>
     <w:p>
       <w:pPr>
         <w:numPr>
           <w:ilvl w:val="0"/>
-          <w:numId w:val="8"/>
+          <w:numId w:val="17"/>
         </w:numPr>
-        <w:shd w:val="clear" w:color="auto" w:fill="FFFFFF"/>
-        <w:spacing w:before="60" w:after="100" w:afterAutospacing="1" w:line="240" w:lineRule="auto"/>
-        <w:rPr>
-          <w:rFonts w:ascii="Arial" w:eastAsia="Times New Roman" w:hAnsi="Arial" w:cs="Arial"/>
-          <w:color w:val="1F2328"/>
-          <w:kern w:val="0"/>
-          <w:sz w:val="28"/>
-          <w:szCs w:val="28"/>
-          <w:lang w:eastAsia="en-ZA"/>
-          <w14:ligatures w14:val="none"/>
-        </w:rPr>
-      </w:pPr>
-      <w:r>
-        <w:rPr>
-          <w:rFonts w:ascii="Arial" w:eastAsia="Times New Roman" w:hAnsi="Arial" w:cs="Arial"/>
-          <w:color w:val="1F2328"/>
-          <w:kern w:val="0"/>
-          <w:sz w:val="28"/>
-          <w:szCs w:val="28"/>
-          <w:lang w:eastAsia="en-ZA"/>
-          <w14:ligatures w14:val="none"/>
-        </w:rPr>
-        <w:t>Score is calculated.</w:t>
+        <w:rPr>
+          <w:rFonts w:ascii="Arial" w:eastAsia="Times New Roman" w:hAnsi="Arial" w:cs="Arial"/>
+          <w:color w:val="1F2328"/>
+          <w:kern w:val="36"/>
+          <w:sz w:val="28"/>
+          <w:szCs w:val="28"/>
+          <w:lang w:eastAsia="en-ZA"/>
+          <w14:ligatures w14:val="none"/>
+        </w:rPr>
+      </w:pPr>
+      <w:r>
+        <w:rPr>
+          <w:rFonts w:ascii="Arial" w:eastAsia="Times New Roman" w:hAnsi="Arial" w:cs="Arial"/>
+          <w:color w:val="1F2328"/>
+          <w:kern w:val="36"/>
+          <w:sz w:val="28"/>
+          <w:szCs w:val="28"/>
+          <w:lang w:eastAsia="en-ZA"/>
+          <w14:ligatures w14:val="none"/>
+        </w:rPr>
+        <w:t>The app checks the answer using conditional logic (IF).</w:t>
       </w:r>
     </w:p>
     <w:p>
       <w:pPr>
         <w:numPr>
           <w:ilvl w:val="0"/>
-          <w:numId w:val="8"/>
+          <w:numId w:val="17"/>
         </w:numPr>
-        <w:shd w:val="clear" w:color="auto" w:fill="FFFFFF"/>
-        <w:spacing w:before="60" w:after="100" w:afterAutospacing="1" w:line="240" w:lineRule="auto"/>
-        <w:rPr>
-          <w:rFonts w:ascii="Arial" w:eastAsia="Times New Roman" w:hAnsi="Arial" w:cs="Arial"/>
-          <w:color w:val="1F2328"/>
-          <w:kern w:val="0"/>
-          <w:sz w:val="28"/>
-          <w:szCs w:val="28"/>
-          <w:lang w:eastAsia="en-ZA"/>
-          <w14:ligatures w14:val="none"/>
-        </w:rPr>
-      </w:pPr>
-      <w:r>
-        <w:rPr>
-          <w:rFonts w:ascii="Arial" w:eastAsia="Times New Roman" w:hAnsi="Arial" w:cs="Arial"/>
-          <w:color w:val="1F2328"/>
-          <w:kern w:val="0"/>
-          <w:sz w:val="28"/>
-          <w:szCs w:val="28"/>
-          <w:lang w:eastAsia="en-ZA"/>
-          <w14:ligatures w14:val="none"/>
-        </w:rPr>
-        <w:t>Results displayed.</w:t>
+        <w:rPr>
+          <w:rFonts w:ascii="Arial" w:eastAsia="Times New Roman" w:hAnsi="Arial" w:cs="Arial"/>
+          <w:color w:val="1F2328"/>
+          <w:kern w:val="36"/>
+          <w:sz w:val="28"/>
+          <w:szCs w:val="28"/>
+          <w:lang w:eastAsia="en-ZA"/>
+          <w14:ligatures w14:val="none"/>
+        </w:rPr>
+      </w:pPr>
+      <w:r>
+        <w:rPr>
+          <w:rFonts w:ascii="Arial" w:eastAsia="Times New Roman" w:hAnsi="Arial" w:cs="Arial"/>
+          <w:color w:val="1F2328"/>
+          <w:kern w:val="36"/>
+          <w:sz w:val="28"/>
+          <w:szCs w:val="28"/>
+          <w:lang w:eastAsia="en-ZA"/>
+          <w14:ligatures w14:val="none"/>
+        </w:rPr>
+        <w:t>Immediate feedback is displayed (correct/incorrect).</w:t>
       </w:r>
     </w:p>
     <w:p>
       <w:pPr>
         <w:numPr>
           <w:ilvl w:val="0"/>
-          <w:numId w:val="8"/>
+          <w:numId w:val="17"/>
         </w:numPr>
-        <w:shd w:val="clear" w:color="auto" w:fill="FFFFFF"/>
-        <w:spacing w:before="60" w:after="100" w:afterAutospacing="1" w:line="240" w:lineRule="auto"/>
-        <w:rPr>
-          <w:rFonts w:ascii="Arial" w:eastAsia="Times New Roman" w:hAnsi="Arial" w:cs="Arial"/>
-          <w:color w:val="1F2328"/>
-          <w:kern w:val="0"/>
-          <w:sz w:val="28"/>
-          <w:szCs w:val="28"/>
-          <w:lang w:eastAsia="en-ZA"/>
-          <w14:ligatures w14:val="none"/>
-        </w:rPr>
-      </w:pPr>
-      <w:r>
-        <w:rPr>
-          <w:rFonts w:ascii="Arial" w:eastAsia="Times New Roman" w:hAnsi="Arial" w:cs="Arial"/>
-          <w:color w:val="1F2328"/>
-          <w:kern w:val="0"/>
-          <w:sz w:val="28"/>
-          <w:szCs w:val="28"/>
-          <w:lang w:eastAsia="en-ZA"/>
-          <w14:ligatures w14:val="none"/>
-        </w:rPr>
-        <w:t>User reviews the answers that he/she got.</w:t>
-      </w:r>
-    </w:p>
-    <w:p>
-      <w:pPr>
-        <w:shd w:val="clear" w:color="auto" w:fill="FFFFFF"/>
-        <w:spacing w:before="360" w:after="240" w:line="240" w:lineRule="auto"/>
-        <w:outlineLvl w:val="1"/>
-        <w:rPr>
-          <w:rFonts w:ascii="Arial" w:eastAsia="Times New Roman" w:hAnsi="Arial" w:cs="Arial"/>
-          <w:b/>
-          <w:bCs/>
-          <w:color w:val="1F2328"/>
-          <w:kern w:val="0"/>
-          <w:sz w:val="28"/>
-          <w:szCs w:val="28"/>
-          <w:lang w:eastAsia="en-ZA"/>
-          <w14:ligatures w14:val="none"/>
-        </w:rPr>
-      </w:pPr>
-      <w:r>
-        <w:rPr>
-          <w:rFonts w:ascii="Segoe UI Emoji" w:eastAsia="Times New Roman" w:hAnsi="Segoe UI Emoji" w:cs="Segoe UI Emoji"/>
-          <w:b/>
-          <w:bCs/>
-          <w:color w:val="1F2328"/>
-          <w:kern w:val="0"/>
-          <w:sz w:val="28"/>
-          <w:szCs w:val="28"/>
-          <w:lang w:eastAsia="en-ZA"/>
-          <w14:ligatures w14:val="none"/>
-        </w:rPr>
-        <w:lastRenderedPageBreak/>
-        <w:t>🚀</w:t>
-      </w:r>
-      <w:r>
-        <w:rPr>
-          <w:rFonts w:ascii="Arial" w:eastAsia="Times New Roman" w:hAnsi="Arial" w:cs="Arial"/>
-          <w:b/>
-          <w:bCs/>
-          <w:color w:val="1F2328"/>
-          <w:kern w:val="0"/>
-          <w:sz w:val="28"/>
-          <w:szCs w:val="28"/>
-          <w:lang w:eastAsia="en-ZA"/>
-          <w14:ligatures w14:val="none"/>
-        </w:rPr>
-        <w:t xml:space="preserve"> Installation</w:t>
+        <w:rPr>
+          <w:rFonts w:ascii="Arial" w:eastAsia="Times New Roman" w:hAnsi="Arial" w:cs="Arial"/>
+          <w:color w:val="1F2328"/>
+          <w:kern w:val="36"/>
+          <w:sz w:val="28"/>
+          <w:szCs w:val="28"/>
+          <w:lang w:eastAsia="en-ZA"/>
+          <w14:ligatures w14:val="none"/>
+        </w:rPr>
+      </w:pPr>
+      <w:r>
+        <w:rPr>
+          <w:rFonts w:ascii="Arial" w:eastAsia="Times New Roman" w:hAnsi="Arial" w:cs="Arial"/>
+          <w:color w:val="1F2328"/>
+          <w:kern w:val="36"/>
+          <w:sz w:val="28"/>
+          <w:szCs w:val="28"/>
+          <w:lang w:eastAsia="en-ZA"/>
+          <w14:ligatures w14:val="none"/>
+        </w:rPr>
+        <w:t>The score is updated dynamically.</w:t>
       </w:r>
     </w:p>
     <w:p>
       <w:pPr>
         <w:numPr>
           <w:ilvl w:val="0"/>
-          <w:numId w:val="9"/>
+          <w:numId w:val="17"/>
         </w:numPr>
-        <w:shd w:val="clear" w:color="auto" w:fill="FFFFFF"/>
-        <w:spacing w:before="100" w:beforeAutospacing="1" w:after="100" w:afterAutospacing="1" w:line="240" w:lineRule="auto"/>
-        <w:rPr>
-          <w:rFonts w:ascii="Arial" w:eastAsia="Times New Roman" w:hAnsi="Arial" w:cs="Arial"/>
-          <w:color w:val="1F2328"/>
-          <w:kern w:val="0"/>
+        <w:rPr>
+          <w:rFonts w:ascii="Arial" w:eastAsia="Times New Roman" w:hAnsi="Arial" w:cs="Arial"/>
+          <w:color w:val="1F2328"/>
+          <w:kern w:val="36"/>
+          <w:sz w:val="28"/>
+          <w:szCs w:val="28"/>
+          <w:lang w:eastAsia="en-ZA"/>
+          <w14:ligatures w14:val="none"/>
+        </w:rPr>
+      </w:pPr>
+      <w:r>
+        <w:rPr>
+          <w:rFonts w:ascii="Arial" w:eastAsia="Times New Roman" w:hAnsi="Arial" w:cs="Arial"/>
+          <w:color w:val="1F2328"/>
+          <w:kern w:val="36"/>
+          <w:sz w:val="28"/>
+          <w:szCs w:val="28"/>
+          <w:lang w:eastAsia="en-ZA"/>
+          <w14:ligatures w14:val="none"/>
+        </w:rPr>
+        <w:t>The final score is displayed with personalised feedback.</w:t>
+      </w:r>
+    </w:p>
+    <w:p>
+      <w:pPr>
+        <w:numPr>
+          <w:ilvl w:val="0"/>
+          <w:numId w:val="17"/>
+        </w:numPr>
+        <w:rPr>
+          <w:rFonts w:ascii="Arial" w:eastAsia="Times New Roman" w:hAnsi="Arial" w:cs="Arial"/>
+          <w:color w:val="1F2328"/>
+          <w:kern w:val="36"/>
+          <w:sz w:val="28"/>
+          <w:szCs w:val="28"/>
+          <w:lang w:eastAsia="en-ZA"/>
+          <w14:ligatures w14:val="none"/>
+        </w:rPr>
+      </w:pPr>
+      <w:r>
+        <w:rPr>
+          <w:rFonts w:ascii="Arial" w:eastAsia="Times New Roman" w:hAnsi="Arial" w:cs="Arial"/>
+          <w:color w:val="1F2328"/>
+          <w:kern w:val="36"/>
+          <w:sz w:val="28"/>
+          <w:szCs w:val="28"/>
+          <w:lang w:eastAsia="en-ZA"/>
+          <w14:ligatures w14:val="none"/>
+        </w:rPr>
+        <w:t>The user can review all answers on the score screen.</w:t>
+      </w:r>
+    </w:p>
+    <w:p>
+      <w:pPr>
+        <w:rPr>
+          <w:rFonts w:ascii="Arial" w:eastAsia="Times New Roman" w:hAnsi="Arial" w:cs="Arial"/>
+          <w:b/>
+          <w:bCs/>
+          <w:color w:val="1F2328"/>
+          <w:kern w:val="36"/>
+          <w:sz w:val="28"/>
+          <w:szCs w:val="28"/>
+          <w:lang w:eastAsia="en-ZA"/>
+          <w14:ligatures w14:val="none"/>
+        </w:rPr>
+      </w:pPr>
+      <w:r>
+        <w:rPr>
+          <w:rFonts w:ascii="Segoe UI Emoji" w:eastAsia="Times New Roman" w:hAnsi="Segoe UI Emoji" w:cs="Segoe UI Emoji"/>
+          <w:b/>
+          <w:bCs/>
+          <w:color w:val="1F2328"/>
+          <w:kern w:val="36"/>
+          <w:sz w:val="28"/>
+          <w:szCs w:val="28"/>
+          <w:lang w:eastAsia="en-ZA"/>
+          <w14:ligatures w14:val="none"/>
+        </w:rPr>
+        <w:t>🧠</w:t>
+      </w:r>
+      <w:r>
+        <w:rPr>
+          <w:rFonts w:ascii="Arial" w:eastAsia="Times New Roman" w:hAnsi="Arial" w:cs="Arial"/>
+          <w:b/>
+          <w:bCs/>
+          <w:color w:val="1F2328"/>
+          <w:kern w:val="36"/>
+          <w:sz w:val="28"/>
+          <w:szCs w:val="28"/>
+          <w:lang w:eastAsia="en-ZA"/>
+          <w14:ligatures w14:val="none"/>
+        </w:rPr>
+        <w:t xml:space="preserve"> App Logic</w:t>
+      </w:r>
+    </w:p>
+    <w:p>
+      <w:pPr>
+        <w:numPr>
+          <w:ilvl w:val="0"/>
+          <w:numId w:val="18"/>
+        </w:numPr>
+        <w:rPr>
+          <w:rFonts w:ascii="Arial" w:eastAsia="Times New Roman" w:hAnsi="Arial" w:cs="Arial"/>
+          <w:color w:val="1F2328"/>
+          <w:kern w:val="36"/>
+          <w:sz w:val="28"/>
+          <w:szCs w:val="28"/>
+          <w:lang w:eastAsia="en-ZA"/>
+          <w14:ligatures w14:val="none"/>
+        </w:rPr>
+      </w:pPr>
+      <w:r>
+        <w:rPr>
+          <w:rFonts w:ascii="Arial" w:eastAsia="Times New Roman" w:hAnsi="Arial" w:cs="Arial"/>
+          <w:color w:val="1F2328"/>
+          <w:kern w:val="36"/>
+          <w:sz w:val="28"/>
+          <w:szCs w:val="28"/>
+          <w:lang w:eastAsia="en-ZA"/>
+          <w14:ligatures w14:val="none"/>
+        </w:rPr>
+        <w:t>Questions and answers are stored using arrays.</w:t>
+      </w:r>
+    </w:p>
+    <w:p>
+      <w:pPr>
+        <w:numPr>
+          <w:ilvl w:val="0"/>
+          <w:numId w:val="18"/>
+        </w:numPr>
+        <w:rPr>
+          <w:rFonts w:ascii="Arial" w:eastAsia="Times New Roman" w:hAnsi="Arial" w:cs="Arial"/>
+          <w:color w:val="1F2328"/>
+          <w:kern w:val="36"/>
+          <w:sz w:val="28"/>
+          <w:szCs w:val="28"/>
+          <w:lang w:eastAsia="en-ZA"/>
+          <w14:ligatures w14:val="none"/>
+        </w:rPr>
+      </w:pPr>
+      <w:r>
+        <w:rPr>
+          <w:rFonts w:ascii="Arial" w:eastAsia="Times New Roman" w:hAnsi="Arial" w:cs="Arial"/>
+          <w:color w:val="1F2328"/>
+          <w:kern w:val="36"/>
+          <w:sz w:val="28"/>
+          <w:szCs w:val="28"/>
+          <w:lang w:eastAsia="en-ZA"/>
+          <w14:ligatures w14:val="none"/>
+        </w:rPr>
+        <w:t>Each user selection is evaluated using conditional statements (IF/Else).</w:t>
+      </w:r>
+    </w:p>
+    <w:p>
+      <w:pPr>
+        <w:numPr>
+          <w:ilvl w:val="0"/>
+          <w:numId w:val="18"/>
+        </w:numPr>
+        <w:rPr>
+          <w:rFonts w:ascii="Arial" w:eastAsia="Times New Roman" w:hAnsi="Arial" w:cs="Arial"/>
+          <w:color w:val="1F2328"/>
+          <w:kern w:val="36"/>
+          <w:sz w:val="28"/>
+          <w:szCs w:val="28"/>
+          <w:lang w:eastAsia="en-ZA"/>
+          <w14:ligatures w14:val="none"/>
+        </w:rPr>
+      </w:pPr>
+      <w:r>
+        <w:rPr>
+          <w:rFonts w:ascii="Arial" w:eastAsia="Times New Roman" w:hAnsi="Arial" w:cs="Arial"/>
+          <w:color w:val="1F2328"/>
+          <w:kern w:val="36"/>
+          <w:sz w:val="28"/>
+          <w:szCs w:val="28"/>
+          <w:lang w:eastAsia="en-ZA"/>
+          <w14:ligatures w14:val="none"/>
+        </w:rPr>
+        <w:t>The score is incremented when the correct answer is selected.</w:t>
+      </w:r>
+    </w:p>
+    <w:p>
+      <w:pPr>
+        <w:numPr>
+          <w:ilvl w:val="0"/>
+          <w:numId w:val="18"/>
+        </w:numPr>
+        <w:rPr>
+          <w:rFonts w:ascii="Arial" w:eastAsia="Times New Roman" w:hAnsi="Arial" w:cs="Arial"/>
+          <w:color w:val="1F2328"/>
+          <w:kern w:val="36"/>
+          <w:sz w:val="28"/>
+          <w:szCs w:val="28"/>
+          <w:lang w:eastAsia="en-ZA"/>
+          <w14:ligatures w14:val="none"/>
+        </w:rPr>
+      </w:pPr>
+      <w:r>
+        <w:rPr>
+          <w:rFonts w:ascii="Arial" w:eastAsia="Times New Roman" w:hAnsi="Arial" w:cs="Arial"/>
+          <w:color w:val="1F2328"/>
+          <w:kern w:val="36"/>
+          <w:sz w:val="28"/>
+          <w:szCs w:val="28"/>
+          <w:lang w:eastAsia="en-ZA"/>
+          <w14:ligatures w14:val="none"/>
+        </w:rPr>
+        <w:t>The score and user responses are passed between activities using Intents.</w:t>
+      </w:r>
+    </w:p>
+    <w:p>
+      <w:pPr>
+        <w:rPr>
+          <w:rFonts w:ascii="Arial" w:eastAsia="Times New Roman" w:hAnsi="Arial" w:cs="Arial"/>
+          <w:b/>
+          <w:bCs/>
+          <w:color w:val="1F2328"/>
+          <w:kern w:val="36"/>
+          <w:sz w:val="28"/>
+          <w:szCs w:val="28"/>
+          <w:lang w:eastAsia="en-ZA"/>
+          <w14:ligatures w14:val="none"/>
+        </w:rPr>
+      </w:pPr>
+      <w:r>
+        <w:rPr>
+          <w:rFonts w:ascii="Segoe UI Emoji" w:eastAsia="Times New Roman" w:hAnsi="Segoe UI Emoji" w:cs="Segoe UI Emoji"/>
+          <w:b/>
+          <w:bCs/>
+          <w:color w:val="1F2328"/>
+          <w:kern w:val="36"/>
+          <w:sz w:val="28"/>
+          <w:szCs w:val="28"/>
+          <w:lang w:eastAsia="en-ZA"/>
+          <w14:ligatures w14:val="none"/>
+        </w:rPr>
+        <w:t>⚠️</w:t>
+      </w:r>
+      <w:r>
+        <w:rPr>
+          <w:rFonts w:ascii="Arial" w:eastAsia="Times New Roman" w:hAnsi="Arial" w:cs="Arial"/>
+          <w:b/>
+          <w:bCs/>
+          <w:color w:val="1F2328"/>
+          <w:kern w:val="36"/>
+          <w:sz w:val="28"/>
+          <w:szCs w:val="28"/>
+          <w:lang w:eastAsia="en-ZA"/>
+          <w14:ligatures w14:val="none"/>
+        </w:rPr>
+        <w:t> Challenges &amp; Solutions</w:t>
+      </w:r>
+    </w:p>
+    <w:p>
+      <w:pPr>
+        <w:numPr>
+          <w:ilvl w:val="0"/>
+          <w:numId w:val="19"/>
+        </w:numPr>
+        <w:rPr>
+          <w:rFonts w:ascii="Arial" w:eastAsia="Times New Roman" w:hAnsi="Arial" w:cs="Arial"/>
+          <w:color w:val="1F2328"/>
+          <w:kern w:val="36"/>
+          <w:sz w:val="28"/>
+          <w:szCs w:val="28"/>
+          <w:lang w:eastAsia="en-ZA"/>
+          <w14:ligatures w14:val="none"/>
+        </w:rPr>
+      </w:pPr>
+      <w:r>
+        <w:rPr>
+          <w:rFonts w:ascii="Arial" w:eastAsia="Times New Roman" w:hAnsi="Arial" w:cs="Arial"/>
+          <w:color w:val="1F2328"/>
+          <w:kern w:val="36"/>
+          <w:sz w:val="28"/>
+          <w:szCs w:val="28"/>
+          <w:lang w:eastAsia="en-ZA"/>
+          <w14:ligatures w14:val="none"/>
+        </w:rPr>
+        <w:t>Managing activity navigation between multiple screens was challenging.</w:t>
+      </w:r>
+    </w:p>
+    <w:p>
+      <w:pPr>
+        <w:numPr>
+          <w:ilvl w:val="1"/>
+          <w:numId w:val="19"/>
+        </w:numPr>
+        <w:rPr>
+          <w:rFonts w:ascii="Arial" w:eastAsia="Times New Roman" w:hAnsi="Arial" w:cs="Arial"/>
+          <w:color w:val="1F2328"/>
+          <w:kern w:val="36"/>
+          <w:sz w:val="28"/>
+          <w:szCs w:val="28"/>
+          <w:lang w:eastAsia="en-ZA"/>
+          <w14:ligatures w14:val="none"/>
+        </w:rPr>
+      </w:pPr>
+      <w:r>
+        <w:rPr>
+          <w:rFonts w:ascii="Arial" w:eastAsia="Times New Roman" w:hAnsi="Arial" w:cs="Arial"/>
+          <w:color w:val="1F2328"/>
+          <w:kern w:val="36"/>
+          <w:sz w:val="28"/>
+          <w:szCs w:val="28"/>
+          <w:lang w:eastAsia="en-ZA"/>
+          <w14:ligatures w14:val="none"/>
+        </w:rPr>
+        <w:t>Solution: Used Intents to pass data efficiently.</w:t>
+      </w:r>
+    </w:p>
+    <w:p>
+      <w:pPr>
+        <w:numPr>
+          <w:ilvl w:val="0"/>
+          <w:numId w:val="19"/>
+        </w:numPr>
+        <w:rPr>
+          <w:rFonts w:ascii="Arial" w:eastAsia="Times New Roman" w:hAnsi="Arial" w:cs="Arial"/>
+          <w:color w:val="1F2328"/>
+          <w:kern w:val="36"/>
+          <w:sz w:val="28"/>
+          <w:szCs w:val="28"/>
+          <w:lang w:eastAsia="en-ZA"/>
+          <w14:ligatures w14:val="none"/>
+        </w:rPr>
+      </w:pPr>
+      <w:r>
+        <w:rPr>
+          <w:rFonts w:ascii="Arial" w:eastAsia="Times New Roman" w:hAnsi="Arial" w:cs="Arial"/>
+          <w:color w:val="1F2328"/>
+          <w:kern w:val="36"/>
+          <w:sz w:val="28"/>
+          <w:szCs w:val="28"/>
+          <w:lang w:eastAsia="en-ZA"/>
+          <w14:ligatures w14:val="none"/>
+        </w:rPr>
+        <w:t>Ensuring accurate score tracking across screens.</w:t>
+      </w:r>
+    </w:p>
+    <w:p>
+      <w:pPr>
+        <w:numPr>
+          <w:ilvl w:val="1"/>
+          <w:numId w:val="19"/>
+        </w:numPr>
+        <w:rPr>
+          <w:rFonts w:ascii="Arial" w:eastAsia="Times New Roman" w:hAnsi="Arial" w:cs="Arial"/>
+          <w:color w:val="1F2328"/>
+          <w:kern w:val="36"/>
+          <w:sz w:val="28"/>
+          <w:szCs w:val="28"/>
+          <w:lang w:eastAsia="en-ZA"/>
+          <w14:ligatures w14:val="none"/>
+        </w:rPr>
+      </w:pPr>
+      <w:r>
+        <w:rPr>
+          <w:rFonts w:ascii="Arial" w:eastAsia="Times New Roman" w:hAnsi="Arial" w:cs="Arial"/>
+          <w:color w:val="1F2328"/>
+          <w:kern w:val="36"/>
+          <w:sz w:val="28"/>
+          <w:szCs w:val="28"/>
+          <w:lang w:eastAsia="en-ZA"/>
+          <w14:ligatures w14:val="none"/>
+        </w:rPr>
+        <w:t>Solution: Implemented variables and passed them between activities.</w:t>
+      </w:r>
+    </w:p>
+    <w:p>
+      <w:pPr>
+        <w:numPr>
+          <w:ilvl w:val="0"/>
+          <w:numId w:val="19"/>
+        </w:numPr>
+        <w:rPr>
+          <w:rFonts w:ascii="Arial" w:eastAsia="Times New Roman" w:hAnsi="Arial" w:cs="Arial"/>
+          <w:color w:val="1F2328"/>
+          <w:kern w:val="36"/>
+          <w:sz w:val="28"/>
+          <w:szCs w:val="28"/>
+          <w:lang w:eastAsia="en-ZA"/>
+          <w14:ligatures w14:val="none"/>
+        </w:rPr>
+      </w:pPr>
+      <w:r>
+        <w:rPr>
+          <w:rFonts w:ascii="Arial" w:eastAsia="Times New Roman" w:hAnsi="Arial" w:cs="Arial"/>
+          <w:color w:val="1F2328"/>
+          <w:kern w:val="36"/>
+          <w:sz w:val="28"/>
+          <w:szCs w:val="28"/>
+          <w:lang w:eastAsia="en-ZA"/>
+          <w14:ligatures w14:val="none"/>
+        </w:rPr>
+        <w:t>Designing a user-friendly interface.</w:t>
+      </w:r>
+    </w:p>
+    <w:p>
+      <w:pPr>
+        <w:numPr>
+          <w:ilvl w:val="1"/>
+          <w:numId w:val="19"/>
+        </w:numPr>
+        <w:rPr>
+          <w:rFonts w:ascii="Arial" w:eastAsia="Times New Roman" w:hAnsi="Arial" w:cs="Arial"/>
+          <w:color w:val="1F2328"/>
+          <w:kern w:val="36"/>
+          <w:sz w:val="28"/>
+          <w:szCs w:val="28"/>
+          <w:lang w:eastAsia="en-ZA"/>
+          <w14:ligatures w14:val="none"/>
+        </w:rPr>
+      </w:pPr>
+      <w:r>
+        <w:rPr>
+          <w:rFonts w:ascii="Arial" w:eastAsia="Times New Roman" w:hAnsi="Arial" w:cs="Arial"/>
+          <w:color w:val="1F2328"/>
+          <w:kern w:val="36"/>
+          <w:sz w:val="28"/>
+          <w:szCs w:val="28"/>
+          <w:lang w:eastAsia="en-ZA"/>
+          <w14:ligatures w14:val="none"/>
+        </w:rPr>
+        <w:t>Solution: Applied consistent layouts and visual feedback (</w:t>
+      </w:r>
+      <w:proofErr w:type="spellStart"/>
+      <w:r>
+        <w:rPr>
+          <w:rFonts w:ascii="Arial" w:eastAsia="Times New Roman" w:hAnsi="Arial" w:cs="Arial"/>
+          <w:color w:val="1F2328"/>
+          <w:kern w:val="36"/>
+          <w:sz w:val="28"/>
+          <w:szCs w:val="28"/>
+          <w:lang w:eastAsia="en-ZA"/>
+          <w14:ligatures w14:val="none"/>
+        </w:rPr>
+        <w:t>color</w:t>
+      </w:r>
+      <w:proofErr w:type="spellEnd"/>
+      <w:r>
+        <w:rPr>
+          <w:rFonts w:ascii="Arial" w:eastAsia="Times New Roman" w:hAnsi="Arial" w:cs="Arial"/>
+          <w:color w:val="1F2328"/>
+          <w:kern w:val="36"/>
+          <w:sz w:val="28"/>
+          <w:szCs w:val="28"/>
+          <w:lang w:eastAsia="en-ZA"/>
+          <w14:ligatures w14:val="none"/>
+        </w:rPr>
+        <w:t xml:space="preserve"> coding).</w:t>
+      </w:r>
+    </w:p>
+    <w:p>
+      <w:pPr>
+        <w:rPr>
+          <w:rFonts w:ascii="Arial" w:eastAsia="Times New Roman" w:hAnsi="Arial" w:cs="Arial"/>
+          <w:b/>
+          <w:bCs/>
+          <w:color w:val="1F2328"/>
+          <w:kern w:val="36"/>
+          <w:sz w:val="28"/>
+          <w:szCs w:val="28"/>
+          <w:lang w:eastAsia="en-ZA"/>
+          <w14:ligatures w14:val="none"/>
+        </w:rPr>
+      </w:pPr>
+      <w:r>
+        <w:rPr>
+          <w:rFonts w:ascii="Segoe UI Emoji" w:eastAsia="Times New Roman" w:hAnsi="Segoe UI Emoji" w:cs="Segoe UI Emoji"/>
+          <w:b/>
+          <w:bCs/>
+          <w:color w:val="1F2328"/>
+          <w:kern w:val="36"/>
+          <w:sz w:val="28"/>
+          <w:szCs w:val="28"/>
+          <w:lang w:eastAsia="en-ZA"/>
+          <w14:ligatures w14:val="none"/>
+        </w:rPr>
+        <w:t>🚀</w:t>
+      </w:r>
+      <w:r>
+        <w:rPr>
+          <w:rFonts w:ascii="Arial" w:eastAsia="Times New Roman" w:hAnsi="Arial" w:cs="Arial"/>
+          <w:b/>
+          <w:bCs/>
+          <w:color w:val="1F2328"/>
+          <w:kern w:val="36"/>
+          <w:sz w:val="28"/>
+          <w:szCs w:val="28"/>
+          <w:lang w:eastAsia="en-ZA"/>
+          <w14:ligatures w14:val="none"/>
+        </w:rPr>
+        <w:t xml:space="preserve"> Installation</w:t>
+      </w:r>
+    </w:p>
+    <w:p>
+      <w:pPr>
+        <w:numPr>
+          <w:ilvl w:val="0"/>
+          <w:numId w:val="20"/>
+        </w:numPr>
+        <w:rPr>
+          <w:rFonts w:ascii="Arial" w:eastAsia="Times New Roman" w:hAnsi="Arial" w:cs="Arial"/>
+          <w:color w:val="1F2328"/>
+          <w:kern w:val="36"/>
           <w:sz w:val="28"/>
           <w:szCs w:val="28"/>
           <w:lang w:eastAsia="en-ZA"/>
@@ -2514,12 +2511,11 @@
       <w:hyperlink r:id="rId19" w:history="1">
         <w:r>
           <w:rPr>
+            <w:rStyle w:val="Hyperlink"/>
             <w:rFonts w:ascii="Arial" w:eastAsia="Times New Roman" w:hAnsi="Arial" w:cs="Arial"/>
-            <w:color w:val="0969DA"/>
-            <w:kern w:val="0"/>
+            <w:kern w:val="36"/>
             <w:sz w:val="28"/>
             <w:szCs w:val="28"/>
-            <w:u w:val="single"/>
             <w:lang w:eastAsia="en-ZA"/>
             <w14:ligatures w14:val="none"/>
           </w:rPr>
@@ -2531,25 +2527,23 @@
       <w:pPr>
         <w:numPr>
           <w:ilvl w:val="0"/>
-          <w:numId w:val="9"/>
+          <w:numId w:val="20"/>
         </w:numPr>
-        <w:shd w:val="clear" w:color="auto" w:fill="FFFFFF"/>
-        <w:spacing w:before="60" w:after="100" w:afterAutospacing="1" w:line="240" w:lineRule="auto"/>
-        <w:rPr>
-          <w:rFonts w:ascii="Arial" w:eastAsia="Times New Roman" w:hAnsi="Arial" w:cs="Arial"/>
-          <w:color w:val="1F2328"/>
-          <w:kern w:val="0"/>
-          <w:sz w:val="28"/>
-          <w:szCs w:val="28"/>
-          <w:lang w:eastAsia="en-ZA"/>
-          <w14:ligatures w14:val="none"/>
-        </w:rPr>
-      </w:pPr>
-      <w:r>
-        <w:rPr>
-          <w:rFonts w:ascii="Arial" w:eastAsia="Times New Roman" w:hAnsi="Arial" w:cs="Arial"/>
-          <w:color w:val="1F2328"/>
-          <w:kern w:val="0"/>
+        <w:rPr>
+          <w:rFonts w:ascii="Arial" w:eastAsia="Times New Roman" w:hAnsi="Arial" w:cs="Arial"/>
+          <w:color w:val="1F2328"/>
+          <w:kern w:val="36"/>
+          <w:sz w:val="28"/>
+          <w:szCs w:val="28"/>
+          <w:lang w:eastAsia="en-ZA"/>
+          <w14:ligatures w14:val="none"/>
+        </w:rPr>
+      </w:pPr>
+      <w:r>
+        <w:rPr>
+          <w:rFonts w:ascii="Arial" w:eastAsia="Times New Roman" w:hAnsi="Arial" w:cs="Arial"/>
+          <w:color w:val="1F2328"/>
+          <w:kern w:val="36"/>
           <w:sz w:val="28"/>
           <w:szCs w:val="28"/>
           <w:lang w:eastAsia="en-ZA"/>
@@ -2562,25 +2556,23 @@
       <w:pPr>
         <w:numPr>
           <w:ilvl w:val="0"/>
-          <w:numId w:val="9"/>
+          <w:numId w:val="20"/>
         </w:numPr>
-        <w:shd w:val="clear" w:color="auto" w:fill="FFFFFF"/>
-        <w:spacing w:before="60" w:after="100" w:afterAutospacing="1" w:line="240" w:lineRule="auto"/>
-        <w:rPr>
-          <w:rFonts w:ascii="Arial" w:eastAsia="Times New Roman" w:hAnsi="Arial" w:cs="Arial"/>
-          <w:color w:val="1F2328"/>
-          <w:kern w:val="0"/>
-          <w:sz w:val="28"/>
-          <w:szCs w:val="28"/>
-          <w:lang w:eastAsia="en-ZA"/>
-          <w14:ligatures w14:val="none"/>
-        </w:rPr>
-      </w:pPr>
-      <w:r>
-        <w:rPr>
-          <w:rFonts w:ascii="Arial" w:eastAsia="Times New Roman" w:hAnsi="Arial" w:cs="Arial"/>
-          <w:color w:val="1F2328"/>
-          <w:kern w:val="0"/>
+        <w:rPr>
+          <w:rFonts w:ascii="Arial" w:eastAsia="Times New Roman" w:hAnsi="Arial" w:cs="Arial"/>
+          <w:color w:val="1F2328"/>
+          <w:kern w:val="36"/>
+          <w:sz w:val="28"/>
+          <w:szCs w:val="28"/>
+          <w:lang w:eastAsia="en-ZA"/>
+          <w14:ligatures w14:val="none"/>
+        </w:rPr>
+      </w:pPr>
+      <w:r>
+        <w:rPr>
+          <w:rFonts w:ascii="Arial" w:eastAsia="Times New Roman" w:hAnsi="Arial" w:cs="Arial"/>
+          <w:color w:val="1F2328"/>
+          <w:kern w:val="36"/>
           <w:sz w:val="28"/>
           <w:szCs w:val="28"/>
           <w:lang w:eastAsia="en-ZA"/>
@@ -2593,25 +2585,23 @@
       <w:pPr>
         <w:numPr>
           <w:ilvl w:val="0"/>
-          <w:numId w:val="9"/>
+          <w:numId w:val="20"/>
         </w:numPr>
-        <w:shd w:val="clear" w:color="auto" w:fill="FFFFFF"/>
-        <w:spacing w:before="60" w:after="100" w:afterAutospacing="1" w:line="240" w:lineRule="auto"/>
-        <w:rPr>
-          <w:rFonts w:ascii="Arial" w:eastAsia="Times New Roman" w:hAnsi="Arial" w:cs="Arial"/>
-          <w:color w:val="1F2328"/>
-          <w:kern w:val="0"/>
-          <w:sz w:val="28"/>
-          <w:szCs w:val="28"/>
-          <w:lang w:eastAsia="en-ZA"/>
-          <w14:ligatures w14:val="none"/>
-        </w:rPr>
-      </w:pPr>
-      <w:r>
-        <w:rPr>
-          <w:rFonts w:ascii="Arial" w:eastAsia="Times New Roman" w:hAnsi="Arial" w:cs="Arial"/>
-          <w:color w:val="1F2328"/>
-          <w:kern w:val="0"/>
+        <w:rPr>
+          <w:rFonts w:ascii="Arial" w:eastAsia="Times New Roman" w:hAnsi="Arial" w:cs="Arial"/>
+          <w:color w:val="1F2328"/>
+          <w:kern w:val="36"/>
+          <w:sz w:val="28"/>
+          <w:szCs w:val="28"/>
+          <w:lang w:eastAsia="en-ZA"/>
+          <w14:ligatures w14:val="none"/>
+        </w:rPr>
+      </w:pPr>
+      <w:r>
+        <w:rPr>
+          <w:rFonts w:ascii="Arial" w:eastAsia="Times New Roman" w:hAnsi="Arial" w:cs="Arial"/>
+          <w:color w:val="1F2328"/>
+          <w:kern w:val="36"/>
           <w:sz w:val="28"/>
           <w:szCs w:val="28"/>
           <w:lang w:eastAsia="en-ZA"/>
@@ -2622,15 +2612,12 @@
     </w:p>
     <w:p>
       <w:pPr>
-        <w:shd w:val="clear" w:color="auto" w:fill="FFFFFF"/>
-        <w:spacing w:before="360" w:after="240" w:line="240" w:lineRule="auto"/>
-        <w:outlineLvl w:val="1"/>
-        <w:rPr>
-          <w:rFonts w:ascii="Arial" w:eastAsia="Times New Roman" w:hAnsi="Arial" w:cs="Arial"/>
-          <w:b/>
-          <w:bCs/>
-          <w:color w:val="1F2328"/>
-          <w:kern w:val="0"/>
+        <w:rPr>
+          <w:rFonts w:ascii="Arial" w:eastAsia="Times New Roman" w:hAnsi="Arial" w:cs="Arial"/>
+          <w:b/>
+          <w:bCs/>
+          <w:color w:val="1F2328"/>
+          <w:kern w:val="36"/>
           <w:sz w:val="28"/>
           <w:szCs w:val="28"/>
           <w:lang w:eastAsia="en-ZA"/>
@@ -2643,114 +2630,293 @@
           <w:b/>
           <w:bCs/>
           <w:color w:val="1F2328"/>
-          <w:kern w:val="0"/>
-          <w:sz w:val="28"/>
-          <w:szCs w:val="28"/>
-          <w:lang w:eastAsia="en-ZA"/>
-          <w14:ligatures w14:val="none"/>
-        </w:rPr>
-        <w:t>🔮</w:t>
-      </w:r>
-      <w:r>
-        <w:rPr>
-          <w:rFonts w:ascii="Arial" w:eastAsia="Times New Roman" w:hAnsi="Arial" w:cs="Arial"/>
-          <w:b/>
-          <w:bCs/>
-          <w:color w:val="1F2328"/>
-          <w:kern w:val="0"/>
-          <w:sz w:val="28"/>
-          <w:szCs w:val="28"/>
-          <w:lang w:eastAsia="en-ZA"/>
-          <w14:ligatures w14:val="none"/>
-        </w:rPr>
-        <w:t xml:space="preserve"> Future Improvements</w:t>
+          <w:kern w:val="36"/>
+          <w:sz w:val="28"/>
+          <w:szCs w:val="28"/>
+          <w:lang w:eastAsia="en-ZA"/>
+          <w14:ligatures w14:val="none"/>
+        </w:rPr>
+        <w:t>🥤</w:t>
+      </w:r>
+      <w:r>
+        <w:rPr>
+          <w:rFonts w:ascii="Arial" w:eastAsia="Times New Roman" w:hAnsi="Arial" w:cs="Arial"/>
+          <w:b/>
+          <w:bCs/>
+          <w:color w:val="1F2328"/>
+          <w:kern w:val="36"/>
+          <w:sz w:val="28"/>
+          <w:szCs w:val="28"/>
+          <w:lang w:eastAsia="en-ZA"/>
+          <w14:ligatures w14:val="none"/>
+        </w:rPr>
+        <w:t>Conclusion</w:t>
+      </w:r>
+    </w:p>
+    <w:p>
+      <w:pPr>
+        <w:rPr>
+          <w:rFonts w:ascii="Arial" w:eastAsia="Times New Roman" w:hAnsi="Arial" w:cs="Arial"/>
+          <w:color w:val="1F2328"/>
+          <w:kern w:val="36"/>
+          <w:sz w:val="28"/>
+          <w:szCs w:val="28"/>
+          <w:lang w:eastAsia="en-ZA"/>
+          <w14:ligatures w14:val="none"/>
+        </w:rPr>
+      </w:pPr>
+      <w:r>
+        <w:rPr>
+          <w:rFonts w:ascii="Arial" w:eastAsia="Times New Roman" w:hAnsi="Arial" w:cs="Arial"/>
+          <w:color w:val="1F2328"/>
+          <w:kern w:val="36"/>
+          <w:sz w:val="28"/>
+          <w:szCs w:val="28"/>
+          <w:lang w:eastAsia="en-ZA"/>
+          <w14:ligatures w14:val="none"/>
+        </w:rPr>
+        <w:t>This project demonstrates the fundamental basics of understanding cybersecurity like:</w:t>
       </w:r>
     </w:p>
     <w:p>
       <w:pPr>
         <w:numPr>
           <w:ilvl w:val="0"/>
-          <w:numId w:val="10"/>
+          <w:numId w:val="21"/>
         </w:numPr>
-        <w:shd w:val="clear" w:color="auto" w:fill="FFFFFF"/>
-        <w:spacing w:before="100" w:beforeAutospacing="1" w:after="100" w:afterAutospacing="1" w:line="240" w:lineRule="auto"/>
-        <w:rPr>
-          <w:rFonts w:ascii="Arial" w:eastAsia="Times New Roman" w:hAnsi="Arial" w:cs="Arial"/>
-          <w:color w:val="1F2328"/>
-          <w:kern w:val="0"/>
-          <w:sz w:val="28"/>
-          <w:szCs w:val="28"/>
-          <w:lang w:eastAsia="en-ZA"/>
-          <w14:ligatures w14:val="none"/>
-        </w:rPr>
-      </w:pPr>
-      <w:r>
-        <w:rPr>
-          <w:rFonts w:ascii="Arial" w:eastAsia="Times New Roman" w:hAnsi="Arial" w:cs="Arial"/>
-          <w:color w:val="1F2328"/>
-          <w:kern w:val="0"/>
-          <w:sz w:val="28"/>
-          <w:szCs w:val="28"/>
-          <w:lang w:eastAsia="en-ZA"/>
-          <w14:ligatures w14:val="none"/>
-        </w:rPr>
-        <w:t>Add Database (SQLite/Firebase).</w:t>
+        <w:rPr>
+          <w:rFonts w:ascii="Arial" w:eastAsia="Times New Roman" w:hAnsi="Arial" w:cs="Arial"/>
+          <w:color w:val="1F2328"/>
+          <w:kern w:val="36"/>
+          <w:sz w:val="28"/>
+          <w:szCs w:val="28"/>
+          <w:lang w:eastAsia="en-ZA"/>
+          <w14:ligatures w14:val="none"/>
+        </w:rPr>
+      </w:pPr>
+      <w:r>
+        <w:rPr>
+          <w:rFonts w:ascii="Arial" w:eastAsia="Times New Roman" w:hAnsi="Arial" w:cs="Arial"/>
+          <w:color w:val="1F2328"/>
+          <w:kern w:val="36"/>
+          <w:sz w:val="28"/>
+          <w:szCs w:val="28"/>
+          <w:lang w:eastAsia="en-ZA"/>
+          <w14:ligatures w14:val="none"/>
+        </w:rPr>
+        <w:t>Basic Android UI design.</w:t>
       </w:r>
     </w:p>
     <w:p>
       <w:pPr>
         <w:numPr>
           <w:ilvl w:val="0"/>
-          <w:numId w:val="10"/>
+          <w:numId w:val="21"/>
         </w:numPr>
-        <w:shd w:val="clear" w:color="auto" w:fill="FFFFFF"/>
-        <w:spacing w:before="60" w:after="100" w:afterAutospacing="1" w:line="240" w:lineRule="auto"/>
-        <w:rPr>
-          <w:rFonts w:ascii="Arial" w:eastAsia="Times New Roman" w:hAnsi="Arial" w:cs="Arial"/>
-          <w:color w:val="1F2328"/>
-          <w:kern w:val="0"/>
-          <w:sz w:val="28"/>
-          <w:szCs w:val="28"/>
-          <w:lang w:eastAsia="en-ZA"/>
-          <w14:ligatures w14:val="none"/>
-        </w:rPr>
-      </w:pPr>
-      <w:r>
-        <w:rPr>
-          <w:rFonts w:ascii="Arial" w:eastAsia="Times New Roman" w:hAnsi="Arial" w:cs="Arial"/>
-          <w:color w:val="1F2328"/>
-          <w:kern w:val="0"/>
-          <w:sz w:val="28"/>
-          <w:szCs w:val="28"/>
-          <w:lang w:eastAsia="en-ZA"/>
-          <w14:ligatures w14:val="none"/>
-        </w:rPr>
-        <w:t>Add difficulty levels.</w:t>
+        <w:rPr>
+          <w:rFonts w:ascii="Arial" w:eastAsia="Times New Roman" w:hAnsi="Arial" w:cs="Arial"/>
+          <w:color w:val="1F2328"/>
+          <w:kern w:val="36"/>
+          <w:sz w:val="28"/>
+          <w:szCs w:val="28"/>
+          <w:lang w:eastAsia="en-ZA"/>
+          <w14:ligatures w14:val="none"/>
+        </w:rPr>
+      </w:pPr>
+      <w:r>
+        <w:rPr>
+          <w:rFonts w:ascii="Arial" w:eastAsia="Times New Roman" w:hAnsi="Arial" w:cs="Arial"/>
+          <w:color w:val="1F2328"/>
+          <w:kern w:val="36"/>
+          <w:sz w:val="28"/>
+          <w:szCs w:val="28"/>
+          <w:lang w:eastAsia="en-ZA"/>
+          <w14:ligatures w14:val="none"/>
+        </w:rPr>
+        <w:t>Kotlin programming.</w:t>
       </w:r>
     </w:p>
     <w:p>
       <w:pPr>
         <w:numPr>
           <w:ilvl w:val="0"/>
-          <w:numId w:val="10"/>
+          <w:numId w:val="21"/>
         </w:numPr>
-        <w:shd w:val="clear" w:color="auto" w:fill="FFFFFF"/>
-        <w:spacing w:before="60" w:after="100" w:afterAutospacing="1" w:line="240" w:lineRule="auto"/>
-        <w:rPr>
-          <w:rFonts w:ascii="Arial" w:eastAsia="Times New Roman" w:hAnsi="Arial" w:cs="Arial"/>
-          <w:color w:val="1F2328"/>
-          <w:kern w:val="0"/>
-          <w:sz w:val="28"/>
-          <w:szCs w:val="28"/>
-          <w:lang w:eastAsia="en-ZA"/>
-          <w14:ligatures w14:val="none"/>
-        </w:rPr>
-      </w:pPr>
-      <w:r>
-        <w:rPr>
-          <w:rFonts w:ascii="Arial" w:eastAsia="Times New Roman" w:hAnsi="Arial" w:cs="Arial"/>
-          <w:color w:val="1F2328"/>
-          <w:kern w:val="0"/>
+        <w:rPr>
+          <w:rFonts w:ascii="Arial" w:eastAsia="Times New Roman" w:hAnsi="Arial" w:cs="Arial"/>
+          <w:color w:val="1F2328"/>
+          <w:kern w:val="36"/>
+          <w:sz w:val="28"/>
+          <w:szCs w:val="28"/>
+          <w:lang w:eastAsia="en-ZA"/>
+          <w14:ligatures w14:val="none"/>
+        </w:rPr>
+      </w:pPr>
+      <w:r>
+        <w:rPr>
+          <w:rFonts w:ascii="Arial" w:eastAsia="Times New Roman" w:hAnsi="Arial" w:cs="Arial"/>
+          <w:color w:val="1F2328"/>
+          <w:kern w:val="36"/>
+          <w:sz w:val="28"/>
+          <w:szCs w:val="28"/>
+          <w:lang w:eastAsia="en-ZA"/>
+          <w14:ligatures w14:val="none"/>
+        </w:rPr>
+        <w:lastRenderedPageBreak/>
+        <w:t>Arrays and Loops.</w:t>
+      </w:r>
+    </w:p>
+    <w:p>
+      <w:pPr>
+        <w:numPr>
+          <w:ilvl w:val="0"/>
+          <w:numId w:val="21"/>
+        </w:numPr>
+        <w:rPr>
+          <w:rFonts w:ascii="Arial" w:eastAsia="Times New Roman" w:hAnsi="Arial" w:cs="Arial"/>
+          <w:color w:val="1F2328"/>
+          <w:kern w:val="36"/>
+          <w:sz w:val="28"/>
+          <w:szCs w:val="28"/>
+          <w:lang w:eastAsia="en-ZA"/>
+          <w14:ligatures w14:val="none"/>
+        </w:rPr>
+      </w:pPr>
+      <w:r>
+        <w:rPr>
+          <w:rFonts w:ascii="Arial" w:eastAsia="Times New Roman" w:hAnsi="Arial" w:cs="Arial"/>
+          <w:color w:val="1F2328"/>
+          <w:kern w:val="36"/>
+          <w:sz w:val="28"/>
+          <w:szCs w:val="28"/>
+          <w:lang w:eastAsia="en-ZA"/>
+          <w14:ligatures w14:val="none"/>
+        </w:rPr>
+        <w:t>Activity navigation.</w:t>
+      </w:r>
+    </w:p>
+    <w:p>
+      <w:pPr>
+        <w:rPr>
+          <w:rFonts w:ascii="Arial" w:eastAsia="Times New Roman" w:hAnsi="Arial" w:cs="Arial"/>
+          <w:b/>
+          <w:bCs/>
+          <w:color w:val="1F2328"/>
+          <w:kern w:val="36"/>
+          <w:sz w:val="28"/>
+          <w:szCs w:val="28"/>
+          <w:lang w:eastAsia="en-ZA"/>
+          <w14:ligatures w14:val="none"/>
+        </w:rPr>
+      </w:pPr>
+      <w:r>
+        <w:rPr>
+          <w:rFonts w:ascii="Segoe UI Emoji" w:eastAsia="Times New Roman" w:hAnsi="Segoe UI Emoji" w:cs="Segoe UI Emoji"/>
+          <w:b/>
+          <w:bCs/>
+          <w:color w:val="1F2328"/>
+          <w:kern w:val="36"/>
+          <w:sz w:val="28"/>
+          <w:szCs w:val="28"/>
+          <w:lang w:eastAsia="en-ZA"/>
+          <w14:ligatures w14:val="none"/>
+        </w:rPr>
+        <w:t>🔮</w:t>
+      </w:r>
+      <w:r>
+        <w:rPr>
+          <w:rFonts w:ascii="Arial" w:eastAsia="Times New Roman" w:hAnsi="Arial" w:cs="Arial"/>
+          <w:b/>
+          <w:bCs/>
+          <w:color w:val="1F2328"/>
+          <w:kern w:val="36"/>
+          <w:sz w:val="28"/>
+          <w:szCs w:val="28"/>
+          <w:lang w:eastAsia="en-ZA"/>
+          <w14:ligatures w14:val="none"/>
+        </w:rPr>
+        <w:t xml:space="preserve"> Future Improvements</w:t>
+      </w:r>
+    </w:p>
+    <w:p>
+      <w:pPr>
+        <w:numPr>
+          <w:ilvl w:val="0"/>
+          <w:numId w:val="22"/>
+        </w:numPr>
+        <w:rPr>
+          <w:rFonts w:ascii="Arial" w:eastAsia="Times New Roman" w:hAnsi="Arial" w:cs="Arial"/>
+          <w:color w:val="1F2328"/>
+          <w:kern w:val="36"/>
+          <w:sz w:val="28"/>
+          <w:szCs w:val="28"/>
+          <w:lang w:eastAsia="en-ZA"/>
+          <w14:ligatures w14:val="none"/>
+        </w:rPr>
+      </w:pPr>
+      <w:r>
+        <w:rPr>
+          <w:rFonts w:ascii="Arial" w:eastAsia="Times New Roman" w:hAnsi="Arial" w:cs="Arial"/>
+          <w:color w:val="1F2328"/>
+          <w:kern w:val="36"/>
+          <w:sz w:val="28"/>
+          <w:szCs w:val="28"/>
+          <w:lang w:eastAsia="en-ZA"/>
+          <w14:ligatures w14:val="none"/>
+        </w:rPr>
+        <w:t>Add Database (SQLite/Firebase).</w:t>
+      </w:r>
+    </w:p>
+    <w:p>
+      <w:pPr>
+        <w:numPr>
+          <w:ilvl w:val="0"/>
+          <w:numId w:val="22"/>
+        </w:numPr>
+        <w:rPr>
+          <w:rFonts w:ascii="Arial" w:eastAsia="Times New Roman" w:hAnsi="Arial" w:cs="Arial"/>
+          <w:color w:val="1F2328"/>
+          <w:kern w:val="36"/>
+          <w:sz w:val="28"/>
+          <w:szCs w:val="28"/>
+          <w:lang w:eastAsia="en-ZA"/>
+          <w14:ligatures w14:val="none"/>
+        </w:rPr>
+      </w:pPr>
+      <w:r>
+        <w:rPr>
+          <w:rFonts w:ascii="Arial" w:eastAsia="Times New Roman" w:hAnsi="Arial" w:cs="Arial"/>
+          <w:color w:val="1F2328"/>
+          <w:kern w:val="36"/>
+          <w:sz w:val="28"/>
+          <w:szCs w:val="28"/>
+          <w:lang w:eastAsia="en-ZA"/>
+          <w14:ligatures w14:val="none"/>
+        </w:rPr>
+        <w:t>Add difficulty levels.</w:t>
+      </w:r>
+    </w:p>
+    <w:p>
+      <w:pPr>
+        <w:numPr>
+          <w:ilvl w:val="0"/>
+          <w:numId w:val="22"/>
+        </w:numPr>
+        <w:rPr>
+          <w:rFonts w:ascii="Arial" w:eastAsia="Times New Roman" w:hAnsi="Arial" w:cs="Arial"/>
+          <w:color w:val="1F2328"/>
+          <w:kern w:val="36"/>
+          <w:sz w:val="28"/>
+          <w:szCs w:val="28"/>
+          <w:lang w:eastAsia="en-ZA"/>
+          <w14:ligatures w14:val="none"/>
+        </w:rPr>
+      </w:pPr>
+      <w:r>
+        <w:rPr>
+          <w:rFonts w:ascii="Arial" w:eastAsia="Times New Roman" w:hAnsi="Arial" w:cs="Arial"/>
+          <w:color w:val="1F2328"/>
+          <w:kern w:val="36"/>
           <w:sz w:val="28"/>
           <w:szCs w:val="28"/>
           <w:lang w:eastAsia="en-ZA"/>
@@ -2761,15 +2927,12 @@
     </w:p>
     <w:p>
       <w:pPr>
-        <w:shd w:val="clear" w:color="auto" w:fill="FFFFFF"/>
-        <w:spacing w:before="360" w:after="240" w:line="240" w:lineRule="auto"/>
-        <w:outlineLvl w:val="1"/>
-        <w:rPr>
-          <w:rFonts w:ascii="Arial" w:eastAsia="Times New Roman" w:hAnsi="Arial" w:cs="Arial"/>
-          <w:b/>
-          <w:bCs/>
-          <w:color w:val="1F2328"/>
-          <w:kern w:val="0"/>
+        <w:rPr>
+          <w:rFonts w:ascii="Arial" w:eastAsia="Times New Roman" w:hAnsi="Arial" w:cs="Arial"/>
+          <w:b/>
+          <w:bCs/>
+          <w:color w:val="1F2328"/>
+          <w:kern w:val="36"/>
           <w:sz w:val="28"/>
           <w:szCs w:val="28"/>
           <w:lang w:eastAsia="en-ZA"/>
@@ -2782,7 +2945,224 @@
           <w:b/>
           <w:bCs/>
           <w:color w:val="1F2328"/>
-          <w:kern w:val="0"/>
+          <w:kern w:val="36"/>
+          <w:sz w:val="28"/>
+          <w:szCs w:val="28"/>
+          <w:lang w:eastAsia="en-ZA"/>
+          <w14:ligatures w14:val="none"/>
+        </w:rPr>
+        <w:t>✅</w:t>
+      </w:r>
+      <w:r>
+        <w:rPr>
+          <w:rFonts w:ascii="Arial" w:eastAsia="Times New Roman" w:hAnsi="Arial" w:cs="Arial"/>
+          <w:b/>
+          <w:bCs/>
+          <w:color w:val="1F2328"/>
+          <w:kern w:val="36"/>
+          <w:sz w:val="28"/>
+          <w:szCs w:val="28"/>
+          <w:lang w:eastAsia="en-ZA"/>
+          <w14:ligatures w14:val="none"/>
+        </w:rPr>
+        <w:t>Notes</w:t>
+      </w:r>
+    </w:p>
+    <w:p>
+      <w:pPr>
+        <w:numPr>
+          <w:ilvl w:val="0"/>
+          <w:numId w:val="23"/>
+        </w:numPr>
+        <w:rPr>
+          <w:rFonts w:ascii="Arial" w:eastAsia="Times New Roman" w:hAnsi="Arial" w:cs="Arial"/>
+          <w:color w:val="1F2328"/>
+          <w:kern w:val="36"/>
+          <w:sz w:val="28"/>
+          <w:szCs w:val="28"/>
+          <w:lang w:eastAsia="en-ZA"/>
+          <w14:ligatures w14:val="none"/>
+        </w:rPr>
+      </w:pPr>
+      <w:r>
+        <w:rPr>
+          <w:rFonts w:ascii="Arial" w:eastAsia="Times New Roman" w:hAnsi="Arial" w:cs="Arial"/>
+          <w:color w:val="1F2328"/>
+          <w:kern w:val="36"/>
+          <w:sz w:val="28"/>
+          <w:szCs w:val="28"/>
+          <w:lang w:eastAsia="en-ZA"/>
+          <w14:ligatures w14:val="none"/>
+        </w:rPr>
+        <w:t>Arrays are used instead of mutable lists.</w:t>
+      </w:r>
+    </w:p>
+    <w:p>
+      <w:pPr>
+        <w:numPr>
+          <w:ilvl w:val="0"/>
+          <w:numId w:val="23"/>
+        </w:numPr>
+        <w:rPr>
+          <w:rFonts w:ascii="Arial" w:eastAsia="Times New Roman" w:hAnsi="Arial" w:cs="Arial"/>
+          <w:color w:val="1F2328"/>
+          <w:kern w:val="36"/>
+          <w:sz w:val="28"/>
+          <w:szCs w:val="28"/>
+          <w:lang w:eastAsia="en-ZA"/>
+          <w14:ligatures w14:val="none"/>
+        </w:rPr>
+      </w:pPr>
+      <w:r>
+        <w:rPr>
+          <w:rFonts w:ascii="Arial" w:eastAsia="Times New Roman" w:hAnsi="Arial" w:cs="Arial"/>
+          <w:color w:val="1F2328"/>
+          <w:kern w:val="36"/>
+          <w:sz w:val="28"/>
+          <w:szCs w:val="28"/>
+          <w:lang w:eastAsia="en-ZA"/>
+          <w14:ligatures w14:val="none"/>
+        </w:rPr>
+        <w:t>No unnecessary functions are used.</w:t>
+      </w:r>
+    </w:p>
+    <w:p>
+      <w:pPr>
+        <w:numPr>
+          <w:ilvl w:val="0"/>
+          <w:numId w:val="23"/>
+        </w:numPr>
+        <w:rPr>
+          <w:rFonts w:ascii="Arial" w:eastAsia="Times New Roman" w:hAnsi="Arial" w:cs="Arial"/>
+          <w:color w:val="1F2328"/>
+          <w:kern w:val="36"/>
+          <w:sz w:val="28"/>
+          <w:szCs w:val="28"/>
+          <w:lang w:eastAsia="en-ZA"/>
+          <w14:ligatures w14:val="none"/>
+        </w:rPr>
+      </w:pPr>
+      <w:r>
+        <w:rPr>
+          <w:rFonts w:ascii="Arial" w:eastAsia="Times New Roman" w:hAnsi="Arial" w:cs="Arial"/>
+          <w:color w:val="1F2328"/>
+          <w:kern w:val="36"/>
+          <w:sz w:val="28"/>
+          <w:szCs w:val="28"/>
+          <w:lang w:eastAsia="en-ZA"/>
+          <w14:ligatures w14:val="none"/>
+        </w:rPr>
+        <w:t>A loop is used to display results.</w:t>
+      </w:r>
+    </w:p>
+    <w:p>
+      <w:pPr>
+        <w:numPr>
+          <w:ilvl w:val="0"/>
+          <w:numId w:val="23"/>
+        </w:numPr>
+        <w:rPr>
+          <w:rFonts w:ascii="Arial" w:eastAsia="Times New Roman" w:hAnsi="Arial" w:cs="Arial"/>
+          <w:color w:val="1F2328"/>
+          <w:kern w:val="36"/>
+          <w:sz w:val="28"/>
+          <w:szCs w:val="28"/>
+          <w:lang w:eastAsia="en-ZA"/>
+          <w14:ligatures w14:val="none"/>
+        </w:rPr>
+      </w:pPr>
+      <w:r>
+        <w:rPr>
+          <w:rFonts w:ascii="Arial" w:eastAsia="Times New Roman" w:hAnsi="Arial" w:cs="Arial"/>
+          <w:color w:val="1F2328"/>
+          <w:kern w:val="36"/>
+          <w:sz w:val="28"/>
+          <w:szCs w:val="28"/>
+          <w:lang w:eastAsia="en-ZA"/>
+          <w14:ligatures w14:val="none"/>
+        </w:rPr>
+        <w:t>The review feature is implemented within the score screen.</w:t>
+      </w:r>
+    </w:p>
+    <w:p>
+      <w:pPr>
+        <w:numPr>
+          <w:ilvl w:val="0"/>
+          <w:numId w:val="23"/>
+        </w:numPr>
+        <w:rPr>
+          <w:rFonts w:ascii="Arial" w:eastAsia="Times New Roman" w:hAnsi="Arial" w:cs="Arial"/>
+          <w:color w:val="1F2328"/>
+          <w:kern w:val="36"/>
+          <w:sz w:val="28"/>
+          <w:szCs w:val="28"/>
+          <w:lang w:eastAsia="en-ZA"/>
+          <w14:ligatures w14:val="none"/>
+        </w:rPr>
+      </w:pPr>
+      <w:r>
+        <w:rPr>
+          <w:rFonts w:ascii="Arial" w:eastAsia="Times New Roman" w:hAnsi="Arial" w:cs="Arial"/>
+          <w:color w:val="1F2328"/>
+          <w:kern w:val="36"/>
+          <w:sz w:val="28"/>
+          <w:szCs w:val="28"/>
+          <w:lang w:eastAsia="en-ZA"/>
+          <w14:ligatures w14:val="none"/>
+        </w:rPr>
+        <w:t>A back button to retry the quiz.</w:t>
+      </w:r>
+    </w:p>
+    <w:p>
+      <w:pPr>
+        <w:numPr>
+          <w:ilvl w:val="0"/>
+          <w:numId w:val="23"/>
+        </w:numPr>
+        <w:rPr>
+          <w:rFonts w:ascii="Arial" w:eastAsia="Times New Roman" w:hAnsi="Arial" w:cs="Arial"/>
+          <w:color w:val="1F2328"/>
+          <w:kern w:val="36"/>
+          <w:sz w:val="28"/>
+          <w:szCs w:val="28"/>
+          <w:lang w:eastAsia="en-ZA"/>
+          <w14:ligatures w14:val="none"/>
+        </w:rPr>
+      </w:pPr>
+      <w:r>
+        <w:rPr>
+          <w:rFonts w:ascii="Arial" w:eastAsia="Times New Roman" w:hAnsi="Arial" w:cs="Arial"/>
+          <w:color w:val="1F2328"/>
+          <w:kern w:val="36"/>
+          <w:sz w:val="28"/>
+          <w:szCs w:val="28"/>
+          <w:lang w:eastAsia="en-ZA"/>
+          <w14:ligatures w14:val="none"/>
+        </w:rPr>
+        <w:t>Close button to close the app.</w:t>
+      </w:r>
+    </w:p>
+    <w:p>
+      <w:pPr>
+        <w:rPr>
+          <w:rFonts w:ascii="Arial" w:eastAsia="Times New Roman" w:hAnsi="Arial" w:cs="Arial"/>
+          <w:b/>
+          <w:bCs/>
+          <w:color w:val="1F2328"/>
+          <w:kern w:val="36"/>
+          <w:sz w:val="28"/>
+          <w:szCs w:val="28"/>
+          <w:lang w:eastAsia="en-ZA"/>
+          <w14:ligatures w14:val="none"/>
+        </w:rPr>
+      </w:pPr>
+      <w:r>
+        <w:rPr>
+          <w:rFonts w:ascii="Segoe UI Emoji" w:eastAsia="Times New Roman" w:hAnsi="Segoe UI Emoji" w:cs="Segoe UI Emoji"/>
+          <w:b/>
+          <w:bCs/>
+          <w:color w:val="1F2328"/>
+          <w:kern w:val="36"/>
           <w:sz w:val="28"/>
           <w:szCs w:val="28"/>
           <w:lang w:eastAsia="en-ZA"/>
@@ -2796,7 +3176,7 @@
           <w:b/>
           <w:bCs/>
           <w:color w:val="1F2328"/>
-          <w:kern w:val="0"/>
+          <w:kern w:val="36"/>
           <w:sz w:val="28"/>
           <w:szCs w:val="28"/>
           <w:lang w:eastAsia="en-ZA"/>
@@ -2810,7 +3190,7 @@
           <w:b/>
           <w:bCs/>
           <w:color w:val="1F2328"/>
-          <w:kern w:val="0"/>
+          <w:kern w:val="36"/>
           <w:sz w:val="28"/>
           <w:szCs w:val="28"/>
           <w:lang w:eastAsia="en-ZA"/>
@@ -2824,7 +3204,7 @@
           <w:b/>
           <w:bCs/>
           <w:color w:val="1F2328"/>
-          <w:kern w:val="0"/>
+          <w:kern w:val="36"/>
           <w:sz w:val="28"/>
           <w:szCs w:val="28"/>
           <w:lang w:eastAsia="en-ZA"/>
@@ -2835,23 +3215,21 @@
     </w:p>
     <w:p>
       <w:pPr>
-        <w:shd w:val="clear" w:color="auto" w:fill="FFFFFF"/>
-        <w:spacing w:after="240" w:line="240" w:lineRule="auto"/>
-        <w:rPr>
-          <w:rFonts w:ascii="Arial" w:eastAsia="Times New Roman" w:hAnsi="Arial" w:cs="Arial"/>
-          <w:color w:val="1F2328"/>
-          <w:kern w:val="0"/>
-          <w:sz w:val="28"/>
-          <w:szCs w:val="28"/>
-          <w:lang w:eastAsia="en-ZA"/>
-          <w14:ligatures w14:val="none"/>
-        </w:rPr>
-      </w:pPr>
-      <w:r>
-        <w:rPr>
-          <w:rFonts w:ascii="Arial" w:eastAsia="Times New Roman" w:hAnsi="Arial" w:cs="Arial"/>
-          <w:color w:val="1F2328"/>
-          <w:kern w:val="0"/>
+        <w:rPr>
+          <w:rFonts w:ascii="Arial" w:eastAsia="Times New Roman" w:hAnsi="Arial" w:cs="Arial"/>
+          <w:color w:val="1F2328"/>
+          <w:kern w:val="36"/>
+          <w:sz w:val="28"/>
+          <w:szCs w:val="28"/>
+          <w:lang w:eastAsia="en-ZA"/>
+          <w14:ligatures w14:val="none"/>
+        </w:rPr>
+      </w:pPr>
+      <w:r>
+        <w:rPr>
+          <w:rFonts w:ascii="Arial" w:eastAsia="Times New Roman" w:hAnsi="Arial" w:cs="Arial"/>
+          <w:color w:val="1F2328"/>
+          <w:kern w:val="36"/>
           <w:sz w:val="28"/>
           <w:szCs w:val="28"/>
           <w:lang w:eastAsia="en-ZA"/>
@@ -2862,15 +3240,12 @@
     </w:p>
     <w:p>
       <w:pPr>
-        <w:shd w:val="clear" w:color="auto" w:fill="FFFFFF"/>
-        <w:spacing w:before="360" w:after="240" w:line="240" w:lineRule="auto"/>
-        <w:outlineLvl w:val="1"/>
-        <w:rPr>
-          <w:rFonts w:ascii="Arial" w:eastAsia="Times New Roman" w:hAnsi="Arial" w:cs="Arial"/>
-          <w:b/>
-          <w:bCs/>
-          <w:color w:val="1F2328"/>
-          <w:kern w:val="0"/>
+        <w:rPr>
+          <w:rFonts w:ascii="Arial" w:eastAsia="Times New Roman" w:hAnsi="Arial" w:cs="Arial"/>
+          <w:b/>
+          <w:bCs/>
+          <w:color w:val="1F2328"/>
+          <w:kern w:val="36"/>
           <w:sz w:val="28"/>
           <w:szCs w:val="28"/>
           <w:lang w:eastAsia="en-ZA"/>
@@ -2883,7 +3258,7 @@
           <w:b/>
           <w:bCs/>
           <w:color w:val="1F2328"/>
-          <w:kern w:val="0"/>
+          <w:kern w:val="36"/>
           <w:sz w:val="28"/>
           <w:szCs w:val="28"/>
           <w:lang w:eastAsia="en-ZA"/>
@@ -2897,7 +3272,7 @@
           <w:b/>
           <w:bCs/>
           <w:color w:val="1F2328"/>
-          <w:kern w:val="0"/>
+          <w:kern w:val="36"/>
           <w:sz w:val="28"/>
           <w:szCs w:val="28"/>
           <w:lang w:eastAsia="en-ZA"/>
@@ -2908,23 +3283,21 @@
     </w:p>
     <w:p>
       <w:pPr>
-        <w:shd w:val="clear" w:color="auto" w:fill="FFFFFF"/>
-        <w:spacing w:after="0" w:line="240" w:lineRule="auto"/>
-        <w:rPr>
-          <w:rFonts w:ascii="Arial" w:eastAsia="Times New Roman" w:hAnsi="Arial" w:cs="Arial"/>
-          <w:color w:val="1F2328"/>
-          <w:kern w:val="0"/>
-          <w:sz w:val="28"/>
-          <w:szCs w:val="28"/>
-          <w:lang w:eastAsia="en-ZA"/>
-          <w14:ligatures w14:val="none"/>
-        </w:rPr>
-      </w:pPr>
-      <w:r>
-        <w:rPr>
-          <w:rFonts w:ascii="Arial" w:eastAsia="Times New Roman" w:hAnsi="Arial" w:cs="Arial"/>
-          <w:color w:val="1F2328"/>
-          <w:kern w:val="0"/>
+        <w:rPr>
+          <w:rFonts w:ascii="Arial" w:eastAsia="Times New Roman" w:hAnsi="Arial" w:cs="Arial"/>
+          <w:color w:val="1F2328"/>
+          <w:kern w:val="36"/>
+          <w:sz w:val="28"/>
+          <w:szCs w:val="28"/>
+          <w:lang w:eastAsia="en-ZA"/>
+          <w14:ligatures w14:val="none"/>
+        </w:rPr>
+      </w:pPr>
+      <w:r>
+        <w:rPr>
+          <w:rFonts w:ascii="Arial" w:eastAsia="Times New Roman" w:hAnsi="Arial" w:cs="Arial"/>
+          <w:color w:val="1F2328"/>
+          <w:kern w:val="36"/>
           <w:sz w:val="28"/>
           <w:szCs w:val="28"/>
           <w:lang w:eastAsia="en-ZA"/>
@@ -2937,6 +3310,8 @@
       <w:pPr>
         <w:rPr>
           <w:rFonts w:ascii="Arial" w:hAnsi="Arial" w:cs="Arial"/>
+          <w:b/>
+          <w:bCs/>
           <w:sz w:val="28"/>
           <w:szCs w:val="28"/>
         </w:rPr>
@@ -2946,6 +3321,8 @@
       <w:pPr>
         <w:rPr>
           <w:rFonts w:ascii="Arial" w:hAnsi="Arial" w:cs="Arial"/>
+          <w:b/>
+          <w:bCs/>
           <w:sz w:val="28"/>
           <w:szCs w:val="28"/>
         </w:rPr>
@@ -2955,6 +3332,8 @@
       <w:pPr>
         <w:rPr>
           <w:rFonts w:ascii="Arial" w:hAnsi="Arial" w:cs="Arial"/>
+          <w:b/>
+          <w:bCs/>
           <w:sz w:val="28"/>
           <w:szCs w:val="28"/>
         </w:rPr>
@@ -2964,6 +3343,8 @@
       <w:pPr>
         <w:rPr>
           <w:rFonts w:ascii="Arial" w:hAnsi="Arial" w:cs="Arial"/>
+          <w:b/>
+          <w:bCs/>
           <w:sz w:val="28"/>
           <w:szCs w:val="28"/>
         </w:rPr>
@@ -2973,6 +3354,8 @@
       <w:pPr>
         <w:rPr>
           <w:rFonts w:ascii="Arial" w:hAnsi="Arial" w:cs="Arial"/>
+          <w:b/>
+          <w:bCs/>
           <w:sz w:val="28"/>
           <w:szCs w:val="28"/>
         </w:rPr>
@@ -2982,6 +3365,8 @@
       <w:pPr>
         <w:rPr>
           <w:rFonts w:ascii="Arial" w:hAnsi="Arial" w:cs="Arial"/>
+          <w:b/>
+          <w:bCs/>
           <w:sz w:val="28"/>
           <w:szCs w:val="28"/>
         </w:rPr>
@@ -2991,6 +3376,8 @@
       <w:pPr>
         <w:rPr>
           <w:rFonts w:ascii="Arial" w:hAnsi="Arial" w:cs="Arial"/>
+          <w:b/>
+          <w:bCs/>
           <w:sz w:val="28"/>
           <w:szCs w:val="28"/>
         </w:rPr>
@@ -3000,6 +3387,8 @@
       <w:pPr>
         <w:rPr>
           <w:rFonts w:ascii="Arial" w:hAnsi="Arial" w:cs="Arial"/>
+          <w:b/>
+          <w:bCs/>
           <w:sz w:val="28"/>
           <w:szCs w:val="28"/>
         </w:rPr>
@@ -3009,6 +3398,8 @@
       <w:pPr>
         <w:rPr>
           <w:rFonts w:ascii="Arial" w:hAnsi="Arial" w:cs="Arial"/>
+          <w:b/>
+          <w:bCs/>
           <w:sz w:val="28"/>
           <w:szCs w:val="28"/>
         </w:rPr>
@@ -3018,6 +3409,8 @@
       <w:pPr>
         <w:rPr>
           <w:rFonts w:ascii="Arial" w:hAnsi="Arial" w:cs="Arial"/>
+          <w:b/>
+          <w:bCs/>
           <w:sz w:val="28"/>
           <w:szCs w:val="28"/>
         </w:rPr>
@@ -3027,6 +3420,8 @@
       <w:pPr>
         <w:rPr>
           <w:rFonts w:ascii="Arial" w:hAnsi="Arial" w:cs="Arial"/>
+          <w:b/>
+          <w:bCs/>
           <w:sz w:val="28"/>
           <w:szCs w:val="28"/>
         </w:rPr>
@@ -3036,6 +3431,8 @@
       <w:pPr>
         <w:rPr>
           <w:rFonts w:ascii="Arial" w:hAnsi="Arial" w:cs="Arial"/>
+          <w:b/>
+          <w:bCs/>
           <w:sz w:val="28"/>
           <w:szCs w:val="28"/>
         </w:rPr>
@@ -3045,6 +3442,8 @@
       <w:pPr>
         <w:rPr>
           <w:rFonts w:ascii="Arial" w:hAnsi="Arial" w:cs="Arial"/>
+          <w:b/>
+          <w:bCs/>
           <w:sz w:val="28"/>
           <w:szCs w:val="28"/>
         </w:rPr>
@@ -3054,6 +3453,8 @@
       <w:pPr>
         <w:rPr>
           <w:rFonts w:ascii="Arial" w:hAnsi="Arial" w:cs="Arial"/>
+          <w:b/>
+          <w:bCs/>
           <w:sz w:val="28"/>
           <w:szCs w:val="28"/>
         </w:rPr>
@@ -3063,6 +3464,8 @@
       <w:pPr>
         <w:rPr>
           <w:rFonts w:ascii="Arial" w:hAnsi="Arial" w:cs="Arial"/>
+          <w:b/>
+          <w:bCs/>
           <w:sz w:val="28"/>
           <w:szCs w:val="28"/>
         </w:rPr>
@@ -3072,6 +3475,8 @@
       <w:pPr>
         <w:rPr>
           <w:rFonts w:ascii="Arial" w:hAnsi="Arial" w:cs="Arial"/>
+          <w:b/>
+          <w:bCs/>
           <w:sz w:val="28"/>
           <w:szCs w:val="28"/>
         </w:rPr>
@@ -3097,7 +3502,6 @@
           <w:szCs w:val="28"/>
           <w:u w:val="single"/>
         </w:rPr>
-        <w:lastRenderedPageBreak/>
         <w:t>GITHUB LINK</w:t>
       </w:r>
     </w:p>
@@ -3105,6 +3509,8 @@
       <w:pPr>
         <w:rPr>
           <w:rFonts w:ascii="Arial" w:hAnsi="Arial" w:cs="Arial"/>
+          <w:b/>
+          <w:bCs/>
           <w:sz w:val="28"/>
           <w:szCs w:val="28"/>
         </w:rPr>
@@ -3114,6 +3520,8 @@
           <w:rPr>
             <w:rStyle w:val="Hyperlink"/>
             <w:rFonts w:ascii="Arial" w:hAnsi="Arial" w:cs="Arial"/>
+            <w:b/>
+            <w:bCs/>
             <w:sz w:val="28"/>
             <w:szCs w:val="28"/>
           </w:rPr>
@@ -3157,6 +3565,155 @@
 <file path=word/numbering.xml><?xml version="1.0" encoding="utf-8"?>
 <w:numbering xmlns:wpc="http://schemas.microsoft.com/office/word/2010/wordprocessingCanvas" xmlns:cx="http://schemas.microsoft.com/office/drawing/2014/chartex" xmlns:cx1="http://schemas.microsoft.com/office/drawing/2015/9/8/chartex" xmlns:cx2="http://schemas.microsoft.com/office/drawing/2015/10/21/chartex" xmlns:cx3="http://schemas.microsoft.com/office/drawing/2016/5/9/chartex" xmlns:cx4="http://schemas.microsoft.com/office/drawing/2016/5/10/chartex" xmlns:cx5="http://schemas.microsoft.com/office/drawing/2016/5/11/chartex" xmlns:cx6="http://schemas.microsoft.com/office/drawing/2016/5/12/chartex" xmlns:cx7="http://schemas.microsoft.com/office/drawing/2016/5/13/chartex" xmlns:cx8="http://schemas.microsoft.com/office/drawing/2016/5/14/chartex" xmlns:mc="http://schemas.openxmlformats.org/markup-compatibility/2006" xmlns:aink="http://schemas.microsoft.com/office/drawing/2016/ink" xmlns:am3d="http://schemas.microsoft.com/office/drawing/2017/model3d" xmlns:o="urn:schemas-microsoft-com:office:office" xmlns:oel="http://schemas.microsoft.com/office/2019/extlst" xmlns:r="http://schemas.openxmlformats.org/officeDocument/2006/relationships" xmlns:m="http://schemas.openxmlformats.org/officeDocument/2006/math" xmlns:v="urn:schemas-microsoft-com:vml" xmlns:wp14="http://schemas.microsoft.com/office/word/2010/wordprocessingDrawing" xmlns:wp="http://schemas.openxmlformats.org/drawingml/2006/wordprocessingDrawing" xmlns:w10="urn:schemas-microsoft-com:office:word" xmlns:w="http://schemas.openxmlformats.org/wordprocessingml/2006/main" xmlns:w14="http://schemas.microsoft.com/office/word/2010/wordml" xmlns:w15="http://schemas.microsoft.com/office/word/2012/wordml" xmlns:w16cex="http://schemas.microsoft.com/office/word/2018/wordml/cex" xmlns:w16cid="http://schemas.microsoft.com/office/word/2016/wordml/cid" xmlns:w16="http://schemas.microsoft.com/office/word/2018/wordml" xmlns:w16du="http://schemas.microsoft.com/office/word/2023/wordml/word16du" xmlns:w16sdtdh="http://schemas.microsoft.com/office/word/2020/wordml/sdtdatahash" xmlns:w16sdtfl="http://schemas.microsoft.com/office/word/2024/wordml/sdtformatlock" xmlns:w16se="http://schemas.microsoft.com/office/word/2015/wordml/symex" xmlns:wpg="http://schemas.microsoft.com/office/word/2010/wordprocessingGroup" xmlns:wpi="http://schemas.microsoft.com/office/word/2010/wordprocessingInk" xmlns:wne="http://schemas.microsoft.com/office/word/2006/wordml" xmlns:wps="http://schemas.microsoft.com/office/word/2010/wordprocessingShape" mc:Ignorable="w14 w15 w16se w16cid w16 w16cex w16sdtdh w16sdtfl w16du wp14">
   <w:abstractNum w:abstractNumId="0" w15:restartNumberingAfterBreak="0">
+    <w:nsid w:val="008A67E3"/>
+    <w:multiLevelType w:val="multilevel"/>
+    <w:tmpl w:val="94B699C6"/>
+    <w:lvl w:ilvl="0">
+      <w:start w:val="1"/>
+      <w:numFmt w:val="bullet"/>
+      <w:lvlText w:val=""/>
+      <w:lvlJc w:val="left"/>
+      <w:pPr>
+        <w:tabs>
+          <w:tab w:val="num" w:pos="720"/>
+        </w:tabs>
+        <w:ind w:left="720" w:hanging="360"/>
+      </w:pPr>
+      <w:rPr>
+        <w:rFonts w:ascii="Symbol" w:hAnsi="Symbol" w:hint="default"/>
+        <w:sz w:val="20"/>
+      </w:rPr>
+    </w:lvl>
+    <w:lvl w:ilvl="1" w:tentative="1">
+      <w:start w:val="1"/>
+      <w:numFmt w:val="bullet"/>
+      <w:lvlText w:val="o"/>
+      <w:lvlJc w:val="left"/>
+      <w:pPr>
+        <w:tabs>
+          <w:tab w:val="num" w:pos="1440"/>
+        </w:tabs>
+        <w:ind w:left="1440" w:hanging="360"/>
+      </w:pPr>
+      <w:rPr>
+        <w:rFonts w:ascii="Courier New" w:hAnsi="Courier New" w:hint="default"/>
+        <w:sz w:val="20"/>
+      </w:rPr>
+    </w:lvl>
+    <w:lvl w:ilvl="2" w:tentative="1">
+      <w:start w:val="1"/>
+      <w:numFmt w:val="bullet"/>
+      <w:lvlText w:val=""/>
+      <w:lvlJc w:val="left"/>
+      <w:pPr>
+        <w:tabs>
+          <w:tab w:val="num" w:pos="2160"/>
+        </w:tabs>
+        <w:ind w:left="2160" w:hanging="360"/>
+      </w:pPr>
+      <w:rPr>
+        <w:rFonts w:ascii="Wingdings" w:hAnsi="Wingdings" w:hint="default"/>
+        <w:sz w:val="20"/>
+      </w:rPr>
+    </w:lvl>
+    <w:lvl w:ilvl="3" w:tentative="1">
+      <w:start w:val="1"/>
+      <w:numFmt w:val="bullet"/>
+      <w:lvlText w:val=""/>
+      <w:lvlJc w:val="left"/>
+      <w:pPr>
+        <w:tabs>
+          <w:tab w:val="num" w:pos="2880"/>
+        </w:tabs>
+        <w:ind w:left="2880" w:hanging="360"/>
+      </w:pPr>
+      <w:rPr>
+        <w:rFonts w:ascii="Wingdings" w:hAnsi="Wingdings" w:hint="default"/>
+        <w:sz w:val="20"/>
+      </w:rPr>
+    </w:lvl>
+    <w:lvl w:ilvl="4" w:tentative="1">
+      <w:start w:val="1"/>
+      <w:numFmt w:val="bullet"/>
+      <w:lvlText w:val=""/>
+      <w:lvlJc w:val="left"/>
+      <w:pPr>
+        <w:tabs>
+          <w:tab w:val="num" w:pos="3600"/>
+        </w:tabs>
+        <w:ind w:left="3600" w:hanging="360"/>
+      </w:pPr>
+      <w:rPr>
+        <w:rFonts w:ascii="Wingdings" w:hAnsi="Wingdings" w:hint="default"/>
+        <w:sz w:val="20"/>
+      </w:rPr>
+    </w:lvl>
+    <w:lvl w:ilvl="5" w:tentative="1">
+      <w:start w:val="1"/>
+      <w:numFmt w:val="bullet"/>
+      <w:lvlText w:val=""/>
+      <w:lvlJc w:val="left"/>
+      <w:pPr>
+        <w:tabs>
+          <w:tab w:val="num" w:pos="4320"/>
+        </w:tabs>
+        <w:ind w:left="4320" w:hanging="360"/>
+      </w:pPr>
+      <w:rPr>
+        <w:rFonts w:ascii="Wingdings" w:hAnsi="Wingdings" w:hint="default"/>
+        <w:sz w:val="20"/>
+      </w:rPr>
+    </w:lvl>
+    <w:lvl w:ilvl="6" w:tentative="1">
+      <w:start w:val="1"/>
+      <w:numFmt w:val="bullet"/>
+      <w:lvlText w:val=""/>
+      <w:lvlJc w:val="left"/>
+      <w:pPr>
+        <w:tabs>
+          <w:tab w:val="num" w:pos="5040"/>
+        </w:tabs>
+        <w:ind w:left="5040" w:hanging="360"/>
+      </w:pPr>
+      <w:rPr>
+        <w:rFonts w:ascii="Wingdings" w:hAnsi="Wingdings" w:hint="default"/>
+        <w:sz w:val="20"/>
+      </w:rPr>
+    </w:lvl>
+    <w:lvl w:ilvl="7" w:tentative="1">
+      <w:start w:val="1"/>
+      <w:numFmt w:val="bullet"/>
+      <w:lvlText w:val=""/>
+      <w:lvlJc w:val="left"/>
+      <w:pPr>
+        <w:tabs>
+          <w:tab w:val="num" w:pos="5760"/>
+        </w:tabs>
+        <w:ind w:left="5760" w:hanging="360"/>
+      </w:pPr>
+      <w:rPr>
+        <w:rFonts w:ascii="Wingdings" w:hAnsi="Wingdings" w:hint="default"/>
+        <w:sz w:val="20"/>
+      </w:rPr>
+    </w:lvl>
+    <w:lvl w:ilvl="8" w:tentative="1">
+      <w:start w:val="1"/>
+      <w:numFmt w:val="bullet"/>
+      <w:lvlText w:val=""/>
+      <w:lvlJc w:val="left"/>
+      <w:pPr>
+        <w:tabs>
+          <w:tab w:val="num" w:pos="6480"/>
+        </w:tabs>
+        <w:ind w:left="6480" w:hanging="360"/>
+      </w:pPr>
+      <w:rPr>
+        <w:rFonts w:ascii="Wingdings" w:hAnsi="Wingdings" w:hint="default"/>
+        <w:sz w:val="20"/>
+      </w:rPr>
+    </w:lvl>
+  </w:abstractNum>
+  <w:abstractNum w:abstractNumId="1" w15:restartNumberingAfterBreak="0">
     <w:nsid w:val="01CF0B1D"/>
     <w:multiLevelType w:val="multilevel"/>
     <w:tmpl w:val="030EB388"/>
@@ -3305,7 +3862,156 @@
       </w:rPr>
     </w:lvl>
   </w:abstractNum>
-  <w:abstractNum w:abstractNumId="1" w15:restartNumberingAfterBreak="0">
+  <w:abstractNum w:abstractNumId="2" w15:restartNumberingAfterBreak="0">
+    <w:nsid w:val="065476D5"/>
+    <w:multiLevelType w:val="multilevel"/>
+    <w:tmpl w:val="13BA24FE"/>
+    <w:lvl w:ilvl="0">
+      <w:start w:val="1"/>
+      <w:numFmt w:val="bullet"/>
+      <w:lvlText w:val=""/>
+      <w:lvlJc w:val="left"/>
+      <w:pPr>
+        <w:tabs>
+          <w:tab w:val="num" w:pos="720"/>
+        </w:tabs>
+        <w:ind w:left="720" w:hanging="360"/>
+      </w:pPr>
+      <w:rPr>
+        <w:rFonts w:ascii="Symbol" w:hAnsi="Symbol" w:hint="default"/>
+        <w:sz w:val="20"/>
+      </w:rPr>
+    </w:lvl>
+    <w:lvl w:ilvl="1" w:tentative="1">
+      <w:start w:val="1"/>
+      <w:numFmt w:val="bullet"/>
+      <w:lvlText w:val="o"/>
+      <w:lvlJc w:val="left"/>
+      <w:pPr>
+        <w:tabs>
+          <w:tab w:val="num" w:pos="1440"/>
+        </w:tabs>
+        <w:ind w:left="1440" w:hanging="360"/>
+      </w:pPr>
+      <w:rPr>
+        <w:rFonts w:ascii="Courier New" w:hAnsi="Courier New" w:hint="default"/>
+        <w:sz w:val="20"/>
+      </w:rPr>
+    </w:lvl>
+    <w:lvl w:ilvl="2" w:tentative="1">
+      <w:start w:val="1"/>
+      <w:numFmt w:val="bullet"/>
+      <w:lvlText w:val=""/>
+      <w:lvlJc w:val="left"/>
+      <w:pPr>
+        <w:tabs>
+          <w:tab w:val="num" w:pos="2160"/>
+        </w:tabs>
+        <w:ind w:left="2160" w:hanging="360"/>
+      </w:pPr>
+      <w:rPr>
+        <w:rFonts w:ascii="Wingdings" w:hAnsi="Wingdings" w:hint="default"/>
+        <w:sz w:val="20"/>
+      </w:rPr>
+    </w:lvl>
+    <w:lvl w:ilvl="3" w:tentative="1">
+      <w:start w:val="1"/>
+      <w:numFmt w:val="bullet"/>
+      <w:lvlText w:val=""/>
+      <w:lvlJc w:val="left"/>
+      <w:pPr>
+        <w:tabs>
+          <w:tab w:val="num" w:pos="2880"/>
+        </w:tabs>
+        <w:ind w:left="2880" w:hanging="360"/>
+      </w:pPr>
+      <w:rPr>
+        <w:rFonts w:ascii="Wingdings" w:hAnsi="Wingdings" w:hint="default"/>
+        <w:sz w:val="20"/>
+      </w:rPr>
+    </w:lvl>
+    <w:lvl w:ilvl="4" w:tentative="1">
+      <w:start w:val="1"/>
+      <w:numFmt w:val="bullet"/>
+      <w:lvlText w:val=""/>
+      <w:lvlJc w:val="left"/>
+      <w:pPr>
+        <w:tabs>
+          <w:tab w:val="num" w:pos="3600"/>
+        </w:tabs>
+        <w:ind w:left="3600" w:hanging="360"/>
+      </w:pPr>
+      <w:rPr>
+        <w:rFonts w:ascii="Wingdings" w:hAnsi="Wingdings" w:hint="default"/>
+        <w:sz w:val="20"/>
+      </w:rPr>
+    </w:lvl>
+    <w:lvl w:ilvl="5" w:tentative="1">
+      <w:start w:val="1"/>
+      <w:numFmt w:val="bullet"/>
+      <w:lvlText w:val=""/>
+      <w:lvlJc w:val="left"/>
+      <w:pPr>
+        <w:tabs>
+          <w:tab w:val="num" w:pos="4320"/>
+        </w:tabs>
+        <w:ind w:left="4320" w:hanging="360"/>
+      </w:pPr>
+      <w:rPr>
+        <w:rFonts w:ascii="Wingdings" w:hAnsi="Wingdings" w:hint="default"/>
+        <w:sz w:val="20"/>
+      </w:rPr>
+    </w:lvl>
+    <w:lvl w:ilvl="6" w:tentative="1">
+      <w:start w:val="1"/>
+      <w:numFmt w:val="bullet"/>
+      <w:lvlText w:val=""/>
+      <w:lvlJc w:val="left"/>
+      <w:pPr>
+        <w:tabs>
+          <w:tab w:val="num" w:pos="5040"/>
+        </w:tabs>
+        <w:ind w:left="5040" w:hanging="360"/>
+      </w:pPr>
+      <w:rPr>
+        <w:rFonts w:ascii="Wingdings" w:hAnsi="Wingdings" w:hint="default"/>
+        <w:sz w:val="20"/>
+      </w:rPr>
+    </w:lvl>
+    <w:lvl w:ilvl="7" w:tentative="1">
+      <w:start w:val="1"/>
+      <w:numFmt w:val="bullet"/>
+      <w:lvlText w:val=""/>
+      <w:lvlJc w:val="left"/>
+      <w:pPr>
+        <w:tabs>
+          <w:tab w:val="num" w:pos="5760"/>
+        </w:tabs>
+        <w:ind w:left="5760" w:hanging="360"/>
+      </w:pPr>
+      <w:rPr>
+        <w:rFonts w:ascii="Wingdings" w:hAnsi="Wingdings" w:hint="default"/>
+        <w:sz w:val="20"/>
+      </w:rPr>
+    </w:lvl>
+    <w:lvl w:ilvl="8" w:tentative="1">
+      <w:start w:val="1"/>
+      <w:numFmt w:val="bullet"/>
+      <w:lvlText w:val=""/>
+      <w:lvlJc w:val="left"/>
+      <w:pPr>
+        <w:tabs>
+          <w:tab w:val="num" w:pos="6480"/>
+        </w:tabs>
+        <w:ind w:left="6480" w:hanging="360"/>
+      </w:pPr>
+      <w:rPr>
+        <w:rFonts w:ascii="Wingdings" w:hAnsi="Wingdings" w:hint="default"/>
+        <w:sz w:val="20"/>
+      </w:rPr>
+    </w:lvl>
+  </w:abstractNum>
+  <w:abstractNum w:abstractNumId="3" w15:restartNumberingAfterBreak="0">
     <w:nsid w:val="13D92C79"/>
     <w:multiLevelType w:val="multilevel"/>
     <w:tmpl w:val="9FF27C6E"/>
@@ -3454,7 +4160,7 @@
       </w:rPr>
     </w:lvl>
   </w:abstractNum>
-  <w:abstractNum w:abstractNumId="2" w15:restartNumberingAfterBreak="0">
+  <w:abstractNum w:abstractNumId="4" w15:restartNumberingAfterBreak="0">
     <w:nsid w:val="17D801B8"/>
     <w:multiLevelType w:val="multilevel"/>
     <w:tmpl w:val="32C28368"/>
@@ -3603,7 +4309,7 @@
       </w:rPr>
     </w:lvl>
   </w:abstractNum>
-  <w:abstractNum w:abstractNumId="3" w15:restartNumberingAfterBreak="0">
+  <w:abstractNum w:abstractNumId="5" w15:restartNumberingAfterBreak="0">
     <w:nsid w:val="19FA342B"/>
     <w:multiLevelType w:val="multilevel"/>
     <w:tmpl w:val="47247C06"/>
@@ -3752,7 +4458,7 @@
       </w:rPr>
     </w:lvl>
   </w:abstractNum>
-  <w:abstractNum w:abstractNumId="4" w15:restartNumberingAfterBreak="0">
+  <w:abstractNum w:abstractNumId="6" w15:restartNumberingAfterBreak="0">
     <w:nsid w:val="21F30DA7"/>
     <w:multiLevelType w:val="multilevel"/>
     <w:tmpl w:val="F7AE747C"/>
@@ -3901,7 +4607,454 @@
       </w:rPr>
     </w:lvl>
   </w:abstractNum>
-  <w:abstractNum w:abstractNumId="5" w15:restartNumberingAfterBreak="0">
+  <w:abstractNum w:abstractNumId="7" w15:restartNumberingAfterBreak="0">
+    <w:nsid w:val="27D855A2"/>
+    <w:multiLevelType w:val="multilevel"/>
+    <w:tmpl w:val="D9E25EC0"/>
+    <w:lvl w:ilvl="0">
+      <w:start w:val="1"/>
+      <w:numFmt w:val="bullet"/>
+      <w:lvlText w:val=""/>
+      <w:lvlJc w:val="left"/>
+      <w:pPr>
+        <w:tabs>
+          <w:tab w:val="num" w:pos="720"/>
+        </w:tabs>
+        <w:ind w:left="720" w:hanging="360"/>
+      </w:pPr>
+      <w:rPr>
+        <w:rFonts w:ascii="Symbol" w:hAnsi="Symbol" w:hint="default"/>
+        <w:sz w:val="20"/>
+      </w:rPr>
+    </w:lvl>
+    <w:lvl w:ilvl="1">
+      <w:start w:val="1"/>
+      <w:numFmt w:val="bullet"/>
+      <w:lvlText w:val="o"/>
+      <w:lvlJc w:val="left"/>
+      <w:pPr>
+        <w:tabs>
+          <w:tab w:val="num" w:pos="1440"/>
+        </w:tabs>
+        <w:ind w:left="1440" w:hanging="360"/>
+      </w:pPr>
+      <w:rPr>
+        <w:rFonts w:ascii="Courier New" w:hAnsi="Courier New" w:hint="default"/>
+        <w:sz w:val="20"/>
+      </w:rPr>
+    </w:lvl>
+    <w:lvl w:ilvl="2" w:tentative="1">
+      <w:start w:val="1"/>
+      <w:numFmt w:val="bullet"/>
+      <w:lvlText w:val=""/>
+      <w:lvlJc w:val="left"/>
+      <w:pPr>
+        <w:tabs>
+          <w:tab w:val="num" w:pos="2160"/>
+        </w:tabs>
+        <w:ind w:left="2160" w:hanging="360"/>
+      </w:pPr>
+      <w:rPr>
+        <w:rFonts w:ascii="Wingdings" w:hAnsi="Wingdings" w:hint="default"/>
+        <w:sz w:val="20"/>
+      </w:rPr>
+    </w:lvl>
+    <w:lvl w:ilvl="3" w:tentative="1">
+      <w:start w:val="1"/>
+      <w:numFmt w:val="bullet"/>
+      <w:lvlText w:val=""/>
+      <w:lvlJc w:val="left"/>
+      <w:pPr>
+        <w:tabs>
+          <w:tab w:val="num" w:pos="2880"/>
+        </w:tabs>
+        <w:ind w:left="2880" w:hanging="360"/>
+      </w:pPr>
+      <w:rPr>
+        <w:rFonts w:ascii="Wingdings" w:hAnsi="Wingdings" w:hint="default"/>
+        <w:sz w:val="20"/>
+      </w:rPr>
+    </w:lvl>
+    <w:lvl w:ilvl="4" w:tentative="1">
+      <w:start w:val="1"/>
+      <w:numFmt w:val="bullet"/>
+      <w:lvlText w:val=""/>
+      <w:lvlJc w:val="left"/>
+      <w:pPr>
+        <w:tabs>
+          <w:tab w:val="num" w:pos="3600"/>
+        </w:tabs>
+        <w:ind w:left="3600" w:hanging="360"/>
+      </w:pPr>
+      <w:rPr>
+        <w:rFonts w:ascii="Wingdings" w:hAnsi="Wingdings" w:hint="default"/>
+        <w:sz w:val="20"/>
+      </w:rPr>
+    </w:lvl>
+    <w:lvl w:ilvl="5" w:tentative="1">
+      <w:start w:val="1"/>
+      <w:numFmt w:val="bullet"/>
+      <w:lvlText w:val=""/>
+      <w:lvlJc w:val="left"/>
+      <w:pPr>
+        <w:tabs>
+          <w:tab w:val="num" w:pos="4320"/>
+        </w:tabs>
+        <w:ind w:left="4320" w:hanging="360"/>
+      </w:pPr>
+      <w:rPr>
+        <w:rFonts w:ascii="Wingdings" w:hAnsi="Wingdings" w:hint="default"/>
+        <w:sz w:val="20"/>
+      </w:rPr>
+    </w:lvl>
+    <w:lvl w:ilvl="6" w:tentative="1">
+      <w:start w:val="1"/>
+      <w:numFmt w:val="bullet"/>
+      <w:lvlText w:val=""/>
+      <w:lvlJc w:val="left"/>
+      <w:pPr>
+        <w:tabs>
+          <w:tab w:val="num" w:pos="5040"/>
+        </w:tabs>
+        <w:ind w:left="5040" w:hanging="360"/>
+      </w:pPr>
+      <w:rPr>
+        <w:rFonts w:ascii="Wingdings" w:hAnsi="Wingdings" w:hint="default"/>
+        <w:sz w:val="20"/>
+      </w:rPr>
+    </w:lvl>
+    <w:lvl w:ilvl="7" w:tentative="1">
+      <w:start w:val="1"/>
+      <w:numFmt w:val="bullet"/>
+      <w:lvlText w:val=""/>
+      <w:lvlJc w:val="left"/>
+      <w:pPr>
+        <w:tabs>
+          <w:tab w:val="num" w:pos="5760"/>
+        </w:tabs>
+        <w:ind w:left="5760" w:hanging="360"/>
+      </w:pPr>
+      <w:rPr>
+        <w:rFonts w:ascii="Wingdings" w:hAnsi="Wingdings" w:hint="default"/>
+        <w:sz w:val="20"/>
+      </w:rPr>
+    </w:lvl>
+    <w:lvl w:ilvl="8" w:tentative="1">
+      <w:start w:val="1"/>
+      <w:numFmt w:val="bullet"/>
+      <w:lvlText w:val=""/>
+      <w:lvlJc w:val="left"/>
+      <w:pPr>
+        <w:tabs>
+          <w:tab w:val="num" w:pos="6480"/>
+        </w:tabs>
+        <w:ind w:left="6480" w:hanging="360"/>
+      </w:pPr>
+      <w:rPr>
+        <w:rFonts w:ascii="Wingdings" w:hAnsi="Wingdings" w:hint="default"/>
+        <w:sz w:val="20"/>
+      </w:rPr>
+    </w:lvl>
+  </w:abstractNum>
+  <w:abstractNum w:abstractNumId="8" w15:restartNumberingAfterBreak="0">
+    <w:nsid w:val="2A5C4291"/>
+    <w:multiLevelType w:val="multilevel"/>
+    <w:tmpl w:val="ECEA93DE"/>
+    <w:lvl w:ilvl="0">
+      <w:start w:val="1"/>
+      <w:numFmt w:val="bullet"/>
+      <w:lvlText w:val=""/>
+      <w:lvlJc w:val="left"/>
+      <w:pPr>
+        <w:tabs>
+          <w:tab w:val="num" w:pos="720"/>
+        </w:tabs>
+        <w:ind w:left="720" w:hanging="360"/>
+      </w:pPr>
+      <w:rPr>
+        <w:rFonts w:ascii="Symbol" w:hAnsi="Symbol" w:hint="default"/>
+        <w:sz w:val="20"/>
+      </w:rPr>
+    </w:lvl>
+    <w:lvl w:ilvl="1" w:tentative="1">
+      <w:start w:val="1"/>
+      <w:numFmt w:val="bullet"/>
+      <w:lvlText w:val="o"/>
+      <w:lvlJc w:val="left"/>
+      <w:pPr>
+        <w:tabs>
+          <w:tab w:val="num" w:pos="1440"/>
+        </w:tabs>
+        <w:ind w:left="1440" w:hanging="360"/>
+      </w:pPr>
+      <w:rPr>
+        <w:rFonts w:ascii="Courier New" w:hAnsi="Courier New" w:hint="default"/>
+        <w:sz w:val="20"/>
+      </w:rPr>
+    </w:lvl>
+    <w:lvl w:ilvl="2" w:tentative="1">
+      <w:start w:val="1"/>
+      <w:numFmt w:val="bullet"/>
+      <w:lvlText w:val=""/>
+      <w:lvlJc w:val="left"/>
+      <w:pPr>
+        <w:tabs>
+          <w:tab w:val="num" w:pos="2160"/>
+        </w:tabs>
+        <w:ind w:left="2160" w:hanging="360"/>
+      </w:pPr>
+      <w:rPr>
+        <w:rFonts w:ascii="Wingdings" w:hAnsi="Wingdings" w:hint="default"/>
+        <w:sz w:val="20"/>
+      </w:rPr>
+    </w:lvl>
+    <w:lvl w:ilvl="3" w:tentative="1">
+      <w:start w:val="1"/>
+      <w:numFmt w:val="bullet"/>
+      <w:lvlText w:val=""/>
+      <w:lvlJc w:val="left"/>
+      <w:pPr>
+        <w:tabs>
+          <w:tab w:val="num" w:pos="2880"/>
+        </w:tabs>
+        <w:ind w:left="2880" w:hanging="360"/>
+      </w:pPr>
+      <w:rPr>
+        <w:rFonts w:ascii="Wingdings" w:hAnsi="Wingdings" w:hint="default"/>
+        <w:sz w:val="20"/>
+      </w:rPr>
+    </w:lvl>
+    <w:lvl w:ilvl="4" w:tentative="1">
+      <w:start w:val="1"/>
+      <w:numFmt w:val="bullet"/>
+      <w:lvlText w:val=""/>
+      <w:lvlJc w:val="left"/>
+      <w:pPr>
+        <w:tabs>
+          <w:tab w:val="num" w:pos="3600"/>
+        </w:tabs>
+        <w:ind w:left="3600" w:hanging="360"/>
+      </w:pPr>
+      <w:rPr>
+        <w:rFonts w:ascii="Wingdings" w:hAnsi="Wingdings" w:hint="default"/>
+        <w:sz w:val="20"/>
+      </w:rPr>
+    </w:lvl>
+    <w:lvl w:ilvl="5" w:tentative="1">
+      <w:start w:val="1"/>
+      <w:numFmt w:val="bullet"/>
+      <w:lvlText w:val=""/>
+      <w:lvlJc w:val="left"/>
+      <w:pPr>
+        <w:tabs>
+          <w:tab w:val="num" w:pos="4320"/>
+        </w:tabs>
+        <w:ind w:left="4320" w:hanging="360"/>
+      </w:pPr>
+      <w:rPr>
+        <w:rFonts w:ascii="Wingdings" w:hAnsi="Wingdings" w:hint="default"/>
+        <w:sz w:val="20"/>
+      </w:rPr>
+    </w:lvl>
+    <w:lvl w:ilvl="6" w:tentative="1">
+      <w:start w:val="1"/>
+      <w:numFmt w:val="bullet"/>
+      <w:lvlText w:val=""/>
+      <w:lvlJc w:val="left"/>
+      <w:pPr>
+        <w:tabs>
+          <w:tab w:val="num" w:pos="5040"/>
+        </w:tabs>
+        <w:ind w:left="5040" w:hanging="360"/>
+      </w:pPr>
+      <w:rPr>
+        <w:rFonts w:ascii="Wingdings" w:hAnsi="Wingdings" w:hint="default"/>
+        <w:sz w:val="20"/>
+      </w:rPr>
+    </w:lvl>
+    <w:lvl w:ilvl="7" w:tentative="1">
+      <w:start w:val="1"/>
+      <w:numFmt w:val="bullet"/>
+      <w:lvlText w:val=""/>
+      <w:lvlJc w:val="left"/>
+      <w:pPr>
+        <w:tabs>
+          <w:tab w:val="num" w:pos="5760"/>
+        </w:tabs>
+        <w:ind w:left="5760" w:hanging="360"/>
+      </w:pPr>
+      <w:rPr>
+        <w:rFonts w:ascii="Wingdings" w:hAnsi="Wingdings" w:hint="default"/>
+        <w:sz w:val="20"/>
+      </w:rPr>
+    </w:lvl>
+    <w:lvl w:ilvl="8" w:tentative="1">
+      <w:start w:val="1"/>
+      <w:numFmt w:val="bullet"/>
+      <w:lvlText w:val=""/>
+      <w:lvlJc w:val="left"/>
+      <w:pPr>
+        <w:tabs>
+          <w:tab w:val="num" w:pos="6480"/>
+        </w:tabs>
+        <w:ind w:left="6480" w:hanging="360"/>
+      </w:pPr>
+      <w:rPr>
+        <w:rFonts w:ascii="Wingdings" w:hAnsi="Wingdings" w:hint="default"/>
+        <w:sz w:val="20"/>
+      </w:rPr>
+    </w:lvl>
+  </w:abstractNum>
+  <w:abstractNum w:abstractNumId="9" w15:restartNumberingAfterBreak="0">
+    <w:nsid w:val="2AF47AC5"/>
+    <w:multiLevelType w:val="multilevel"/>
+    <w:tmpl w:val="315AB122"/>
+    <w:lvl w:ilvl="0">
+      <w:start w:val="1"/>
+      <w:numFmt w:val="bullet"/>
+      <w:lvlText w:val=""/>
+      <w:lvlJc w:val="left"/>
+      <w:pPr>
+        <w:tabs>
+          <w:tab w:val="num" w:pos="720"/>
+        </w:tabs>
+        <w:ind w:left="720" w:hanging="360"/>
+      </w:pPr>
+      <w:rPr>
+        <w:rFonts w:ascii="Symbol" w:hAnsi="Symbol" w:hint="default"/>
+        <w:sz w:val="20"/>
+      </w:rPr>
+    </w:lvl>
+    <w:lvl w:ilvl="1" w:tentative="1">
+      <w:start w:val="1"/>
+      <w:numFmt w:val="bullet"/>
+      <w:lvlText w:val="o"/>
+      <w:lvlJc w:val="left"/>
+      <w:pPr>
+        <w:tabs>
+          <w:tab w:val="num" w:pos="1440"/>
+        </w:tabs>
+        <w:ind w:left="1440" w:hanging="360"/>
+      </w:pPr>
+      <w:rPr>
+        <w:rFonts w:ascii="Courier New" w:hAnsi="Courier New" w:hint="default"/>
+        <w:sz w:val="20"/>
+      </w:rPr>
+    </w:lvl>
+    <w:lvl w:ilvl="2" w:tentative="1">
+      <w:start w:val="1"/>
+      <w:numFmt w:val="bullet"/>
+      <w:lvlText w:val=""/>
+      <w:lvlJc w:val="left"/>
+      <w:pPr>
+        <w:tabs>
+          <w:tab w:val="num" w:pos="2160"/>
+        </w:tabs>
+        <w:ind w:left="2160" w:hanging="360"/>
+      </w:pPr>
+      <w:rPr>
+        <w:rFonts w:ascii="Wingdings" w:hAnsi="Wingdings" w:hint="default"/>
+        <w:sz w:val="20"/>
+      </w:rPr>
+    </w:lvl>
+    <w:lvl w:ilvl="3" w:tentative="1">
+      <w:start w:val="1"/>
+      <w:numFmt w:val="bullet"/>
+      <w:lvlText w:val=""/>
+      <w:lvlJc w:val="left"/>
+      <w:pPr>
+        <w:tabs>
+          <w:tab w:val="num" w:pos="2880"/>
+        </w:tabs>
+        <w:ind w:left="2880" w:hanging="360"/>
+      </w:pPr>
+      <w:rPr>
+        <w:rFonts w:ascii="Wingdings" w:hAnsi="Wingdings" w:hint="default"/>
+        <w:sz w:val="20"/>
+      </w:rPr>
+    </w:lvl>
+    <w:lvl w:ilvl="4" w:tentative="1">
+      <w:start w:val="1"/>
+      <w:numFmt w:val="bullet"/>
+      <w:lvlText w:val=""/>
+      <w:lvlJc w:val="left"/>
+      <w:pPr>
+        <w:tabs>
+          <w:tab w:val="num" w:pos="3600"/>
+        </w:tabs>
+        <w:ind w:left="3600" w:hanging="360"/>
+      </w:pPr>
+      <w:rPr>
+        <w:rFonts w:ascii="Wingdings" w:hAnsi="Wingdings" w:hint="default"/>
+        <w:sz w:val="20"/>
+      </w:rPr>
+    </w:lvl>
+    <w:lvl w:ilvl="5" w:tentative="1">
+      <w:start w:val="1"/>
+      <w:numFmt w:val="bullet"/>
+      <w:lvlText w:val=""/>
+      <w:lvlJc w:val="left"/>
+      <w:pPr>
+        <w:tabs>
+          <w:tab w:val="num" w:pos="4320"/>
+        </w:tabs>
+        <w:ind w:left="4320" w:hanging="360"/>
+      </w:pPr>
+      <w:rPr>
+        <w:rFonts w:ascii="Wingdings" w:hAnsi="Wingdings" w:hint="default"/>
+        <w:sz w:val="20"/>
+      </w:rPr>
+    </w:lvl>
+    <w:lvl w:ilvl="6" w:tentative="1">
+      <w:start w:val="1"/>
+      <w:numFmt w:val="bullet"/>
+      <w:lvlText w:val=""/>
+      <w:lvlJc w:val="left"/>
+      <w:pPr>
+        <w:tabs>
+          <w:tab w:val="num" w:pos="5040"/>
+        </w:tabs>
+        <w:ind w:left="5040" w:hanging="360"/>
+      </w:pPr>
+      <w:rPr>
+        <w:rFonts w:ascii="Wingdings" w:hAnsi="Wingdings" w:hint="default"/>
+        <w:sz w:val="20"/>
+      </w:rPr>
+    </w:lvl>
+    <w:lvl w:ilvl="7" w:tentative="1">
+      <w:start w:val="1"/>
+      <w:numFmt w:val="bullet"/>
+      <w:lvlText w:val=""/>
+      <w:lvlJc w:val="left"/>
+      <w:pPr>
+        <w:tabs>
+          <w:tab w:val="num" w:pos="5760"/>
+        </w:tabs>
+        <w:ind w:left="5760" w:hanging="360"/>
+      </w:pPr>
+      <w:rPr>
+        <w:rFonts w:ascii="Wingdings" w:hAnsi="Wingdings" w:hint="default"/>
+        <w:sz w:val="20"/>
+      </w:rPr>
+    </w:lvl>
+    <w:lvl w:ilvl="8" w:tentative="1">
+      <w:start w:val="1"/>
+      <w:numFmt w:val="bullet"/>
+      <w:lvlText w:val=""/>
+      <w:lvlJc w:val="left"/>
+      <w:pPr>
+        <w:tabs>
+          <w:tab w:val="num" w:pos="6480"/>
+        </w:tabs>
+        <w:ind w:left="6480" w:hanging="360"/>
+      </w:pPr>
+      <w:rPr>
+        <w:rFonts w:ascii="Wingdings" w:hAnsi="Wingdings" w:hint="default"/>
+        <w:sz w:val="20"/>
+      </w:rPr>
+    </w:lvl>
+  </w:abstractNum>
+  <w:abstractNum w:abstractNumId="10" w15:restartNumberingAfterBreak="0">
     <w:nsid w:val="2BAD5457"/>
     <w:multiLevelType w:val="multilevel"/>
     <w:tmpl w:val="B0E01DDC"/>
@@ -4014,7 +5167,680 @@
       </w:pPr>
     </w:lvl>
   </w:abstractNum>
-  <w:abstractNum w:abstractNumId="6" w15:restartNumberingAfterBreak="0">
+  <w:abstractNum w:abstractNumId="11" w15:restartNumberingAfterBreak="0">
+    <w:nsid w:val="2F9C2E10"/>
+    <w:multiLevelType w:val="multilevel"/>
+    <w:tmpl w:val="977850D8"/>
+    <w:lvl w:ilvl="0">
+      <w:start w:val="1"/>
+      <w:numFmt w:val="bullet"/>
+      <w:lvlText w:val=""/>
+      <w:lvlJc w:val="left"/>
+      <w:pPr>
+        <w:tabs>
+          <w:tab w:val="num" w:pos="720"/>
+        </w:tabs>
+        <w:ind w:left="720" w:hanging="360"/>
+      </w:pPr>
+      <w:rPr>
+        <w:rFonts w:ascii="Symbol" w:hAnsi="Symbol" w:hint="default"/>
+        <w:sz w:val="20"/>
+      </w:rPr>
+    </w:lvl>
+    <w:lvl w:ilvl="1" w:tentative="1">
+      <w:start w:val="1"/>
+      <w:numFmt w:val="bullet"/>
+      <w:lvlText w:val="o"/>
+      <w:lvlJc w:val="left"/>
+      <w:pPr>
+        <w:tabs>
+          <w:tab w:val="num" w:pos="1440"/>
+        </w:tabs>
+        <w:ind w:left="1440" w:hanging="360"/>
+      </w:pPr>
+      <w:rPr>
+        <w:rFonts w:ascii="Courier New" w:hAnsi="Courier New" w:hint="default"/>
+        <w:sz w:val="20"/>
+      </w:rPr>
+    </w:lvl>
+    <w:lvl w:ilvl="2" w:tentative="1">
+      <w:start w:val="1"/>
+      <w:numFmt w:val="bullet"/>
+      <w:lvlText w:val=""/>
+      <w:lvlJc w:val="left"/>
+      <w:pPr>
+        <w:tabs>
+          <w:tab w:val="num" w:pos="2160"/>
+        </w:tabs>
+        <w:ind w:left="2160" w:hanging="360"/>
+      </w:pPr>
+      <w:rPr>
+        <w:rFonts w:ascii="Wingdings" w:hAnsi="Wingdings" w:hint="default"/>
+        <w:sz w:val="20"/>
+      </w:rPr>
+    </w:lvl>
+    <w:lvl w:ilvl="3" w:tentative="1">
+      <w:start w:val="1"/>
+      <w:numFmt w:val="bullet"/>
+      <w:lvlText w:val=""/>
+      <w:lvlJc w:val="left"/>
+      <w:pPr>
+        <w:tabs>
+          <w:tab w:val="num" w:pos="2880"/>
+        </w:tabs>
+        <w:ind w:left="2880" w:hanging="360"/>
+      </w:pPr>
+      <w:rPr>
+        <w:rFonts w:ascii="Wingdings" w:hAnsi="Wingdings" w:hint="default"/>
+        <w:sz w:val="20"/>
+      </w:rPr>
+    </w:lvl>
+    <w:lvl w:ilvl="4" w:tentative="1">
+      <w:start w:val="1"/>
+      <w:numFmt w:val="bullet"/>
+      <w:lvlText w:val=""/>
+      <w:lvlJc w:val="left"/>
+      <w:pPr>
+        <w:tabs>
+          <w:tab w:val="num" w:pos="3600"/>
+        </w:tabs>
+        <w:ind w:left="3600" w:hanging="360"/>
+      </w:pPr>
+      <w:rPr>
+        <w:rFonts w:ascii="Wingdings" w:hAnsi="Wingdings" w:hint="default"/>
+        <w:sz w:val="20"/>
+      </w:rPr>
+    </w:lvl>
+    <w:lvl w:ilvl="5" w:tentative="1">
+      <w:start w:val="1"/>
+      <w:numFmt w:val="bullet"/>
+      <w:lvlText w:val=""/>
+      <w:lvlJc w:val="left"/>
+      <w:pPr>
+        <w:tabs>
+          <w:tab w:val="num" w:pos="4320"/>
+        </w:tabs>
+        <w:ind w:left="4320" w:hanging="360"/>
+      </w:pPr>
+      <w:rPr>
+        <w:rFonts w:ascii="Wingdings" w:hAnsi="Wingdings" w:hint="default"/>
+        <w:sz w:val="20"/>
+      </w:rPr>
+    </w:lvl>
+    <w:lvl w:ilvl="6" w:tentative="1">
+      <w:start w:val="1"/>
+      <w:numFmt w:val="bullet"/>
+      <w:lvlText w:val=""/>
+      <w:lvlJc w:val="left"/>
+      <w:pPr>
+        <w:tabs>
+          <w:tab w:val="num" w:pos="5040"/>
+        </w:tabs>
+        <w:ind w:left="5040" w:hanging="360"/>
+      </w:pPr>
+      <w:rPr>
+        <w:rFonts w:ascii="Wingdings" w:hAnsi="Wingdings" w:hint="default"/>
+        <w:sz w:val="20"/>
+      </w:rPr>
+    </w:lvl>
+    <w:lvl w:ilvl="7" w:tentative="1">
+      <w:start w:val="1"/>
+      <w:numFmt w:val="bullet"/>
+      <w:lvlText w:val=""/>
+      <w:lvlJc w:val="left"/>
+      <w:pPr>
+        <w:tabs>
+          <w:tab w:val="num" w:pos="5760"/>
+        </w:tabs>
+        <w:ind w:left="5760" w:hanging="360"/>
+      </w:pPr>
+      <w:rPr>
+        <w:rFonts w:ascii="Wingdings" w:hAnsi="Wingdings" w:hint="default"/>
+        <w:sz w:val="20"/>
+      </w:rPr>
+    </w:lvl>
+    <w:lvl w:ilvl="8" w:tentative="1">
+      <w:start w:val="1"/>
+      <w:numFmt w:val="bullet"/>
+      <w:lvlText w:val=""/>
+      <w:lvlJc w:val="left"/>
+      <w:pPr>
+        <w:tabs>
+          <w:tab w:val="num" w:pos="6480"/>
+        </w:tabs>
+        <w:ind w:left="6480" w:hanging="360"/>
+      </w:pPr>
+      <w:rPr>
+        <w:rFonts w:ascii="Wingdings" w:hAnsi="Wingdings" w:hint="default"/>
+        <w:sz w:val="20"/>
+      </w:rPr>
+    </w:lvl>
+  </w:abstractNum>
+  <w:abstractNum w:abstractNumId="12" w15:restartNumberingAfterBreak="0">
+    <w:nsid w:val="430B30D4"/>
+    <w:multiLevelType w:val="multilevel"/>
+    <w:tmpl w:val="F36401A4"/>
+    <w:lvl w:ilvl="0">
+      <w:start w:val="1"/>
+      <w:numFmt w:val="bullet"/>
+      <w:lvlText w:val=""/>
+      <w:lvlJc w:val="left"/>
+      <w:pPr>
+        <w:tabs>
+          <w:tab w:val="num" w:pos="720"/>
+        </w:tabs>
+        <w:ind w:left="720" w:hanging="360"/>
+      </w:pPr>
+      <w:rPr>
+        <w:rFonts w:ascii="Symbol" w:hAnsi="Symbol" w:hint="default"/>
+        <w:sz w:val="20"/>
+      </w:rPr>
+    </w:lvl>
+    <w:lvl w:ilvl="1">
+      <w:start w:val="1"/>
+      <w:numFmt w:val="bullet"/>
+      <w:lvlText w:val="o"/>
+      <w:lvlJc w:val="left"/>
+      <w:pPr>
+        <w:tabs>
+          <w:tab w:val="num" w:pos="1440"/>
+        </w:tabs>
+        <w:ind w:left="1440" w:hanging="360"/>
+      </w:pPr>
+      <w:rPr>
+        <w:rFonts w:ascii="Courier New" w:hAnsi="Courier New" w:hint="default"/>
+        <w:sz w:val="20"/>
+      </w:rPr>
+    </w:lvl>
+    <w:lvl w:ilvl="2" w:tentative="1">
+      <w:start w:val="1"/>
+      <w:numFmt w:val="bullet"/>
+      <w:lvlText w:val=""/>
+      <w:lvlJc w:val="left"/>
+      <w:pPr>
+        <w:tabs>
+          <w:tab w:val="num" w:pos="2160"/>
+        </w:tabs>
+        <w:ind w:left="2160" w:hanging="360"/>
+      </w:pPr>
+      <w:rPr>
+        <w:rFonts w:ascii="Wingdings" w:hAnsi="Wingdings" w:hint="default"/>
+        <w:sz w:val="20"/>
+      </w:rPr>
+    </w:lvl>
+    <w:lvl w:ilvl="3" w:tentative="1">
+      <w:start w:val="1"/>
+      <w:numFmt w:val="bullet"/>
+      <w:lvlText w:val=""/>
+      <w:lvlJc w:val="left"/>
+      <w:pPr>
+        <w:tabs>
+          <w:tab w:val="num" w:pos="2880"/>
+        </w:tabs>
+        <w:ind w:left="2880" w:hanging="360"/>
+      </w:pPr>
+      <w:rPr>
+        <w:rFonts w:ascii="Wingdings" w:hAnsi="Wingdings" w:hint="default"/>
+        <w:sz w:val="20"/>
+      </w:rPr>
+    </w:lvl>
+    <w:lvl w:ilvl="4" w:tentative="1">
+      <w:start w:val="1"/>
+      <w:numFmt w:val="bullet"/>
+      <w:lvlText w:val=""/>
+      <w:lvlJc w:val="left"/>
+      <w:pPr>
+        <w:tabs>
+          <w:tab w:val="num" w:pos="3600"/>
+        </w:tabs>
+        <w:ind w:left="3600" w:hanging="360"/>
+      </w:pPr>
+      <w:rPr>
+        <w:rFonts w:ascii="Wingdings" w:hAnsi="Wingdings" w:hint="default"/>
+        <w:sz w:val="20"/>
+      </w:rPr>
+    </w:lvl>
+    <w:lvl w:ilvl="5" w:tentative="1">
+      <w:start w:val="1"/>
+      <w:numFmt w:val="bullet"/>
+      <w:lvlText w:val=""/>
+      <w:lvlJc w:val="left"/>
+      <w:pPr>
+        <w:tabs>
+          <w:tab w:val="num" w:pos="4320"/>
+        </w:tabs>
+        <w:ind w:left="4320" w:hanging="360"/>
+      </w:pPr>
+      <w:rPr>
+        <w:rFonts w:ascii="Wingdings" w:hAnsi="Wingdings" w:hint="default"/>
+        <w:sz w:val="20"/>
+      </w:rPr>
+    </w:lvl>
+    <w:lvl w:ilvl="6" w:tentative="1">
+      <w:start w:val="1"/>
+      <w:numFmt w:val="bullet"/>
+      <w:lvlText w:val=""/>
+      <w:lvlJc w:val="left"/>
+      <w:pPr>
+        <w:tabs>
+          <w:tab w:val="num" w:pos="5040"/>
+        </w:tabs>
+        <w:ind w:left="5040" w:hanging="360"/>
+      </w:pPr>
+      <w:rPr>
+        <w:rFonts w:ascii="Wingdings" w:hAnsi="Wingdings" w:hint="default"/>
+        <w:sz w:val="20"/>
+      </w:rPr>
+    </w:lvl>
+    <w:lvl w:ilvl="7" w:tentative="1">
+      <w:start w:val="1"/>
+      <w:numFmt w:val="bullet"/>
+      <w:lvlText w:val=""/>
+      <w:lvlJc w:val="left"/>
+      <w:pPr>
+        <w:tabs>
+          <w:tab w:val="num" w:pos="5760"/>
+        </w:tabs>
+        <w:ind w:left="5760" w:hanging="360"/>
+      </w:pPr>
+      <w:rPr>
+        <w:rFonts w:ascii="Wingdings" w:hAnsi="Wingdings" w:hint="default"/>
+        <w:sz w:val="20"/>
+      </w:rPr>
+    </w:lvl>
+    <w:lvl w:ilvl="8" w:tentative="1">
+      <w:start w:val="1"/>
+      <w:numFmt w:val="bullet"/>
+      <w:lvlText w:val=""/>
+      <w:lvlJc w:val="left"/>
+      <w:pPr>
+        <w:tabs>
+          <w:tab w:val="num" w:pos="6480"/>
+        </w:tabs>
+        <w:ind w:left="6480" w:hanging="360"/>
+      </w:pPr>
+      <w:rPr>
+        <w:rFonts w:ascii="Wingdings" w:hAnsi="Wingdings" w:hint="default"/>
+        <w:sz w:val="20"/>
+      </w:rPr>
+    </w:lvl>
+  </w:abstractNum>
+  <w:abstractNum w:abstractNumId="13" w15:restartNumberingAfterBreak="0">
+    <w:nsid w:val="4C592CFC"/>
+    <w:multiLevelType w:val="multilevel"/>
+    <w:tmpl w:val="E91A2B6A"/>
+    <w:lvl w:ilvl="0">
+      <w:start w:val="1"/>
+      <w:numFmt w:val="decimal"/>
+      <w:lvlText w:val="%1."/>
+      <w:lvlJc w:val="left"/>
+      <w:pPr>
+        <w:tabs>
+          <w:tab w:val="num" w:pos="720"/>
+        </w:tabs>
+        <w:ind w:left="720" w:hanging="360"/>
+      </w:pPr>
+    </w:lvl>
+    <w:lvl w:ilvl="1" w:tentative="1">
+      <w:start w:val="1"/>
+      <w:numFmt w:val="decimal"/>
+      <w:lvlText w:val="%2."/>
+      <w:lvlJc w:val="left"/>
+      <w:pPr>
+        <w:tabs>
+          <w:tab w:val="num" w:pos="1440"/>
+        </w:tabs>
+        <w:ind w:left="1440" w:hanging="360"/>
+      </w:pPr>
+    </w:lvl>
+    <w:lvl w:ilvl="2" w:tentative="1">
+      <w:start w:val="1"/>
+      <w:numFmt w:val="decimal"/>
+      <w:lvlText w:val="%3."/>
+      <w:lvlJc w:val="left"/>
+      <w:pPr>
+        <w:tabs>
+          <w:tab w:val="num" w:pos="2160"/>
+        </w:tabs>
+        <w:ind w:left="2160" w:hanging="360"/>
+      </w:pPr>
+    </w:lvl>
+    <w:lvl w:ilvl="3" w:tentative="1">
+      <w:start w:val="1"/>
+      <w:numFmt w:val="decimal"/>
+      <w:lvlText w:val="%4."/>
+      <w:lvlJc w:val="left"/>
+      <w:pPr>
+        <w:tabs>
+          <w:tab w:val="num" w:pos="2880"/>
+        </w:tabs>
+        <w:ind w:left="2880" w:hanging="360"/>
+      </w:pPr>
+    </w:lvl>
+    <w:lvl w:ilvl="4" w:tentative="1">
+      <w:start w:val="1"/>
+      <w:numFmt w:val="decimal"/>
+      <w:lvlText w:val="%5."/>
+      <w:lvlJc w:val="left"/>
+      <w:pPr>
+        <w:tabs>
+          <w:tab w:val="num" w:pos="3600"/>
+        </w:tabs>
+        <w:ind w:left="3600" w:hanging="360"/>
+      </w:pPr>
+    </w:lvl>
+    <w:lvl w:ilvl="5" w:tentative="1">
+      <w:start w:val="1"/>
+      <w:numFmt w:val="decimal"/>
+      <w:lvlText w:val="%6."/>
+      <w:lvlJc w:val="left"/>
+      <w:pPr>
+        <w:tabs>
+          <w:tab w:val="num" w:pos="4320"/>
+        </w:tabs>
+        <w:ind w:left="4320" w:hanging="360"/>
+      </w:pPr>
+    </w:lvl>
+    <w:lvl w:ilvl="6" w:tentative="1">
+      <w:start w:val="1"/>
+      <w:numFmt w:val="decimal"/>
+      <w:lvlText w:val="%7."/>
+      <w:lvlJc w:val="left"/>
+      <w:pPr>
+        <w:tabs>
+          <w:tab w:val="num" w:pos="5040"/>
+        </w:tabs>
+        <w:ind w:left="5040" w:hanging="360"/>
+      </w:pPr>
+    </w:lvl>
+    <w:lvl w:ilvl="7" w:tentative="1">
+      <w:start w:val="1"/>
+      <w:numFmt w:val="decimal"/>
+      <w:lvlText w:val="%8."/>
+      <w:lvlJc w:val="left"/>
+      <w:pPr>
+        <w:tabs>
+          <w:tab w:val="num" w:pos="5760"/>
+        </w:tabs>
+        <w:ind w:left="5760" w:hanging="360"/>
+      </w:pPr>
+    </w:lvl>
+    <w:lvl w:ilvl="8" w:tentative="1">
+      <w:start w:val="1"/>
+      <w:numFmt w:val="decimal"/>
+      <w:lvlText w:val="%9."/>
+      <w:lvlJc w:val="left"/>
+      <w:pPr>
+        <w:tabs>
+          <w:tab w:val="num" w:pos="6480"/>
+        </w:tabs>
+        <w:ind w:left="6480" w:hanging="360"/>
+      </w:pPr>
+    </w:lvl>
+  </w:abstractNum>
+  <w:abstractNum w:abstractNumId="14" w15:restartNumberingAfterBreak="0">
+    <w:nsid w:val="52721940"/>
+    <w:multiLevelType w:val="multilevel"/>
+    <w:tmpl w:val="A8ECDB3E"/>
+    <w:lvl w:ilvl="0">
+      <w:start w:val="1"/>
+      <w:numFmt w:val="decimal"/>
+      <w:lvlText w:val="%1."/>
+      <w:lvlJc w:val="left"/>
+      <w:pPr>
+        <w:tabs>
+          <w:tab w:val="num" w:pos="720"/>
+        </w:tabs>
+        <w:ind w:left="720" w:hanging="360"/>
+      </w:pPr>
+    </w:lvl>
+    <w:lvl w:ilvl="1" w:tentative="1">
+      <w:start w:val="1"/>
+      <w:numFmt w:val="decimal"/>
+      <w:lvlText w:val="%2."/>
+      <w:lvlJc w:val="left"/>
+      <w:pPr>
+        <w:tabs>
+          <w:tab w:val="num" w:pos="1440"/>
+        </w:tabs>
+        <w:ind w:left="1440" w:hanging="360"/>
+      </w:pPr>
+    </w:lvl>
+    <w:lvl w:ilvl="2" w:tentative="1">
+      <w:start w:val="1"/>
+      <w:numFmt w:val="decimal"/>
+      <w:lvlText w:val="%3."/>
+      <w:lvlJc w:val="left"/>
+      <w:pPr>
+        <w:tabs>
+          <w:tab w:val="num" w:pos="2160"/>
+        </w:tabs>
+        <w:ind w:left="2160" w:hanging="360"/>
+      </w:pPr>
+    </w:lvl>
+    <w:lvl w:ilvl="3" w:tentative="1">
+      <w:start w:val="1"/>
+      <w:numFmt w:val="decimal"/>
+      <w:lvlText w:val="%4."/>
+      <w:lvlJc w:val="left"/>
+      <w:pPr>
+        <w:tabs>
+          <w:tab w:val="num" w:pos="2880"/>
+        </w:tabs>
+        <w:ind w:left="2880" w:hanging="360"/>
+      </w:pPr>
+    </w:lvl>
+    <w:lvl w:ilvl="4" w:tentative="1">
+      <w:start w:val="1"/>
+      <w:numFmt w:val="decimal"/>
+      <w:lvlText w:val="%5."/>
+      <w:lvlJc w:val="left"/>
+      <w:pPr>
+        <w:tabs>
+          <w:tab w:val="num" w:pos="3600"/>
+        </w:tabs>
+        <w:ind w:left="3600" w:hanging="360"/>
+      </w:pPr>
+    </w:lvl>
+    <w:lvl w:ilvl="5" w:tentative="1">
+      <w:start w:val="1"/>
+      <w:numFmt w:val="decimal"/>
+      <w:lvlText w:val="%6."/>
+      <w:lvlJc w:val="left"/>
+      <w:pPr>
+        <w:tabs>
+          <w:tab w:val="num" w:pos="4320"/>
+        </w:tabs>
+        <w:ind w:left="4320" w:hanging="360"/>
+      </w:pPr>
+    </w:lvl>
+    <w:lvl w:ilvl="6" w:tentative="1">
+      <w:start w:val="1"/>
+      <w:numFmt w:val="decimal"/>
+      <w:lvlText w:val="%7."/>
+      <w:lvlJc w:val="left"/>
+      <w:pPr>
+        <w:tabs>
+          <w:tab w:val="num" w:pos="5040"/>
+        </w:tabs>
+        <w:ind w:left="5040" w:hanging="360"/>
+      </w:pPr>
+    </w:lvl>
+    <w:lvl w:ilvl="7" w:tentative="1">
+      <w:start w:val="1"/>
+      <w:numFmt w:val="decimal"/>
+      <w:lvlText w:val="%8."/>
+      <w:lvlJc w:val="left"/>
+      <w:pPr>
+        <w:tabs>
+          <w:tab w:val="num" w:pos="5760"/>
+        </w:tabs>
+        <w:ind w:left="5760" w:hanging="360"/>
+      </w:pPr>
+    </w:lvl>
+    <w:lvl w:ilvl="8" w:tentative="1">
+      <w:start w:val="1"/>
+      <w:numFmt w:val="decimal"/>
+      <w:lvlText w:val="%9."/>
+      <w:lvlJc w:val="left"/>
+      <w:pPr>
+        <w:tabs>
+          <w:tab w:val="num" w:pos="6480"/>
+        </w:tabs>
+        <w:ind w:left="6480" w:hanging="360"/>
+      </w:pPr>
+    </w:lvl>
+  </w:abstractNum>
+  <w:abstractNum w:abstractNumId="15" w15:restartNumberingAfterBreak="0">
+    <w:nsid w:val="561066FD"/>
+    <w:multiLevelType w:val="multilevel"/>
+    <w:tmpl w:val="9912D1EA"/>
+    <w:lvl w:ilvl="0">
+      <w:start w:val="1"/>
+      <w:numFmt w:val="bullet"/>
+      <w:lvlText w:val=""/>
+      <w:lvlJc w:val="left"/>
+      <w:pPr>
+        <w:tabs>
+          <w:tab w:val="num" w:pos="720"/>
+        </w:tabs>
+        <w:ind w:left="720" w:hanging="360"/>
+      </w:pPr>
+      <w:rPr>
+        <w:rFonts w:ascii="Symbol" w:hAnsi="Symbol" w:hint="default"/>
+        <w:sz w:val="20"/>
+      </w:rPr>
+    </w:lvl>
+    <w:lvl w:ilvl="1" w:tentative="1">
+      <w:start w:val="1"/>
+      <w:numFmt w:val="bullet"/>
+      <w:lvlText w:val="o"/>
+      <w:lvlJc w:val="left"/>
+      <w:pPr>
+        <w:tabs>
+          <w:tab w:val="num" w:pos="1440"/>
+        </w:tabs>
+        <w:ind w:left="1440" w:hanging="360"/>
+      </w:pPr>
+      <w:rPr>
+        <w:rFonts w:ascii="Courier New" w:hAnsi="Courier New" w:hint="default"/>
+        <w:sz w:val="20"/>
+      </w:rPr>
+    </w:lvl>
+    <w:lvl w:ilvl="2" w:tentative="1">
+      <w:start w:val="1"/>
+      <w:numFmt w:val="bullet"/>
+      <w:lvlText w:val=""/>
+      <w:lvlJc w:val="left"/>
+      <w:pPr>
+        <w:tabs>
+          <w:tab w:val="num" w:pos="2160"/>
+        </w:tabs>
+        <w:ind w:left="2160" w:hanging="360"/>
+      </w:pPr>
+      <w:rPr>
+        <w:rFonts w:ascii="Wingdings" w:hAnsi="Wingdings" w:hint="default"/>
+        <w:sz w:val="20"/>
+      </w:rPr>
+    </w:lvl>
+    <w:lvl w:ilvl="3" w:tentative="1">
+      <w:start w:val="1"/>
+      <w:numFmt w:val="bullet"/>
+      <w:lvlText w:val=""/>
+      <w:lvlJc w:val="left"/>
+      <w:pPr>
+        <w:tabs>
+          <w:tab w:val="num" w:pos="2880"/>
+        </w:tabs>
+        <w:ind w:left="2880" w:hanging="360"/>
+      </w:pPr>
+      <w:rPr>
+        <w:rFonts w:ascii="Wingdings" w:hAnsi="Wingdings" w:hint="default"/>
+        <w:sz w:val="20"/>
+      </w:rPr>
+    </w:lvl>
+    <w:lvl w:ilvl="4" w:tentative="1">
+      <w:start w:val="1"/>
+      <w:numFmt w:val="bullet"/>
+      <w:lvlText w:val=""/>
+      <w:lvlJc w:val="left"/>
+      <w:pPr>
+        <w:tabs>
+          <w:tab w:val="num" w:pos="3600"/>
+        </w:tabs>
+        <w:ind w:left="3600" w:hanging="360"/>
+      </w:pPr>
+      <w:rPr>
+        <w:rFonts w:ascii="Wingdings" w:hAnsi="Wingdings" w:hint="default"/>
+        <w:sz w:val="20"/>
+      </w:rPr>
+    </w:lvl>
+    <w:lvl w:ilvl="5" w:tentative="1">
+      <w:start w:val="1"/>
+      <w:numFmt w:val="bullet"/>
+      <w:lvlText w:val=""/>
+      <w:lvlJc w:val="left"/>
+      <w:pPr>
+        <w:tabs>
+          <w:tab w:val="num" w:pos="4320"/>
+        </w:tabs>
+        <w:ind w:left="4320" w:hanging="360"/>
+      </w:pPr>
+      <w:rPr>
+        <w:rFonts w:ascii="Wingdings" w:hAnsi="Wingdings" w:hint="default"/>
+        <w:sz w:val="20"/>
+      </w:rPr>
+    </w:lvl>
+    <w:lvl w:ilvl="6" w:tentative="1">
+      <w:start w:val="1"/>
+      <w:numFmt w:val="bullet"/>
+      <w:lvlText w:val=""/>
+      <w:lvlJc w:val="left"/>
+      <w:pPr>
+        <w:tabs>
+          <w:tab w:val="num" w:pos="5040"/>
+        </w:tabs>
+        <w:ind w:left="5040" w:hanging="360"/>
+      </w:pPr>
+      <w:rPr>
+        <w:rFonts w:ascii="Wingdings" w:hAnsi="Wingdings" w:hint="default"/>
+        <w:sz w:val="20"/>
+      </w:rPr>
+    </w:lvl>
+    <w:lvl w:ilvl="7" w:tentative="1">
+      <w:start w:val="1"/>
+      <w:numFmt w:val="bullet"/>
+      <w:lvlText w:val=""/>
+      <w:lvlJc w:val="left"/>
+      <w:pPr>
+        <w:tabs>
+          <w:tab w:val="num" w:pos="5760"/>
+        </w:tabs>
+        <w:ind w:left="5760" w:hanging="360"/>
+      </w:pPr>
+      <w:rPr>
+        <w:rFonts w:ascii="Wingdings" w:hAnsi="Wingdings" w:hint="default"/>
+        <w:sz w:val="20"/>
+      </w:rPr>
+    </w:lvl>
+    <w:lvl w:ilvl="8" w:tentative="1">
+      <w:start w:val="1"/>
+      <w:numFmt w:val="bullet"/>
+      <w:lvlText w:val=""/>
+      <w:lvlJc w:val="left"/>
+      <w:pPr>
+        <w:tabs>
+          <w:tab w:val="num" w:pos="6480"/>
+        </w:tabs>
+        <w:ind w:left="6480" w:hanging="360"/>
+      </w:pPr>
+      <w:rPr>
+        <w:rFonts w:ascii="Wingdings" w:hAnsi="Wingdings" w:hint="default"/>
+        <w:sz w:val="20"/>
+      </w:rPr>
+    </w:lvl>
+  </w:abstractNum>
+  <w:abstractNum w:abstractNumId="16" w15:restartNumberingAfterBreak="0">
     <w:nsid w:val="5ED55E1C"/>
     <w:multiLevelType w:val="multilevel"/>
     <w:tmpl w:val="431CE166"/>
@@ -4163,7 +5989,7 @@
       </w:rPr>
     </w:lvl>
   </w:abstractNum>
-  <w:abstractNum w:abstractNumId="7" w15:restartNumberingAfterBreak="0">
+  <w:abstractNum w:abstractNumId="17" w15:restartNumberingAfterBreak="0">
     <w:nsid w:val="61DC10B7"/>
     <w:multiLevelType w:val="multilevel"/>
     <w:tmpl w:val="F21468EE"/>
@@ -4312,7 +6138,156 @@
       </w:rPr>
     </w:lvl>
   </w:abstractNum>
-  <w:abstractNum w:abstractNumId="8" w15:restartNumberingAfterBreak="0">
+  <w:abstractNum w:abstractNumId="18" w15:restartNumberingAfterBreak="0">
+    <w:nsid w:val="645442E9"/>
+    <w:multiLevelType w:val="multilevel"/>
+    <w:tmpl w:val="663C734A"/>
+    <w:lvl w:ilvl="0">
+      <w:start w:val="1"/>
+      <w:numFmt w:val="bullet"/>
+      <w:lvlText w:val=""/>
+      <w:lvlJc w:val="left"/>
+      <w:pPr>
+        <w:tabs>
+          <w:tab w:val="num" w:pos="720"/>
+        </w:tabs>
+        <w:ind w:left="720" w:hanging="360"/>
+      </w:pPr>
+      <w:rPr>
+        <w:rFonts w:ascii="Symbol" w:hAnsi="Symbol" w:hint="default"/>
+        <w:sz w:val="20"/>
+      </w:rPr>
+    </w:lvl>
+    <w:lvl w:ilvl="1" w:tentative="1">
+      <w:start w:val="1"/>
+      <w:numFmt w:val="bullet"/>
+      <w:lvlText w:val="o"/>
+      <w:lvlJc w:val="left"/>
+      <w:pPr>
+        <w:tabs>
+          <w:tab w:val="num" w:pos="1440"/>
+        </w:tabs>
+        <w:ind w:left="1440" w:hanging="360"/>
+      </w:pPr>
+      <w:rPr>
+        <w:rFonts w:ascii="Courier New" w:hAnsi="Courier New" w:hint="default"/>
+        <w:sz w:val="20"/>
+      </w:rPr>
+    </w:lvl>
+    <w:lvl w:ilvl="2" w:tentative="1">
+      <w:start w:val="1"/>
+      <w:numFmt w:val="bullet"/>
+      <w:lvlText w:val=""/>
+      <w:lvlJc w:val="left"/>
+      <w:pPr>
+        <w:tabs>
+          <w:tab w:val="num" w:pos="2160"/>
+        </w:tabs>
+        <w:ind w:left="2160" w:hanging="360"/>
+      </w:pPr>
+      <w:rPr>
+        <w:rFonts w:ascii="Wingdings" w:hAnsi="Wingdings" w:hint="default"/>
+        <w:sz w:val="20"/>
+      </w:rPr>
+    </w:lvl>
+    <w:lvl w:ilvl="3" w:tentative="1">
+      <w:start w:val="1"/>
+      <w:numFmt w:val="bullet"/>
+      <w:lvlText w:val=""/>
+      <w:lvlJc w:val="left"/>
+      <w:pPr>
+        <w:tabs>
+          <w:tab w:val="num" w:pos="2880"/>
+        </w:tabs>
+        <w:ind w:left="2880" w:hanging="360"/>
+      </w:pPr>
+      <w:rPr>
+        <w:rFonts w:ascii="Wingdings" w:hAnsi="Wingdings" w:hint="default"/>
+        <w:sz w:val="20"/>
+      </w:rPr>
+    </w:lvl>
+    <w:lvl w:ilvl="4" w:tentative="1">
+      <w:start w:val="1"/>
+      <w:numFmt w:val="bullet"/>
+      <w:lvlText w:val=""/>
+      <w:lvlJc w:val="left"/>
+      <w:pPr>
+        <w:tabs>
+          <w:tab w:val="num" w:pos="3600"/>
+        </w:tabs>
+        <w:ind w:left="3600" w:hanging="360"/>
+      </w:pPr>
+      <w:rPr>
+        <w:rFonts w:ascii="Wingdings" w:hAnsi="Wingdings" w:hint="default"/>
+        <w:sz w:val="20"/>
+      </w:rPr>
+    </w:lvl>
+    <w:lvl w:ilvl="5" w:tentative="1">
+      <w:start w:val="1"/>
+      <w:numFmt w:val="bullet"/>
+      <w:lvlText w:val=""/>
+      <w:lvlJc w:val="left"/>
+      <w:pPr>
+        <w:tabs>
+          <w:tab w:val="num" w:pos="4320"/>
+        </w:tabs>
+        <w:ind w:left="4320" w:hanging="360"/>
+      </w:pPr>
+      <w:rPr>
+        <w:rFonts w:ascii="Wingdings" w:hAnsi="Wingdings" w:hint="default"/>
+        <w:sz w:val="20"/>
+      </w:rPr>
+    </w:lvl>
+    <w:lvl w:ilvl="6" w:tentative="1">
+      <w:start w:val="1"/>
+      <w:numFmt w:val="bullet"/>
+      <w:lvlText w:val=""/>
+      <w:lvlJc w:val="left"/>
+      <w:pPr>
+        <w:tabs>
+          <w:tab w:val="num" w:pos="5040"/>
+        </w:tabs>
+        <w:ind w:left="5040" w:hanging="360"/>
+      </w:pPr>
+      <w:rPr>
+        <w:rFonts w:ascii="Wingdings" w:hAnsi="Wingdings" w:hint="default"/>
+        <w:sz w:val="20"/>
+      </w:rPr>
+    </w:lvl>
+    <w:lvl w:ilvl="7" w:tentative="1">
+      <w:start w:val="1"/>
+      <w:numFmt w:val="bullet"/>
+      <w:lvlText w:val=""/>
+      <w:lvlJc w:val="left"/>
+      <w:pPr>
+        <w:tabs>
+          <w:tab w:val="num" w:pos="5760"/>
+        </w:tabs>
+        <w:ind w:left="5760" w:hanging="360"/>
+      </w:pPr>
+      <w:rPr>
+        <w:rFonts w:ascii="Wingdings" w:hAnsi="Wingdings" w:hint="default"/>
+        <w:sz w:val="20"/>
+      </w:rPr>
+    </w:lvl>
+    <w:lvl w:ilvl="8" w:tentative="1">
+      <w:start w:val="1"/>
+      <w:numFmt w:val="bullet"/>
+      <w:lvlText w:val=""/>
+      <w:lvlJc w:val="left"/>
+      <w:pPr>
+        <w:tabs>
+          <w:tab w:val="num" w:pos="6480"/>
+        </w:tabs>
+        <w:ind w:left="6480" w:hanging="360"/>
+      </w:pPr>
+      <w:rPr>
+        <w:rFonts w:ascii="Wingdings" w:hAnsi="Wingdings" w:hint="default"/>
+        <w:sz w:val="20"/>
+      </w:rPr>
+    </w:lvl>
+  </w:abstractNum>
+  <w:abstractNum w:abstractNumId="19" w15:restartNumberingAfterBreak="0">
     <w:nsid w:val="674F0A26"/>
     <w:multiLevelType w:val="multilevel"/>
     <w:tmpl w:val="06F8C15E"/>
@@ -4461,7 +6436,156 @@
       </w:rPr>
     </w:lvl>
   </w:abstractNum>
-  <w:abstractNum w:abstractNumId="9" w15:restartNumberingAfterBreak="0">
+  <w:abstractNum w:abstractNumId="20" w15:restartNumberingAfterBreak="0">
+    <w:nsid w:val="6BD16E5B"/>
+    <w:multiLevelType w:val="multilevel"/>
+    <w:tmpl w:val="F086D5DE"/>
+    <w:lvl w:ilvl="0">
+      <w:start w:val="1"/>
+      <w:numFmt w:val="bullet"/>
+      <w:lvlText w:val=""/>
+      <w:lvlJc w:val="left"/>
+      <w:pPr>
+        <w:tabs>
+          <w:tab w:val="num" w:pos="720"/>
+        </w:tabs>
+        <w:ind w:left="720" w:hanging="360"/>
+      </w:pPr>
+      <w:rPr>
+        <w:rFonts w:ascii="Symbol" w:hAnsi="Symbol" w:hint="default"/>
+        <w:sz w:val="20"/>
+      </w:rPr>
+    </w:lvl>
+    <w:lvl w:ilvl="1" w:tentative="1">
+      <w:start w:val="1"/>
+      <w:numFmt w:val="bullet"/>
+      <w:lvlText w:val="o"/>
+      <w:lvlJc w:val="left"/>
+      <w:pPr>
+        <w:tabs>
+          <w:tab w:val="num" w:pos="1440"/>
+        </w:tabs>
+        <w:ind w:left="1440" w:hanging="360"/>
+      </w:pPr>
+      <w:rPr>
+        <w:rFonts w:ascii="Courier New" w:hAnsi="Courier New" w:hint="default"/>
+        <w:sz w:val="20"/>
+      </w:rPr>
+    </w:lvl>
+    <w:lvl w:ilvl="2" w:tentative="1">
+      <w:start w:val="1"/>
+      <w:numFmt w:val="bullet"/>
+      <w:lvlText w:val=""/>
+      <w:lvlJc w:val="left"/>
+      <w:pPr>
+        <w:tabs>
+          <w:tab w:val="num" w:pos="2160"/>
+        </w:tabs>
+        <w:ind w:left="2160" w:hanging="360"/>
+      </w:pPr>
+      <w:rPr>
+        <w:rFonts w:ascii="Wingdings" w:hAnsi="Wingdings" w:hint="default"/>
+        <w:sz w:val="20"/>
+      </w:rPr>
+    </w:lvl>
+    <w:lvl w:ilvl="3" w:tentative="1">
+      <w:start w:val="1"/>
+      <w:numFmt w:val="bullet"/>
+      <w:lvlText w:val=""/>
+      <w:lvlJc w:val="left"/>
+      <w:pPr>
+        <w:tabs>
+          <w:tab w:val="num" w:pos="2880"/>
+        </w:tabs>
+        <w:ind w:left="2880" w:hanging="360"/>
+      </w:pPr>
+      <w:rPr>
+        <w:rFonts w:ascii="Wingdings" w:hAnsi="Wingdings" w:hint="default"/>
+        <w:sz w:val="20"/>
+      </w:rPr>
+    </w:lvl>
+    <w:lvl w:ilvl="4" w:tentative="1">
+      <w:start w:val="1"/>
+      <w:numFmt w:val="bullet"/>
+      <w:lvlText w:val=""/>
+      <w:lvlJc w:val="left"/>
+      <w:pPr>
+        <w:tabs>
+          <w:tab w:val="num" w:pos="3600"/>
+        </w:tabs>
+        <w:ind w:left="3600" w:hanging="360"/>
+      </w:pPr>
+      <w:rPr>
+        <w:rFonts w:ascii="Wingdings" w:hAnsi="Wingdings" w:hint="default"/>
+        <w:sz w:val="20"/>
+      </w:rPr>
+    </w:lvl>
+    <w:lvl w:ilvl="5" w:tentative="1">
+      <w:start w:val="1"/>
+      <w:numFmt w:val="bullet"/>
+      <w:lvlText w:val=""/>
+      <w:lvlJc w:val="left"/>
+      <w:pPr>
+        <w:tabs>
+          <w:tab w:val="num" w:pos="4320"/>
+        </w:tabs>
+        <w:ind w:left="4320" w:hanging="360"/>
+      </w:pPr>
+      <w:rPr>
+        <w:rFonts w:ascii="Wingdings" w:hAnsi="Wingdings" w:hint="default"/>
+        <w:sz w:val="20"/>
+      </w:rPr>
+    </w:lvl>
+    <w:lvl w:ilvl="6" w:tentative="1">
+      <w:start w:val="1"/>
+      <w:numFmt w:val="bullet"/>
+      <w:lvlText w:val=""/>
+      <w:lvlJc w:val="left"/>
+      <w:pPr>
+        <w:tabs>
+          <w:tab w:val="num" w:pos="5040"/>
+        </w:tabs>
+        <w:ind w:left="5040" w:hanging="360"/>
+      </w:pPr>
+      <w:rPr>
+        <w:rFonts w:ascii="Wingdings" w:hAnsi="Wingdings" w:hint="default"/>
+        <w:sz w:val="20"/>
+      </w:rPr>
+    </w:lvl>
+    <w:lvl w:ilvl="7" w:tentative="1">
+      <w:start w:val="1"/>
+      <w:numFmt w:val="bullet"/>
+      <w:lvlText w:val=""/>
+      <w:lvlJc w:val="left"/>
+      <w:pPr>
+        <w:tabs>
+          <w:tab w:val="num" w:pos="5760"/>
+        </w:tabs>
+        <w:ind w:left="5760" w:hanging="360"/>
+      </w:pPr>
+      <w:rPr>
+        <w:rFonts w:ascii="Wingdings" w:hAnsi="Wingdings" w:hint="default"/>
+        <w:sz w:val="20"/>
+      </w:rPr>
+    </w:lvl>
+    <w:lvl w:ilvl="8" w:tentative="1">
+      <w:start w:val="1"/>
+      <w:numFmt w:val="bullet"/>
+      <w:lvlText w:val=""/>
+      <w:lvlJc w:val="left"/>
+      <w:pPr>
+        <w:tabs>
+          <w:tab w:val="num" w:pos="6480"/>
+        </w:tabs>
+        <w:ind w:left="6480" w:hanging="360"/>
+      </w:pPr>
+      <w:rPr>
+        <w:rFonts w:ascii="Wingdings" w:hAnsi="Wingdings" w:hint="default"/>
+        <w:sz w:val="20"/>
+      </w:rPr>
+    </w:lvl>
+  </w:abstractNum>
+  <w:abstractNum w:abstractNumId="21" w15:restartNumberingAfterBreak="0">
     <w:nsid w:val="705C493C"/>
     <w:multiLevelType w:val="multilevel"/>
     <w:tmpl w:val="A6661594"/>
@@ -4574,35 +6698,223 @@
       </w:pPr>
     </w:lvl>
   </w:abstractNum>
+  <w:abstractNum w:abstractNumId="22" w15:restartNumberingAfterBreak="0">
+    <w:nsid w:val="7840111C"/>
+    <w:multiLevelType w:val="multilevel"/>
+    <w:tmpl w:val="458EE88C"/>
+    <w:lvl w:ilvl="0">
+      <w:start w:val="1"/>
+      <w:numFmt w:val="bullet"/>
+      <w:lvlText w:val=""/>
+      <w:lvlJc w:val="left"/>
+      <w:pPr>
+        <w:tabs>
+          <w:tab w:val="num" w:pos="720"/>
+        </w:tabs>
+        <w:ind w:left="720" w:hanging="360"/>
+      </w:pPr>
+      <w:rPr>
+        <w:rFonts w:ascii="Symbol" w:hAnsi="Symbol" w:hint="default"/>
+        <w:sz w:val="20"/>
+      </w:rPr>
+    </w:lvl>
+    <w:lvl w:ilvl="1" w:tentative="1">
+      <w:start w:val="1"/>
+      <w:numFmt w:val="bullet"/>
+      <w:lvlText w:val="o"/>
+      <w:lvlJc w:val="left"/>
+      <w:pPr>
+        <w:tabs>
+          <w:tab w:val="num" w:pos="1440"/>
+        </w:tabs>
+        <w:ind w:left="1440" w:hanging="360"/>
+      </w:pPr>
+      <w:rPr>
+        <w:rFonts w:ascii="Courier New" w:hAnsi="Courier New" w:hint="default"/>
+        <w:sz w:val="20"/>
+      </w:rPr>
+    </w:lvl>
+    <w:lvl w:ilvl="2" w:tentative="1">
+      <w:start w:val="1"/>
+      <w:numFmt w:val="bullet"/>
+      <w:lvlText w:val=""/>
+      <w:lvlJc w:val="left"/>
+      <w:pPr>
+        <w:tabs>
+          <w:tab w:val="num" w:pos="2160"/>
+        </w:tabs>
+        <w:ind w:left="2160" w:hanging="360"/>
+      </w:pPr>
+      <w:rPr>
+        <w:rFonts w:ascii="Wingdings" w:hAnsi="Wingdings" w:hint="default"/>
+        <w:sz w:val="20"/>
+      </w:rPr>
+    </w:lvl>
+    <w:lvl w:ilvl="3" w:tentative="1">
+      <w:start w:val="1"/>
+      <w:numFmt w:val="bullet"/>
+      <w:lvlText w:val=""/>
+      <w:lvlJc w:val="left"/>
+      <w:pPr>
+        <w:tabs>
+          <w:tab w:val="num" w:pos="2880"/>
+        </w:tabs>
+        <w:ind w:left="2880" w:hanging="360"/>
+      </w:pPr>
+      <w:rPr>
+        <w:rFonts w:ascii="Wingdings" w:hAnsi="Wingdings" w:hint="default"/>
+        <w:sz w:val="20"/>
+      </w:rPr>
+    </w:lvl>
+    <w:lvl w:ilvl="4" w:tentative="1">
+      <w:start w:val="1"/>
+      <w:numFmt w:val="bullet"/>
+      <w:lvlText w:val=""/>
+      <w:lvlJc w:val="left"/>
+      <w:pPr>
+        <w:tabs>
+          <w:tab w:val="num" w:pos="3600"/>
+        </w:tabs>
+        <w:ind w:left="3600" w:hanging="360"/>
+      </w:pPr>
+      <w:rPr>
+        <w:rFonts w:ascii="Wingdings" w:hAnsi="Wingdings" w:hint="default"/>
+        <w:sz w:val="20"/>
+      </w:rPr>
+    </w:lvl>
+    <w:lvl w:ilvl="5" w:tentative="1">
+      <w:start w:val="1"/>
+      <w:numFmt w:val="bullet"/>
+      <w:lvlText w:val=""/>
+      <w:lvlJc w:val="left"/>
+      <w:pPr>
+        <w:tabs>
+          <w:tab w:val="num" w:pos="4320"/>
+        </w:tabs>
+        <w:ind w:left="4320" w:hanging="360"/>
+      </w:pPr>
+      <w:rPr>
+        <w:rFonts w:ascii="Wingdings" w:hAnsi="Wingdings" w:hint="default"/>
+        <w:sz w:val="20"/>
+      </w:rPr>
+    </w:lvl>
+    <w:lvl w:ilvl="6" w:tentative="1">
+      <w:start w:val="1"/>
+      <w:numFmt w:val="bullet"/>
+      <w:lvlText w:val=""/>
+      <w:lvlJc w:val="left"/>
+      <w:pPr>
+        <w:tabs>
+          <w:tab w:val="num" w:pos="5040"/>
+        </w:tabs>
+        <w:ind w:left="5040" w:hanging="360"/>
+      </w:pPr>
+      <w:rPr>
+        <w:rFonts w:ascii="Wingdings" w:hAnsi="Wingdings" w:hint="default"/>
+        <w:sz w:val="20"/>
+      </w:rPr>
+    </w:lvl>
+    <w:lvl w:ilvl="7" w:tentative="1">
+      <w:start w:val="1"/>
+      <w:numFmt w:val="bullet"/>
+      <w:lvlText w:val=""/>
+      <w:lvlJc w:val="left"/>
+      <w:pPr>
+        <w:tabs>
+          <w:tab w:val="num" w:pos="5760"/>
+        </w:tabs>
+        <w:ind w:left="5760" w:hanging="360"/>
+      </w:pPr>
+      <w:rPr>
+        <w:rFonts w:ascii="Wingdings" w:hAnsi="Wingdings" w:hint="default"/>
+        <w:sz w:val="20"/>
+      </w:rPr>
+    </w:lvl>
+    <w:lvl w:ilvl="8" w:tentative="1">
+      <w:start w:val="1"/>
+      <w:numFmt w:val="bullet"/>
+      <w:lvlText w:val=""/>
+      <w:lvlJc w:val="left"/>
+      <w:pPr>
+        <w:tabs>
+          <w:tab w:val="num" w:pos="6480"/>
+        </w:tabs>
+        <w:ind w:left="6480" w:hanging="360"/>
+      </w:pPr>
+      <w:rPr>
+        <w:rFonts w:ascii="Wingdings" w:hAnsi="Wingdings" w:hint="default"/>
+        <w:sz w:val="20"/>
+      </w:rPr>
+    </w:lvl>
+  </w:abstractNum>
   <w:num w:numId="1" w16cid:durableId="209347183">
+    <w:abstractNumId w:val="3"/>
+  </w:num>
+  <w:num w:numId="2" w16cid:durableId="1227572510">
+    <w:abstractNumId w:val="4"/>
+  </w:num>
+  <w:num w:numId="3" w16cid:durableId="1189761973">
+    <w:abstractNumId w:val="16"/>
+  </w:num>
+  <w:num w:numId="4" w16cid:durableId="1159931208">
+    <w:abstractNumId w:val="5"/>
+  </w:num>
+  <w:num w:numId="5" w16cid:durableId="1915973506">
+    <w:abstractNumId w:val="19"/>
+  </w:num>
+  <w:num w:numId="6" w16cid:durableId="502282697">
+    <w:abstractNumId w:val="6"/>
+  </w:num>
+  <w:num w:numId="7" w16cid:durableId="1832021445">
     <w:abstractNumId w:val="1"/>
   </w:num>
-  <w:num w:numId="2" w16cid:durableId="1227572510">
+  <w:num w:numId="8" w16cid:durableId="420296117">
+    <w:abstractNumId w:val="21"/>
+  </w:num>
+  <w:num w:numId="9" w16cid:durableId="1815180444">
+    <w:abstractNumId w:val="10"/>
+  </w:num>
+  <w:num w:numId="10" w16cid:durableId="1732651839">
+    <w:abstractNumId w:val="17"/>
+  </w:num>
+  <w:num w:numId="11" w16cid:durableId="206138587">
+    <w:abstractNumId w:val="9"/>
+  </w:num>
+  <w:num w:numId="12" w16cid:durableId="1336151392">
+    <w:abstractNumId w:val="15"/>
+  </w:num>
+  <w:num w:numId="13" w16cid:durableId="962612418">
+    <w:abstractNumId w:val="12"/>
+  </w:num>
+  <w:num w:numId="14" w16cid:durableId="1691294812">
+    <w:abstractNumId w:val="0"/>
+  </w:num>
+  <w:num w:numId="15" w16cid:durableId="2079862242">
+    <w:abstractNumId w:val="11"/>
+  </w:num>
+  <w:num w:numId="16" w16cid:durableId="419106484">
+    <w:abstractNumId w:val="20"/>
+  </w:num>
+  <w:num w:numId="17" w16cid:durableId="1907572159">
+    <w:abstractNumId w:val="13"/>
+  </w:num>
+  <w:num w:numId="18" w16cid:durableId="914508438">
     <w:abstractNumId w:val="2"/>
   </w:num>
-  <w:num w:numId="3" w16cid:durableId="1189761973">
-    <w:abstractNumId w:val="6"/>
+  <w:num w:numId="19" w16cid:durableId="1044596755">
+    <w:abstractNumId w:val="7"/>
   </w:num>
-  <w:num w:numId="4" w16cid:durableId="1159931208">
-    <w:abstractNumId w:val="3"/>
+  <w:num w:numId="20" w16cid:durableId="1294679266">
+    <w:abstractNumId w:val="14"/>
   </w:num>
-  <w:num w:numId="5" w16cid:durableId="1915973506">
+  <w:num w:numId="21" w16cid:durableId="1856384527">
+    <w:abstractNumId w:val="22"/>
+  </w:num>
+  <w:num w:numId="22" w16cid:durableId="140660229">
     <w:abstractNumId w:val="8"/>
   </w:num>
-  <w:num w:numId="6" w16cid:durableId="502282697">
-    <w:abstractNumId w:val="4"/>
-  </w:num>
-  <w:num w:numId="7" w16cid:durableId="1832021445">
-    <w:abstractNumId w:val="0"/>
-  </w:num>
-  <w:num w:numId="8" w16cid:durableId="420296117">
-    <w:abstractNumId w:val="9"/>
-  </w:num>
-  <w:num w:numId="9" w16cid:durableId="1815180444">
-    <w:abstractNumId w:val="5"/>
-  </w:num>
-  <w:num w:numId="10" w16cid:durableId="1732651839">
-    <w:abstractNumId w:val="7"/>
+  <w:num w:numId="23" w16cid:durableId="810757107">
+    <w:abstractNumId w:val="18"/>
   </w:num>
 </w:numbering>
 </file>
@@ -5210,7 +7522,6 @@
   <w:style w:type="character" w:default="1" w:styleId="DefaultParagraphFont">
     <w:name w:val="Default Paragraph Font"/>
     <w:uiPriority w:val="1"/>
-    <w:semiHidden/>
     <w:unhideWhenUsed/>
   </w:style>
   <w:style w:type="table" w:default="1" w:styleId="TableNormal">

--- a/ReadME.docx
+++ b/ReadME.docx
@@ -171,185 +171,171 @@
       <w:r>
         <w:rPr>
           <w:rFonts w:ascii="Arial" w:eastAsia="Times New Roman" w:hAnsi="Arial" w:cs="Arial"/>
+          <w:color w:val="1F2328"/>
+          <w:kern w:val="36"/>
+          <w:sz w:val="28"/>
+          <w:szCs w:val="28"/>
+          <w:lang w:eastAsia="en-ZA"/>
+          <w14:ligatures w14:val="none"/>
+        </w:rPr>
+        <w:t>This project shows:</w:t>
+      </w:r>
+    </w:p>
+    <w:p>
+      <w:pPr>
+        <w:numPr>
+          <w:ilvl w:val="0"/>
+          <w:numId w:val="24"/>
+        </w:numPr>
+        <w:rPr>
+          <w:rFonts w:ascii="Arial" w:eastAsia="Times New Roman" w:hAnsi="Arial" w:cs="Arial"/>
+          <w:color w:val="1F2328"/>
+          <w:kern w:val="36"/>
+          <w:sz w:val="28"/>
+          <w:szCs w:val="28"/>
+          <w:lang w:eastAsia="en-ZA"/>
+          <w14:ligatures w14:val="none"/>
+        </w:rPr>
+      </w:pPr>
+      <w:r>
+        <w:rPr>
+          <w:rFonts w:ascii="Arial" w:eastAsia="Times New Roman" w:hAnsi="Arial" w:cs="Arial"/>
+          <w:color w:val="1F2328"/>
+          <w:kern w:val="36"/>
+          <w:sz w:val="28"/>
+          <w:szCs w:val="28"/>
+          <w:lang w:eastAsia="en-ZA"/>
+          <w14:ligatures w14:val="none"/>
+        </w:rPr>
+        <w:t>UI design principles.</w:t>
+      </w:r>
+    </w:p>
+    <w:p>
+      <w:pPr>
+        <w:numPr>
+          <w:ilvl w:val="0"/>
+          <w:numId w:val="24"/>
+        </w:numPr>
+        <w:rPr>
+          <w:rFonts w:ascii="Arial" w:eastAsia="Times New Roman" w:hAnsi="Arial" w:cs="Arial"/>
+          <w:color w:val="1F2328"/>
+          <w:kern w:val="36"/>
+          <w:sz w:val="28"/>
+          <w:szCs w:val="28"/>
+          <w:lang w:eastAsia="en-ZA"/>
+          <w14:ligatures w14:val="none"/>
+        </w:rPr>
+      </w:pPr>
+      <w:r>
+        <w:rPr>
+          <w:rFonts w:ascii="Arial" w:eastAsia="Times New Roman" w:hAnsi="Arial" w:cs="Arial"/>
+          <w:color w:val="1F2328"/>
+          <w:kern w:val="36"/>
+          <w:sz w:val="28"/>
+          <w:szCs w:val="28"/>
+          <w:lang w:eastAsia="en-ZA"/>
+          <w14:ligatures w14:val="none"/>
+        </w:rPr>
+        <w:t>Activity navigation.</w:t>
+      </w:r>
+    </w:p>
+    <w:p>
+      <w:pPr>
+        <w:numPr>
+          <w:ilvl w:val="0"/>
+          <w:numId w:val="24"/>
+        </w:numPr>
+        <w:rPr>
+          <w:rFonts w:ascii="Arial" w:eastAsia="Times New Roman" w:hAnsi="Arial" w:cs="Arial"/>
+          <w:color w:val="1F2328"/>
+          <w:kern w:val="36"/>
+          <w:sz w:val="28"/>
+          <w:szCs w:val="28"/>
+          <w:lang w:eastAsia="en-ZA"/>
+          <w14:ligatures w14:val="none"/>
+        </w:rPr>
+      </w:pPr>
+      <w:r>
+        <w:rPr>
+          <w:rFonts w:ascii="Arial" w:eastAsia="Times New Roman" w:hAnsi="Arial" w:cs="Arial"/>
+          <w:color w:val="1F2328"/>
+          <w:kern w:val="36"/>
+          <w:sz w:val="28"/>
+          <w:szCs w:val="28"/>
+          <w:lang w:eastAsia="en-ZA"/>
+          <w14:ligatures w14:val="none"/>
+        </w:rPr>
+        <w:t>Kotlin Programming Logic.</w:t>
+      </w:r>
+    </w:p>
+    <w:p>
+      <w:pPr>
+        <w:numPr>
+          <w:ilvl w:val="0"/>
+          <w:numId w:val="24"/>
+        </w:numPr>
+        <w:rPr>
+          <w:rFonts w:ascii="Arial" w:eastAsia="Times New Roman" w:hAnsi="Arial" w:cs="Arial"/>
+          <w:color w:val="1F2328"/>
+          <w:kern w:val="36"/>
+          <w:sz w:val="28"/>
+          <w:szCs w:val="28"/>
+          <w:lang w:eastAsia="en-ZA"/>
+          <w14:ligatures w14:val="none"/>
+        </w:rPr>
+      </w:pPr>
+      <w:r>
+        <w:rPr>
+          <w:rFonts w:ascii="Arial" w:eastAsia="Times New Roman" w:hAnsi="Arial" w:cs="Arial"/>
+          <w:color w:val="1F2328"/>
+          <w:kern w:val="36"/>
+          <w:sz w:val="28"/>
+          <w:szCs w:val="28"/>
+          <w:lang w:eastAsia="en-ZA"/>
+          <w14:ligatures w14:val="none"/>
+        </w:rPr>
+        <w:t>User interaction handling.</w:t>
+      </w:r>
+    </w:p>
+    <w:p>
+      <w:pPr>
+        <w:numPr>
+          <w:ilvl w:val="0"/>
+          <w:numId w:val="24"/>
+        </w:numPr>
+        <w:rPr>
+          <w:rFonts w:ascii="Arial" w:eastAsia="Times New Roman" w:hAnsi="Arial" w:cs="Arial"/>
+          <w:color w:val="1F2328"/>
+          <w:kern w:val="36"/>
+          <w:sz w:val="28"/>
+          <w:szCs w:val="28"/>
+          <w:lang w:eastAsia="en-ZA"/>
+          <w14:ligatures w14:val="none"/>
+        </w:rPr>
+      </w:pPr>
+      <w:r>
+        <w:rPr>
+          <w:rFonts w:ascii="Arial" w:eastAsia="Times New Roman" w:hAnsi="Arial" w:cs="Arial"/>
+          <w:color w:val="1F2328"/>
+          <w:kern w:val="36"/>
+          <w:sz w:val="28"/>
+          <w:szCs w:val="28"/>
+          <w:lang w:eastAsia="en-ZA"/>
+          <w14:ligatures w14:val="none"/>
+        </w:rPr>
+        <w:t>Data passing between screens.</w:t>
+      </w:r>
+    </w:p>
+    <w:p>
+      <w:pPr>
+        <w:rPr>
+          <w:rFonts w:ascii="Arial" w:eastAsia="Times New Roman" w:hAnsi="Arial" w:cs="Arial"/>
           <w:b/>
           <w:bCs/>
           <w:color w:val="1F2328"/>
           <w:kern w:val="36"/>
-          <w:sz w:val="28"/>
-          <w:szCs w:val="28"/>
-          <w:lang w:eastAsia="en-ZA"/>
-          <w14:ligatures w14:val="none"/>
-        </w:rPr>
-        <w:t xml:space="preserve"> </w:t>
-      </w:r>
-      <w:r>
-        <w:rPr>
-          <w:rFonts w:ascii="Arial" w:eastAsia="Times New Roman" w:hAnsi="Arial" w:cs="Arial"/>
-          <w:color w:val="1F2328"/>
-          <w:kern w:val="36"/>
-          <w:sz w:val="28"/>
-          <w:szCs w:val="28"/>
-          <w:lang w:eastAsia="en-ZA"/>
-          <w14:ligatures w14:val="none"/>
-        </w:rPr>
-        <w:t>This project shows:</w:t>
-      </w:r>
-    </w:p>
-    <w:p>
-      <w:pPr>
-        <w:numPr>
-          <w:ilvl w:val="0"/>
-          <w:numId w:val="11"/>
-        </w:numPr>
-        <w:rPr>
-          <w:rFonts w:ascii="Arial" w:eastAsia="Times New Roman" w:hAnsi="Arial" w:cs="Arial"/>
-          <w:color w:val="1F2328"/>
-          <w:kern w:val="36"/>
-          <w:sz w:val="28"/>
-          <w:szCs w:val="28"/>
-          <w:lang w:eastAsia="en-ZA"/>
-          <w14:ligatures w14:val="none"/>
-        </w:rPr>
-      </w:pPr>
-      <w:r>
-        <w:rPr>
-          <w:rFonts w:ascii="Arial" w:eastAsia="Times New Roman" w:hAnsi="Arial" w:cs="Arial"/>
-          <w:color w:val="1F2328"/>
-          <w:kern w:val="36"/>
-          <w:sz w:val="28"/>
-          <w:szCs w:val="28"/>
-          <w:lang w:eastAsia="en-ZA"/>
-          <w14:ligatures w14:val="none"/>
-        </w:rPr>
-        <w:t>UI design principles.</w:t>
-      </w:r>
-    </w:p>
-    <w:p>
-      <w:pPr>
-        <w:numPr>
-          <w:ilvl w:val="0"/>
-          <w:numId w:val="11"/>
-        </w:numPr>
-        <w:rPr>
-          <w:rFonts w:ascii="Arial" w:eastAsia="Times New Roman" w:hAnsi="Arial" w:cs="Arial"/>
-          <w:color w:val="1F2328"/>
-          <w:kern w:val="36"/>
-          <w:sz w:val="28"/>
-          <w:szCs w:val="28"/>
-          <w:lang w:eastAsia="en-ZA"/>
-          <w14:ligatures w14:val="none"/>
-        </w:rPr>
-      </w:pPr>
-      <w:r>
-        <w:rPr>
-          <w:rFonts w:ascii="Arial" w:eastAsia="Times New Roman" w:hAnsi="Arial" w:cs="Arial"/>
-          <w:color w:val="1F2328"/>
-          <w:kern w:val="36"/>
-          <w:sz w:val="28"/>
-          <w:szCs w:val="28"/>
-          <w:lang w:eastAsia="en-ZA"/>
-          <w14:ligatures w14:val="none"/>
-        </w:rPr>
-        <w:t>Activity navigation.</w:t>
-      </w:r>
-    </w:p>
-    <w:p>
-      <w:pPr>
-        <w:numPr>
-          <w:ilvl w:val="0"/>
-          <w:numId w:val="11"/>
-        </w:numPr>
-        <w:rPr>
-          <w:rFonts w:ascii="Arial" w:eastAsia="Times New Roman" w:hAnsi="Arial" w:cs="Arial"/>
-          <w:color w:val="1F2328"/>
-          <w:kern w:val="36"/>
-          <w:sz w:val="28"/>
-          <w:szCs w:val="28"/>
-          <w:lang w:eastAsia="en-ZA"/>
-          <w14:ligatures w14:val="none"/>
-        </w:rPr>
-      </w:pPr>
-      <w:r>
-        <w:rPr>
-          <w:rFonts w:ascii="Arial" w:eastAsia="Times New Roman" w:hAnsi="Arial" w:cs="Arial"/>
-          <w:color w:val="1F2328"/>
-          <w:kern w:val="36"/>
-          <w:sz w:val="28"/>
-          <w:szCs w:val="28"/>
-          <w:lang w:eastAsia="en-ZA"/>
-          <w14:ligatures w14:val="none"/>
-        </w:rPr>
-        <w:t>Kotlin Programming Logic.</w:t>
-      </w:r>
-    </w:p>
-    <w:p>
-      <w:pPr>
-        <w:numPr>
-          <w:ilvl w:val="0"/>
-          <w:numId w:val="11"/>
-        </w:numPr>
-        <w:rPr>
-          <w:rFonts w:ascii="Arial" w:eastAsia="Times New Roman" w:hAnsi="Arial" w:cs="Arial"/>
-          <w:color w:val="1F2328"/>
-          <w:kern w:val="36"/>
-          <w:sz w:val="28"/>
-          <w:szCs w:val="28"/>
-          <w:lang w:eastAsia="en-ZA"/>
-          <w14:ligatures w14:val="none"/>
-        </w:rPr>
-      </w:pPr>
-      <w:r>
-        <w:rPr>
-          <w:rFonts w:ascii="Arial" w:eastAsia="Times New Roman" w:hAnsi="Arial" w:cs="Arial"/>
-          <w:color w:val="1F2328"/>
-          <w:kern w:val="36"/>
-          <w:sz w:val="28"/>
-          <w:szCs w:val="28"/>
-          <w:lang w:eastAsia="en-ZA"/>
-          <w14:ligatures w14:val="none"/>
-        </w:rPr>
-        <w:t>User interaction handling.</w:t>
-      </w:r>
-    </w:p>
-    <w:p>
-      <w:pPr>
-        <w:numPr>
-          <w:ilvl w:val="0"/>
-          <w:numId w:val="11"/>
-        </w:numPr>
-        <w:rPr>
-          <w:rFonts w:ascii="Arial" w:eastAsia="Times New Roman" w:hAnsi="Arial" w:cs="Arial"/>
-          <w:color w:val="1F2328"/>
-          <w:kern w:val="36"/>
-          <w:sz w:val="28"/>
-          <w:szCs w:val="28"/>
-          <w:lang w:eastAsia="en-ZA"/>
-          <w14:ligatures w14:val="none"/>
-        </w:rPr>
-      </w:pPr>
-      <w:r>
-        <w:rPr>
-          <w:rFonts w:ascii="Arial" w:eastAsia="Times New Roman" w:hAnsi="Arial" w:cs="Arial"/>
-          <w:color w:val="1F2328"/>
-          <w:kern w:val="36"/>
-          <w:sz w:val="28"/>
-          <w:szCs w:val="28"/>
-          <w:lang w:eastAsia="en-ZA"/>
-          <w14:ligatures w14:val="none"/>
-        </w:rPr>
-        <w:t>Data passing between screens</w:t>
-      </w:r>
-    </w:p>
-    <w:p>
-      <w:pPr>
-        <w:rPr>
-          <w:rFonts w:ascii="Arial" w:eastAsia="Times New Roman" w:hAnsi="Arial" w:cs="Arial"/>
-          <w:b/>
-          <w:bCs/>
-          <w:color w:val="1F2328"/>
-          <w:kern w:val="36"/>
-          <w:sz w:val="28"/>
-          <w:szCs w:val="28"/>
+          <w:sz w:val="32"/>
+          <w:szCs w:val="32"/>
           <w:lang w:eastAsia="en-ZA"/>
           <w14:ligatures w14:val="none"/>
         </w:rPr>
@@ -361,8 +347,8 @@
           <w:bCs/>
           <w:color w:val="1F2328"/>
           <w:kern w:val="36"/>
-          <w:sz w:val="28"/>
-          <w:szCs w:val="28"/>
+          <w:sz w:val="32"/>
+          <w:szCs w:val="32"/>
           <w:lang w:eastAsia="en-ZA"/>
           <w14:ligatures w14:val="none"/>
         </w:rPr>
@@ -375,8 +361,8 @@
           <w:bCs/>
           <w:color w:val="1F2328"/>
           <w:kern w:val="36"/>
-          <w:sz w:val="28"/>
-          <w:szCs w:val="28"/>
+          <w:sz w:val="32"/>
+          <w:szCs w:val="32"/>
           <w:lang w:eastAsia="en-ZA"/>
           <w14:ligatures w14:val="none"/>
         </w:rPr>
@@ -391,8 +377,8 @@
           <w:bCs/>
           <w:color w:val="1F2328"/>
           <w:kern w:val="36"/>
-          <w:sz w:val="28"/>
-          <w:szCs w:val="28"/>
+          <w:sz w:val="32"/>
+          <w:szCs w:val="32"/>
           <w:lang w:eastAsia="en-ZA"/>
           <w14:ligatures w14:val="none"/>
         </w:rPr>
@@ -404,8 +390,8 @@
           <w:bCs/>
           <w:color w:val="1F2328"/>
           <w:kern w:val="36"/>
-          <w:sz w:val="28"/>
-          <w:szCs w:val="28"/>
+          <w:sz w:val="32"/>
+          <w:szCs w:val="32"/>
           <w:lang w:eastAsia="en-ZA"/>
           <w14:ligatures w14:val="none"/>
         </w:rPr>
@@ -418,8 +404,8 @@
           <w:bCs/>
           <w:color w:val="1F2328"/>
           <w:kern w:val="36"/>
-          <w:sz w:val="28"/>
-          <w:szCs w:val="28"/>
+          <w:sz w:val="32"/>
+          <w:szCs w:val="32"/>
           <w:lang w:eastAsia="en-ZA"/>
           <w14:ligatures w14:val="none"/>
         </w:rPr>
@@ -432,8 +418,8 @@
           <w:bCs/>
           <w:color w:val="1F2328"/>
           <w:kern w:val="36"/>
-          <w:sz w:val="28"/>
-          <w:szCs w:val="28"/>
+          <w:sz w:val="32"/>
+          <w:szCs w:val="32"/>
           <w:lang w:eastAsia="en-ZA"/>
           <w14:ligatures w14:val="none"/>
         </w:rPr>
@@ -446,8 +432,8 @@
           <w:bCs/>
           <w:color w:val="1F2328"/>
           <w:kern w:val="36"/>
-          <w:sz w:val="28"/>
-          <w:szCs w:val="28"/>
+          <w:sz w:val="32"/>
+          <w:szCs w:val="32"/>
           <w:lang w:eastAsia="en-ZA"/>
           <w14:ligatures w14:val="none"/>
         </w:rPr>
@@ -458,7 +444,7 @@
       <w:pPr>
         <w:numPr>
           <w:ilvl w:val="0"/>
-          <w:numId w:val="12"/>
+          <w:numId w:val="25"/>
         </w:numPr>
         <w:rPr>
           <w:rFonts w:ascii="Arial" w:eastAsia="Times New Roman" w:hAnsi="Arial" w:cs="Arial"/>
@@ -487,7 +473,7 @@
       <w:pPr>
         <w:numPr>
           <w:ilvl w:val="0"/>
-          <w:numId w:val="12"/>
+          <w:numId w:val="25"/>
         </w:numPr>
         <w:rPr>
           <w:rFonts w:ascii="Arial" w:eastAsia="Times New Roman" w:hAnsi="Arial" w:cs="Arial"/>
@@ -538,12 +524,11 @@
           <w:lang w:eastAsia="en-ZA"/>
           <w14:ligatures w14:val="none"/>
         </w:rPr>
-        <w:lastRenderedPageBreak/>
         <w:drawing>
-          <wp:inline distT="0" distB="0" distL="0" distR="0" wp14:anchorId="04D4C5D3" wp14:editId="77D1708C">
-            <wp:extent cx="3451860" cy="5044440"/>
-            <wp:effectExtent l="0" t="0" r="0" b="3810"/>
-            <wp:docPr id="723917180" name="Picture 14" descr="FlashCardScore Screen">
+          <wp:inline distT="0" distB="0" distL="0" distR="0" wp14:anchorId="2E7E69DA" wp14:editId="223A0FDE">
+            <wp:extent cx="2788920" cy="4075640"/>
+            <wp:effectExtent l="0" t="0" r="0" b="1270"/>
+            <wp:docPr id="418869628" name="Picture 14" descr="FlashCardScore Screen">
               <a:hlinkClick xmlns:a="http://schemas.openxmlformats.org/drawingml/2006/main" r:id="rId5" tgtFrame="&quot;_blank&quot;"/>
             </wp:docPr>
             <wp:cNvGraphicFramePr>
@@ -576,7 +561,7 @@
                   <pic:spPr bwMode="auto">
                     <a:xfrm>
                       <a:off x="0" y="0"/>
-                      <a:ext cx="3451860" cy="5044440"/>
+                      <a:ext cx="2790198" cy="4077507"/>
                     </a:xfrm>
                     <a:prstGeom prst="rect">
                       <a:avLst/>
@@ -601,8 +586,8 @@
           <w:bCs/>
           <w:color w:val="1F2328"/>
           <w:kern w:val="36"/>
-          <w:sz w:val="28"/>
-          <w:szCs w:val="28"/>
+          <w:sz w:val="32"/>
+          <w:szCs w:val="32"/>
           <w:lang w:eastAsia="en-ZA"/>
           <w14:ligatures w14:val="none"/>
         </w:rPr>
@@ -614,11 +599,12 @@
           <w:bCs/>
           <w:color w:val="1F2328"/>
           <w:kern w:val="36"/>
-          <w:sz w:val="28"/>
-          <w:szCs w:val="28"/>
-          <w:lang w:eastAsia="en-ZA"/>
-          <w14:ligatures w14:val="none"/>
-        </w:rPr>
+          <w:sz w:val="32"/>
+          <w:szCs w:val="32"/>
+          <w:lang w:eastAsia="en-ZA"/>
+          <w14:ligatures w14:val="none"/>
+        </w:rPr>
+        <w:lastRenderedPageBreak/>
         <w:t>❓</w:t>
       </w:r>
       <w:r>
@@ -628,8 +614,8 @@
           <w:bCs/>
           <w:color w:val="1F2328"/>
           <w:kern w:val="36"/>
-          <w:sz w:val="28"/>
-          <w:szCs w:val="28"/>
+          <w:sz w:val="32"/>
+          <w:szCs w:val="32"/>
           <w:lang w:eastAsia="en-ZA"/>
           <w14:ligatures w14:val="none"/>
         </w:rPr>
@@ -663,10 +649,10 @@
           <w14:ligatures w14:val="none"/>
         </w:rPr>
         <w:drawing>
-          <wp:inline distT="0" distB="0" distL="0" distR="0" wp14:anchorId="71B5F27C" wp14:editId="64E4D83F">
+          <wp:inline distT="0" distB="0" distL="0" distR="0" wp14:anchorId="42AFA2D7" wp14:editId="612755A5">
             <wp:extent cx="3383280" cy="2552700"/>
             <wp:effectExtent l="0" t="0" r="7620" b="0"/>
-            <wp:docPr id="713082417" name="Picture 13" descr="Quiz Screen ">
+            <wp:docPr id="1650699877" name="Picture 13" descr="Quiz Screen ">
               <a:hlinkClick xmlns:a="http://schemas.openxmlformats.org/drawingml/2006/main" r:id="rId7" tgtFrame="&quot;_blank&quot;"/>
             </wp:docPr>
             <wp:cNvGraphicFramePr>
@@ -720,7 +706,7 @@
       <w:pPr>
         <w:numPr>
           <w:ilvl w:val="0"/>
-          <w:numId w:val="13"/>
+          <w:numId w:val="26"/>
         </w:numPr>
         <w:rPr>
           <w:rFonts w:ascii="Arial" w:eastAsia="Times New Roman" w:hAnsi="Arial" w:cs="Arial"/>
@@ -763,7 +749,7 @@
       <w:pPr>
         <w:numPr>
           <w:ilvl w:val="0"/>
-          <w:numId w:val="13"/>
+          <w:numId w:val="26"/>
         </w:numPr>
         <w:rPr>
           <w:rFonts w:ascii="Arial" w:eastAsia="Times New Roman" w:hAnsi="Arial" w:cs="Arial"/>
@@ -792,7 +778,7 @@
       <w:pPr>
         <w:numPr>
           <w:ilvl w:val="1"/>
-          <w:numId w:val="13"/>
+          <w:numId w:val="26"/>
         </w:numPr>
         <w:rPr>
           <w:rFonts w:ascii="Arial" w:eastAsia="Times New Roman" w:hAnsi="Arial" w:cs="Arial"/>
@@ -821,7 +807,7 @@
       <w:pPr>
         <w:numPr>
           <w:ilvl w:val="1"/>
-          <w:numId w:val="13"/>
+          <w:numId w:val="26"/>
         </w:numPr>
         <w:rPr>
           <w:rFonts w:ascii="Arial" w:eastAsia="Times New Roman" w:hAnsi="Arial" w:cs="Arial"/>
@@ -850,7 +836,7 @@
       <w:pPr>
         <w:numPr>
           <w:ilvl w:val="0"/>
-          <w:numId w:val="13"/>
+          <w:numId w:val="26"/>
         </w:numPr>
         <w:rPr>
           <w:rFonts w:ascii="Arial" w:eastAsia="Times New Roman" w:hAnsi="Arial" w:cs="Arial"/>
@@ -872,7 +858,6 @@
           <w:lang w:eastAsia="en-ZA"/>
           <w14:ligatures w14:val="none"/>
         </w:rPr>
-        <w:lastRenderedPageBreak/>
         <w:t>Feedback after answering:</w:t>
       </w:r>
     </w:p>
@@ -880,7 +865,7 @@
       <w:pPr>
         <w:numPr>
           <w:ilvl w:val="1"/>
-          <w:numId w:val="13"/>
+          <w:numId w:val="26"/>
         </w:numPr>
         <w:rPr>
           <w:rFonts w:ascii="Arial" w:eastAsia="Times New Roman" w:hAnsi="Arial" w:cs="Arial"/>
@@ -944,10 +929,10 @@
           <w14:ligatures w14:val="none"/>
         </w:rPr>
         <w:drawing>
-          <wp:inline distT="0" distB="0" distL="0" distR="0" wp14:anchorId="6C248025" wp14:editId="1A39B3CF">
-            <wp:extent cx="3581400" cy="3162300"/>
+          <wp:inline distT="0" distB="0" distL="0" distR="0" wp14:anchorId="6706F95B" wp14:editId="65E34C28">
+            <wp:extent cx="3352800" cy="2499360"/>
             <wp:effectExtent l="0" t="0" r="0" b="0"/>
-            <wp:docPr id="1349230784" name="Picture 12" descr="Quiz Screen ">
+            <wp:docPr id="2076297043" name="Picture 12" descr="Quiz Screen ">
               <a:hlinkClick xmlns:a="http://schemas.openxmlformats.org/drawingml/2006/main" r:id="rId9" tgtFrame="&quot;_blank&quot;"/>
             </wp:docPr>
             <wp:cNvGraphicFramePr>
@@ -980,7 +965,7 @@
                   <pic:spPr bwMode="auto">
                     <a:xfrm>
                       <a:off x="0" y="0"/>
-                      <a:ext cx="3581400" cy="3162300"/>
+                      <a:ext cx="3352800" cy="2499360"/>
                     </a:xfrm>
                     <a:prstGeom prst="rect">
                       <a:avLst/>
@@ -1001,7 +986,7 @@
       <w:pPr>
         <w:numPr>
           <w:ilvl w:val="1"/>
-          <w:numId w:val="13"/>
+          <w:numId w:val="26"/>
         </w:numPr>
         <w:rPr>
           <w:rFonts w:ascii="Arial" w:eastAsia="Times New Roman" w:hAnsi="Arial" w:cs="Arial"/>
@@ -1064,11 +1049,12 @@
           <w:lang w:eastAsia="en-ZA"/>
           <w14:ligatures w14:val="none"/>
         </w:rPr>
+        <w:lastRenderedPageBreak/>
         <w:drawing>
-          <wp:inline distT="0" distB="0" distL="0" distR="0" wp14:anchorId="4F550A72" wp14:editId="32955763">
-            <wp:extent cx="3406140" cy="3314700"/>
-            <wp:effectExtent l="0" t="0" r="3810" b="0"/>
-            <wp:docPr id="988529758" name="Picture 11" descr="Quiz Screen">
+          <wp:inline distT="0" distB="0" distL="0" distR="0" wp14:anchorId="1198FD71" wp14:editId="5197D243">
+            <wp:extent cx="3474720" cy="3063240"/>
+            <wp:effectExtent l="0" t="0" r="0" b="3810"/>
+            <wp:docPr id="169107674" name="Picture 11" descr="Quiz Screen">
               <a:hlinkClick xmlns:a="http://schemas.openxmlformats.org/drawingml/2006/main" r:id="rId11" tgtFrame="&quot;_blank&quot;"/>
             </wp:docPr>
             <wp:cNvGraphicFramePr>
@@ -1101,7 +1087,7 @@
                   <pic:spPr bwMode="auto">
                     <a:xfrm>
                       <a:off x="0" y="0"/>
-                      <a:ext cx="3406140" cy="3314700"/>
+                      <a:ext cx="3474720" cy="3063240"/>
                     </a:xfrm>
                     <a:prstGeom prst="rect">
                       <a:avLst/>
@@ -1151,8 +1137,8 @@
           <w:bCs/>
           <w:color w:val="1F2328"/>
           <w:kern w:val="36"/>
-          <w:sz w:val="28"/>
-          <w:szCs w:val="28"/>
+          <w:sz w:val="32"/>
+          <w:szCs w:val="32"/>
           <w:lang w:eastAsia="en-ZA"/>
           <w14:ligatures w14:val="none"/>
         </w:rPr>
@@ -1164,8 +1150,8 @@
           <w:bCs/>
           <w:color w:val="1F2328"/>
           <w:kern w:val="36"/>
-          <w:sz w:val="28"/>
-          <w:szCs w:val="28"/>
+          <w:sz w:val="32"/>
+          <w:szCs w:val="32"/>
           <w:lang w:eastAsia="en-ZA"/>
           <w14:ligatures w14:val="none"/>
         </w:rPr>
@@ -1178,8 +1164,8 @@
           <w:bCs/>
           <w:color w:val="1F2328"/>
           <w:kern w:val="36"/>
-          <w:sz w:val="28"/>
-          <w:szCs w:val="28"/>
+          <w:sz w:val="32"/>
+          <w:szCs w:val="32"/>
           <w:lang w:eastAsia="en-ZA"/>
           <w14:ligatures w14:val="none"/>
         </w:rPr>
@@ -1190,7 +1176,7 @@
       <w:pPr>
         <w:numPr>
           <w:ilvl w:val="0"/>
-          <w:numId w:val="14"/>
+          <w:numId w:val="27"/>
         </w:numPr>
         <w:rPr>
           <w:rFonts w:ascii="Arial" w:eastAsia="Times New Roman" w:hAnsi="Arial" w:cs="Arial"/>
@@ -1241,12 +1227,11 @@
           <w:lang w:eastAsia="en-ZA"/>
           <w14:ligatures w14:val="none"/>
         </w:rPr>
-        <w:lastRenderedPageBreak/>
         <w:drawing>
-          <wp:inline distT="0" distB="0" distL="0" distR="0" wp14:anchorId="0C7E8CC3" wp14:editId="3F055F9F">
+          <wp:inline distT="0" distB="0" distL="0" distR="0" wp14:anchorId="353F8250" wp14:editId="1ECA8313">
             <wp:extent cx="3017520" cy="1996440"/>
             <wp:effectExtent l="0" t="0" r="0" b="3810"/>
-            <wp:docPr id="1373720245" name="Picture 10" descr="Score Screen">
+            <wp:docPr id="1321307331" name="Picture 10" descr="Score Screen">
               <a:hlinkClick xmlns:a="http://schemas.openxmlformats.org/drawingml/2006/main" r:id="rId13" tgtFrame="&quot;_blank&quot;"/>
             </wp:docPr>
             <wp:cNvGraphicFramePr>
@@ -1300,7 +1285,7 @@
       <w:pPr>
         <w:numPr>
           <w:ilvl w:val="0"/>
-          <w:numId w:val="14"/>
+          <w:numId w:val="27"/>
         </w:numPr>
         <w:rPr>
           <w:rFonts w:ascii="Arial" w:eastAsia="Times New Roman" w:hAnsi="Arial" w:cs="Arial"/>
@@ -1329,7 +1314,7 @@
       <w:pPr>
         <w:numPr>
           <w:ilvl w:val="0"/>
-          <w:numId w:val="14"/>
+          <w:numId w:val="27"/>
         </w:numPr>
         <w:rPr>
           <w:rFonts w:ascii="Arial" w:eastAsia="Times New Roman" w:hAnsi="Arial" w:cs="Arial"/>
@@ -1380,11 +1365,12 @@
           <w:lang w:eastAsia="en-ZA"/>
           <w14:ligatures w14:val="none"/>
         </w:rPr>
+        <w:lastRenderedPageBreak/>
         <w:drawing>
-          <wp:inline distT="0" distB="0" distL="0" distR="0" wp14:anchorId="6DEAC40B" wp14:editId="41EC33E4">
+          <wp:inline distT="0" distB="0" distL="0" distR="0" wp14:anchorId="6076FB9F" wp14:editId="50A727D5">
             <wp:extent cx="3489960" cy="6400800"/>
             <wp:effectExtent l="0" t="0" r="0" b="0"/>
-            <wp:docPr id="1051869963" name="Picture 9" descr="Score Screen">
+            <wp:docPr id="1523682989" name="Picture 9" descr="Score Screen">
               <a:hlinkClick xmlns:a="http://schemas.openxmlformats.org/drawingml/2006/main" r:id="rId15" tgtFrame="&quot;_blank&quot;"/>
             </wp:docPr>
             <wp:cNvGraphicFramePr>
@@ -1487,10 +1473,10 @@
         </w:rPr>
         <w:lastRenderedPageBreak/>
         <w:drawing>
-          <wp:inline distT="0" distB="0" distL="0" distR="0" wp14:anchorId="626FC478" wp14:editId="4915FBA2">
+          <wp:inline distT="0" distB="0" distL="0" distR="0" wp14:anchorId="4F9FE451" wp14:editId="4909F822">
             <wp:extent cx="3436620" cy="6393180"/>
             <wp:effectExtent l="0" t="0" r="0" b="7620"/>
-            <wp:docPr id="2110037461" name="Picture 8" descr="Score Screen">
+            <wp:docPr id="1169663557" name="Picture 8" descr="Score Screen">
               <a:hlinkClick xmlns:a="http://schemas.openxmlformats.org/drawingml/2006/main" r:id="rId17" tgtFrame="&quot;_blank&quot;"/>
             </wp:docPr>
             <wp:cNvGraphicFramePr>
@@ -1548,8 +1534,8 @@
           <w:bCs/>
           <w:color w:val="1F2328"/>
           <w:kern w:val="36"/>
-          <w:sz w:val="28"/>
-          <w:szCs w:val="28"/>
+          <w:sz w:val="32"/>
+          <w:szCs w:val="32"/>
           <w:lang w:eastAsia="en-ZA"/>
           <w14:ligatures w14:val="none"/>
         </w:rPr>
@@ -1561,8 +1547,8 @@
           <w:bCs/>
           <w:color w:val="1F2328"/>
           <w:kern w:val="36"/>
-          <w:sz w:val="28"/>
-          <w:szCs w:val="28"/>
+          <w:sz w:val="32"/>
+          <w:szCs w:val="32"/>
           <w:lang w:eastAsia="en-ZA"/>
           <w14:ligatures w14:val="none"/>
         </w:rPr>
@@ -1575,8 +1561,8 @@
           <w:bCs/>
           <w:color w:val="1F2328"/>
           <w:kern w:val="36"/>
-          <w:sz w:val="28"/>
-          <w:szCs w:val="28"/>
+          <w:sz w:val="32"/>
+          <w:szCs w:val="32"/>
           <w:lang w:eastAsia="en-ZA"/>
           <w14:ligatures w14:val="none"/>
         </w:rPr>
@@ -1587,7 +1573,7 @@
       <w:pPr>
         <w:numPr>
           <w:ilvl w:val="0"/>
-          <w:numId w:val="15"/>
+          <w:numId w:val="28"/>
         </w:numPr>
         <w:rPr>
           <w:rFonts w:ascii="Arial" w:eastAsia="Times New Roman" w:hAnsi="Arial" w:cs="Arial"/>
@@ -1620,8 +1606,8 @@
           <w:bCs/>
           <w:color w:val="1F2328"/>
           <w:kern w:val="36"/>
-          <w:sz w:val="28"/>
-          <w:szCs w:val="28"/>
+          <w:sz w:val="32"/>
+          <w:szCs w:val="32"/>
           <w:lang w:eastAsia="en-ZA"/>
           <w14:ligatures w14:val="none"/>
         </w:rPr>
@@ -1633,8 +1619,8 @@
           <w:bCs/>
           <w:color w:val="1F2328"/>
           <w:kern w:val="36"/>
-          <w:sz w:val="28"/>
-          <w:szCs w:val="28"/>
+          <w:sz w:val="32"/>
+          <w:szCs w:val="32"/>
           <w:lang w:eastAsia="en-ZA"/>
           <w14:ligatures w14:val="none"/>
         </w:rPr>
@@ -1647,8 +1633,8 @@
           <w:bCs/>
           <w:color w:val="1F2328"/>
           <w:kern w:val="36"/>
-          <w:sz w:val="28"/>
-          <w:szCs w:val="28"/>
+          <w:sz w:val="32"/>
+          <w:szCs w:val="32"/>
           <w:lang w:eastAsia="en-ZA"/>
           <w14:ligatures w14:val="none"/>
         </w:rPr>
@@ -1659,7 +1645,7 @@
       <w:pPr>
         <w:numPr>
           <w:ilvl w:val="0"/>
-          <w:numId w:val="16"/>
+          <w:numId w:val="29"/>
         </w:numPr>
         <w:rPr>
           <w:rFonts w:ascii="Arial" w:eastAsia="Times New Roman" w:hAnsi="Arial" w:cs="Arial"/>
@@ -1688,7 +1674,7 @@
       <w:pPr>
         <w:numPr>
           <w:ilvl w:val="0"/>
-          <w:numId w:val="16"/>
+          <w:numId w:val="29"/>
         </w:numPr>
         <w:rPr>
           <w:rFonts w:ascii="Arial" w:eastAsia="Times New Roman" w:hAnsi="Arial" w:cs="Arial"/>
@@ -1717,7 +1703,7 @@
       <w:pPr>
         <w:numPr>
           <w:ilvl w:val="0"/>
-          <w:numId w:val="16"/>
+          <w:numId w:val="29"/>
         </w:numPr>
         <w:rPr>
           <w:rFonts w:ascii="Arial" w:eastAsia="Times New Roman" w:hAnsi="Arial" w:cs="Arial"/>
@@ -1746,7 +1732,7 @@
       <w:pPr>
         <w:numPr>
           <w:ilvl w:val="0"/>
-          <w:numId w:val="16"/>
+          <w:numId w:val="29"/>
         </w:numPr>
         <w:rPr>
           <w:rFonts w:ascii="Arial" w:eastAsia="Times New Roman" w:hAnsi="Arial" w:cs="Arial"/>
@@ -1779,8 +1765,8 @@
           <w:bCs/>
           <w:color w:val="1F2328"/>
           <w:kern w:val="36"/>
-          <w:sz w:val="28"/>
-          <w:szCs w:val="28"/>
+          <w:sz w:val="32"/>
+          <w:szCs w:val="32"/>
           <w:lang w:eastAsia="en-ZA"/>
           <w14:ligatures w14:val="none"/>
         </w:rPr>
@@ -1792,8 +1778,8 @@
           <w:bCs/>
           <w:color w:val="1F2328"/>
           <w:kern w:val="36"/>
-          <w:sz w:val="28"/>
-          <w:szCs w:val="28"/>
+          <w:sz w:val="32"/>
+          <w:szCs w:val="32"/>
           <w:lang w:eastAsia="en-ZA"/>
           <w14:ligatures w14:val="none"/>
         </w:rPr>
@@ -1806,8 +1792,8 @@
           <w:bCs/>
           <w:color w:val="1F2328"/>
           <w:kern w:val="36"/>
-          <w:sz w:val="28"/>
-          <w:szCs w:val="28"/>
+          <w:sz w:val="32"/>
+          <w:szCs w:val="32"/>
           <w:lang w:eastAsia="en-ZA"/>
           <w14:ligatures w14:val="none"/>
         </w:rPr>
@@ -1818,7 +1804,7 @@
       <w:pPr>
         <w:numPr>
           <w:ilvl w:val="0"/>
-          <w:numId w:val="17"/>
+          <w:numId w:val="30"/>
         </w:numPr>
         <w:rPr>
           <w:rFonts w:ascii="Arial" w:eastAsia="Times New Roman" w:hAnsi="Arial" w:cs="Arial"/>
@@ -1847,7 +1833,7 @@
       <w:pPr>
         <w:numPr>
           <w:ilvl w:val="0"/>
-          <w:numId w:val="17"/>
+          <w:numId w:val="30"/>
         </w:numPr>
         <w:rPr>
           <w:rFonts w:ascii="Arial" w:eastAsia="Times New Roman" w:hAnsi="Arial" w:cs="Arial"/>
@@ -1877,7 +1863,7 @@
       <w:pPr>
         <w:numPr>
           <w:ilvl w:val="0"/>
-          <w:numId w:val="17"/>
+          <w:numId w:val="30"/>
         </w:numPr>
         <w:rPr>
           <w:rFonts w:ascii="Arial" w:eastAsia="Times New Roman" w:hAnsi="Arial" w:cs="Arial"/>
@@ -1906,7 +1892,7 @@
       <w:pPr>
         <w:numPr>
           <w:ilvl w:val="0"/>
-          <w:numId w:val="17"/>
+          <w:numId w:val="30"/>
         </w:numPr>
         <w:rPr>
           <w:rFonts w:ascii="Arial" w:eastAsia="Times New Roman" w:hAnsi="Arial" w:cs="Arial"/>
@@ -1935,7 +1921,7 @@
       <w:pPr>
         <w:numPr>
           <w:ilvl w:val="0"/>
-          <w:numId w:val="17"/>
+          <w:numId w:val="30"/>
         </w:numPr>
         <w:rPr>
           <w:rFonts w:ascii="Arial" w:eastAsia="Times New Roman" w:hAnsi="Arial" w:cs="Arial"/>
@@ -1964,7 +1950,7 @@
       <w:pPr>
         <w:numPr>
           <w:ilvl w:val="0"/>
-          <w:numId w:val="17"/>
+          <w:numId w:val="30"/>
         </w:numPr>
         <w:rPr>
           <w:rFonts w:ascii="Arial" w:eastAsia="Times New Roman" w:hAnsi="Arial" w:cs="Arial"/>
@@ -1993,7 +1979,7 @@
       <w:pPr>
         <w:numPr>
           <w:ilvl w:val="0"/>
-          <w:numId w:val="17"/>
+          <w:numId w:val="30"/>
         </w:numPr>
         <w:rPr>
           <w:rFonts w:ascii="Arial" w:eastAsia="Times New Roman" w:hAnsi="Arial" w:cs="Arial"/>
@@ -2022,7 +2008,7 @@
       <w:pPr>
         <w:numPr>
           <w:ilvl w:val="0"/>
-          <w:numId w:val="17"/>
+          <w:numId w:val="30"/>
         </w:numPr>
         <w:rPr>
           <w:rFonts w:ascii="Arial" w:eastAsia="Times New Roman" w:hAnsi="Arial" w:cs="Arial"/>
@@ -2055,8 +2041,8 @@
           <w:bCs/>
           <w:color w:val="1F2328"/>
           <w:kern w:val="36"/>
-          <w:sz w:val="28"/>
-          <w:szCs w:val="28"/>
+          <w:sz w:val="32"/>
+          <w:szCs w:val="32"/>
           <w:lang w:eastAsia="en-ZA"/>
           <w14:ligatures w14:val="none"/>
         </w:rPr>
@@ -2068,8 +2054,8 @@
           <w:bCs/>
           <w:color w:val="1F2328"/>
           <w:kern w:val="36"/>
-          <w:sz w:val="28"/>
-          <w:szCs w:val="28"/>
+          <w:sz w:val="32"/>
+          <w:szCs w:val="32"/>
           <w:lang w:eastAsia="en-ZA"/>
           <w14:ligatures w14:val="none"/>
         </w:rPr>
@@ -2082,8 +2068,8 @@
           <w:bCs/>
           <w:color w:val="1F2328"/>
           <w:kern w:val="36"/>
-          <w:sz w:val="28"/>
-          <w:szCs w:val="28"/>
+          <w:sz w:val="32"/>
+          <w:szCs w:val="32"/>
           <w:lang w:eastAsia="en-ZA"/>
           <w14:ligatures w14:val="none"/>
         </w:rPr>
@@ -2094,7 +2080,7 @@
       <w:pPr>
         <w:numPr>
           <w:ilvl w:val="0"/>
-          <w:numId w:val="18"/>
+          <w:numId w:val="31"/>
         </w:numPr>
         <w:rPr>
           <w:rFonts w:ascii="Arial" w:eastAsia="Times New Roman" w:hAnsi="Arial" w:cs="Arial"/>
@@ -2123,7 +2109,7 @@
       <w:pPr>
         <w:numPr>
           <w:ilvl w:val="0"/>
-          <w:numId w:val="18"/>
+          <w:numId w:val="31"/>
         </w:numPr>
         <w:rPr>
           <w:rFonts w:ascii="Arial" w:eastAsia="Times New Roman" w:hAnsi="Arial" w:cs="Arial"/>
@@ -2152,7 +2138,7 @@
       <w:pPr>
         <w:numPr>
           <w:ilvl w:val="0"/>
-          <w:numId w:val="18"/>
+          <w:numId w:val="31"/>
         </w:numPr>
         <w:rPr>
           <w:rFonts w:ascii="Arial" w:eastAsia="Times New Roman" w:hAnsi="Arial" w:cs="Arial"/>
@@ -2181,7 +2167,7 @@
       <w:pPr>
         <w:numPr>
           <w:ilvl w:val="0"/>
-          <w:numId w:val="18"/>
+          <w:numId w:val="31"/>
         </w:numPr>
         <w:rPr>
           <w:rFonts w:ascii="Arial" w:eastAsia="Times New Roman" w:hAnsi="Arial" w:cs="Arial"/>
@@ -2214,8 +2200,8 @@
           <w:bCs/>
           <w:color w:val="1F2328"/>
           <w:kern w:val="36"/>
-          <w:sz w:val="28"/>
-          <w:szCs w:val="28"/>
+          <w:sz w:val="32"/>
+          <w:szCs w:val="32"/>
           <w:lang w:eastAsia="en-ZA"/>
           <w14:ligatures w14:val="none"/>
         </w:rPr>
@@ -2227,8 +2213,8 @@
           <w:bCs/>
           <w:color w:val="1F2328"/>
           <w:kern w:val="36"/>
-          <w:sz w:val="28"/>
-          <w:szCs w:val="28"/>
+          <w:sz w:val="32"/>
+          <w:szCs w:val="32"/>
           <w:lang w:eastAsia="en-ZA"/>
           <w14:ligatures w14:val="none"/>
         </w:rPr>
@@ -2241,8 +2227,8 @@
           <w:bCs/>
           <w:color w:val="1F2328"/>
           <w:kern w:val="36"/>
-          <w:sz w:val="28"/>
-          <w:szCs w:val="28"/>
+          <w:sz w:val="32"/>
+          <w:szCs w:val="32"/>
           <w:lang w:eastAsia="en-ZA"/>
           <w14:ligatures w14:val="none"/>
         </w:rPr>
@@ -2253,7 +2239,7 @@
       <w:pPr>
         <w:numPr>
           <w:ilvl w:val="0"/>
-          <w:numId w:val="19"/>
+          <w:numId w:val="32"/>
         </w:numPr>
         <w:rPr>
           <w:rFonts w:ascii="Arial" w:eastAsia="Times New Roman" w:hAnsi="Arial" w:cs="Arial"/>
@@ -2282,7 +2268,7 @@
       <w:pPr>
         <w:numPr>
           <w:ilvl w:val="1"/>
-          <w:numId w:val="19"/>
+          <w:numId w:val="32"/>
         </w:numPr>
         <w:rPr>
           <w:rFonts w:ascii="Arial" w:eastAsia="Times New Roman" w:hAnsi="Arial" w:cs="Arial"/>
@@ -2311,7 +2297,7 @@
       <w:pPr>
         <w:numPr>
           <w:ilvl w:val="0"/>
-          <w:numId w:val="19"/>
+          <w:numId w:val="32"/>
         </w:numPr>
         <w:rPr>
           <w:rFonts w:ascii="Arial" w:eastAsia="Times New Roman" w:hAnsi="Arial" w:cs="Arial"/>
@@ -2340,7 +2326,7 @@
       <w:pPr>
         <w:numPr>
           <w:ilvl w:val="1"/>
-          <w:numId w:val="19"/>
+          <w:numId w:val="32"/>
         </w:numPr>
         <w:rPr>
           <w:rFonts w:ascii="Arial" w:eastAsia="Times New Roman" w:hAnsi="Arial" w:cs="Arial"/>
@@ -2369,7 +2355,7 @@
       <w:pPr>
         <w:numPr>
           <w:ilvl w:val="0"/>
-          <w:numId w:val="19"/>
+          <w:numId w:val="32"/>
         </w:numPr>
         <w:rPr>
           <w:rFonts w:ascii="Arial" w:eastAsia="Times New Roman" w:hAnsi="Arial" w:cs="Arial"/>
@@ -2398,7 +2384,7 @@
       <w:pPr>
         <w:numPr>
           <w:ilvl w:val="1"/>
-          <w:numId w:val="19"/>
+          <w:numId w:val="32"/>
         </w:numPr>
         <w:rPr>
           <w:rFonts w:ascii="Arial" w:eastAsia="Times New Roman" w:hAnsi="Arial" w:cs="Arial"/>
@@ -2457,8 +2443,8 @@
           <w:bCs/>
           <w:color w:val="1F2328"/>
           <w:kern w:val="36"/>
-          <w:sz w:val="28"/>
-          <w:szCs w:val="28"/>
+          <w:sz w:val="32"/>
+          <w:szCs w:val="32"/>
           <w:lang w:eastAsia="en-ZA"/>
           <w14:ligatures w14:val="none"/>
         </w:rPr>
@@ -2470,8 +2456,8 @@
           <w:bCs/>
           <w:color w:val="1F2328"/>
           <w:kern w:val="36"/>
-          <w:sz w:val="28"/>
-          <w:szCs w:val="28"/>
+          <w:sz w:val="32"/>
+          <w:szCs w:val="32"/>
           <w:lang w:eastAsia="en-ZA"/>
           <w14:ligatures w14:val="none"/>
         </w:rPr>
@@ -2484,8 +2470,8 @@
           <w:bCs/>
           <w:color w:val="1F2328"/>
           <w:kern w:val="36"/>
-          <w:sz w:val="28"/>
-          <w:szCs w:val="28"/>
+          <w:sz w:val="32"/>
+          <w:szCs w:val="32"/>
           <w:lang w:eastAsia="en-ZA"/>
           <w14:ligatures w14:val="none"/>
         </w:rPr>
@@ -2496,7 +2482,7 @@
       <w:pPr>
         <w:numPr>
           <w:ilvl w:val="0"/>
-          <w:numId w:val="20"/>
+          <w:numId w:val="33"/>
         </w:numPr>
         <w:rPr>
           <w:rFonts w:ascii="Arial" w:eastAsia="Times New Roman" w:hAnsi="Arial" w:cs="Arial"/>
@@ -2527,7 +2513,7 @@
       <w:pPr>
         <w:numPr>
           <w:ilvl w:val="0"/>
-          <w:numId w:val="20"/>
+          <w:numId w:val="33"/>
         </w:numPr>
         <w:rPr>
           <w:rFonts w:ascii="Arial" w:eastAsia="Times New Roman" w:hAnsi="Arial" w:cs="Arial"/>
@@ -2556,7 +2542,7 @@
       <w:pPr>
         <w:numPr>
           <w:ilvl w:val="0"/>
-          <w:numId w:val="20"/>
+          <w:numId w:val="33"/>
         </w:numPr>
         <w:rPr>
           <w:rFonts w:ascii="Arial" w:eastAsia="Times New Roman" w:hAnsi="Arial" w:cs="Arial"/>
@@ -2585,7 +2571,7 @@
       <w:pPr>
         <w:numPr>
           <w:ilvl w:val="0"/>
-          <w:numId w:val="20"/>
+          <w:numId w:val="33"/>
         </w:numPr>
         <w:rPr>
           <w:rFonts w:ascii="Arial" w:eastAsia="Times New Roman" w:hAnsi="Arial" w:cs="Arial"/>
@@ -2618,8 +2604,8 @@
           <w:bCs/>
           <w:color w:val="1F2328"/>
           <w:kern w:val="36"/>
-          <w:sz w:val="28"/>
-          <w:szCs w:val="28"/>
+          <w:sz w:val="32"/>
+          <w:szCs w:val="32"/>
           <w:lang w:eastAsia="en-ZA"/>
           <w14:ligatures w14:val="none"/>
         </w:rPr>
@@ -2631,8 +2617,8 @@
           <w:bCs/>
           <w:color w:val="1F2328"/>
           <w:kern w:val="36"/>
-          <w:sz w:val="28"/>
-          <w:szCs w:val="28"/>
+          <w:sz w:val="32"/>
+          <w:szCs w:val="32"/>
           <w:lang w:eastAsia="en-ZA"/>
           <w14:ligatures w14:val="none"/>
         </w:rPr>
@@ -2645,8 +2631,8 @@
           <w:bCs/>
           <w:color w:val="1F2328"/>
           <w:kern w:val="36"/>
-          <w:sz w:val="28"/>
-          <w:szCs w:val="28"/>
+          <w:sz w:val="32"/>
+          <w:szCs w:val="32"/>
           <w:lang w:eastAsia="en-ZA"/>
           <w14:ligatures w14:val="none"/>
         </w:rPr>
@@ -2682,7 +2668,7 @@
       <w:pPr>
         <w:numPr>
           <w:ilvl w:val="0"/>
-          <w:numId w:val="21"/>
+          <w:numId w:val="34"/>
         </w:numPr>
         <w:rPr>
           <w:rFonts w:ascii="Arial" w:eastAsia="Times New Roman" w:hAnsi="Arial" w:cs="Arial"/>
@@ -2711,7 +2697,7 @@
       <w:pPr>
         <w:numPr>
           <w:ilvl w:val="0"/>
-          <w:numId w:val="21"/>
+          <w:numId w:val="34"/>
         </w:numPr>
         <w:rPr>
           <w:rFonts w:ascii="Arial" w:eastAsia="Times New Roman" w:hAnsi="Arial" w:cs="Arial"/>
@@ -2733,6 +2719,7 @@
           <w:lang w:eastAsia="en-ZA"/>
           <w14:ligatures w14:val="none"/>
         </w:rPr>
+        <w:lastRenderedPageBreak/>
         <w:t>Kotlin programming.</w:t>
       </w:r>
     </w:p>
@@ -2740,7 +2727,7 @@
       <w:pPr>
         <w:numPr>
           <w:ilvl w:val="0"/>
-          <w:numId w:val="21"/>
+          <w:numId w:val="34"/>
         </w:numPr>
         <w:rPr>
           <w:rFonts w:ascii="Arial" w:eastAsia="Times New Roman" w:hAnsi="Arial" w:cs="Arial"/>
@@ -2762,7 +2749,6 @@
           <w:lang w:eastAsia="en-ZA"/>
           <w14:ligatures w14:val="none"/>
         </w:rPr>
-        <w:lastRenderedPageBreak/>
         <w:t>Arrays and Loops.</w:t>
       </w:r>
     </w:p>
@@ -2770,7 +2756,7 @@
       <w:pPr>
         <w:numPr>
           <w:ilvl w:val="0"/>
-          <w:numId w:val="21"/>
+          <w:numId w:val="34"/>
         </w:numPr>
         <w:rPr>
           <w:rFonts w:ascii="Arial" w:eastAsia="Times New Roman" w:hAnsi="Arial" w:cs="Arial"/>
@@ -2803,8 +2789,8 @@
           <w:bCs/>
           <w:color w:val="1F2328"/>
           <w:kern w:val="36"/>
-          <w:sz w:val="28"/>
-          <w:szCs w:val="28"/>
+          <w:sz w:val="32"/>
+          <w:szCs w:val="32"/>
           <w:lang w:eastAsia="en-ZA"/>
           <w14:ligatures w14:val="none"/>
         </w:rPr>
@@ -2816,8 +2802,8 @@
           <w:bCs/>
           <w:color w:val="1F2328"/>
           <w:kern w:val="36"/>
-          <w:sz w:val="28"/>
-          <w:szCs w:val="28"/>
+          <w:sz w:val="32"/>
+          <w:szCs w:val="32"/>
           <w:lang w:eastAsia="en-ZA"/>
           <w14:ligatures w14:val="none"/>
         </w:rPr>
@@ -2830,8 +2816,8 @@
           <w:bCs/>
           <w:color w:val="1F2328"/>
           <w:kern w:val="36"/>
-          <w:sz w:val="28"/>
-          <w:szCs w:val="28"/>
+          <w:sz w:val="32"/>
+          <w:szCs w:val="32"/>
           <w:lang w:eastAsia="en-ZA"/>
           <w14:ligatures w14:val="none"/>
         </w:rPr>
@@ -2842,7 +2828,7 @@
       <w:pPr>
         <w:numPr>
           <w:ilvl w:val="0"/>
-          <w:numId w:val="22"/>
+          <w:numId w:val="35"/>
         </w:numPr>
         <w:rPr>
           <w:rFonts w:ascii="Arial" w:eastAsia="Times New Roman" w:hAnsi="Arial" w:cs="Arial"/>
@@ -2871,7 +2857,7 @@
       <w:pPr>
         <w:numPr>
           <w:ilvl w:val="0"/>
-          <w:numId w:val="22"/>
+          <w:numId w:val="35"/>
         </w:numPr>
         <w:rPr>
           <w:rFonts w:ascii="Arial" w:eastAsia="Times New Roman" w:hAnsi="Arial" w:cs="Arial"/>
@@ -2900,7 +2886,7 @@
       <w:pPr>
         <w:numPr>
           <w:ilvl w:val="0"/>
-          <w:numId w:val="22"/>
+          <w:numId w:val="35"/>
         </w:numPr>
         <w:rPr>
           <w:rFonts w:ascii="Arial" w:eastAsia="Times New Roman" w:hAnsi="Arial" w:cs="Arial"/>
@@ -2933,8 +2919,8 @@
           <w:bCs/>
           <w:color w:val="1F2328"/>
           <w:kern w:val="36"/>
-          <w:sz w:val="28"/>
-          <w:szCs w:val="28"/>
+          <w:sz w:val="32"/>
+          <w:szCs w:val="32"/>
           <w:lang w:eastAsia="en-ZA"/>
           <w14:ligatures w14:val="none"/>
         </w:rPr>
@@ -2946,8 +2932,8 @@
           <w:bCs/>
           <w:color w:val="1F2328"/>
           <w:kern w:val="36"/>
-          <w:sz w:val="28"/>
-          <w:szCs w:val="28"/>
+          <w:sz w:val="32"/>
+          <w:szCs w:val="32"/>
           <w:lang w:eastAsia="en-ZA"/>
           <w14:ligatures w14:val="none"/>
         </w:rPr>
@@ -2960,8 +2946,8 @@
           <w:bCs/>
           <w:color w:val="1F2328"/>
           <w:kern w:val="36"/>
-          <w:sz w:val="28"/>
-          <w:szCs w:val="28"/>
+          <w:sz w:val="32"/>
+          <w:szCs w:val="32"/>
           <w:lang w:eastAsia="en-ZA"/>
           <w14:ligatures w14:val="none"/>
         </w:rPr>
@@ -2972,7 +2958,7 @@
       <w:pPr>
         <w:numPr>
           <w:ilvl w:val="0"/>
-          <w:numId w:val="23"/>
+          <w:numId w:val="36"/>
         </w:numPr>
         <w:rPr>
           <w:rFonts w:ascii="Arial" w:eastAsia="Times New Roman" w:hAnsi="Arial" w:cs="Arial"/>
@@ -3001,7 +2987,7 @@
       <w:pPr>
         <w:numPr>
           <w:ilvl w:val="0"/>
-          <w:numId w:val="23"/>
+          <w:numId w:val="36"/>
         </w:numPr>
         <w:rPr>
           <w:rFonts w:ascii="Arial" w:eastAsia="Times New Roman" w:hAnsi="Arial" w:cs="Arial"/>
@@ -3030,7 +3016,7 @@
       <w:pPr>
         <w:numPr>
           <w:ilvl w:val="0"/>
-          <w:numId w:val="23"/>
+          <w:numId w:val="36"/>
         </w:numPr>
         <w:rPr>
           <w:rFonts w:ascii="Arial" w:eastAsia="Times New Roman" w:hAnsi="Arial" w:cs="Arial"/>
@@ -3059,7 +3045,7 @@
       <w:pPr>
         <w:numPr>
           <w:ilvl w:val="0"/>
-          <w:numId w:val="23"/>
+          <w:numId w:val="36"/>
         </w:numPr>
         <w:rPr>
           <w:rFonts w:ascii="Arial" w:eastAsia="Times New Roman" w:hAnsi="Arial" w:cs="Arial"/>
@@ -3088,7 +3074,7 @@
       <w:pPr>
         <w:numPr>
           <w:ilvl w:val="0"/>
-          <w:numId w:val="23"/>
+          <w:numId w:val="36"/>
         </w:numPr>
         <w:rPr>
           <w:rFonts w:ascii="Arial" w:eastAsia="Times New Roman" w:hAnsi="Arial" w:cs="Arial"/>
@@ -3117,7 +3103,7 @@
       <w:pPr>
         <w:numPr>
           <w:ilvl w:val="0"/>
-          <w:numId w:val="23"/>
+          <w:numId w:val="36"/>
         </w:numPr>
         <w:rPr>
           <w:rFonts w:ascii="Arial" w:eastAsia="Times New Roman" w:hAnsi="Arial" w:cs="Arial"/>
@@ -3150,8 +3136,8 @@
           <w:bCs/>
           <w:color w:val="1F2328"/>
           <w:kern w:val="36"/>
-          <w:sz w:val="28"/>
-          <w:szCs w:val="28"/>
+          <w:sz w:val="32"/>
+          <w:szCs w:val="32"/>
           <w:lang w:eastAsia="en-ZA"/>
           <w14:ligatures w14:val="none"/>
         </w:rPr>
@@ -3163,8 +3149,8 @@
           <w:bCs/>
           <w:color w:val="1F2328"/>
           <w:kern w:val="36"/>
-          <w:sz w:val="28"/>
-          <w:szCs w:val="28"/>
+          <w:sz w:val="32"/>
+          <w:szCs w:val="32"/>
           <w:lang w:eastAsia="en-ZA"/>
           <w14:ligatures w14:val="none"/>
         </w:rPr>
@@ -3177,8 +3163,8 @@
           <w:bCs/>
           <w:color w:val="1F2328"/>
           <w:kern w:val="36"/>
-          <w:sz w:val="28"/>
-          <w:szCs w:val="28"/>
+          <w:sz w:val="32"/>
+          <w:szCs w:val="32"/>
           <w:lang w:eastAsia="en-ZA"/>
           <w14:ligatures w14:val="none"/>
         </w:rPr>
@@ -3191,8 +3177,8 @@
           <w:bCs/>
           <w:color w:val="1F2328"/>
           <w:kern w:val="36"/>
-          <w:sz w:val="28"/>
-          <w:szCs w:val="28"/>
+          <w:sz w:val="32"/>
+          <w:szCs w:val="32"/>
           <w:lang w:eastAsia="en-ZA"/>
           <w14:ligatures w14:val="none"/>
         </w:rPr>
@@ -3205,8 +3191,8 @@
           <w:bCs/>
           <w:color w:val="1F2328"/>
           <w:kern w:val="36"/>
-          <w:sz w:val="28"/>
-          <w:szCs w:val="28"/>
+          <w:sz w:val="32"/>
+          <w:szCs w:val="32"/>
           <w:lang w:eastAsia="en-ZA"/>
           <w14:ligatures w14:val="none"/>
         </w:rPr>
@@ -3217,17 +3203,21 @@
       <w:pPr>
         <w:rPr>
           <w:rFonts w:ascii="Arial" w:eastAsia="Times New Roman" w:hAnsi="Arial" w:cs="Arial"/>
-          <w:color w:val="1F2328"/>
-          <w:kern w:val="36"/>
-          <w:sz w:val="28"/>
-          <w:szCs w:val="28"/>
-          <w:lang w:eastAsia="en-ZA"/>
-          <w14:ligatures w14:val="none"/>
-        </w:rPr>
-      </w:pPr>
-      <w:r>
-        <w:rPr>
-          <w:rFonts w:ascii="Arial" w:eastAsia="Times New Roman" w:hAnsi="Arial" w:cs="Arial"/>
+          <w:b/>
+          <w:bCs/>
+          <w:color w:val="1F2328"/>
+          <w:kern w:val="36"/>
+          <w:sz w:val="28"/>
+          <w:szCs w:val="28"/>
+          <w:lang w:eastAsia="en-ZA"/>
+          <w14:ligatures w14:val="none"/>
+        </w:rPr>
+      </w:pPr>
+      <w:r>
+        <w:rPr>
+          <w:rFonts w:ascii="Arial" w:eastAsia="Times New Roman" w:hAnsi="Arial" w:cs="Arial"/>
+          <w:b/>
+          <w:bCs/>
           <w:color w:val="1F2328"/>
           <w:kern w:val="36"/>
           <w:sz w:val="28"/>
@@ -3285,17 +3275,21 @@
       <w:pPr>
         <w:rPr>
           <w:rFonts w:ascii="Arial" w:eastAsia="Times New Roman" w:hAnsi="Arial" w:cs="Arial"/>
-          <w:color w:val="1F2328"/>
-          <w:kern w:val="36"/>
-          <w:sz w:val="28"/>
-          <w:szCs w:val="28"/>
-          <w:lang w:eastAsia="en-ZA"/>
-          <w14:ligatures w14:val="none"/>
-        </w:rPr>
-      </w:pPr>
-      <w:r>
-        <w:rPr>
-          <w:rFonts w:ascii="Arial" w:eastAsia="Times New Roman" w:hAnsi="Arial" w:cs="Arial"/>
+          <w:b/>
+          <w:bCs/>
+          <w:color w:val="1F2328"/>
+          <w:kern w:val="36"/>
+          <w:sz w:val="28"/>
+          <w:szCs w:val="28"/>
+          <w:lang w:eastAsia="en-ZA"/>
+          <w14:ligatures w14:val="none"/>
+        </w:rPr>
+      </w:pPr>
+      <w:r>
+        <w:rPr>
+          <w:rFonts w:ascii="Arial" w:eastAsia="Times New Roman" w:hAnsi="Arial" w:cs="Arial"/>
+          <w:b/>
+          <w:bCs/>
           <w:color w:val="1F2328"/>
           <w:kern w:val="36"/>
           <w:sz w:val="28"/>
@@ -3310,247 +3304,10 @@
       <w:pPr>
         <w:rPr>
           <w:rFonts w:ascii="Arial" w:hAnsi="Arial" w:cs="Arial"/>
-          <w:b/>
-          <w:bCs/>
-          <w:sz w:val="28"/>
-          <w:szCs w:val="28"/>
-        </w:rPr>
-      </w:pPr>
-    </w:p>
-    <w:p>
-      <w:pPr>
-        <w:rPr>
-          <w:rFonts w:ascii="Arial" w:hAnsi="Arial" w:cs="Arial"/>
-          <w:b/>
-          <w:bCs/>
-          <w:sz w:val="28"/>
-          <w:szCs w:val="28"/>
-        </w:rPr>
-      </w:pPr>
-    </w:p>
-    <w:p>
-      <w:pPr>
-        <w:rPr>
-          <w:rFonts w:ascii="Arial" w:hAnsi="Arial" w:cs="Arial"/>
-          <w:b/>
-          <w:bCs/>
-          <w:sz w:val="28"/>
-          <w:szCs w:val="28"/>
-        </w:rPr>
-      </w:pPr>
-    </w:p>
-    <w:p>
-      <w:pPr>
-        <w:rPr>
-          <w:rFonts w:ascii="Arial" w:hAnsi="Arial" w:cs="Arial"/>
-          <w:b/>
-          <w:bCs/>
-          <w:sz w:val="28"/>
-          <w:szCs w:val="28"/>
-        </w:rPr>
-      </w:pPr>
-    </w:p>
-    <w:p>
-      <w:pPr>
-        <w:rPr>
-          <w:rFonts w:ascii="Arial" w:hAnsi="Arial" w:cs="Arial"/>
-          <w:b/>
-          <w:bCs/>
-          <w:sz w:val="28"/>
-          <w:szCs w:val="28"/>
-        </w:rPr>
-      </w:pPr>
-    </w:p>
-    <w:p>
-      <w:pPr>
-        <w:rPr>
-          <w:rFonts w:ascii="Arial" w:hAnsi="Arial" w:cs="Arial"/>
-          <w:b/>
-          <w:bCs/>
-          <w:sz w:val="28"/>
-          <w:szCs w:val="28"/>
-        </w:rPr>
-      </w:pPr>
-    </w:p>
-    <w:p>
-      <w:pPr>
-        <w:rPr>
-          <w:rFonts w:ascii="Arial" w:hAnsi="Arial" w:cs="Arial"/>
-          <w:b/>
-          <w:bCs/>
-          <w:sz w:val="28"/>
-          <w:szCs w:val="28"/>
-        </w:rPr>
-      </w:pPr>
-    </w:p>
-    <w:p>
-      <w:pPr>
-        <w:rPr>
-          <w:rFonts w:ascii="Arial" w:hAnsi="Arial" w:cs="Arial"/>
-          <w:b/>
-          <w:bCs/>
-          <w:sz w:val="28"/>
-          <w:szCs w:val="28"/>
-        </w:rPr>
-      </w:pPr>
-    </w:p>
-    <w:p>
-      <w:pPr>
-        <w:rPr>
-          <w:rFonts w:ascii="Arial" w:hAnsi="Arial" w:cs="Arial"/>
-          <w:b/>
-          <w:bCs/>
-          <w:sz w:val="28"/>
-          <w:szCs w:val="28"/>
-        </w:rPr>
-      </w:pPr>
-    </w:p>
-    <w:p>
-      <w:pPr>
-        <w:rPr>
-          <w:rFonts w:ascii="Arial" w:hAnsi="Arial" w:cs="Arial"/>
-          <w:b/>
-          <w:bCs/>
-          <w:sz w:val="28"/>
-          <w:szCs w:val="28"/>
-        </w:rPr>
-      </w:pPr>
-    </w:p>
-    <w:p>
-      <w:pPr>
-        <w:rPr>
-          <w:rFonts w:ascii="Arial" w:hAnsi="Arial" w:cs="Arial"/>
-          <w:b/>
-          <w:bCs/>
-          <w:sz w:val="28"/>
-          <w:szCs w:val="28"/>
-        </w:rPr>
-      </w:pPr>
-    </w:p>
-    <w:p>
-      <w:pPr>
-        <w:rPr>
-          <w:rFonts w:ascii="Arial" w:hAnsi="Arial" w:cs="Arial"/>
-          <w:b/>
-          <w:bCs/>
-          <w:sz w:val="28"/>
-          <w:szCs w:val="28"/>
-        </w:rPr>
-      </w:pPr>
-    </w:p>
-    <w:p>
-      <w:pPr>
-        <w:rPr>
-          <w:rFonts w:ascii="Arial" w:hAnsi="Arial" w:cs="Arial"/>
-          <w:b/>
-          <w:bCs/>
-          <w:sz w:val="28"/>
-          <w:szCs w:val="28"/>
-        </w:rPr>
-      </w:pPr>
-    </w:p>
-    <w:p>
-      <w:pPr>
-        <w:rPr>
-          <w:rFonts w:ascii="Arial" w:hAnsi="Arial" w:cs="Arial"/>
-          <w:b/>
-          <w:bCs/>
-          <w:sz w:val="28"/>
-          <w:szCs w:val="28"/>
-        </w:rPr>
-      </w:pPr>
-    </w:p>
-    <w:p>
-      <w:pPr>
-        <w:rPr>
-          <w:rFonts w:ascii="Arial" w:hAnsi="Arial" w:cs="Arial"/>
-          <w:b/>
-          <w:bCs/>
-          <w:sz w:val="28"/>
-          <w:szCs w:val="28"/>
-        </w:rPr>
-      </w:pPr>
-    </w:p>
-    <w:p>
-      <w:pPr>
-        <w:rPr>
-          <w:rFonts w:ascii="Arial" w:hAnsi="Arial" w:cs="Arial"/>
-          <w:b/>
-          <w:bCs/>
-          <w:sz w:val="28"/>
-          <w:szCs w:val="28"/>
-        </w:rPr>
-      </w:pPr>
-    </w:p>
-    <w:p>
-      <w:pPr>
-        <w:rPr>
-          <w:rFonts w:ascii="Arial" w:hAnsi="Arial" w:cs="Arial"/>
-          <w:b/>
-          <w:bCs/>
-          <w:sz w:val="28"/>
-          <w:szCs w:val="28"/>
-          <w:u w:val="single"/>
-        </w:rPr>
-      </w:pPr>
-      <w:r>
-        <w:rPr>
-          <w:rFonts w:ascii="Arial" w:hAnsi="Arial" w:cs="Arial"/>
-          <w:b/>
-          <w:bCs/>
-          <w:sz w:val="28"/>
-          <w:szCs w:val="28"/>
-          <w:u w:val="single"/>
-        </w:rPr>
-        <w:t>GITHUB LINK</w:t>
-      </w:r>
-    </w:p>
-    <w:p>
-      <w:pPr>
-        <w:rPr>
-          <w:rFonts w:ascii="Arial" w:hAnsi="Arial" w:cs="Arial"/>
-          <w:b/>
-          <w:bCs/>
-          <w:sz w:val="28"/>
-          <w:szCs w:val="28"/>
-        </w:rPr>
-      </w:pPr>
-      <w:hyperlink r:id="rId20" w:history="1">
-        <w:r>
-          <w:rPr>
-            <w:rStyle w:val="Hyperlink"/>
-            <w:rFonts w:ascii="Arial" w:hAnsi="Arial" w:cs="Arial"/>
-            <w:b/>
-            <w:bCs/>
-            <w:sz w:val="28"/>
-            <w:szCs w:val="28"/>
-          </w:rPr>
-          <w:t>https://github.com/VNaidoo-DEV/VIRAATNAIDOOIMADASSIGNMENT2</w:t>
-        </w:r>
-      </w:hyperlink>
-    </w:p>
-    <w:p>
-      <w:pPr>
-        <w:rPr>
-          <w:rFonts w:ascii="Arial" w:hAnsi="Arial" w:cs="Arial"/>
-          <w:b/>
-          <w:bCs/>
-          <w:sz w:val="28"/>
-          <w:szCs w:val="28"/>
-          <w:u w:val="single"/>
-        </w:rPr>
-      </w:pPr>
-      <w:r>
-        <w:rPr>
-          <w:rFonts w:ascii="Arial" w:hAnsi="Arial" w:cs="Arial"/>
-          <w:b/>
-          <w:bCs/>
-          <w:sz w:val="28"/>
-          <w:szCs w:val="28"/>
-          <w:u w:val="single"/>
-        </w:rPr>
-        <w:t>YOUTUBE LINK</w:t>
-      </w:r>
+          <w:sz w:val="28"/>
+          <w:szCs w:val="28"/>
+        </w:rPr>
+      </w:pPr>
     </w:p>
     <w:sectPr>
       <w:pgSz w:w="11906" w:h="16838"/>
@@ -4012,6 +3769,268 @@
     </w:lvl>
   </w:abstractNum>
   <w:abstractNum w:abstractNumId="3" w15:restartNumberingAfterBreak="0">
+    <w:nsid w:val="0C9A10B1"/>
+    <w:multiLevelType w:val="multilevel"/>
+    <w:tmpl w:val="2938C482"/>
+    <w:lvl w:ilvl="0">
+      <w:start w:val="1"/>
+      <w:numFmt w:val="decimal"/>
+      <w:lvlText w:val="%1."/>
+      <w:lvlJc w:val="left"/>
+      <w:pPr>
+        <w:tabs>
+          <w:tab w:val="num" w:pos="720"/>
+        </w:tabs>
+        <w:ind w:left="720" w:hanging="360"/>
+      </w:pPr>
+    </w:lvl>
+    <w:lvl w:ilvl="1" w:tentative="1">
+      <w:start w:val="1"/>
+      <w:numFmt w:val="decimal"/>
+      <w:lvlText w:val="%2."/>
+      <w:lvlJc w:val="left"/>
+      <w:pPr>
+        <w:tabs>
+          <w:tab w:val="num" w:pos="1440"/>
+        </w:tabs>
+        <w:ind w:left="1440" w:hanging="360"/>
+      </w:pPr>
+    </w:lvl>
+    <w:lvl w:ilvl="2" w:tentative="1">
+      <w:start w:val="1"/>
+      <w:numFmt w:val="decimal"/>
+      <w:lvlText w:val="%3."/>
+      <w:lvlJc w:val="left"/>
+      <w:pPr>
+        <w:tabs>
+          <w:tab w:val="num" w:pos="2160"/>
+        </w:tabs>
+        <w:ind w:left="2160" w:hanging="360"/>
+      </w:pPr>
+    </w:lvl>
+    <w:lvl w:ilvl="3" w:tentative="1">
+      <w:start w:val="1"/>
+      <w:numFmt w:val="decimal"/>
+      <w:lvlText w:val="%4."/>
+      <w:lvlJc w:val="left"/>
+      <w:pPr>
+        <w:tabs>
+          <w:tab w:val="num" w:pos="2880"/>
+        </w:tabs>
+        <w:ind w:left="2880" w:hanging="360"/>
+      </w:pPr>
+    </w:lvl>
+    <w:lvl w:ilvl="4" w:tentative="1">
+      <w:start w:val="1"/>
+      <w:numFmt w:val="decimal"/>
+      <w:lvlText w:val="%5."/>
+      <w:lvlJc w:val="left"/>
+      <w:pPr>
+        <w:tabs>
+          <w:tab w:val="num" w:pos="3600"/>
+        </w:tabs>
+        <w:ind w:left="3600" w:hanging="360"/>
+      </w:pPr>
+    </w:lvl>
+    <w:lvl w:ilvl="5" w:tentative="1">
+      <w:start w:val="1"/>
+      <w:numFmt w:val="decimal"/>
+      <w:lvlText w:val="%6."/>
+      <w:lvlJc w:val="left"/>
+      <w:pPr>
+        <w:tabs>
+          <w:tab w:val="num" w:pos="4320"/>
+        </w:tabs>
+        <w:ind w:left="4320" w:hanging="360"/>
+      </w:pPr>
+    </w:lvl>
+    <w:lvl w:ilvl="6" w:tentative="1">
+      <w:start w:val="1"/>
+      <w:numFmt w:val="decimal"/>
+      <w:lvlText w:val="%7."/>
+      <w:lvlJc w:val="left"/>
+      <w:pPr>
+        <w:tabs>
+          <w:tab w:val="num" w:pos="5040"/>
+        </w:tabs>
+        <w:ind w:left="5040" w:hanging="360"/>
+      </w:pPr>
+    </w:lvl>
+    <w:lvl w:ilvl="7" w:tentative="1">
+      <w:start w:val="1"/>
+      <w:numFmt w:val="decimal"/>
+      <w:lvlText w:val="%8."/>
+      <w:lvlJc w:val="left"/>
+      <w:pPr>
+        <w:tabs>
+          <w:tab w:val="num" w:pos="5760"/>
+        </w:tabs>
+        <w:ind w:left="5760" w:hanging="360"/>
+      </w:pPr>
+    </w:lvl>
+    <w:lvl w:ilvl="8" w:tentative="1">
+      <w:start w:val="1"/>
+      <w:numFmt w:val="decimal"/>
+      <w:lvlText w:val="%9."/>
+      <w:lvlJc w:val="left"/>
+      <w:pPr>
+        <w:tabs>
+          <w:tab w:val="num" w:pos="6480"/>
+        </w:tabs>
+        <w:ind w:left="6480" w:hanging="360"/>
+      </w:pPr>
+    </w:lvl>
+  </w:abstractNum>
+  <w:abstractNum w:abstractNumId="4" w15:restartNumberingAfterBreak="0">
+    <w:nsid w:val="0F0612F6"/>
+    <w:multiLevelType w:val="multilevel"/>
+    <w:tmpl w:val="3AFE7DEA"/>
+    <w:lvl w:ilvl="0">
+      <w:start w:val="1"/>
+      <w:numFmt w:val="bullet"/>
+      <w:lvlText w:val=""/>
+      <w:lvlJc w:val="left"/>
+      <w:pPr>
+        <w:tabs>
+          <w:tab w:val="num" w:pos="720"/>
+        </w:tabs>
+        <w:ind w:left="720" w:hanging="360"/>
+      </w:pPr>
+      <w:rPr>
+        <w:rFonts w:ascii="Symbol" w:hAnsi="Symbol" w:hint="default"/>
+        <w:sz w:val="20"/>
+      </w:rPr>
+    </w:lvl>
+    <w:lvl w:ilvl="1">
+      <w:start w:val="1"/>
+      <w:numFmt w:val="bullet"/>
+      <w:lvlText w:val="o"/>
+      <w:lvlJc w:val="left"/>
+      <w:pPr>
+        <w:tabs>
+          <w:tab w:val="num" w:pos="1440"/>
+        </w:tabs>
+        <w:ind w:left="1440" w:hanging="360"/>
+      </w:pPr>
+      <w:rPr>
+        <w:rFonts w:ascii="Courier New" w:hAnsi="Courier New" w:hint="default"/>
+        <w:sz w:val="20"/>
+      </w:rPr>
+    </w:lvl>
+    <w:lvl w:ilvl="2" w:tentative="1">
+      <w:start w:val="1"/>
+      <w:numFmt w:val="bullet"/>
+      <w:lvlText w:val=""/>
+      <w:lvlJc w:val="left"/>
+      <w:pPr>
+        <w:tabs>
+          <w:tab w:val="num" w:pos="2160"/>
+        </w:tabs>
+        <w:ind w:left="2160" w:hanging="360"/>
+      </w:pPr>
+      <w:rPr>
+        <w:rFonts w:ascii="Wingdings" w:hAnsi="Wingdings" w:hint="default"/>
+        <w:sz w:val="20"/>
+      </w:rPr>
+    </w:lvl>
+    <w:lvl w:ilvl="3" w:tentative="1">
+      <w:start w:val="1"/>
+      <w:numFmt w:val="bullet"/>
+      <w:lvlText w:val=""/>
+      <w:lvlJc w:val="left"/>
+      <w:pPr>
+        <w:tabs>
+          <w:tab w:val="num" w:pos="2880"/>
+        </w:tabs>
+        <w:ind w:left="2880" w:hanging="360"/>
+      </w:pPr>
+      <w:rPr>
+        <w:rFonts w:ascii="Wingdings" w:hAnsi="Wingdings" w:hint="default"/>
+        <w:sz w:val="20"/>
+      </w:rPr>
+    </w:lvl>
+    <w:lvl w:ilvl="4" w:tentative="1">
+      <w:start w:val="1"/>
+      <w:numFmt w:val="bullet"/>
+      <w:lvlText w:val=""/>
+      <w:lvlJc w:val="left"/>
+      <w:pPr>
+        <w:tabs>
+          <w:tab w:val="num" w:pos="3600"/>
+        </w:tabs>
+        <w:ind w:left="3600" w:hanging="360"/>
+      </w:pPr>
+      <w:rPr>
+        <w:rFonts w:ascii="Wingdings" w:hAnsi="Wingdings" w:hint="default"/>
+        <w:sz w:val="20"/>
+      </w:rPr>
+    </w:lvl>
+    <w:lvl w:ilvl="5" w:tentative="1">
+      <w:start w:val="1"/>
+      <w:numFmt w:val="bullet"/>
+      <w:lvlText w:val=""/>
+      <w:lvlJc w:val="left"/>
+      <w:pPr>
+        <w:tabs>
+          <w:tab w:val="num" w:pos="4320"/>
+        </w:tabs>
+        <w:ind w:left="4320" w:hanging="360"/>
+      </w:pPr>
+      <w:rPr>
+        <w:rFonts w:ascii="Wingdings" w:hAnsi="Wingdings" w:hint="default"/>
+        <w:sz w:val="20"/>
+      </w:rPr>
+    </w:lvl>
+    <w:lvl w:ilvl="6" w:tentative="1">
+      <w:start w:val="1"/>
+      <w:numFmt w:val="bullet"/>
+      <w:lvlText w:val=""/>
+      <w:lvlJc w:val="left"/>
+      <w:pPr>
+        <w:tabs>
+          <w:tab w:val="num" w:pos="5040"/>
+        </w:tabs>
+        <w:ind w:left="5040" w:hanging="360"/>
+      </w:pPr>
+      <w:rPr>
+        <w:rFonts w:ascii="Wingdings" w:hAnsi="Wingdings" w:hint="default"/>
+        <w:sz w:val="20"/>
+      </w:rPr>
+    </w:lvl>
+    <w:lvl w:ilvl="7" w:tentative="1">
+      <w:start w:val="1"/>
+      <w:numFmt w:val="bullet"/>
+      <w:lvlText w:val=""/>
+      <w:lvlJc w:val="left"/>
+      <w:pPr>
+        <w:tabs>
+          <w:tab w:val="num" w:pos="5760"/>
+        </w:tabs>
+        <w:ind w:left="5760" w:hanging="360"/>
+      </w:pPr>
+      <w:rPr>
+        <w:rFonts w:ascii="Wingdings" w:hAnsi="Wingdings" w:hint="default"/>
+        <w:sz w:val="20"/>
+      </w:rPr>
+    </w:lvl>
+    <w:lvl w:ilvl="8" w:tentative="1">
+      <w:start w:val="1"/>
+      <w:numFmt w:val="bullet"/>
+      <w:lvlText w:val=""/>
+      <w:lvlJc w:val="left"/>
+      <w:pPr>
+        <w:tabs>
+          <w:tab w:val="num" w:pos="6480"/>
+        </w:tabs>
+        <w:ind w:left="6480" w:hanging="360"/>
+      </w:pPr>
+      <w:rPr>
+        <w:rFonts w:ascii="Wingdings" w:hAnsi="Wingdings" w:hint="default"/>
+        <w:sz w:val="20"/>
+      </w:rPr>
+    </w:lvl>
+  </w:abstractNum>
+  <w:abstractNum w:abstractNumId="5" w15:restartNumberingAfterBreak="0">
     <w:nsid w:val="13D92C79"/>
     <w:multiLevelType w:val="multilevel"/>
     <w:tmpl w:val="9FF27C6E"/>
@@ -4160,7 +4179,7 @@
       </w:rPr>
     </w:lvl>
   </w:abstractNum>
-  <w:abstractNum w:abstractNumId="4" w15:restartNumberingAfterBreak="0">
+  <w:abstractNum w:abstractNumId="6" w15:restartNumberingAfterBreak="0">
     <w:nsid w:val="17D801B8"/>
     <w:multiLevelType w:val="multilevel"/>
     <w:tmpl w:val="32C28368"/>
@@ -4309,7 +4328,7 @@
       </w:rPr>
     </w:lvl>
   </w:abstractNum>
-  <w:abstractNum w:abstractNumId="5" w15:restartNumberingAfterBreak="0">
+  <w:abstractNum w:abstractNumId="7" w15:restartNumberingAfterBreak="0">
     <w:nsid w:val="19FA342B"/>
     <w:multiLevelType w:val="multilevel"/>
     <w:tmpl w:val="47247C06"/>
@@ -4458,7 +4477,156 @@
       </w:rPr>
     </w:lvl>
   </w:abstractNum>
-  <w:abstractNum w:abstractNumId="6" w15:restartNumberingAfterBreak="0">
+  <w:abstractNum w:abstractNumId="8" w15:restartNumberingAfterBreak="0">
+    <w:nsid w:val="1BC16910"/>
+    <w:multiLevelType w:val="multilevel"/>
+    <w:tmpl w:val="BC1E681E"/>
+    <w:lvl w:ilvl="0">
+      <w:start w:val="1"/>
+      <w:numFmt w:val="bullet"/>
+      <w:lvlText w:val=""/>
+      <w:lvlJc w:val="left"/>
+      <w:pPr>
+        <w:tabs>
+          <w:tab w:val="num" w:pos="720"/>
+        </w:tabs>
+        <w:ind w:left="720" w:hanging="360"/>
+      </w:pPr>
+      <w:rPr>
+        <w:rFonts w:ascii="Symbol" w:hAnsi="Symbol" w:hint="default"/>
+        <w:sz w:val="20"/>
+      </w:rPr>
+    </w:lvl>
+    <w:lvl w:ilvl="1" w:tentative="1">
+      <w:start w:val="1"/>
+      <w:numFmt w:val="bullet"/>
+      <w:lvlText w:val="o"/>
+      <w:lvlJc w:val="left"/>
+      <w:pPr>
+        <w:tabs>
+          <w:tab w:val="num" w:pos="1440"/>
+        </w:tabs>
+        <w:ind w:left="1440" w:hanging="360"/>
+      </w:pPr>
+      <w:rPr>
+        <w:rFonts w:ascii="Courier New" w:hAnsi="Courier New" w:hint="default"/>
+        <w:sz w:val="20"/>
+      </w:rPr>
+    </w:lvl>
+    <w:lvl w:ilvl="2" w:tentative="1">
+      <w:start w:val="1"/>
+      <w:numFmt w:val="bullet"/>
+      <w:lvlText w:val=""/>
+      <w:lvlJc w:val="left"/>
+      <w:pPr>
+        <w:tabs>
+          <w:tab w:val="num" w:pos="2160"/>
+        </w:tabs>
+        <w:ind w:left="2160" w:hanging="360"/>
+      </w:pPr>
+      <w:rPr>
+        <w:rFonts w:ascii="Wingdings" w:hAnsi="Wingdings" w:hint="default"/>
+        <w:sz w:val="20"/>
+      </w:rPr>
+    </w:lvl>
+    <w:lvl w:ilvl="3" w:tentative="1">
+      <w:start w:val="1"/>
+      <w:numFmt w:val="bullet"/>
+      <w:lvlText w:val=""/>
+      <w:lvlJc w:val="left"/>
+      <w:pPr>
+        <w:tabs>
+          <w:tab w:val="num" w:pos="2880"/>
+        </w:tabs>
+        <w:ind w:left="2880" w:hanging="360"/>
+      </w:pPr>
+      <w:rPr>
+        <w:rFonts w:ascii="Wingdings" w:hAnsi="Wingdings" w:hint="default"/>
+        <w:sz w:val="20"/>
+      </w:rPr>
+    </w:lvl>
+    <w:lvl w:ilvl="4" w:tentative="1">
+      <w:start w:val="1"/>
+      <w:numFmt w:val="bullet"/>
+      <w:lvlText w:val=""/>
+      <w:lvlJc w:val="left"/>
+      <w:pPr>
+        <w:tabs>
+          <w:tab w:val="num" w:pos="3600"/>
+        </w:tabs>
+        <w:ind w:left="3600" w:hanging="360"/>
+      </w:pPr>
+      <w:rPr>
+        <w:rFonts w:ascii="Wingdings" w:hAnsi="Wingdings" w:hint="default"/>
+        <w:sz w:val="20"/>
+      </w:rPr>
+    </w:lvl>
+    <w:lvl w:ilvl="5" w:tentative="1">
+      <w:start w:val="1"/>
+      <w:numFmt w:val="bullet"/>
+      <w:lvlText w:val=""/>
+      <w:lvlJc w:val="left"/>
+      <w:pPr>
+        <w:tabs>
+          <w:tab w:val="num" w:pos="4320"/>
+        </w:tabs>
+        <w:ind w:left="4320" w:hanging="360"/>
+      </w:pPr>
+      <w:rPr>
+        <w:rFonts w:ascii="Wingdings" w:hAnsi="Wingdings" w:hint="default"/>
+        <w:sz w:val="20"/>
+      </w:rPr>
+    </w:lvl>
+    <w:lvl w:ilvl="6" w:tentative="1">
+      <w:start w:val="1"/>
+      <w:numFmt w:val="bullet"/>
+      <w:lvlText w:val=""/>
+      <w:lvlJc w:val="left"/>
+      <w:pPr>
+        <w:tabs>
+          <w:tab w:val="num" w:pos="5040"/>
+        </w:tabs>
+        <w:ind w:left="5040" w:hanging="360"/>
+      </w:pPr>
+      <w:rPr>
+        <w:rFonts w:ascii="Wingdings" w:hAnsi="Wingdings" w:hint="default"/>
+        <w:sz w:val="20"/>
+      </w:rPr>
+    </w:lvl>
+    <w:lvl w:ilvl="7" w:tentative="1">
+      <w:start w:val="1"/>
+      <w:numFmt w:val="bullet"/>
+      <w:lvlText w:val=""/>
+      <w:lvlJc w:val="left"/>
+      <w:pPr>
+        <w:tabs>
+          <w:tab w:val="num" w:pos="5760"/>
+        </w:tabs>
+        <w:ind w:left="5760" w:hanging="360"/>
+      </w:pPr>
+      <w:rPr>
+        <w:rFonts w:ascii="Wingdings" w:hAnsi="Wingdings" w:hint="default"/>
+        <w:sz w:val="20"/>
+      </w:rPr>
+    </w:lvl>
+    <w:lvl w:ilvl="8" w:tentative="1">
+      <w:start w:val="1"/>
+      <w:numFmt w:val="bullet"/>
+      <w:lvlText w:val=""/>
+      <w:lvlJc w:val="left"/>
+      <w:pPr>
+        <w:tabs>
+          <w:tab w:val="num" w:pos="6480"/>
+        </w:tabs>
+        <w:ind w:left="6480" w:hanging="360"/>
+      </w:pPr>
+      <w:rPr>
+        <w:rFonts w:ascii="Wingdings" w:hAnsi="Wingdings" w:hint="default"/>
+        <w:sz w:val="20"/>
+      </w:rPr>
+    </w:lvl>
+  </w:abstractNum>
+  <w:abstractNum w:abstractNumId="9" w15:restartNumberingAfterBreak="0">
     <w:nsid w:val="21F30DA7"/>
     <w:multiLevelType w:val="multilevel"/>
     <w:tmpl w:val="F7AE747C"/>
@@ -4607,7 +4775,156 @@
       </w:rPr>
     </w:lvl>
   </w:abstractNum>
-  <w:abstractNum w:abstractNumId="7" w15:restartNumberingAfterBreak="0">
+  <w:abstractNum w:abstractNumId="10" w15:restartNumberingAfterBreak="0">
+    <w:nsid w:val="26BB0B49"/>
+    <w:multiLevelType w:val="multilevel"/>
+    <w:tmpl w:val="511E7C56"/>
+    <w:lvl w:ilvl="0">
+      <w:start w:val="1"/>
+      <w:numFmt w:val="bullet"/>
+      <w:lvlText w:val=""/>
+      <w:lvlJc w:val="left"/>
+      <w:pPr>
+        <w:tabs>
+          <w:tab w:val="num" w:pos="720"/>
+        </w:tabs>
+        <w:ind w:left="720" w:hanging="360"/>
+      </w:pPr>
+      <w:rPr>
+        <w:rFonts w:ascii="Symbol" w:hAnsi="Symbol" w:hint="default"/>
+        <w:sz w:val="20"/>
+      </w:rPr>
+    </w:lvl>
+    <w:lvl w:ilvl="1" w:tentative="1">
+      <w:start w:val="1"/>
+      <w:numFmt w:val="bullet"/>
+      <w:lvlText w:val="o"/>
+      <w:lvlJc w:val="left"/>
+      <w:pPr>
+        <w:tabs>
+          <w:tab w:val="num" w:pos="1440"/>
+        </w:tabs>
+        <w:ind w:left="1440" w:hanging="360"/>
+      </w:pPr>
+      <w:rPr>
+        <w:rFonts w:ascii="Courier New" w:hAnsi="Courier New" w:hint="default"/>
+        <w:sz w:val="20"/>
+      </w:rPr>
+    </w:lvl>
+    <w:lvl w:ilvl="2" w:tentative="1">
+      <w:start w:val="1"/>
+      <w:numFmt w:val="bullet"/>
+      <w:lvlText w:val=""/>
+      <w:lvlJc w:val="left"/>
+      <w:pPr>
+        <w:tabs>
+          <w:tab w:val="num" w:pos="2160"/>
+        </w:tabs>
+        <w:ind w:left="2160" w:hanging="360"/>
+      </w:pPr>
+      <w:rPr>
+        <w:rFonts w:ascii="Wingdings" w:hAnsi="Wingdings" w:hint="default"/>
+        <w:sz w:val="20"/>
+      </w:rPr>
+    </w:lvl>
+    <w:lvl w:ilvl="3" w:tentative="1">
+      <w:start w:val="1"/>
+      <w:numFmt w:val="bullet"/>
+      <w:lvlText w:val=""/>
+      <w:lvlJc w:val="left"/>
+      <w:pPr>
+        <w:tabs>
+          <w:tab w:val="num" w:pos="2880"/>
+        </w:tabs>
+        <w:ind w:left="2880" w:hanging="360"/>
+      </w:pPr>
+      <w:rPr>
+        <w:rFonts w:ascii="Wingdings" w:hAnsi="Wingdings" w:hint="default"/>
+        <w:sz w:val="20"/>
+      </w:rPr>
+    </w:lvl>
+    <w:lvl w:ilvl="4" w:tentative="1">
+      <w:start w:val="1"/>
+      <w:numFmt w:val="bullet"/>
+      <w:lvlText w:val=""/>
+      <w:lvlJc w:val="left"/>
+      <w:pPr>
+        <w:tabs>
+          <w:tab w:val="num" w:pos="3600"/>
+        </w:tabs>
+        <w:ind w:left="3600" w:hanging="360"/>
+      </w:pPr>
+      <w:rPr>
+        <w:rFonts w:ascii="Wingdings" w:hAnsi="Wingdings" w:hint="default"/>
+        <w:sz w:val="20"/>
+      </w:rPr>
+    </w:lvl>
+    <w:lvl w:ilvl="5" w:tentative="1">
+      <w:start w:val="1"/>
+      <w:numFmt w:val="bullet"/>
+      <w:lvlText w:val=""/>
+      <w:lvlJc w:val="left"/>
+      <w:pPr>
+        <w:tabs>
+          <w:tab w:val="num" w:pos="4320"/>
+        </w:tabs>
+        <w:ind w:left="4320" w:hanging="360"/>
+      </w:pPr>
+      <w:rPr>
+        <w:rFonts w:ascii="Wingdings" w:hAnsi="Wingdings" w:hint="default"/>
+        <w:sz w:val="20"/>
+      </w:rPr>
+    </w:lvl>
+    <w:lvl w:ilvl="6" w:tentative="1">
+      <w:start w:val="1"/>
+      <w:numFmt w:val="bullet"/>
+      <w:lvlText w:val=""/>
+      <w:lvlJc w:val="left"/>
+      <w:pPr>
+        <w:tabs>
+          <w:tab w:val="num" w:pos="5040"/>
+        </w:tabs>
+        <w:ind w:left="5040" w:hanging="360"/>
+      </w:pPr>
+      <w:rPr>
+        <w:rFonts w:ascii="Wingdings" w:hAnsi="Wingdings" w:hint="default"/>
+        <w:sz w:val="20"/>
+      </w:rPr>
+    </w:lvl>
+    <w:lvl w:ilvl="7" w:tentative="1">
+      <w:start w:val="1"/>
+      <w:numFmt w:val="bullet"/>
+      <w:lvlText w:val=""/>
+      <w:lvlJc w:val="left"/>
+      <w:pPr>
+        <w:tabs>
+          <w:tab w:val="num" w:pos="5760"/>
+        </w:tabs>
+        <w:ind w:left="5760" w:hanging="360"/>
+      </w:pPr>
+      <w:rPr>
+        <w:rFonts w:ascii="Wingdings" w:hAnsi="Wingdings" w:hint="default"/>
+        <w:sz w:val="20"/>
+      </w:rPr>
+    </w:lvl>
+    <w:lvl w:ilvl="8" w:tentative="1">
+      <w:start w:val="1"/>
+      <w:numFmt w:val="bullet"/>
+      <w:lvlText w:val=""/>
+      <w:lvlJc w:val="left"/>
+      <w:pPr>
+        <w:tabs>
+          <w:tab w:val="num" w:pos="6480"/>
+        </w:tabs>
+        <w:ind w:left="6480" w:hanging="360"/>
+      </w:pPr>
+      <w:rPr>
+        <w:rFonts w:ascii="Wingdings" w:hAnsi="Wingdings" w:hint="default"/>
+        <w:sz w:val="20"/>
+      </w:rPr>
+    </w:lvl>
+  </w:abstractNum>
+  <w:abstractNum w:abstractNumId="11" w15:restartNumberingAfterBreak="0">
     <w:nsid w:val="27D855A2"/>
     <w:multiLevelType w:val="multilevel"/>
     <w:tmpl w:val="D9E25EC0"/>
@@ -4756,7 +5073,7 @@
       </w:rPr>
     </w:lvl>
   </w:abstractNum>
-  <w:abstractNum w:abstractNumId="8" w15:restartNumberingAfterBreak="0">
+  <w:abstractNum w:abstractNumId="12" w15:restartNumberingAfterBreak="0">
     <w:nsid w:val="2A5C4291"/>
     <w:multiLevelType w:val="multilevel"/>
     <w:tmpl w:val="ECEA93DE"/>
@@ -4905,7 +5222,7 @@
       </w:rPr>
     </w:lvl>
   </w:abstractNum>
-  <w:abstractNum w:abstractNumId="9" w15:restartNumberingAfterBreak="0">
+  <w:abstractNum w:abstractNumId="13" w15:restartNumberingAfterBreak="0">
     <w:nsid w:val="2AF47AC5"/>
     <w:multiLevelType w:val="multilevel"/>
     <w:tmpl w:val="315AB122"/>
@@ -5054,7 +5371,7 @@
       </w:rPr>
     </w:lvl>
   </w:abstractNum>
-  <w:abstractNum w:abstractNumId="10" w15:restartNumberingAfterBreak="0">
+  <w:abstractNum w:abstractNumId="14" w15:restartNumberingAfterBreak="0">
     <w:nsid w:val="2BAD5457"/>
     <w:multiLevelType w:val="multilevel"/>
     <w:tmpl w:val="B0E01DDC"/>
@@ -5167,7 +5484,7 @@
       </w:pPr>
     </w:lvl>
   </w:abstractNum>
-  <w:abstractNum w:abstractNumId="11" w15:restartNumberingAfterBreak="0">
+  <w:abstractNum w:abstractNumId="15" w15:restartNumberingAfterBreak="0">
     <w:nsid w:val="2F9C2E10"/>
     <w:multiLevelType w:val="multilevel"/>
     <w:tmpl w:val="977850D8"/>
@@ -5316,7 +5633,156 @@
       </w:rPr>
     </w:lvl>
   </w:abstractNum>
-  <w:abstractNum w:abstractNumId="12" w15:restartNumberingAfterBreak="0">
+  <w:abstractNum w:abstractNumId="16" w15:restartNumberingAfterBreak="0">
+    <w:nsid w:val="30492F53"/>
+    <w:multiLevelType w:val="multilevel"/>
+    <w:tmpl w:val="9BACBF40"/>
+    <w:lvl w:ilvl="0">
+      <w:start w:val="1"/>
+      <w:numFmt w:val="bullet"/>
+      <w:lvlText w:val=""/>
+      <w:lvlJc w:val="left"/>
+      <w:pPr>
+        <w:tabs>
+          <w:tab w:val="num" w:pos="720"/>
+        </w:tabs>
+        <w:ind w:left="720" w:hanging="360"/>
+      </w:pPr>
+      <w:rPr>
+        <w:rFonts w:ascii="Symbol" w:hAnsi="Symbol" w:hint="default"/>
+        <w:sz w:val="20"/>
+      </w:rPr>
+    </w:lvl>
+    <w:lvl w:ilvl="1" w:tentative="1">
+      <w:start w:val="1"/>
+      <w:numFmt w:val="bullet"/>
+      <w:lvlText w:val="o"/>
+      <w:lvlJc w:val="left"/>
+      <w:pPr>
+        <w:tabs>
+          <w:tab w:val="num" w:pos="1440"/>
+        </w:tabs>
+        <w:ind w:left="1440" w:hanging="360"/>
+      </w:pPr>
+      <w:rPr>
+        <w:rFonts w:ascii="Courier New" w:hAnsi="Courier New" w:hint="default"/>
+        <w:sz w:val="20"/>
+      </w:rPr>
+    </w:lvl>
+    <w:lvl w:ilvl="2" w:tentative="1">
+      <w:start w:val="1"/>
+      <w:numFmt w:val="bullet"/>
+      <w:lvlText w:val=""/>
+      <w:lvlJc w:val="left"/>
+      <w:pPr>
+        <w:tabs>
+          <w:tab w:val="num" w:pos="2160"/>
+        </w:tabs>
+        <w:ind w:left="2160" w:hanging="360"/>
+      </w:pPr>
+      <w:rPr>
+        <w:rFonts w:ascii="Wingdings" w:hAnsi="Wingdings" w:hint="default"/>
+        <w:sz w:val="20"/>
+      </w:rPr>
+    </w:lvl>
+    <w:lvl w:ilvl="3" w:tentative="1">
+      <w:start w:val="1"/>
+      <w:numFmt w:val="bullet"/>
+      <w:lvlText w:val=""/>
+      <w:lvlJc w:val="left"/>
+      <w:pPr>
+        <w:tabs>
+          <w:tab w:val="num" w:pos="2880"/>
+        </w:tabs>
+        <w:ind w:left="2880" w:hanging="360"/>
+      </w:pPr>
+      <w:rPr>
+        <w:rFonts w:ascii="Wingdings" w:hAnsi="Wingdings" w:hint="default"/>
+        <w:sz w:val="20"/>
+      </w:rPr>
+    </w:lvl>
+    <w:lvl w:ilvl="4" w:tentative="1">
+      <w:start w:val="1"/>
+      <w:numFmt w:val="bullet"/>
+      <w:lvlText w:val=""/>
+      <w:lvlJc w:val="left"/>
+      <w:pPr>
+        <w:tabs>
+          <w:tab w:val="num" w:pos="3600"/>
+        </w:tabs>
+        <w:ind w:left="3600" w:hanging="360"/>
+      </w:pPr>
+      <w:rPr>
+        <w:rFonts w:ascii="Wingdings" w:hAnsi="Wingdings" w:hint="default"/>
+        <w:sz w:val="20"/>
+      </w:rPr>
+    </w:lvl>
+    <w:lvl w:ilvl="5" w:tentative="1">
+      <w:start w:val="1"/>
+      <w:numFmt w:val="bullet"/>
+      <w:lvlText w:val=""/>
+      <w:lvlJc w:val="left"/>
+      <w:pPr>
+        <w:tabs>
+          <w:tab w:val="num" w:pos="4320"/>
+        </w:tabs>
+        <w:ind w:left="4320" w:hanging="360"/>
+      </w:pPr>
+      <w:rPr>
+        <w:rFonts w:ascii="Wingdings" w:hAnsi="Wingdings" w:hint="default"/>
+        <w:sz w:val="20"/>
+      </w:rPr>
+    </w:lvl>
+    <w:lvl w:ilvl="6" w:tentative="1">
+      <w:start w:val="1"/>
+      <w:numFmt w:val="bullet"/>
+      <w:lvlText w:val=""/>
+      <w:lvlJc w:val="left"/>
+      <w:pPr>
+        <w:tabs>
+          <w:tab w:val="num" w:pos="5040"/>
+        </w:tabs>
+        <w:ind w:left="5040" w:hanging="360"/>
+      </w:pPr>
+      <w:rPr>
+        <w:rFonts w:ascii="Wingdings" w:hAnsi="Wingdings" w:hint="default"/>
+        <w:sz w:val="20"/>
+      </w:rPr>
+    </w:lvl>
+    <w:lvl w:ilvl="7" w:tentative="1">
+      <w:start w:val="1"/>
+      <w:numFmt w:val="bullet"/>
+      <w:lvlText w:val=""/>
+      <w:lvlJc w:val="left"/>
+      <w:pPr>
+        <w:tabs>
+          <w:tab w:val="num" w:pos="5760"/>
+        </w:tabs>
+        <w:ind w:left="5760" w:hanging="360"/>
+      </w:pPr>
+      <w:rPr>
+        <w:rFonts w:ascii="Wingdings" w:hAnsi="Wingdings" w:hint="default"/>
+        <w:sz w:val="20"/>
+      </w:rPr>
+    </w:lvl>
+    <w:lvl w:ilvl="8" w:tentative="1">
+      <w:start w:val="1"/>
+      <w:numFmt w:val="bullet"/>
+      <w:lvlText w:val=""/>
+      <w:lvlJc w:val="left"/>
+      <w:pPr>
+        <w:tabs>
+          <w:tab w:val="num" w:pos="6480"/>
+        </w:tabs>
+        <w:ind w:left="6480" w:hanging="360"/>
+      </w:pPr>
+      <w:rPr>
+        <w:rFonts w:ascii="Wingdings" w:hAnsi="Wingdings" w:hint="default"/>
+        <w:sz w:val="20"/>
+      </w:rPr>
+    </w:lvl>
+  </w:abstractNum>
+  <w:abstractNum w:abstractNumId="17" w15:restartNumberingAfterBreak="0">
     <w:nsid w:val="430B30D4"/>
     <w:multiLevelType w:val="multilevel"/>
     <w:tmpl w:val="F36401A4"/>
@@ -5465,7 +5931,156 @@
       </w:rPr>
     </w:lvl>
   </w:abstractNum>
-  <w:abstractNum w:abstractNumId="13" w15:restartNumberingAfterBreak="0">
+  <w:abstractNum w:abstractNumId="18" w15:restartNumberingAfterBreak="0">
+    <w:nsid w:val="481F17D0"/>
+    <w:multiLevelType w:val="multilevel"/>
+    <w:tmpl w:val="984C129E"/>
+    <w:lvl w:ilvl="0">
+      <w:start w:val="1"/>
+      <w:numFmt w:val="bullet"/>
+      <w:lvlText w:val=""/>
+      <w:lvlJc w:val="left"/>
+      <w:pPr>
+        <w:tabs>
+          <w:tab w:val="num" w:pos="720"/>
+        </w:tabs>
+        <w:ind w:left="720" w:hanging="360"/>
+      </w:pPr>
+      <w:rPr>
+        <w:rFonts w:ascii="Symbol" w:hAnsi="Symbol" w:hint="default"/>
+        <w:sz w:val="20"/>
+      </w:rPr>
+    </w:lvl>
+    <w:lvl w:ilvl="1" w:tentative="1">
+      <w:start w:val="1"/>
+      <w:numFmt w:val="bullet"/>
+      <w:lvlText w:val="o"/>
+      <w:lvlJc w:val="left"/>
+      <w:pPr>
+        <w:tabs>
+          <w:tab w:val="num" w:pos="1440"/>
+        </w:tabs>
+        <w:ind w:left="1440" w:hanging="360"/>
+      </w:pPr>
+      <w:rPr>
+        <w:rFonts w:ascii="Courier New" w:hAnsi="Courier New" w:hint="default"/>
+        <w:sz w:val="20"/>
+      </w:rPr>
+    </w:lvl>
+    <w:lvl w:ilvl="2" w:tentative="1">
+      <w:start w:val="1"/>
+      <w:numFmt w:val="bullet"/>
+      <w:lvlText w:val=""/>
+      <w:lvlJc w:val="left"/>
+      <w:pPr>
+        <w:tabs>
+          <w:tab w:val="num" w:pos="2160"/>
+        </w:tabs>
+        <w:ind w:left="2160" w:hanging="360"/>
+      </w:pPr>
+      <w:rPr>
+        <w:rFonts w:ascii="Wingdings" w:hAnsi="Wingdings" w:hint="default"/>
+        <w:sz w:val="20"/>
+      </w:rPr>
+    </w:lvl>
+    <w:lvl w:ilvl="3" w:tentative="1">
+      <w:start w:val="1"/>
+      <w:numFmt w:val="bullet"/>
+      <w:lvlText w:val=""/>
+      <w:lvlJc w:val="left"/>
+      <w:pPr>
+        <w:tabs>
+          <w:tab w:val="num" w:pos="2880"/>
+        </w:tabs>
+        <w:ind w:left="2880" w:hanging="360"/>
+      </w:pPr>
+      <w:rPr>
+        <w:rFonts w:ascii="Wingdings" w:hAnsi="Wingdings" w:hint="default"/>
+        <w:sz w:val="20"/>
+      </w:rPr>
+    </w:lvl>
+    <w:lvl w:ilvl="4" w:tentative="1">
+      <w:start w:val="1"/>
+      <w:numFmt w:val="bullet"/>
+      <w:lvlText w:val=""/>
+      <w:lvlJc w:val="left"/>
+      <w:pPr>
+        <w:tabs>
+          <w:tab w:val="num" w:pos="3600"/>
+        </w:tabs>
+        <w:ind w:left="3600" w:hanging="360"/>
+      </w:pPr>
+      <w:rPr>
+        <w:rFonts w:ascii="Wingdings" w:hAnsi="Wingdings" w:hint="default"/>
+        <w:sz w:val="20"/>
+      </w:rPr>
+    </w:lvl>
+    <w:lvl w:ilvl="5" w:tentative="1">
+      <w:start w:val="1"/>
+      <w:numFmt w:val="bullet"/>
+      <w:lvlText w:val=""/>
+      <w:lvlJc w:val="left"/>
+      <w:pPr>
+        <w:tabs>
+          <w:tab w:val="num" w:pos="4320"/>
+        </w:tabs>
+        <w:ind w:left="4320" w:hanging="360"/>
+      </w:pPr>
+      <w:rPr>
+        <w:rFonts w:ascii="Wingdings" w:hAnsi="Wingdings" w:hint="default"/>
+        <w:sz w:val="20"/>
+      </w:rPr>
+    </w:lvl>
+    <w:lvl w:ilvl="6" w:tentative="1">
+      <w:start w:val="1"/>
+      <w:numFmt w:val="bullet"/>
+      <w:lvlText w:val=""/>
+      <w:lvlJc w:val="left"/>
+      <w:pPr>
+        <w:tabs>
+          <w:tab w:val="num" w:pos="5040"/>
+        </w:tabs>
+        <w:ind w:left="5040" w:hanging="360"/>
+      </w:pPr>
+      <w:rPr>
+        <w:rFonts w:ascii="Wingdings" w:hAnsi="Wingdings" w:hint="default"/>
+        <w:sz w:val="20"/>
+      </w:rPr>
+    </w:lvl>
+    <w:lvl w:ilvl="7" w:tentative="1">
+      <w:start w:val="1"/>
+      <w:numFmt w:val="bullet"/>
+      <w:lvlText w:val=""/>
+      <w:lvlJc w:val="left"/>
+      <w:pPr>
+        <w:tabs>
+          <w:tab w:val="num" w:pos="5760"/>
+        </w:tabs>
+        <w:ind w:left="5760" w:hanging="360"/>
+      </w:pPr>
+      <w:rPr>
+        <w:rFonts w:ascii="Wingdings" w:hAnsi="Wingdings" w:hint="default"/>
+        <w:sz w:val="20"/>
+      </w:rPr>
+    </w:lvl>
+    <w:lvl w:ilvl="8" w:tentative="1">
+      <w:start w:val="1"/>
+      <w:numFmt w:val="bullet"/>
+      <w:lvlText w:val=""/>
+      <w:lvlJc w:val="left"/>
+      <w:pPr>
+        <w:tabs>
+          <w:tab w:val="num" w:pos="6480"/>
+        </w:tabs>
+        <w:ind w:left="6480" w:hanging="360"/>
+      </w:pPr>
+      <w:rPr>
+        <w:rFonts w:ascii="Wingdings" w:hAnsi="Wingdings" w:hint="default"/>
+        <w:sz w:val="20"/>
+      </w:rPr>
+    </w:lvl>
+  </w:abstractNum>
+  <w:abstractNum w:abstractNumId="19" w15:restartNumberingAfterBreak="0">
     <w:nsid w:val="4C592CFC"/>
     <w:multiLevelType w:val="multilevel"/>
     <w:tmpl w:val="E91A2B6A"/>
@@ -5578,7 +6193,7 @@
       </w:pPr>
     </w:lvl>
   </w:abstractNum>
-  <w:abstractNum w:abstractNumId="14" w15:restartNumberingAfterBreak="0">
+  <w:abstractNum w:abstractNumId="20" w15:restartNumberingAfterBreak="0">
     <w:nsid w:val="52721940"/>
     <w:multiLevelType w:val="multilevel"/>
     <w:tmpl w:val="A8ECDB3E"/>
@@ -5691,7 +6306,156 @@
       </w:pPr>
     </w:lvl>
   </w:abstractNum>
-  <w:abstractNum w:abstractNumId="15" w15:restartNumberingAfterBreak="0">
+  <w:abstractNum w:abstractNumId="21" w15:restartNumberingAfterBreak="0">
+    <w:nsid w:val="54EA498A"/>
+    <w:multiLevelType w:val="multilevel"/>
+    <w:tmpl w:val="144C03E0"/>
+    <w:lvl w:ilvl="0">
+      <w:start w:val="1"/>
+      <w:numFmt w:val="bullet"/>
+      <w:lvlText w:val=""/>
+      <w:lvlJc w:val="left"/>
+      <w:pPr>
+        <w:tabs>
+          <w:tab w:val="num" w:pos="720"/>
+        </w:tabs>
+        <w:ind w:left="720" w:hanging="360"/>
+      </w:pPr>
+      <w:rPr>
+        <w:rFonts w:ascii="Symbol" w:hAnsi="Symbol" w:hint="default"/>
+        <w:sz w:val="20"/>
+      </w:rPr>
+    </w:lvl>
+    <w:lvl w:ilvl="1" w:tentative="1">
+      <w:start w:val="1"/>
+      <w:numFmt w:val="bullet"/>
+      <w:lvlText w:val="o"/>
+      <w:lvlJc w:val="left"/>
+      <w:pPr>
+        <w:tabs>
+          <w:tab w:val="num" w:pos="1440"/>
+        </w:tabs>
+        <w:ind w:left="1440" w:hanging="360"/>
+      </w:pPr>
+      <w:rPr>
+        <w:rFonts w:ascii="Courier New" w:hAnsi="Courier New" w:hint="default"/>
+        <w:sz w:val="20"/>
+      </w:rPr>
+    </w:lvl>
+    <w:lvl w:ilvl="2" w:tentative="1">
+      <w:start w:val="1"/>
+      <w:numFmt w:val="bullet"/>
+      <w:lvlText w:val=""/>
+      <w:lvlJc w:val="left"/>
+      <w:pPr>
+        <w:tabs>
+          <w:tab w:val="num" w:pos="2160"/>
+        </w:tabs>
+        <w:ind w:left="2160" w:hanging="360"/>
+      </w:pPr>
+      <w:rPr>
+        <w:rFonts w:ascii="Wingdings" w:hAnsi="Wingdings" w:hint="default"/>
+        <w:sz w:val="20"/>
+      </w:rPr>
+    </w:lvl>
+    <w:lvl w:ilvl="3" w:tentative="1">
+      <w:start w:val="1"/>
+      <w:numFmt w:val="bullet"/>
+      <w:lvlText w:val=""/>
+      <w:lvlJc w:val="left"/>
+      <w:pPr>
+        <w:tabs>
+          <w:tab w:val="num" w:pos="2880"/>
+        </w:tabs>
+        <w:ind w:left="2880" w:hanging="360"/>
+      </w:pPr>
+      <w:rPr>
+        <w:rFonts w:ascii="Wingdings" w:hAnsi="Wingdings" w:hint="default"/>
+        <w:sz w:val="20"/>
+      </w:rPr>
+    </w:lvl>
+    <w:lvl w:ilvl="4" w:tentative="1">
+      <w:start w:val="1"/>
+      <w:numFmt w:val="bullet"/>
+      <w:lvlText w:val=""/>
+      <w:lvlJc w:val="left"/>
+      <w:pPr>
+        <w:tabs>
+          <w:tab w:val="num" w:pos="3600"/>
+        </w:tabs>
+        <w:ind w:left="3600" w:hanging="360"/>
+      </w:pPr>
+      <w:rPr>
+        <w:rFonts w:ascii="Wingdings" w:hAnsi="Wingdings" w:hint="default"/>
+        <w:sz w:val="20"/>
+      </w:rPr>
+    </w:lvl>
+    <w:lvl w:ilvl="5" w:tentative="1">
+      <w:start w:val="1"/>
+      <w:numFmt w:val="bullet"/>
+      <w:lvlText w:val=""/>
+      <w:lvlJc w:val="left"/>
+      <w:pPr>
+        <w:tabs>
+          <w:tab w:val="num" w:pos="4320"/>
+        </w:tabs>
+        <w:ind w:left="4320" w:hanging="360"/>
+      </w:pPr>
+      <w:rPr>
+        <w:rFonts w:ascii="Wingdings" w:hAnsi="Wingdings" w:hint="default"/>
+        <w:sz w:val="20"/>
+      </w:rPr>
+    </w:lvl>
+    <w:lvl w:ilvl="6" w:tentative="1">
+      <w:start w:val="1"/>
+      <w:numFmt w:val="bullet"/>
+      <w:lvlText w:val=""/>
+      <w:lvlJc w:val="left"/>
+      <w:pPr>
+        <w:tabs>
+          <w:tab w:val="num" w:pos="5040"/>
+        </w:tabs>
+        <w:ind w:left="5040" w:hanging="360"/>
+      </w:pPr>
+      <w:rPr>
+        <w:rFonts w:ascii="Wingdings" w:hAnsi="Wingdings" w:hint="default"/>
+        <w:sz w:val="20"/>
+      </w:rPr>
+    </w:lvl>
+    <w:lvl w:ilvl="7" w:tentative="1">
+      <w:start w:val="1"/>
+      <w:numFmt w:val="bullet"/>
+      <w:lvlText w:val=""/>
+      <w:lvlJc w:val="left"/>
+      <w:pPr>
+        <w:tabs>
+          <w:tab w:val="num" w:pos="5760"/>
+        </w:tabs>
+        <w:ind w:left="5760" w:hanging="360"/>
+      </w:pPr>
+      <w:rPr>
+        <w:rFonts w:ascii="Wingdings" w:hAnsi="Wingdings" w:hint="default"/>
+        <w:sz w:val="20"/>
+      </w:rPr>
+    </w:lvl>
+    <w:lvl w:ilvl="8" w:tentative="1">
+      <w:start w:val="1"/>
+      <w:numFmt w:val="bullet"/>
+      <w:lvlText w:val=""/>
+      <w:lvlJc w:val="left"/>
+      <w:pPr>
+        <w:tabs>
+          <w:tab w:val="num" w:pos="6480"/>
+        </w:tabs>
+        <w:ind w:left="6480" w:hanging="360"/>
+      </w:pPr>
+      <w:rPr>
+        <w:rFonts w:ascii="Wingdings" w:hAnsi="Wingdings" w:hint="default"/>
+        <w:sz w:val="20"/>
+      </w:rPr>
+    </w:lvl>
+  </w:abstractNum>
+  <w:abstractNum w:abstractNumId="22" w15:restartNumberingAfterBreak="0">
     <w:nsid w:val="561066FD"/>
     <w:multiLevelType w:val="multilevel"/>
     <w:tmpl w:val="9912D1EA"/>
@@ -5840,7 +6604,305 @@
       </w:rPr>
     </w:lvl>
   </w:abstractNum>
-  <w:abstractNum w:abstractNumId="16" w15:restartNumberingAfterBreak="0">
+  <w:abstractNum w:abstractNumId="23" w15:restartNumberingAfterBreak="0">
+    <w:nsid w:val="5BCF56C6"/>
+    <w:multiLevelType w:val="multilevel"/>
+    <w:tmpl w:val="69B82E3E"/>
+    <w:lvl w:ilvl="0">
+      <w:start w:val="1"/>
+      <w:numFmt w:val="bullet"/>
+      <w:lvlText w:val=""/>
+      <w:lvlJc w:val="left"/>
+      <w:pPr>
+        <w:tabs>
+          <w:tab w:val="num" w:pos="720"/>
+        </w:tabs>
+        <w:ind w:left="720" w:hanging="360"/>
+      </w:pPr>
+      <w:rPr>
+        <w:rFonts w:ascii="Symbol" w:hAnsi="Symbol" w:hint="default"/>
+        <w:sz w:val="20"/>
+      </w:rPr>
+    </w:lvl>
+    <w:lvl w:ilvl="1" w:tentative="1">
+      <w:start w:val="1"/>
+      <w:numFmt w:val="bullet"/>
+      <w:lvlText w:val="o"/>
+      <w:lvlJc w:val="left"/>
+      <w:pPr>
+        <w:tabs>
+          <w:tab w:val="num" w:pos="1440"/>
+        </w:tabs>
+        <w:ind w:left="1440" w:hanging="360"/>
+      </w:pPr>
+      <w:rPr>
+        <w:rFonts w:ascii="Courier New" w:hAnsi="Courier New" w:hint="default"/>
+        <w:sz w:val="20"/>
+      </w:rPr>
+    </w:lvl>
+    <w:lvl w:ilvl="2" w:tentative="1">
+      <w:start w:val="1"/>
+      <w:numFmt w:val="bullet"/>
+      <w:lvlText w:val=""/>
+      <w:lvlJc w:val="left"/>
+      <w:pPr>
+        <w:tabs>
+          <w:tab w:val="num" w:pos="2160"/>
+        </w:tabs>
+        <w:ind w:left="2160" w:hanging="360"/>
+      </w:pPr>
+      <w:rPr>
+        <w:rFonts w:ascii="Wingdings" w:hAnsi="Wingdings" w:hint="default"/>
+        <w:sz w:val="20"/>
+      </w:rPr>
+    </w:lvl>
+    <w:lvl w:ilvl="3" w:tentative="1">
+      <w:start w:val="1"/>
+      <w:numFmt w:val="bullet"/>
+      <w:lvlText w:val=""/>
+      <w:lvlJc w:val="left"/>
+      <w:pPr>
+        <w:tabs>
+          <w:tab w:val="num" w:pos="2880"/>
+        </w:tabs>
+        <w:ind w:left="2880" w:hanging="360"/>
+      </w:pPr>
+      <w:rPr>
+        <w:rFonts w:ascii="Wingdings" w:hAnsi="Wingdings" w:hint="default"/>
+        <w:sz w:val="20"/>
+      </w:rPr>
+    </w:lvl>
+    <w:lvl w:ilvl="4" w:tentative="1">
+      <w:start w:val="1"/>
+      <w:numFmt w:val="bullet"/>
+      <w:lvlText w:val=""/>
+      <w:lvlJc w:val="left"/>
+      <w:pPr>
+        <w:tabs>
+          <w:tab w:val="num" w:pos="3600"/>
+        </w:tabs>
+        <w:ind w:left="3600" w:hanging="360"/>
+      </w:pPr>
+      <w:rPr>
+        <w:rFonts w:ascii="Wingdings" w:hAnsi="Wingdings" w:hint="default"/>
+        <w:sz w:val="20"/>
+      </w:rPr>
+    </w:lvl>
+    <w:lvl w:ilvl="5" w:tentative="1">
+      <w:start w:val="1"/>
+      <w:numFmt w:val="bullet"/>
+      <w:lvlText w:val=""/>
+      <w:lvlJc w:val="left"/>
+      <w:pPr>
+        <w:tabs>
+          <w:tab w:val="num" w:pos="4320"/>
+        </w:tabs>
+        <w:ind w:left="4320" w:hanging="360"/>
+      </w:pPr>
+      <w:rPr>
+        <w:rFonts w:ascii="Wingdings" w:hAnsi="Wingdings" w:hint="default"/>
+        <w:sz w:val="20"/>
+      </w:rPr>
+    </w:lvl>
+    <w:lvl w:ilvl="6" w:tentative="1">
+      <w:start w:val="1"/>
+      <w:numFmt w:val="bullet"/>
+      <w:lvlText w:val=""/>
+      <w:lvlJc w:val="left"/>
+      <w:pPr>
+        <w:tabs>
+          <w:tab w:val="num" w:pos="5040"/>
+        </w:tabs>
+        <w:ind w:left="5040" w:hanging="360"/>
+      </w:pPr>
+      <w:rPr>
+        <w:rFonts w:ascii="Wingdings" w:hAnsi="Wingdings" w:hint="default"/>
+        <w:sz w:val="20"/>
+      </w:rPr>
+    </w:lvl>
+    <w:lvl w:ilvl="7" w:tentative="1">
+      <w:start w:val="1"/>
+      <w:numFmt w:val="bullet"/>
+      <w:lvlText w:val=""/>
+      <w:lvlJc w:val="left"/>
+      <w:pPr>
+        <w:tabs>
+          <w:tab w:val="num" w:pos="5760"/>
+        </w:tabs>
+        <w:ind w:left="5760" w:hanging="360"/>
+      </w:pPr>
+      <w:rPr>
+        <w:rFonts w:ascii="Wingdings" w:hAnsi="Wingdings" w:hint="default"/>
+        <w:sz w:val="20"/>
+      </w:rPr>
+    </w:lvl>
+    <w:lvl w:ilvl="8" w:tentative="1">
+      <w:start w:val="1"/>
+      <w:numFmt w:val="bullet"/>
+      <w:lvlText w:val=""/>
+      <w:lvlJc w:val="left"/>
+      <w:pPr>
+        <w:tabs>
+          <w:tab w:val="num" w:pos="6480"/>
+        </w:tabs>
+        <w:ind w:left="6480" w:hanging="360"/>
+      </w:pPr>
+      <w:rPr>
+        <w:rFonts w:ascii="Wingdings" w:hAnsi="Wingdings" w:hint="default"/>
+        <w:sz w:val="20"/>
+      </w:rPr>
+    </w:lvl>
+  </w:abstractNum>
+  <w:abstractNum w:abstractNumId="24" w15:restartNumberingAfterBreak="0">
+    <w:nsid w:val="5CD35104"/>
+    <w:multiLevelType w:val="multilevel"/>
+    <w:tmpl w:val="BF36F284"/>
+    <w:lvl w:ilvl="0">
+      <w:start w:val="1"/>
+      <w:numFmt w:val="bullet"/>
+      <w:lvlText w:val=""/>
+      <w:lvlJc w:val="left"/>
+      <w:pPr>
+        <w:tabs>
+          <w:tab w:val="num" w:pos="720"/>
+        </w:tabs>
+        <w:ind w:left="720" w:hanging="360"/>
+      </w:pPr>
+      <w:rPr>
+        <w:rFonts w:ascii="Symbol" w:hAnsi="Symbol" w:hint="default"/>
+        <w:sz w:val="20"/>
+      </w:rPr>
+    </w:lvl>
+    <w:lvl w:ilvl="1" w:tentative="1">
+      <w:start w:val="1"/>
+      <w:numFmt w:val="bullet"/>
+      <w:lvlText w:val="o"/>
+      <w:lvlJc w:val="left"/>
+      <w:pPr>
+        <w:tabs>
+          <w:tab w:val="num" w:pos="1440"/>
+        </w:tabs>
+        <w:ind w:left="1440" w:hanging="360"/>
+      </w:pPr>
+      <w:rPr>
+        <w:rFonts w:ascii="Courier New" w:hAnsi="Courier New" w:hint="default"/>
+        <w:sz w:val="20"/>
+      </w:rPr>
+    </w:lvl>
+    <w:lvl w:ilvl="2" w:tentative="1">
+      <w:start w:val="1"/>
+      <w:numFmt w:val="bullet"/>
+      <w:lvlText w:val=""/>
+      <w:lvlJc w:val="left"/>
+      <w:pPr>
+        <w:tabs>
+          <w:tab w:val="num" w:pos="2160"/>
+        </w:tabs>
+        <w:ind w:left="2160" w:hanging="360"/>
+      </w:pPr>
+      <w:rPr>
+        <w:rFonts w:ascii="Wingdings" w:hAnsi="Wingdings" w:hint="default"/>
+        <w:sz w:val="20"/>
+      </w:rPr>
+    </w:lvl>
+    <w:lvl w:ilvl="3" w:tentative="1">
+      <w:start w:val="1"/>
+      <w:numFmt w:val="bullet"/>
+      <w:lvlText w:val=""/>
+      <w:lvlJc w:val="left"/>
+      <w:pPr>
+        <w:tabs>
+          <w:tab w:val="num" w:pos="2880"/>
+        </w:tabs>
+        <w:ind w:left="2880" w:hanging="360"/>
+      </w:pPr>
+      <w:rPr>
+        <w:rFonts w:ascii="Wingdings" w:hAnsi="Wingdings" w:hint="default"/>
+        <w:sz w:val="20"/>
+      </w:rPr>
+    </w:lvl>
+    <w:lvl w:ilvl="4" w:tentative="1">
+      <w:start w:val="1"/>
+      <w:numFmt w:val="bullet"/>
+      <w:lvlText w:val=""/>
+      <w:lvlJc w:val="left"/>
+      <w:pPr>
+        <w:tabs>
+          <w:tab w:val="num" w:pos="3600"/>
+        </w:tabs>
+        <w:ind w:left="3600" w:hanging="360"/>
+      </w:pPr>
+      <w:rPr>
+        <w:rFonts w:ascii="Wingdings" w:hAnsi="Wingdings" w:hint="default"/>
+        <w:sz w:val="20"/>
+      </w:rPr>
+    </w:lvl>
+    <w:lvl w:ilvl="5" w:tentative="1">
+      <w:start w:val="1"/>
+      <w:numFmt w:val="bullet"/>
+      <w:lvlText w:val=""/>
+      <w:lvlJc w:val="left"/>
+      <w:pPr>
+        <w:tabs>
+          <w:tab w:val="num" w:pos="4320"/>
+        </w:tabs>
+        <w:ind w:left="4320" w:hanging="360"/>
+      </w:pPr>
+      <w:rPr>
+        <w:rFonts w:ascii="Wingdings" w:hAnsi="Wingdings" w:hint="default"/>
+        <w:sz w:val="20"/>
+      </w:rPr>
+    </w:lvl>
+    <w:lvl w:ilvl="6" w:tentative="1">
+      <w:start w:val="1"/>
+      <w:numFmt w:val="bullet"/>
+      <w:lvlText w:val=""/>
+      <w:lvlJc w:val="left"/>
+      <w:pPr>
+        <w:tabs>
+          <w:tab w:val="num" w:pos="5040"/>
+        </w:tabs>
+        <w:ind w:left="5040" w:hanging="360"/>
+      </w:pPr>
+      <w:rPr>
+        <w:rFonts w:ascii="Wingdings" w:hAnsi="Wingdings" w:hint="default"/>
+        <w:sz w:val="20"/>
+      </w:rPr>
+    </w:lvl>
+    <w:lvl w:ilvl="7" w:tentative="1">
+      <w:start w:val="1"/>
+      <w:numFmt w:val="bullet"/>
+      <w:lvlText w:val=""/>
+      <w:lvlJc w:val="left"/>
+      <w:pPr>
+        <w:tabs>
+          <w:tab w:val="num" w:pos="5760"/>
+        </w:tabs>
+        <w:ind w:left="5760" w:hanging="360"/>
+      </w:pPr>
+      <w:rPr>
+        <w:rFonts w:ascii="Wingdings" w:hAnsi="Wingdings" w:hint="default"/>
+        <w:sz w:val="20"/>
+      </w:rPr>
+    </w:lvl>
+    <w:lvl w:ilvl="8" w:tentative="1">
+      <w:start w:val="1"/>
+      <w:numFmt w:val="bullet"/>
+      <w:lvlText w:val=""/>
+      <w:lvlJc w:val="left"/>
+      <w:pPr>
+        <w:tabs>
+          <w:tab w:val="num" w:pos="6480"/>
+        </w:tabs>
+        <w:ind w:left="6480" w:hanging="360"/>
+      </w:pPr>
+      <w:rPr>
+        <w:rFonts w:ascii="Wingdings" w:hAnsi="Wingdings" w:hint="default"/>
+        <w:sz w:val="20"/>
+      </w:rPr>
+    </w:lvl>
+  </w:abstractNum>
+  <w:abstractNum w:abstractNumId="25" w15:restartNumberingAfterBreak="0">
     <w:nsid w:val="5ED55E1C"/>
     <w:multiLevelType w:val="multilevel"/>
     <w:tmpl w:val="431CE166"/>
@@ -5989,7 +7051,7 @@
       </w:rPr>
     </w:lvl>
   </w:abstractNum>
-  <w:abstractNum w:abstractNumId="17" w15:restartNumberingAfterBreak="0">
+  <w:abstractNum w:abstractNumId="26" w15:restartNumberingAfterBreak="0">
     <w:nsid w:val="61DC10B7"/>
     <w:multiLevelType w:val="multilevel"/>
     <w:tmpl w:val="F21468EE"/>
@@ -6138,7 +7200,120 @@
       </w:rPr>
     </w:lvl>
   </w:abstractNum>
-  <w:abstractNum w:abstractNumId="18" w15:restartNumberingAfterBreak="0">
+  <w:abstractNum w:abstractNumId="27" w15:restartNumberingAfterBreak="0">
+    <w:nsid w:val="627D3450"/>
+    <w:multiLevelType w:val="multilevel"/>
+    <w:tmpl w:val="2DD223AA"/>
+    <w:lvl w:ilvl="0">
+      <w:start w:val="1"/>
+      <w:numFmt w:val="decimal"/>
+      <w:lvlText w:val="%1."/>
+      <w:lvlJc w:val="left"/>
+      <w:pPr>
+        <w:tabs>
+          <w:tab w:val="num" w:pos="720"/>
+        </w:tabs>
+        <w:ind w:left="720" w:hanging="360"/>
+      </w:pPr>
+    </w:lvl>
+    <w:lvl w:ilvl="1" w:tentative="1">
+      <w:start w:val="1"/>
+      <w:numFmt w:val="decimal"/>
+      <w:lvlText w:val="%2."/>
+      <w:lvlJc w:val="left"/>
+      <w:pPr>
+        <w:tabs>
+          <w:tab w:val="num" w:pos="1440"/>
+        </w:tabs>
+        <w:ind w:left="1440" w:hanging="360"/>
+      </w:pPr>
+    </w:lvl>
+    <w:lvl w:ilvl="2" w:tentative="1">
+      <w:start w:val="1"/>
+      <w:numFmt w:val="decimal"/>
+      <w:lvlText w:val="%3."/>
+      <w:lvlJc w:val="left"/>
+      <w:pPr>
+        <w:tabs>
+          <w:tab w:val="num" w:pos="2160"/>
+        </w:tabs>
+        <w:ind w:left="2160" w:hanging="360"/>
+      </w:pPr>
+    </w:lvl>
+    <w:lvl w:ilvl="3" w:tentative="1">
+      <w:start w:val="1"/>
+      <w:numFmt w:val="decimal"/>
+      <w:lvlText w:val="%4."/>
+      <w:lvlJc w:val="left"/>
+      <w:pPr>
+        <w:tabs>
+          <w:tab w:val="num" w:pos="2880"/>
+        </w:tabs>
+        <w:ind w:left="2880" w:hanging="360"/>
+      </w:pPr>
+    </w:lvl>
+    <w:lvl w:ilvl="4" w:tentative="1">
+      <w:start w:val="1"/>
+      <w:numFmt w:val="decimal"/>
+      <w:lvlText w:val="%5."/>
+      <w:lvlJc w:val="left"/>
+      <w:pPr>
+        <w:tabs>
+          <w:tab w:val="num" w:pos="3600"/>
+        </w:tabs>
+        <w:ind w:left="3600" w:hanging="360"/>
+      </w:pPr>
+    </w:lvl>
+    <w:lvl w:ilvl="5" w:tentative="1">
+      <w:start w:val="1"/>
+      <w:numFmt w:val="decimal"/>
+      <w:lvlText w:val="%6."/>
+      <w:lvlJc w:val="left"/>
+      <w:pPr>
+        <w:tabs>
+          <w:tab w:val="num" w:pos="4320"/>
+        </w:tabs>
+        <w:ind w:left="4320" w:hanging="360"/>
+      </w:pPr>
+    </w:lvl>
+    <w:lvl w:ilvl="6" w:tentative="1">
+      <w:start w:val="1"/>
+      <w:numFmt w:val="decimal"/>
+      <w:lvlText w:val="%7."/>
+      <w:lvlJc w:val="left"/>
+      <w:pPr>
+        <w:tabs>
+          <w:tab w:val="num" w:pos="5040"/>
+        </w:tabs>
+        <w:ind w:left="5040" w:hanging="360"/>
+      </w:pPr>
+    </w:lvl>
+    <w:lvl w:ilvl="7" w:tentative="1">
+      <w:start w:val="1"/>
+      <w:numFmt w:val="decimal"/>
+      <w:lvlText w:val="%8."/>
+      <w:lvlJc w:val="left"/>
+      <w:pPr>
+        <w:tabs>
+          <w:tab w:val="num" w:pos="5760"/>
+        </w:tabs>
+        <w:ind w:left="5760" w:hanging="360"/>
+      </w:pPr>
+    </w:lvl>
+    <w:lvl w:ilvl="8" w:tentative="1">
+      <w:start w:val="1"/>
+      <w:numFmt w:val="decimal"/>
+      <w:lvlText w:val="%9."/>
+      <w:lvlJc w:val="left"/>
+      <w:pPr>
+        <w:tabs>
+          <w:tab w:val="num" w:pos="6480"/>
+        </w:tabs>
+        <w:ind w:left="6480" w:hanging="360"/>
+      </w:pPr>
+    </w:lvl>
+  </w:abstractNum>
+  <w:abstractNum w:abstractNumId="28" w15:restartNumberingAfterBreak="0">
     <w:nsid w:val="645442E9"/>
     <w:multiLevelType w:val="multilevel"/>
     <w:tmpl w:val="663C734A"/>
@@ -6287,7 +7462,7 @@
       </w:rPr>
     </w:lvl>
   </w:abstractNum>
-  <w:abstractNum w:abstractNumId="19" w15:restartNumberingAfterBreak="0">
+  <w:abstractNum w:abstractNumId="29" w15:restartNumberingAfterBreak="0">
     <w:nsid w:val="674F0A26"/>
     <w:multiLevelType w:val="multilevel"/>
     <w:tmpl w:val="06F8C15E"/>
@@ -6436,7 +7611,156 @@
       </w:rPr>
     </w:lvl>
   </w:abstractNum>
-  <w:abstractNum w:abstractNumId="20" w15:restartNumberingAfterBreak="0">
+  <w:abstractNum w:abstractNumId="30" w15:restartNumberingAfterBreak="0">
+    <w:nsid w:val="698E486E"/>
+    <w:multiLevelType w:val="multilevel"/>
+    <w:tmpl w:val="AB92A982"/>
+    <w:lvl w:ilvl="0">
+      <w:start w:val="1"/>
+      <w:numFmt w:val="bullet"/>
+      <w:lvlText w:val=""/>
+      <w:lvlJc w:val="left"/>
+      <w:pPr>
+        <w:tabs>
+          <w:tab w:val="num" w:pos="720"/>
+        </w:tabs>
+        <w:ind w:left="720" w:hanging="360"/>
+      </w:pPr>
+      <w:rPr>
+        <w:rFonts w:ascii="Symbol" w:hAnsi="Symbol" w:hint="default"/>
+        <w:sz w:val="20"/>
+      </w:rPr>
+    </w:lvl>
+    <w:lvl w:ilvl="1" w:tentative="1">
+      <w:start w:val="1"/>
+      <w:numFmt w:val="bullet"/>
+      <w:lvlText w:val="o"/>
+      <w:lvlJc w:val="left"/>
+      <w:pPr>
+        <w:tabs>
+          <w:tab w:val="num" w:pos="1440"/>
+        </w:tabs>
+        <w:ind w:left="1440" w:hanging="360"/>
+      </w:pPr>
+      <w:rPr>
+        <w:rFonts w:ascii="Courier New" w:hAnsi="Courier New" w:hint="default"/>
+        <w:sz w:val="20"/>
+      </w:rPr>
+    </w:lvl>
+    <w:lvl w:ilvl="2" w:tentative="1">
+      <w:start w:val="1"/>
+      <w:numFmt w:val="bullet"/>
+      <w:lvlText w:val=""/>
+      <w:lvlJc w:val="left"/>
+      <w:pPr>
+        <w:tabs>
+          <w:tab w:val="num" w:pos="2160"/>
+        </w:tabs>
+        <w:ind w:left="2160" w:hanging="360"/>
+      </w:pPr>
+      <w:rPr>
+        <w:rFonts w:ascii="Wingdings" w:hAnsi="Wingdings" w:hint="default"/>
+        <w:sz w:val="20"/>
+      </w:rPr>
+    </w:lvl>
+    <w:lvl w:ilvl="3" w:tentative="1">
+      <w:start w:val="1"/>
+      <w:numFmt w:val="bullet"/>
+      <w:lvlText w:val=""/>
+      <w:lvlJc w:val="left"/>
+      <w:pPr>
+        <w:tabs>
+          <w:tab w:val="num" w:pos="2880"/>
+        </w:tabs>
+        <w:ind w:left="2880" w:hanging="360"/>
+      </w:pPr>
+      <w:rPr>
+        <w:rFonts w:ascii="Wingdings" w:hAnsi="Wingdings" w:hint="default"/>
+        <w:sz w:val="20"/>
+      </w:rPr>
+    </w:lvl>
+    <w:lvl w:ilvl="4" w:tentative="1">
+      <w:start w:val="1"/>
+      <w:numFmt w:val="bullet"/>
+      <w:lvlText w:val=""/>
+      <w:lvlJc w:val="left"/>
+      <w:pPr>
+        <w:tabs>
+          <w:tab w:val="num" w:pos="3600"/>
+        </w:tabs>
+        <w:ind w:left="3600" w:hanging="360"/>
+      </w:pPr>
+      <w:rPr>
+        <w:rFonts w:ascii="Wingdings" w:hAnsi="Wingdings" w:hint="default"/>
+        <w:sz w:val="20"/>
+      </w:rPr>
+    </w:lvl>
+    <w:lvl w:ilvl="5" w:tentative="1">
+      <w:start w:val="1"/>
+      <w:numFmt w:val="bullet"/>
+      <w:lvlText w:val=""/>
+      <w:lvlJc w:val="left"/>
+      <w:pPr>
+        <w:tabs>
+          <w:tab w:val="num" w:pos="4320"/>
+        </w:tabs>
+        <w:ind w:left="4320" w:hanging="360"/>
+      </w:pPr>
+      <w:rPr>
+        <w:rFonts w:ascii="Wingdings" w:hAnsi="Wingdings" w:hint="default"/>
+        <w:sz w:val="20"/>
+      </w:rPr>
+    </w:lvl>
+    <w:lvl w:ilvl="6" w:tentative="1">
+      <w:start w:val="1"/>
+      <w:numFmt w:val="bullet"/>
+      <w:lvlText w:val=""/>
+      <w:lvlJc w:val="left"/>
+      <w:pPr>
+        <w:tabs>
+          <w:tab w:val="num" w:pos="5040"/>
+        </w:tabs>
+        <w:ind w:left="5040" w:hanging="360"/>
+      </w:pPr>
+      <w:rPr>
+        <w:rFonts w:ascii="Wingdings" w:hAnsi="Wingdings" w:hint="default"/>
+        <w:sz w:val="20"/>
+      </w:rPr>
+    </w:lvl>
+    <w:lvl w:ilvl="7" w:tentative="1">
+      <w:start w:val="1"/>
+      <w:numFmt w:val="bullet"/>
+      <w:lvlText w:val=""/>
+      <w:lvlJc w:val="left"/>
+      <w:pPr>
+        <w:tabs>
+          <w:tab w:val="num" w:pos="5760"/>
+        </w:tabs>
+        <w:ind w:left="5760" w:hanging="360"/>
+      </w:pPr>
+      <w:rPr>
+        <w:rFonts w:ascii="Wingdings" w:hAnsi="Wingdings" w:hint="default"/>
+        <w:sz w:val="20"/>
+      </w:rPr>
+    </w:lvl>
+    <w:lvl w:ilvl="8" w:tentative="1">
+      <w:start w:val="1"/>
+      <w:numFmt w:val="bullet"/>
+      <w:lvlText w:val=""/>
+      <w:lvlJc w:val="left"/>
+      <w:pPr>
+        <w:tabs>
+          <w:tab w:val="num" w:pos="6480"/>
+        </w:tabs>
+        <w:ind w:left="6480" w:hanging="360"/>
+      </w:pPr>
+      <w:rPr>
+        <w:rFonts w:ascii="Wingdings" w:hAnsi="Wingdings" w:hint="default"/>
+        <w:sz w:val="20"/>
+      </w:rPr>
+    </w:lvl>
+  </w:abstractNum>
+  <w:abstractNum w:abstractNumId="31" w15:restartNumberingAfterBreak="0">
     <w:nsid w:val="6BD16E5B"/>
     <w:multiLevelType w:val="multilevel"/>
     <w:tmpl w:val="F086D5DE"/>
@@ -6585,7 +7909,7 @@
       </w:rPr>
     </w:lvl>
   </w:abstractNum>
-  <w:abstractNum w:abstractNumId="21" w15:restartNumberingAfterBreak="0">
+  <w:abstractNum w:abstractNumId="32" w15:restartNumberingAfterBreak="0">
     <w:nsid w:val="705C493C"/>
     <w:multiLevelType w:val="multilevel"/>
     <w:tmpl w:val="A6661594"/>
@@ -6698,7 +8022,305 @@
       </w:pPr>
     </w:lvl>
   </w:abstractNum>
-  <w:abstractNum w:abstractNumId="22" w15:restartNumberingAfterBreak="0">
+  <w:abstractNum w:abstractNumId="33" w15:restartNumberingAfterBreak="0">
+    <w:nsid w:val="741111B8"/>
+    <w:multiLevelType w:val="multilevel"/>
+    <w:tmpl w:val="F5EE7028"/>
+    <w:lvl w:ilvl="0">
+      <w:start w:val="1"/>
+      <w:numFmt w:val="bullet"/>
+      <w:lvlText w:val=""/>
+      <w:lvlJc w:val="left"/>
+      <w:pPr>
+        <w:tabs>
+          <w:tab w:val="num" w:pos="720"/>
+        </w:tabs>
+        <w:ind w:left="720" w:hanging="360"/>
+      </w:pPr>
+      <w:rPr>
+        <w:rFonts w:ascii="Symbol" w:hAnsi="Symbol" w:hint="default"/>
+        <w:sz w:val="20"/>
+      </w:rPr>
+    </w:lvl>
+    <w:lvl w:ilvl="1">
+      <w:start w:val="1"/>
+      <w:numFmt w:val="bullet"/>
+      <w:lvlText w:val="o"/>
+      <w:lvlJc w:val="left"/>
+      <w:pPr>
+        <w:tabs>
+          <w:tab w:val="num" w:pos="1440"/>
+        </w:tabs>
+        <w:ind w:left="1440" w:hanging="360"/>
+      </w:pPr>
+      <w:rPr>
+        <w:rFonts w:ascii="Courier New" w:hAnsi="Courier New" w:hint="default"/>
+        <w:sz w:val="20"/>
+      </w:rPr>
+    </w:lvl>
+    <w:lvl w:ilvl="2" w:tentative="1">
+      <w:start w:val="1"/>
+      <w:numFmt w:val="bullet"/>
+      <w:lvlText w:val=""/>
+      <w:lvlJc w:val="left"/>
+      <w:pPr>
+        <w:tabs>
+          <w:tab w:val="num" w:pos="2160"/>
+        </w:tabs>
+        <w:ind w:left="2160" w:hanging="360"/>
+      </w:pPr>
+      <w:rPr>
+        <w:rFonts w:ascii="Wingdings" w:hAnsi="Wingdings" w:hint="default"/>
+        <w:sz w:val="20"/>
+      </w:rPr>
+    </w:lvl>
+    <w:lvl w:ilvl="3" w:tentative="1">
+      <w:start w:val="1"/>
+      <w:numFmt w:val="bullet"/>
+      <w:lvlText w:val=""/>
+      <w:lvlJc w:val="left"/>
+      <w:pPr>
+        <w:tabs>
+          <w:tab w:val="num" w:pos="2880"/>
+        </w:tabs>
+        <w:ind w:left="2880" w:hanging="360"/>
+      </w:pPr>
+      <w:rPr>
+        <w:rFonts w:ascii="Wingdings" w:hAnsi="Wingdings" w:hint="default"/>
+        <w:sz w:val="20"/>
+      </w:rPr>
+    </w:lvl>
+    <w:lvl w:ilvl="4" w:tentative="1">
+      <w:start w:val="1"/>
+      <w:numFmt w:val="bullet"/>
+      <w:lvlText w:val=""/>
+      <w:lvlJc w:val="left"/>
+      <w:pPr>
+        <w:tabs>
+          <w:tab w:val="num" w:pos="3600"/>
+        </w:tabs>
+        <w:ind w:left="3600" w:hanging="360"/>
+      </w:pPr>
+      <w:rPr>
+        <w:rFonts w:ascii="Wingdings" w:hAnsi="Wingdings" w:hint="default"/>
+        <w:sz w:val="20"/>
+      </w:rPr>
+    </w:lvl>
+    <w:lvl w:ilvl="5" w:tentative="1">
+      <w:start w:val="1"/>
+      <w:numFmt w:val="bullet"/>
+      <w:lvlText w:val=""/>
+      <w:lvlJc w:val="left"/>
+      <w:pPr>
+        <w:tabs>
+          <w:tab w:val="num" w:pos="4320"/>
+        </w:tabs>
+        <w:ind w:left="4320" w:hanging="360"/>
+      </w:pPr>
+      <w:rPr>
+        <w:rFonts w:ascii="Wingdings" w:hAnsi="Wingdings" w:hint="default"/>
+        <w:sz w:val="20"/>
+      </w:rPr>
+    </w:lvl>
+    <w:lvl w:ilvl="6" w:tentative="1">
+      <w:start w:val="1"/>
+      <w:numFmt w:val="bullet"/>
+      <w:lvlText w:val=""/>
+      <w:lvlJc w:val="left"/>
+      <w:pPr>
+        <w:tabs>
+          <w:tab w:val="num" w:pos="5040"/>
+        </w:tabs>
+        <w:ind w:left="5040" w:hanging="360"/>
+      </w:pPr>
+      <w:rPr>
+        <w:rFonts w:ascii="Wingdings" w:hAnsi="Wingdings" w:hint="default"/>
+        <w:sz w:val="20"/>
+      </w:rPr>
+    </w:lvl>
+    <w:lvl w:ilvl="7" w:tentative="1">
+      <w:start w:val="1"/>
+      <w:numFmt w:val="bullet"/>
+      <w:lvlText w:val=""/>
+      <w:lvlJc w:val="left"/>
+      <w:pPr>
+        <w:tabs>
+          <w:tab w:val="num" w:pos="5760"/>
+        </w:tabs>
+        <w:ind w:left="5760" w:hanging="360"/>
+      </w:pPr>
+      <w:rPr>
+        <w:rFonts w:ascii="Wingdings" w:hAnsi="Wingdings" w:hint="default"/>
+        <w:sz w:val="20"/>
+      </w:rPr>
+    </w:lvl>
+    <w:lvl w:ilvl="8" w:tentative="1">
+      <w:start w:val="1"/>
+      <w:numFmt w:val="bullet"/>
+      <w:lvlText w:val=""/>
+      <w:lvlJc w:val="left"/>
+      <w:pPr>
+        <w:tabs>
+          <w:tab w:val="num" w:pos="6480"/>
+        </w:tabs>
+        <w:ind w:left="6480" w:hanging="360"/>
+      </w:pPr>
+      <w:rPr>
+        <w:rFonts w:ascii="Wingdings" w:hAnsi="Wingdings" w:hint="default"/>
+        <w:sz w:val="20"/>
+      </w:rPr>
+    </w:lvl>
+  </w:abstractNum>
+  <w:abstractNum w:abstractNumId="34" w15:restartNumberingAfterBreak="0">
+    <w:nsid w:val="7689331E"/>
+    <w:multiLevelType w:val="multilevel"/>
+    <w:tmpl w:val="8E82754E"/>
+    <w:lvl w:ilvl="0">
+      <w:start w:val="1"/>
+      <w:numFmt w:val="bullet"/>
+      <w:lvlText w:val=""/>
+      <w:lvlJc w:val="left"/>
+      <w:pPr>
+        <w:tabs>
+          <w:tab w:val="num" w:pos="720"/>
+        </w:tabs>
+        <w:ind w:left="720" w:hanging="360"/>
+      </w:pPr>
+      <w:rPr>
+        <w:rFonts w:ascii="Symbol" w:hAnsi="Symbol" w:hint="default"/>
+        <w:sz w:val="20"/>
+      </w:rPr>
+    </w:lvl>
+    <w:lvl w:ilvl="1" w:tentative="1">
+      <w:start w:val="1"/>
+      <w:numFmt w:val="bullet"/>
+      <w:lvlText w:val="o"/>
+      <w:lvlJc w:val="left"/>
+      <w:pPr>
+        <w:tabs>
+          <w:tab w:val="num" w:pos="1440"/>
+        </w:tabs>
+        <w:ind w:left="1440" w:hanging="360"/>
+      </w:pPr>
+      <w:rPr>
+        <w:rFonts w:ascii="Courier New" w:hAnsi="Courier New" w:hint="default"/>
+        <w:sz w:val="20"/>
+      </w:rPr>
+    </w:lvl>
+    <w:lvl w:ilvl="2" w:tentative="1">
+      <w:start w:val="1"/>
+      <w:numFmt w:val="bullet"/>
+      <w:lvlText w:val=""/>
+      <w:lvlJc w:val="left"/>
+      <w:pPr>
+        <w:tabs>
+          <w:tab w:val="num" w:pos="2160"/>
+        </w:tabs>
+        <w:ind w:left="2160" w:hanging="360"/>
+      </w:pPr>
+      <w:rPr>
+        <w:rFonts w:ascii="Wingdings" w:hAnsi="Wingdings" w:hint="default"/>
+        <w:sz w:val="20"/>
+      </w:rPr>
+    </w:lvl>
+    <w:lvl w:ilvl="3" w:tentative="1">
+      <w:start w:val="1"/>
+      <w:numFmt w:val="bullet"/>
+      <w:lvlText w:val=""/>
+      <w:lvlJc w:val="left"/>
+      <w:pPr>
+        <w:tabs>
+          <w:tab w:val="num" w:pos="2880"/>
+        </w:tabs>
+        <w:ind w:left="2880" w:hanging="360"/>
+      </w:pPr>
+      <w:rPr>
+        <w:rFonts w:ascii="Wingdings" w:hAnsi="Wingdings" w:hint="default"/>
+        <w:sz w:val="20"/>
+      </w:rPr>
+    </w:lvl>
+    <w:lvl w:ilvl="4" w:tentative="1">
+      <w:start w:val="1"/>
+      <w:numFmt w:val="bullet"/>
+      <w:lvlText w:val=""/>
+      <w:lvlJc w:val="left"/>
+      <w:pPr>
+        <w:tabs>
+          <w:tab w:val="num" w:pos="3600"/>
+        </w:tabs>
+        <w:ind w:left="3600" w:hanging="360"/>
+      </w:pPr>
+      <w:rPr>
+        <w:rFonts w:ascii="Wingdings" w:hAnsi="Wingdings" w:hint="default"/>
+        <w:sz w:val="20"/>
+      </w:rPr>
+    </w:lvl>
+    <w:lvl w:ilvl="5" w:tentative="1">
+      <w:start w:val="1"/>
+      <w:numFmt w:val="bullet"/>
+      <w:lvlText w:val=""/>
+      <w:lvlJc w:val="left"/>
+      <w:pPr>
+        <w:tabs>
+          <w:tab w:val="num" w:pos="4320"/>
+        </w:tabs>
+        <w:ind w:left="4320" w:hanging="360"/>
+      </w:pPr>
+      <w:rPr>
+        <w:rFonts w:ascii="Wingdings" w:hAnsi="Wingdings" w:hint="default"/>
+        <w:sz w:val="20"/>
+      </w:rPr>
+    </w:lvl>
+    <w:lvl w:ilvl="6" w:tentative="1">
+      <w:start w:val="1"/>
+      <w:numFmt w:val="bullet"/>
+      <w:lvlText w:val=""/>
+      <w:lvlJc w:val="left"/>
+      <w:pPr>
+        <w:tabs>
+          <w:tab w:val="num" w:pos="5040"/>
+        </w:tabs>
+        <w:ind w:left="5040" w:hanging="360"/>
+      </w:pPr>
+      <w:rPr>
+        <w:rFonts w:ascii="Wingdings" w:hAnsi="Wingdings" w:hint="default"/>
+        <w:sz w:val="20"/>
+      </w:rPr>
+    </w:lvl>
+    <w:lvl w:ilvl="7" w:tentative="1">
+      <w:start w:val="1"/>
+      <w:numFmt w:val="bullet"/>
+      <w:lvlText w:val=""/>
+      <w:lvlJc w:val="left"/>
+      <w:pPr>
+        <w:tabs>
+          <w:tab w:val="num" w:pos="5760"/>
+        </w:tabs>
+        <w:ind w:left="5760" w:hanging="360"/>
+      </w:pPr>
+      <w:rPr>
+        <w:rFonts w:ascii="Wingdings" w:hAnsi="Wingdings" w:hint="default"/>
+        <w:sz w:val="20"/>
+      </w:rPr>
+    </w:lvl>
+    <w:lvl w:ilvl="8" w:tentative="1">
+      <w:start w:val="1"/>
+      <w:numFmt w:val="bullet"/>
+      <w:lvlText w:val=""/>
+      <w:lvlJc w:val="left"/>
+      <w:pPr>
+        <w:tabs>
+          <w:tab w:val="num" w:pos="6480"/>
+        </w:tabs>
+        <w:ind w:left="6480" w:hanging="360"/>
+      </w:pPr>
+      <w:rPr>
+        <w:rFonts w:ascii="Wingdings" w:hAnsi="Wingdings" w:hint="default"/>
+        <w:sz w:val="20"/>
+      </w:rPr>
+    </w:lvl>
+  </w:abstractNum>
+  <w:abstractNum w:abstractNumId="35" w15:restartNumberingAfterBreak="0">
     <w:nsid w:val="7840111C"/>
     <w:multiLevelType w:val="multilevel"/>
     <w:tmpl w:val="458EE88C"/>
@@ -6848,73 +8470,112 @@
     </w:lvl>
   </w:abstractNum>
   <w:num w:numId="1" w16cid:durableId="209347183">
-    <w:abstractNumId w:val="3"/>
+    <w:abstractNumId w:val="5"/>
   </w:num>
   <w:num w:numId="2" w16cid:durableId="1227572510">
-    <w:abstractNumId w:val="4"/>
+    <w:abstractNumId w:val="6"/>
   </w:num>
   <w:num w:numId="3" w16cid:durableId="1189761973">
-    <w:abstractNumId w:val="16"/>
+    <w:abstractNumId w:val="25"/>
   </w:num>
   <w:num w:numId="4" w16cid:durableId="1159931208">
-    <w:abstractNumId w:val="5"/>
+    <w:abstractNumId w:val="7"/>
   </w:num>
   <w:num w:numId="5" w16cid:durableId="1915973506">
-    <w:abstractNumId w:val="19"/>
+    <w:abstractNumId w:val="29"/>
   </w:num>
   <w:num w:numId="6" w16cid:durableId="502282697">
-    <w:abstractNumId w:val="6"/>
+    <w:abstractNumId w:val="9"/>
   </w:num>
   <w:num w:numId="7" w16cid:durableId="1832021445">
     <w:abstractNumId w:val="1"/>
   </w:num>
   <w:num w:numId="8" w16cid:durableId="420296117">
-    <w:abstractNumId w:val="21"/>
+    <w:abstractNumId w:val="32"/>
   </w:num>
   <w:num w:numId="9" w16cid:durableId="1815180444">
-    <w:abstractNumId w:val="10"/>
+    <w:abstractNumId w:val="14"/>
   </w:num>
   <w:num w:numId="10" w16cid:durableId="1732651839">
-    <w:abstractNumId w:val="17"/>
+    <w:abstractNumId w:val="26"/>
   </w:num>
   <w:num w:numId="11" w16cid:durableId="206138587">
-    <w:abstractNumId w:val="9"/>
+    <w:abstractNumId w:val="13"/>
   </w:num>
   <w:num w:numId="12" w16cid:durableId="1336151392">
-    <w:abstractNumId w:val="15"/>
+    <w:abstractNumId w:val="22"/>
   </w:num>
   <w:num w:numId="13" w16cid:durableId="962612418">
-    <w:abstractNumId w:val="12"/>
+    <w:abstractNumId w:val="17"/>
   </w:num>
   <w:num w:numId="14" w16cid:durableId="1691294812">
     <w:abstractNumId w:val="0"/>
   </w:num>
   <w:num w:numId="15" w16cid:durableId="2079862242">
-    <w:abstractNumId w:val="11"/>
+    <w:abstractNumId w:val="15"/>
   </w:num>
   <w:num w:numId="16" w16cid:durableId="419106484">
-    <w:abstractNumId w:val="20"/>
+    <w:abstractNumId w:val="31"/>
   </w:num>
   <w:num w:numId="17" w16cid:durableId="1907572159">
-    <w:abstractNumId w:val="13"/>
+    <w:abstractNumId w:val="19"/>
   </w:num>
   <w:num w:numId="18" w16cid:durableId="914508438">
     <w:abstractNumId w:val="2"/>
   </w:num>
   <w:num w:numId="19" w16cid:durableId="1044596755">
-    <w:abstractNumId w:val="7"/>
+    <w:abstractNumId w:val="11"/>
   </w:num>
   <w:num w:numId="20" w16cid:durableId="1294679266">
-    <w:abstractNumId w:val="14"/>
+    <w:abstractNumId w:val="20"/>
   </w:num>
   <w:num w:numId="21" w16cid:durableId="1856384527">
-    <w:abstractNumId w:val="22"/>
+    <w:abstractNumId w:val="35"/>
   </w:num>
   <w:num w:numId="22" w16cid:durableId="140660229">
+    <w:abstractNumId w:val="12"/>
+  </w:num>
+  <w:num w:numId="23" w16cid:durableId="810757107">
+    <w:abstractNumId w:val="28"/>
+  </w:num>
+  <w:num w:numId="24" w16cid:durableId="282003418">
+    <w:abstractNumId w:val="21"/>
+  </w:num>
+  <w:num w:numId="25" w16cid:durableId="1490906649">
+    <w:abstractNumId w:val="34"/>
+  </w:num>
+  <w:num w:numId="26" w16cid:durableId="162472489">
+    <w:abstractNumId w:val="4"/>
+  </w:num>
+  <w:num w:numId="27" w16cid:durableId="628360344">
+    <w:abstractNumId w:val="10"/>
+  </w:num>
+  <w:num w:numId="28" w16cid:durableId="629943236">
+    <w:abstractNumId w:val="23"/>
+  </w:num>
+  <w:num w:numId="29" w16cid:durableId="1346322004">
+    <w:abstractNumId w:val="18"/>
+  </w:num>
+  <w:num w:numId="30" w16cid:durableId="1360858293">
+    <w:abstractNumId w:val="27"/>
+  </w:num>
+  <w:num w:numId="31" w16cid:durableId="1434590555">
+    <w:abstractNumId w:val="16"/>
+  </w:num>
+  <w:num w:numId="32" w16cid:durableId="81614113">
+    <w:abstractNumId w:val="33"/>
+  </w:num>
+  <w:num w:numId="33" w16cid:durableId="886646980">
+    <w:abstractNumId w:val="3"/>
+  </w:num>
+  <w:num w:numId="34" w16cid:durableId="1611352564">
     <w:abstractNumId w:val="8"/>
   </w:num>
-  <w:num w:numId="23" w16cid:durableId="810757107">
-    <w:abstractNumId w:val="18"/>
+  <w:num w:numId="35" w16cid:durableId="609434443">
+    <w:abstractNumId w:val="24"/>
+  </w:num>
+  <w:num w:numId="36" w16cid:durableId="888685656">
+    <w:abstractNumId w:val="30"/>
   </w:num>
 </w:numbering>
 </file>

--- a/ReadME.docx
+++ b/ReadME.docx
@@ -517,6 +517,7 @@
           <w:rFonts w:ascii="Arial" w:eastAsia="Times New Roman" w:hAnsi="Arial" w:cs="Arial"/>
           <w:b/>
           <w:bCs/>
+          <w:noProof/>
           <w:color w:val="1F2328"/>
           <w:kern w:val="36"/>
           <w:sz w:val="28"/>
@@ -529,7 +530,7 @@
             <wp:extent cx="2788920" cy="4075640"/>
             <wp:effectExtent l="0" t="0" r="0" b="1270"/>
             <wp:docPr id="418869628" name="Picture 14" descr="FlashCardScore Screen">
-              <a:hlinkClick xmlns:a="http://schemas.openxmlformats.org/drawingml/2006/main" r:id="rId5" tgtFrame="&quot;_blank&quot;"/>
+              <a:hlinkClick xmlns:a="http://schemas.openxmlformats.org/drawingml/2006/main" r:id="rId6" tgtFrame="&quot;_blank&quot;"/>
             </wp:docPr>
             <wp:cNvGraphicFramePr>
               <a:graphicFrameLocks xmlns:a="http://schemas.openxmlformats.org/drawingml/2006/main" noChangeAspect="1"/>
@@ -539,14 +540,14 @@
                 <pic:pic xmlns:pic="http://schemas.openxmlformats.org/drawingml/2006/picture">
                   <pic:nvPicPr>
                     <pic:cNvPr id="0" name="Picture 36" descr="FlashCardScore Screen">
-                      <a:hlinkClick r:id="rId5" tgtFrame="&quot;_blank&quot;"/>
+                      <a:hlinkClick r:id="rId6" tgtFrame="&quot;_blank&quot;"/>
                     </pic:cNvPr>
                     <pic:cNvPicPr>
                       <a:picLocks noChangeAspect="1" noChangeArrowheads="1"/>
                     </pic:cNvPicPr>
                   </pic:nvPicPr>
                   <pic:blipFill>
-                    <a:blip r:embed="rId6">
+                    <a:blip r:embed="rId7">
                       <a:extLst>
                         <a:ext uri="{28A0092B-C50C-407E-A947-70E740481C1C}">
                           <a14:useLocalDpi xmlns:a14="http://schemas.microsoft.com/office/drawing/2010/main" val="0"/>
@@ -641,6 +642,7 @@
           <w:rFonts w:ascii="Arial" w:eastAsia="Times New Roman" w:hAnsi="Arial" w:cs="Arial"/>
           <w:b/>
           <w:bCs/>
+          <w:noProof/>
           <w:color w:val="1F2328"/>
           <w:kern w:val="36"/>
           <w:sz w:val="28"/>
@@ -653,7 +655,7 @@
             <wp:extent cx="3383280" cy="2552700"/>
             <wp:effectExtent l="0" t="0" r="7620" b="0"/>
             <wp:docPr id="1650699877" name="Picture 13" descr="Quiz Screen ">
-              <a:hlinkClick xmlns:a="http://schemas.openxmlformats.org/drawingml/2006/main" r:id="rId7" tgtFrame="&quot;_blank&quot;"/>
+              <a:hlinkClick xmlns:a="http://schemas.openxmlformats.org/drawingml/2006/main" r:id="rId8" tgtFrame="&quot;_blank&quot;"/>
             </wp:docPr>
             <wp:cNvGraphicFramePr>
               <a:graphicFrameLocks xmlns:a="http://schemas.openxmlformats.org/drawingml/2006/main" noChangeAspect="1"/>
@@ -663,14 +665,14 @@
                 <pic:pic xmlns:pic="http://schemas.openxmlformats.org/drawingml/2006/picture">
                   <pic:nvPicPr>
                     <pic:cNvPr id="0" name="Picture 37" descr="Quiz Screen ">
-                      <a:hlinkClick r:id="rId7" tgtFrame="&quot;_blank&quot;"/>
+                      <a:hlinkClick r:id="rId8" tgtFrame="&quot;_blank&quot;"/>
                     </pic:cNvPr>
                     <pic:cNvPicPr>
                       <a:picLocks noChangeAspect="1" noChangeArrowheads="1"/>
                     </pic:cNvPicPr>
                   </pic:nvPicPr>
                   <pic:blipFill>
-                    <a:blip r:embed="rId8">
+                    <a:blip r:embed="rId9">
                       <a:extLst>
                         <a:ext uri="{28A0092B-C50C-407E-A947-70E740481C1C}">
                           <a14:useLocalDpi xmlns:a14="http://schemas.microsoft.com/office/drawing/2010/main" val="0"/>
@@ -921,6 +923,7 @@
           <w:rFonts w:ascii="Arial" w:eastAsia="Times New Roman" w:hAnsi="Arial" w:cs="Arial"/>
           <w:b/>
           <w:bCs/>
+          <w:noProof/>
           <w:color w:val="1F2328"/>
           <w:kern w:val="36"/>
           <w:sz w:val="28"/>
@@ -933,7 +936,7 @@
             <wp:extent cx="3352800" cy="2499360"/>
             <wp:effectExtent l="0" t="0" r="0" b="0"/>
             <wp:docPr id="2076297043" name="Picture 12" descr="Quiz Screen ">
-              <a:hlinkClick xmlns:a="http://schemas.openxmlformats.org/drawingml/2006/main" r:id="rId9" tgtFrame="&quot;_blank&quot;"/>
+              <a:hlinkClick xmlns:a="http://schemas.openxmlformats.org/drawingml/2006/main" r:id="rId10" tgtFrame="&quot;_blank&quot;"/>
             </wp:docPr>
             <wp:cNvGraphicFramePr>
               <a:graphicFrameLocks xmlns:a="http://schemas.openxmlformats.org/drawingml/2006/main" noChangeAspect="1"/>
@@ -943,14 +946,14 @@
                 <pic:pic xmlns:pic="http://schemas.openxmlformats.org/drawingml/2006/picture">
                   <pic:nvPicPr>
                     <pic:cNvPr id="0" name="Picture 38" descr="Quiz Screen ">
-                      <a:hlinkClick r:id="rId9" tgtFrame="&quot;_blank&quot;"/>
+                      <a:hlinkClick r:id="rId10" tgtFrame="&quot;_blank&quot;"/>
                     </pic:cNvPr>
                     <pic:cNvPicPr>
                       <a:picLocks noChangeAspect="1" noChangeArrowheads="1"/>
                     </pic:cNvPicPr>
                   </pic:nvPicPr>
                   <pic:blipFill>
-                    <a:blip r:embed="rId10">
+                    <a:blip r:embed="rId11">
                       <a:extLst>
                         <a:ext uri="{28A0092B-C50C-407E-A947-70E740481C1C}">
                           <a14:useLocalDpi xmlns:a14="http://schemas.microsoft.com/office/drawing/2010/main" val="0"/>
@@ -1042,6 +1045,7 @@
           <w:rFonts w:ascii="Arial" w:eastAsia="Times New Roman" w:hAnsi="Arial" w:cs="Arial"/>
           <w:b/>
           <w:bCs/>
+          <w:noProof/>
           <w:color w:val="1F2328"/>
           <w:kern w:val="36"/>
           <w:sz w:val="28"/>
@@ -1055,7 +1059,7 @@
             <wp:extent cx="3474720" cy="3063240"/>
             <wp:effectExtent l="0" t="0" r="0" b="3810"/>
             <wp:docPr id="169107674" name="Picture 11" descr="Quiz Screen">
-              <a:hlinkClick xmlns:a="http://schemas.openxmlformats.org/drawingml/2006/main" r:id="rId11" tgtFrame="&quot;_blank&quot;"/>
+              <a:hlinkClick xmlns:a="http://schemas.openxmlformats.org/drawingml/2006/main" r:id="rId12" tgtFrame="&quot;_blank&quot;"/>
             </wp:docPr>
             <wp:cNvGraphicFramePr>
               <a:graphicFrameLocks xmlns:a="http://schemas.openxmlformats.org/drawingml/2006/main" noChangeAspect="1"/>
@@ -1065,14 +1069,14 @@
                 <pic:pic xmlns:pic="http://schemas.openxmlformats.org/drawingml/2006/picture">
                   <pic:nvPicPr>
                     <pic:cNvPr id="0" name="Picture 39" descr="Quiz Screen">
-                      <a:hlinkClick r:id="rId11" tgtFrame="&quot;_blank&quot;"/>
+                      <a:hlinkClick r:id="rId12" tgtFrame="&quot;_blank&quot;"/>
                     </pic:cNvPr>
                     <pic:cNvPicPr>
                       <a:picLocks noChangeAspect="1" noChangeArrowheads="1"/>
                     </pic:cNvPicPr>
                   </pic:nvPicPr>
                   <pic:blipFill>
-                    <a:blip r:embed="rId12">
+                    <a:blip r:embed="rId13">
                       <a:extLst>
                         <a:ext uri="{28A0092B-C50C-407E-A947-70E740481C1C}">
                           <a14:useLocalDpi xmlns:a14="http://schemas.microsoft.com/office/drawing/2010/main" val="0"/>
@@ -1220,6 +1224,7 @@
           <w:rFonts w:ascii="Arial" w:eastAsia="Times New Roman" w:hAnsi="Arial" w:cs="Arial"/>
           <w:b/>
           <w:bCs/>
+          <w:noProof/>
           <w:color w:val="1F2328"/>
           <w:kern w:val="36"/>
           <w:sz w:val="28"/>
@@ -1232,7 +1237,7 @@
             <wp:extent cx="3017520" cy="1996440"/>
             <wp:effectExtent l="0" t="0" r="0" b="3810"/>
             <wp:docPr id="1321307331" name="Picture 10" descr="Score Screen">
-              <a:hlinkClick xmlns:a="http://schemas.openxmlformats.org/drawingml/2006/main" r:id="rId13" tgtFrame="&quot;_blank&quot;"/>
+              <a:hlinkClick xmlns:a="http://schemas.openxmlformats.org/drawingml/2006/main" r:id="rId14" tgtFrame="&quot;_blank&quot;"/>
             </wp:docPr>
             <wp:cNvGraphicFramePr>
               <a:graphicFrameLocks xmlns:a="http://schemas.openxmlformats.org/drawingml/2006/main" noChangeAspect="1"/>
@@ -1242,14 +1247,14 @@
                 <pic:pic xmlns:pic="http://schemas.openxmlformats.org/drawingml/2006/picture">
                   <pic:nvPicPr>
                     <pic:cNvPr id="0" name="Picture 40" descr="Score Screen">
-                      <a:hlinkClick r:id="rId13" tgtFrame="&quot;_blank&quot;"/>
+                      <a:hlinkClick r:id="rId14" tgtFrame="&quot;_blank&quot;"/>
                     </pic:cNvPr>
                     <pic:cNvPicPr>
                       <a:picLocks noChangeAspect="1" noChangeArrowheads="1"/>
                     </pic:cNvPicPr>
                   </pic:nvPicPr>
                   <pic:blipFill>
-                    <a:blip r:embed="rId14">
+                    <a:blip r:embed="rId15">
                       <a:extLst>
                         <a:ext uri="{28A0092B-C50C-407E-A947-70E740481C1C}">
                           <a14:useLocalDpi xmlns:a14="http://schemas.microsoft.com/office/drawing/2010/main" val="0"/>
@@ -1358,6 +1363,7 @@
           <w:rFonts w:ascii="Arial" w:eastAsia="Times New Roman" w:hAnsi="Arial" w:cs="Arial"/>
           <w:b/>
           <w:bCs/>
+          <w:noProof/>
           <w:color w:val="1F2328"/>
           <w:kern w:val="36"/>
           <w:sz w:val="28"/>
@@ -1371,7 +1377,7 @@
             <wp:extent cx="3489960" cy="6400800"/>
             <wp:effectExtent l="0" t="0" r="0" b="0"/>
             <wp:docPr id="1523682989" name="Picture 9" descr="Score Screen">
-              <a:hlinkClick xmlns:a="http://schemas.openxmlformats.org/drawingml/2006/main" r:id="rId15" tgtFrame="&quot;_blank&quot;"/>
+              <a:hlinkClick xmlns:a="http://schemas.openxmlformats.org/drawingml/2006/main" r:id="rId16" tgtFrame="&quot;_blank&quot;"/>
             </wp:docPr>
             <wp:cNvGraphicFramePr>
               <a:graphicFrameLocks xmlns:a="http://schemas.openxmlformats.org/drawingml/2006/main" noChangeAspect="1"/>
@@ -1381,14 +1387,14 @@
                 <pic:pic xmlns:pic="http://schemas.openxmlformats.org/drawingml/2006/picture">
                   <pic:nvPicPr>
                     <pic:cNvPr id="0" name="Picture 41" descr="Score Screen">
-                      <a:hlinkClick r:id="rId15" tgtFrame="&quot;_blank&quot;"/>
+                      <a:hlinkClick r:id="rId16" tgtFrame="&quot;_blank&quot;"/>
                     </pic:cNvPr>
                     <pic:cNvPicPr>
                       <a:picLocks noChangeAspect="1" noChangeArrowheads="1"/>
                     </pic:cNvPicPr>
                   </pic:nvPicPr>
                   <pic:blipFill>
-                    <a:blip r:embed="rId16">
+                    <a:blip r:embed="rId17">
                       <a:extLst>
                         <a:ext uri="{28A0092B-C50C-407E-A947-70E740481C1C}">
                           <a14:useLocalDpi xmlns:a14="http://schemas.microsoft.com/office/drawing/2010/main" val="0"/>
@@ -1464,6 +1470,7 @@
           <w:rFonts w:ascii="Arial" w:eastAsia="Times New Roman" w:hAnsi="Arial" w:cs="Arial"/>
           <w:b/>
           <w:bCs/>
+          <w:noProof/>
           <w:color w:val="1F2328"/>
           <w:kern w:val="36"/>
           <w:sz w:val="28"/>
@@ -1477,7 +1484,7 @@
             <wp:extent cx="3436620" cy="6393180"/>
             <wp:effectExtent l="0" t="0" r="0" b="7620"/>
             <wp:docPr id="1169663557" name="Picture 8" descr="Score Screen">
-              <a:hlinkClick xmlns:a="http://schemas.openxmlformats.org/drawingml/2006/main" r:id="rId17" tgtFrame="&quot;_blank&quot;"/>
+              <a:hlinkClick xmlns:a="http://schemas.openxmlformats.org/drawingml/2006/main" r:id="rId18" tgtFrame="&quot;_blank&quot;"/>
             </wp:docPr>
             <wp:cNvGraphicFramePr>
               <a:graphicFrameLocks xmlns:a="http://schemas.openxmlformats.org/drawingml/2006/main" noChangeAspect="1"/>
@@ -1487,14 +1494,14 @@
                 <pic:pic xmlns:pic="http://schemas.openxmlformats.org/drawingml/2006/picture">
                   <pic:nvPicPr>
                     <pic:cNvPr id="0" name="Picture 42" descr="Score Screen">
-                      <a:hlinkClick r:id="rId17" tgtFrame="&quot;_blank&quot;"/>
+                      <a:hlinkClick r:id="rId18" tgtFrame="&quot;_blank&quot;"/>
                     </pic:cNvPr>
                     <pic:cNvPicPr>
                       <a:picLocks noChangeAspect="1" noChangeArrowheads="1"/>
                     </pic:cNvPicPr>
                   </pic:nvPicPr>
                   <pic:blipFill>
-                    <a:blip r:embed="rId18">
+                    <a:blip r:embed="rId19">
                       <a:extLst>
                         <a:ext uri="{28A0092B-C50C-407E-A947-70E740481C1C}">
                           <a14:useLocalDpi xmlns:a14="http://schemas.microsoft.com/office/drawing/2010/main" val="0"/>
@@ -2494,7 +2501,7 @@
           <w14:ligatures w14:val="none"/>
         </w:rPr>
       </w:pPr>
-      <w:hyperlink r:id="rId19" w:history="1">
+      <w:hyperlink r:id="rId20" w:history="1">
         <w:r>
           <w:rPr>
             <w:rStyle w:val="Hyperlink"/>
@@ -3308,6 +3315,618 @@
           <w:szCs w:val="28"/>
         </w:rPr>
       </w:pPr>
+    </w:p>
+    <w:p>
+      <w:pPr>
+        <w:rPr>
+          <w:rFonts w:ascii="Arial" w:hAnsi="Arial" w:cs="Arial"/>
+          <w:sz w:val="28"/>
+          <w:szCs w:val="28"/>
+        </w:rPr>
+      </w:pPr>
+    </w:p>
+    <w:p>
+      <w:pPr>
+        <w:rPr>
+          <w:rFonts w:ascii="Arial" w:hAnsi="Arial" w:cs="Arial"/>
+          <w:sz w:val="28"/>
+          <w:szCs w:val="28"/>
+        </w:rPr>
+      </w:pPr>
+    </w:p>
+    <w:p>
+      <w:pPr>
+        <w:rPr>
+          <w:rFonts w:ascii="Arial" w:hAnsi="Arial" w:cs="Arial"/>
+          <w:sz w:val="28"/>
+          <w:szCs w:val="28"/>
+        </w:rPr>
+      </w:pPr>
+    </w:p>
+    <w:p>
+      <w:pPr>
+        <w:rPr>
+          <w:rFonts w:ascii="Arial" w:hAnsi="Arial" w:cs="Arial"/>
+          <w:sz w:val="28"/>
+          <w:szCs w:val="28"/>
+        </w:rPr>
+      </w:pPr>
+    </w:p>
+    <w:p>
+      <w:pPr>
+        <w:rPr>
+          <w:rFonts w:ascii="Arial" w:hAnsi="Arial" w:cs="Arial"/>
+          <w:sz w:val="28"/>
+          <w:szCs w:val="28"/>
+        </w:rPr>
+      </w:pPr>
+    </w:p>
+    <w:p>
+      <w:pPr>
+        <w:rPr>
+          <w:rFonts w:ascii="Arial" w:hAnsi="Arial" w:cs="Arial"/>
+          <w:sz w:val="28"/>
+          <w:szCs w:val="28"/>
+        </w:rPr>
+      </w:pPr>
+    </w:p>
+    <w:p>
+      <w:pPr>
+        <w:rPr>
+          <w:rFonts w:ascii="Arial" w:hAnsi="Arial" w:cs="Arial"/>
+          <w:sz w:val="28"/>
+          <w:szCs w:val="28"/>
+        </w:rPr>
+      </w:pPr>
+    </w:p>
+    <w:p>
+      <w:pPr>
+        <w:rPr>
+          <w:rFonts w:ascii="Arial" w:hAnsi="Arial" w:cs="Arial"/>
+          <w:sz w:val="28"/>
+          <w:szCs w:val="28"/>
+        </w:rPr>
+      </w:pPr>
+    </w:p>
+    <w:p>
+      <w:pPr>
+        <w:rPr>
+          <w:rFonts w:ascii="Arial" w:hAnsi="Arial" w:cs="Arial"/>
+          <w:sz w:val="28"/>
+          <w:szCs w:val="28"/>
+        </w:rPr>
+      </w:pPr>
+    </w:p>
+    <w:p>
+      <w:pPr>
+        <w:rPr>
+          <w:rFonts w:ascii="Arial" w:hAnsi="Arial" w:cs="Arial"/>
+          <w:b/>
+          <w:bCs/>
+          <w:sz w:val="32"/>
+          <w:szCs w:val="32"/>
+          <w:u w:val="single"/>
+        </w:rPr>
+      </w:pPr>
+      <w:r>
+        <w:rPr>
+          <w:rFonts w:ascii="Arial" w:hAnsi="Arial" w:cs="Arial"/>
+          <w:b/>
+          <w:bCs/>
+          <w:sz w:val="32"/>
+          <w:szCs w:val="32"/>
+          <w:u w:val="single"/>
+        </w:rPr>
+        <w:lastRenderedPageBreak/>
+        <w:t>GITHUB LINK</w:t>
+      </w:r>
+    </w:p>
+    <w:p>
+      <w:pPr>
+        <w:pStyle w:val="ListParagraph"/>
+        <w:numPr>
+          <w:ilvl w:val="0"/>
+          <w:numId w:val="38"/>
+        </w:numPr>
+        <w:rPr>
+          <w:rFonts w:ascii="Arial" w:hAnsi="Arial" w:cs="Arial"/>
+          <w:sz w:val="28"/>
+          <w:szCs w:val="28"/>
+        </w:rPr>
+      </w:pPr>
+      <w:hyperlink r:id="rId21" w:history="1">
+        <w:r>
+          <w:rPr>
+            <w:rStyle w:val="Hyperlink"/>
+            <w:rFonts w:ascii="Arial" w:hAnsi="Arial" w:cs="Arial"/>
+            <w:sz w:val="28"/>
+            <w:szCs w:val="28"/>
+          </w:rPr>
+          <w:t>https://github.com/VN</w:t>
+        </w:r>
+        <w:r>
+          <w:rPr>
+            <w:rStyle w:val="Hyperlink"/>
+            <w:rFonts w:ascii="Arial" w:hAnsi="Arial" w:cs="Arial"/>
+            <w:sz w:val="28"/>
+            <w:szCs w:val="28"/>
+          </w:rPr>
+          <w:t>a</w:t>
+        </w:r>
+        <w:r>
+          <w:rPr>
+            <w:rStyle w:val="Hyperlink"/>
+            <w:rFonts w:ascii="Arial" w:hAnsi="Arial" w:cs="Arial"/>
+            <w:sz w:val="28"/>
+            <w:szCs w:val="28"/>
+          </w:rPr>
+          <w:t>idoo-DEV/VIRAATNAIDOOIMADASSIGNMENT2</w:t>
+        </w:r>
+      </w:hyperlink>
+    </w:p>
+    <w:p>
+      <w:pPr>
+        <w:rPr>
+          <w:rFonts w:ascii="Arial" w:hAnsi="Arial" w:cs="Arial"/>
+          <w:b/>
+          <w:bCs/>
+          <w:sz w:val="32"/>
+          <w:szCs w:val="32"/>
+          <w:u w:val="single"/>
+        </w:rPr>
+      </w:pPr>
+      <w:r>
+        <w:rPr>
+          <w:rFonts w:ascii="Arial" w:hAnsi="Arial" w:cs="Arial"/>
+          <w:b/>
+          <w:bCs/>
+          <w:sz w:val="32"/>
+          <w:szCs w:val="32"/>
+          <w:u w:val="single"/>
+        </w:rPr>
+        <w:t>YOUTUBE LINK</w:t>
+      </w:r>
+    </w:p>
+    <w:p>
+      <w:pPr>
+        <w:pStyle w:val="ListParagraph"/>
+        <w:numPr>
+          <w:ilvl w:val="0"/>
+          <w:numId w:val="38"/>
+        </w:numPr>
+        <w:rPr>
+          <w:rFonts w:ascii="Arial" w:hAnsi="Arial" w:cs="Arial"/>
+          <w:sz w:val="28"/>
+          <w:szCs w:val="28"/>
+        </w:rPr>
+      </w:pPr>
+      <w:hyperlink r:id="rId22" w:history="1">
+        <w:r>
+          <w:rPr>
+            <w:rStyle w:val="Hyperlink"/>
+            <w:rFonts w:ascii="Arial" w:hAnsi="Arial" w:cs="Arial"/>
+            <w:sz w:val="28"/>
+            <w:szCs w:val="28"/>
+          </w:rPr>
+          <w:t>https://youtu</w:t>
+        </w:r>
+        <w:r>
+          <w:rPr>
+            <w:rStyle w:val="Hyperlink"/>
+            <w:rFonts w:ascii="Arial" w:hAnsi="Arial" w:cs="Arial"/>
+            <w:sz w:val="28"/>
+            <w:szCs w:val="28"/>
+          </w:rPr>
+          <w:t>.</w:t>
+        </w:r>
+        <w:r>
+          <w:rPr>
+            <w:rStyle w:val="Hyperlink"/>
+            <w:rFonts w:ascii="Arial" w:hAnsi="Arial" w:cs="Arial"/>
+            <w:sz w:val="28"/>
+            <w:szCs w:val="28"/>
+          </w:rPr>
+          <w:t>be/dui9zZ25xqU?si=XO5nnX94QitRh02b</w:t>
+        </w:r>
+      </w:hyperlink>
+    </w:p>
+    <w:p>
+      <w:pPr>
+        <w:rPr>
+          <w:rFonts w:ascii="Arial" w:hAnsi="Arial" w:cs="Arial"/>
+          <w:b/>
+          <w:bCs/>
+          <w:sz w:val="32"/>
+          <w:szCs w:val="32"/>
+          <w:u w:val="single"/>
+        </w:rPr>
+      </w:pPr>
+      <w:r>
+        <w:rPr>
+          <w:rFonts w:ascii="Arial" w:hAnsi="Arial" w:cs="Arial"/>
+          <w:b/>
+          <w:bCs/>
+          <w:sz w:val="32"/>
+          <w:szCs w:val="32"/>
+          <w:u w:val="single"/>
+        </w:rPr>
+        <w:t>REFERENCES</w:t>
+      </w:r>
+    </w:p>
+    <w:p>
+      <w:pPr>
+        <w:pStyle w:val="ListParagraph"/>
+        <w:numPr>
+          <w:ilvl w:val="0"/>
+          <w:numId w:val="39"/>
+        </w:numPr>
+        <w:rPr>
+          <w:rFonts w:ascii="Arial" w:hAnsi="Arial" w:cs="Arial"/>
+          <w:sz w:val="28"/>
+          <w:szCs w:val="28"/>
+        </w:rPr>
+      </w:pPr>
+      <w:sdt>
+        <w:sdtPr>
+          <w:rPr>
+            <w:rFonts w:ascii="Arial" w:hAnsi="Arial" w:cs="Arial"/>
+            <w:sz w:val="28"/>
+            <w:szCs w:val="28"/>
+          </w:rPr>
+          <w:id w:val="-1250508428"/>
+          <w:citation/>
+        </w:sdtPr>
+        <w:sdtContent>
+          <w:r>
+            <w:rPr>
+              <w:rFonts w:ascii="Arial" w:hAnsi="Arial" w:cs="Arial"/>
+              <w:sz w:val="28"/>
+              <w:szCs w:val="28"/>
+            </w:rPr>
+            <w:fldChar w:fldCharType="begin"/>
+          </w:r>
+          <w:r>
+            <w:rPr>
+              <w:rFonts w:ascii="Arial" w:hAnsi="Arial" w:cs="Arial"/>
+              <w:sz w:val="28"/>
+              <w:szCs w:val="28"/>
+            </w:rPr>
+            <w:instrText xml:space="preserve"> CITATION Gog262 \l 7177 </w:instrText>
+          </w:r>
+          <w:r>
+            <w:rPr>
+              <w:rFonts w:ascii="Arial" w:hAnsi="Arial" w:cs="Arial"/>
+              <w:sz w:val="28"/>
+              <w:szCs w:val="28"/>
+            </w:rPr>
+            <w:fldChar w:fldCharType="separate"/>
+          </w:r>
+          <w:r>
+            <w:rPr>
+              <w:rFonts w:ascii="Arial" w:hAnsi="Arial" w:cs="Arial"/>
+              <w:noProof/>
+              <w:sz w:val="28"/>
+              <w:szCs w:val="28"/>
+            </w:rPr>
+            <w:t>(IV, 2026)</w:t>
+          </w:r>
+          <w:r>
+            <w:rPr>
+              <w:rFonts w:ascii="Arial" w:hAnsi="Arial" w:cs="Arial"/>
+              <w:sz w:val="28"/>
+              <w:szCs w:val="28"/>
+            </w:rPr>
+            <w:fldChar w:fldCharType="end"/>
+          </w:r>
+        </w:sdtContent>
+      </w:sdt>
+      <w:r>
+        <w:rPr>
+          <w:rFonts w:ascii="Arial" w:hAnsi="Arial" w:cs="Arial"/>
+          <w:sz w:val="28"/>
+          <w:szCs w:val="28"/>
+        </w:rPr>
+        <w:t xml:space="preserve">: </w:t>
+      </w:r>
+      <w:hyperlink r:id="rId23" w:history="1">
+        <w:r>
+          <w:rPr>
+            <w:rStyle w:val="Hyperlink"/>
+            <w:rFonts w:ascii="Arial" w:hAnsi="Arial" w:cs="Arial"/>
+            <w:sz w:val="28"/>
+            <w:szCs w:val="28"/>
+          </w:rPr>
+          <w:t>https://chatgpt.com/share/69eb2892-75c8-83ea-be1d-7c44d37ef5a4</w:t>
+        </w:r>
+      </w:hyperlink>
+    </w:p>
+    <w:p>
+      <w:pPr>
+        <w:pStyle w:val="ListParagraph"/>
+        <w:numPr>
+          <w:ilvl w:val="0"/>
+          <w:numId w:val="39"/>
+        </w:numPr>
+        <w:rPr>
+          <w:rFonts w:ascii="Arial" w:hAnsi="Arial" w:cs="Arial"/>
+          <w:sz w:val="28"/>
+          <w:szCs w:val="28"/>
+        </w:rPr>
+      </w:pPr>
+      <w:sdt>
+        <w:sdtPr>
+          <w:rPr>
+            <w:rFonts w:ascii="Arial" w:hAnsi="Arial" w:cs="Arial"/>
+            <w:sz w:val="28"/>
+            <w:szCs w:val="28"/>
+          </w:rPr>
+          <w:id w:val="-1959557564"/>
+          <w:citation/>
+        </w:sdtPr>
+        <w:sdtContent>
+          <w:r>
+            <w:rPr>
+              <w:rFonts w:ascii="Arial" w:hAnsi="Arial" w:cs="Arial"/>
+              <w:sz w:val="28"/>
+              <w:szCs w:val="28"/>
+            </w:rPr>
+            <w:fldChar w:fldCharType="begin"/>
+          </w:r>
+          <w:r>
+            <w:rPr>
+              <w:rFonts w:ascii="Arial" w:hAnsi="Arial" w:cs="Arial"/>
+              <w:sz w:val="28"/>
+              <w:szCs w:val="28"/>
+            </w:rPr>
+            <w:instrText xml:space="preserve"> CITATION VNa261 \l 7177 </w:instrText>
+          </w:r>
+          <w:r>
+            <w:rPr>
+              <w:rFonts w:ascii="Arial" w:hAnsi="Arial" w:cs="Arial"/>
+              <w:sz w:val="28"/>
+              <w:szCs w:val="28"/>
+            </w:rPr>
+            <w:fldChar w:fldCharType="separate"/>
+          </w:r>
+          <w:r>
+            <w:rPr>
+              <w:rFonts w:ascii="Arial" w:hAnsi="Arial" w:cs="Arial"/>
+              <w:noProof/>
+              <w:sz w:val="28"/>
+              <w:szCs w:val="28"/>
+            </w:rPr>
+            <w:t>(VNaidoo-DEV, 2026)</w:t>
+          </w:r>
+          <w:r>
+            <w:rPr>
+              <w:rFonts w:ascii="Arial" w:hAnsi="Arial" w:cs="Arial"/>
+              <w:sz w:val="28"/>
+              <w:szCs w:val="28"/>
+            </w:rPr>
+            <w:fldChar w:fldCharType="end"/>
+          </w:r>
+        </w:sdtContent>
+      </w:sdt>
+      <w:r>
+        <w:rPr>
+          <w:rFonts w:ascii="Arial" w:hAnsi="Arial" w:cs="Arial"/>
+          <w:sz w:val="28"/>
+          <w:szCs w:val="28"/>
+        </w:rPr>
+        <w:t>:</w:t>
+      </w:r>
+      <w:r>
+        <w:t xml:space="preserve"> </w:t>
+      </w:r>
+      <w:hyperlink r:id="rId24" w:history="1">
+        <w:r>
+          <w:rPr>
+            <w:rStyle w:val="Hyperlink"/>
+            <w:rFonts w:ascii="Arial" w:hAnsi="Arial" w:cs="Arial"/>
+            <w:sz w:val="28"/>
+            <w:szCs w:val="28"/>
+          </w:rPr>
+          <w:t>https://github.com/VNaidoo-DEV/VIRAATNAIDOOIMADASSIGNMENT2</w:t>
+        </w:r>
+      </w:hyperlink>
+    </w:p>
+    <w:p>
+      <w:pPr>
+        <w:pStyle w:val="ListParagraph"/>
+        <w:numPr>
+          <w:ilvl w:val="0"/>
+          <w:numId w:val="39"/>
+        </w:numPr>
+        <w:rPr>
+          <w:rFonts w:ascii="Arial" w:hAnsi="Arial" w:cs="Arial"/>
+          <w:sz w:val="28"/>
+          <w:szCs w:val="28"/>
+        </w:rPr>
+      </w:pPr>
+      <w:sdt>
+        <w:sdtPr>
+          <w:rPr>
+            <w:rFonts w:ascii="Arial" w:hAnsi="Arial" w:cs="Arial"/>
+            <w:sz w:val="28"/>
+            <w:szCs w:val="28"/>
+          </w:rPr>
+          <w:id w:val="-1262298061"/>
+          <w:citation/>
+        </w:sdtPr>
+        <w:sdtContent>
+          <w:r>
+            <w:rPr>
+              <w:rFonts w:ascii="Arial" w:hAnsi="Arial" w:cs="Arial"/>
+              <w:sz w:val="28"/>
+              <w:szCs w:val="28"/>
+            </w:rPr>
+            <w:fldChar w:fldCharType="begin"/>
+          </w:r>
+          <w:r>
+            <w:rPr>
+              <w:rFonts w:ascii="Arial" w:hAnsi="Arial" w:cs="Arial"/>
+              <w:sz w:val="28"/>
+              <w:szCs w:val="28"/>
+            </w:rPr>
+            <w:instrText xml:space="preserve"> CITATION Git23 \l 7177 </w:instrText>
+          </w:r>
+          <w:r>
+            <w:rPr>
+              <w:rFonts w:ascii="Arial" w:hAnsi="Arial" w:cs="Arial"/>
+              <w:sz w:val="28"/>
+              <w:szCs w:val="28"/>
+            </w:rPr>
+            <w:fldChar w:fldCharType="separate"/>
+          </w:r>
+          <w:r>
+            <w:rPr>
+              <w:rFonts w:ascii="Arial" w:hAnsi="Arial" w:cs="Arial"/>
+              <w:noProof/>
+              <w:sz w:val="28"/>
+              <w:szCs w:val="28"/>
+            </w:rPr>
+            <w:t>(Github, 2023)</w:t>
+          </w:r>
+          <w:r>
+            <w:rPr>
+              <w:rFonts w:ascii="Arial" w:hAnsi="Arial" w:cs="Arial"/>
+              <w:sz w:val="28"/>
+              <w:szCs w:val="28"/>
+            </w:rPr>
+            <w:fldChar w:fldCharType="end"/>
+          </w:r>
+        </w:sdtContent>
+      </w:sdt>
+      <w:r>
+        <w:rPr>
+          <w:rFonts w:ascii="Arial" w:hAnsi="Arial" w:cs="Arial"/>
+          <w:sz w:val="28"/>
+          <w:szCs w:val="28"/>
+        </w:rPr>
+        <w:t>:</w:t>
+      </w:r>
+      <w:r>
+        <w:t xml:space="preserve"> </w:t>
+      </w:r>
+      <w:hyperlink r:id="rId25" w:history="1">
+        <w:r>
+          <w:rPr>
+            <w:rStyle w:val="Hyperlink"/>
+            <w:rFonts w:ascii="Arial" w:hAnsi="Arial" w:cs="Arial"/>
+            <w:sz w:val="28"/>
+            <w:szCs w:val="28"/>
+          </w:rPr>
+          <w:t>https://kotlinlang.org/docs/exceptions.html</w:t>
+        </w:r>
+      </w:hyperlink>
+    </w:p>
+    <w:p>
+      <w:pPr>
+        <w:pStyle w:val="ListParagraph"/>
+        <w:numPr>
+          <w:ilvl w:val="0"/>
+          <w:numId w:val="39"/>
+        </w:numPr>
+        <w:rPr>
+          <w:rFonts w:ascii="Arial" w:hAnsi="Arial" w:cs="Arial"/>
+          <w:sz w:val="28"/>
+          <w:szCs w:val="28"/>
+        </w:rPr>
+      </w:pPr>
+      <w:sdt>
+        <w:sdtPr>
+          <w:rPr>
+            <w:rFonts w:ascii="Arial" w:hAnsi="Arial" w:cs="Arial"/>
+            <w:sz w:val="28"/>
+            <w:szCs w:val="28"/>
+          </w:rPr>
+          <w:id w:val="-1297763041"/>
+          <w:citation/>
+        </w:sdtPr>
+        <w:sdtContent>
+          <w:r>
+            <w:rPr>
+              <w:rFonts w:ascii="Arial" w:hAnsi="Arial" w:cs="Arial"/>
+              <w:sz w:val="28"/>
+              <w:szCs w:val="28"/>
+            </w:rPr>
+            <w:fldChar w:fldCharType="begin"/>
+          </w:r>
+          <w:r>
+            <w:rPr>
+              <w:rFonts w:ascii="Arial" w:hAnsi="Arial" w:cs="Arial"/>
+              <w:sz w:val="28"/>
+              <w:szCs w:val="28"/>
+            </w:rPr>
+            <w:instrText xml:space="preserve"> CITATION Ste17 \l 7177 </w:instrText>
+          </w:r>
+          <w:r>
+            <w:rPr>
+              <w:rFonts w:ascii="Arial" w:hAnsi="Arial" w:cs="Arial"/>
+              <w:sz w:val="28"/>
+              <w:szCs w:val="28"/>
+            </w:rPr>
+            <w:fldChar w:fldCharType="separate"/>
+          </w:r>
+          <w:r>
+            <w:rPr>
+              <w:rFonts w:ascii="Arial" w:hAnsi="Arial" w:cs="Arial"/>
+              <w:noProof/>
+              <w:sz w:val="28"/>
+              <w:szCs w:val="28"/>
+            </w:rPr>
+            <w:t>(Stephen Samuel, 2017)</w:t>
+          </w:r>
+          <w:r>
+            <w:rPr>
+              <w:rFonts w:ascii="Arial" w:hAnsi="Arial" w:cs="Arial"/>
+              <w:sz w:val="28"/>
+              <w:szCs w:val="28"/>
+            </w:rPr>
+            <w:fldChar w:fldCharType="end"/>
+          </w:r>
+        </w:sdtContent>
+      </w:sdt>
+      <w:r>
+        <w:rPr>
+          <w:rFonts w:ascii="Arial" w:hAnsi="Arial" w:cs="Arial"/>
+          <w:sz w:val="28"/>
+          <w:szCs w:val="28"/>
+        </w:rPr>
+        <w:t>:</w:t>
+      </w:r>
+      <w:r>
+        <w:t xml:space="preserve"> </w:t>
+      </w:r>
+      <w:hyperlink r:id="rId26" w:history="1">
+        <w:r>
+          <w:rPr>
+            <w:rStyle w:val="Hyperlink"/>
+            <w:rFonts w:ascii="Arial" w:hAnsi="Arial" w:cs="Arial"/>
+            <w:sz w:val="28"/>
+            <w:szCs w:val="28"/>
+          </w:rPr>
+          <w:t>https://books.google.co.za/books?hl=en&amp;lr=&amp;id=x08oDwAAQBAJ&amp;oi=fnd&amp;pg=PP1&amp;dq=kotl</w:t>
+        </w:r>
+        <w:r>
+          <w:rPr>
+            <w:rStyle w:val="Hyperlink"/>
+            <w:rFonts w:ascii="Arial" w:hAnsi="Arial" w:cs="Arial"/>
+            <w:sz w:val="28"/>
+            <w:szCs w:val="28"/>
+          </w:rPr>
+          <w:t>i</w:t>
+        </w:r>
+        <w:r>
+          <w:rPr>
+            <w:rStyle w:val="Hyperlink"/>
+            <w:rFonts w:ascii="Arial" w:hAnsi="Arial" w:cs="Arial"/>
+            <w:sz w:val="28"/>
+            <w:szCs w:val="28"/>
+          </w:rPr>
+          <w:t>n+2016+download&amp;ots=--LRg2uX2L&amp;sig=ku0hrctfgvaZniHLuE4MuRALRGI&amp;redir_esc=y&amp;safe=strict#v=onepage&amp;q&amp;f=false</w:t>
+        </w:r>
+      </w:hyperlink>
     </w:p>
     <w:sectPr>
       <w:pgSz w:w="11906" w:h="16838"/>
@@ -3471,6 +4090,119 @@
     </w:lvl>
   </w:abstractNum>
   <w:abstractNum w:abstractNumId="1" w15:restartNumberingAfterBreak="0">
+    <w:nsid w:val="00A43166"/>
+    <w:multiLevelType w:val="hybridMultilevel"/>
+    <w:tmpl w:val="A7143372"/>
+    <w:lvl w:ilvl="0" w:tplc="1C090001">
+      <w:start w:val="1"/>
+      <w:numFmt w:val="bullet"/>
+      <w:lvlText w:val=""/>
+      <w:lvlJc w:val="left"/>
+      <w:pPr>
+        <w:ind w:left="720" w:hanging="360"/>
+      </w:pPr>
+      <w:rPr>
+        <w:rFonts w:ascii="Symbol" w:hAnsi="Symbol" w:hint="default"/>
+      </w:rPr>
+    </w:lvl>
+    <w:lvl w:ilvl="1" w:tplc="1C090003" w:tentative="1">
+      <w:start w:val="1"/>
+      <w:numFmt w:val="bullet"/>
+      <w:lvlText w:val="o"/>
+      <w:lvlJc w:val="left"/>
+      <w:pPr>
+        <w:ind w:left="1440" w:hanging="360"/>
+      </w:pPr>
+      <w:rPr>
+        <w:rFonts w:ascii="Courier New" w:hAnsi="Courier New" w:cs="Courier New" w:hint="default"/>
+      </w:rPr>
+    </w:lvl>
+    <w:lvl w:ilvl="2" w:tplc="1C090005" w:tentative="1">
+      <w:start w:val="1"/>
+      <w:numFmt w:val="bullet"/>
+      <w:lvlText w:val=""/>
+      <w:lvlJc w:val="left"/>
+      <w:pPr>
+        <w:ind w:left="2160" w:hanging="360"/>
+      </w:pPr>
+      <w:rPr>
+        <w:rFonts w:ascii="Wingdings" w:hAnsi="Wingdings" w:hint="default"/>
+      </w:rPr>
+    </w:lvl>
+    <w:lvl w:ilvl="3" w:tplc="1C090001" w:tentative="1">
+      <w:start w:val="1"/>
+      <w:numFmt w:val="bullet"/>
+      <w:lvlText w:val=""/>
+      <w:lvlJc w:val="left"/>
+      <w:pPr>
+        <w:ind w:left="2880" w:hanging="360"/>
+      </w:pPr>
+      <w:rPr>
+        <w:rFonts w:ascii="Symbol" w:hAnsi="Symbol" w:hint="default"/>
+      </w:rPr>
+    </w:lvl>
+    <w:lvl w:ilvl="4" w:tplc="1C090003" w:tentative="1">
+      <w:start w:val="1"/>
+      <w:numFmt w:val="bullet"/>
+      <w:lvlText w:val="o"/>
+      <w:lvlJc w:val="left"/>
+      <w:pPr>
+        <w:ind w:left="3600" w:hanging="360"/>
+      </w:pPr>
+      <w:rPr>
+        <w:rFonts w:ascii="Courier New" w:hAnsi="Courier New" w:cs="Courier New" w:hint="default"/>
+      </w:rPr>
+    </w:lvl>
+    <w:lvl w:ilvl="5" w:tplc="1C090005" w:tentative="1">
+      <w:start w:val="1"/>
+      <w:numFmt w:val="bullet"/>
+      <w:lvlText w:val=""/>
+      <w:lvlJc w:val="left"/>
+      <w:pPr>
+        <w:ind w:left="4320" w:hanging="360"/>
+      </w:pPr>
+      <w:rPr>
+        <w:rFonts w:ascii="Wingdings" w:hAnsi="Wingdings" w:hint="default"/>
+      </w:rPr>
+    </w:lvl>
+    <w:lvl w:ilvl="6" w:tplc="1C090001" w:tentative="1">
+      <w:start w:val="1"/>
+      <w:numFmt w:val="bullet"/>
+      <w:lvlText w:val=""/>
+      <w:lvlJc w:val="left"/>
+      <w:pPr>
+        <w:ind w:left="5040" w:hanging="360"/>
+      </w:pPr>
+      <w:rPr>
+        <w:rFonts w:ascii="Symbol" w:hAnsi="Symbol" w:hint="default"/>
+      </w:rPr>
+    </w:lvl>
+    <w:lvl w:ilvl="7" w:tplc="1C090003" w:tentative="1">
+      <w:start w:val="1"/>
+      <w:numFmt w:val="bullet"/>
+      <w:lvlText w:val="o"/>
+      <w:lvlJc w:val="left"/>
+      <w:pPr>
+        <w:ind w:left="5760" w:hanging="360"/>
+      </w:pPr>
+      <w:rPr>
+        <w:rFonts w:ascii="Courier New" w:hAnsi="Courier New" w:cs="Courier New" w:hint="default"/>
+      </w:rPr>
+    </w:lvl>
+    <w:lvl w:ilvl="8" w:tplc="1C090005" w:tentative="1">
+      <w:start w:val="1"/>
+      <w:numFmt w:val="bullet"/>
+      <w:lvlText w:val=""/>
+      <w:lvlJc w:val="left"/>
+      <w:pPr>
+        <w:ind w:left="6480" w:hanging="360"/>
+      </w:pPr>
+      <w:rPr>
+        <w:rFonts w:ascii="Wingdings" w:hAnsi="Wingdings" w:hint="default"/>
+      </w:rPr>
+    </w:lvl>
+  </w:abstractNum>
+  <w:abstractNum w:abstractNumId="2" w15:restartNumberingAfterBreak="0">
     <w:nsid w:val="01CF0B1D"/>
     <w:multiLevelType w:val="multilevel"/>
     <w:tmpl w:val="030EB388"/>
@@ -3619,7 +4351,7 @@
       </w:rPr>
     </w:lvl>
   </w:abstractNum>
-  <w:abstractNum w:abstractNumId="2" w15:restartNumberingAfterBreak="0">
+  <w:abstractNum w:abstractNumId="3" w15:restartNumberingAfterBreak="0">
     <w:nsid w:val="065476D5"/>
     <w:multiLevelType w:val="multilevel"/>
     <w:tmpl w:val="13BA24FE"/>
@@ -3768,7 +4500,7 @@
       </w:rPr>
     </w:lvl>
   </w:abstractNum>
-  <w:abstractNum w:abstractNumId="3" w15:restartNumberingAfterBreak="0">
+  <w:abstractNum w:abstractNumId="4" w15:restartNumberingAfterBreak="0">
     <w:nsid w:val="0C9A10B1"/>
     <w:multiLevelType w:val="multilevel"/>
     <w:tmpl w:val="2938C482"/>
@@ -3881,7 +4613,7 @@
       </w:pPr>
     </w:lvl>
   </w:abstractNum>
-  <w:abstractNum w:abstractNumId="4" w15:restartNumberingAfterBreak="0">
+  <w:abstractNum w:abstractNumId="5" w15:restartNumberingAfterBreak="0">
     <w:nsid w:val="0F0612F6"/>
     <w:multiLevelType w:val="multilevel"/>
     <w:tmpl w:val="3AFE7DEA"/>
@@ -4030,7 +4762,120 @@
       </w:rPr>
     </w:lvl>
   </w:abstractNum>
-  <w:abstractNum w:abstractNumId="5" w15:restartNumberingAfterBreak="0">
+  <w:abstractNum w:abstractNumId="6" w15:restartNumberingAfterBreak="0">
+    <w:nsid w:val="113142BD"/>
+    <w:multiLevelType w:val="hybridMultilevel"/>
+    <w:tmpl w:val="24D44C4C"/>
+    <w:lvl w:ilvl="0" w:tplc="1C090001">
+      <w:start w:val="1"/>
+      <w:numFmt w:val="bullet"/>
+      <w:lvlText w:val=""/>
+      <w:lvlJc w:val="left"/>
+      <w:pPr>
+        <w:ind w:left="720" w:hanging="360"/>
+      </w:pPr>
+      <w:rPr>
+        <w:rFonts w:ascii="Symbol" w:hAnsi="Symbol" w:hint="default"/>
+      </w:rPr>
+    </w:lvl>
+    <w:lvl w:ilvl="1" w:tplc="1C090003" w:tentative="1">
+      <w:start w:val="1"/>
+      <w:numFmt w:val="bullet"/>
+      <w:lvlText w:val="o"/>
+      <w:lvlJc w:val="left"/>
+      <w:pPr>
+        <w:ind w:left="1440" w:hanging="360"/>
+      </w:pPr>
+      <w:rPr>
+        <w:rFonts w:ascii="Courier New" w:hAnsi="Courier New" w:cs="Courier New" w:hint="default"/>
+      </w:rPr>
+    </w:lvl>
+    <w:lvl w:ilvl="2" w:tplc="1C090005" w:tentative="1">
+      <w:start w:val="1"/>
+      <w:numFmt w:val="bullet"/>
+      <w:lvlText w:val=""/>
+      <w:lvlJc w:val="left"/>
+      <w:pPr>
+        <w:ind w:left="2160" w:hanging="360"/>
+      </w:pPr>
+      <w:rPr>
+        <w:rFonts w:ascii="Wingdings" w:hAnsi="Wingdings" w:hint="default"/>
+      </w:rPr>
+    </w:lvl>
+    <w:lvl w:ilvl="3" w:tplc="1C090001" w:tentative="1">
+      <w:start w:val="1"/>
+      <w:numFmt w:val="bullet"/>
+      <w:lvlText w:val=""/>
+      <w:lvlJc w:val="left"/>
+      <w:pPr>
+        <w:ind w:left="2880" w:hanging="360"/>
+      </w:pPr>
+      <w:rPr>
+        <w:rFonts w:ascii="Symbol" w:hAnsi="Symbol" w:hint="default"/>
+      </w:rPr>
+    </w:lvl>
+    <w:lvl w:ilvl="4" w:tplc="1C090003" w:tentative="1">
+      <w:start w:val="1"/>
+      <w:numFmt w:val="bullet"/>
+      <w:lvlText w:val="o"/>
+      <w:lvlJc w:val="left"/>
+      <w:pPr>
+        <w:ind w:left="3600" w:hanging="360"/>
+      </w:pPr>
+      <w:rPr>
+        <w:rFonts w:ascii="Courier New" w:hAnsi="Courier New" w:cs="Courier New" w:hint="default"/>
+      </w:rPr>
+    </w:lvl>
+    <w:lvl w:ilvl="5" w:tplc="1C090005" w:tentative="1">
+      <w:start w:val="1"/>
+      <w:numFmt w:val="bullet"/>
+      <w:lvlText w:val=""/>
+      <w:lvlJc w:val="left"/>
+      <w:pPr>
+        <w:ind w:left="4320" w:hanging="360"/>
+      </w:pPr>
+      <w:rPr>
+        <w:rFonts w:ascii="Wingdings" w:hAnsi="Wingdings" w:hint="default"/>
+      </w:rPr>
+    </w:lvl>
+    <w:lvl w:ilvl="6" w:tplc="1C090001" w:tentative="1">
+      <w:start w:val="1"/>
+      <w:numFmt w:val="bullet"/>
+      <w:lvlText w:val=""/>
+      <w:lvlJc w:val="left"/>
+      <w:pPr>
+        <w:ind w:left="5040" w:hanging="360"/>
+      </w:pPr>
+      <w:rPr>
+        <w:rFonts w:ascii="Symbol" w:hAnsi="Symbol" w:hint="default"/>
+      </w:rPr>
+    </w:lvl>
+    <w:lvl w:ilvl="7" w:tplc="1C090003" w:tentative="1">
+      <w:start w:val="1"/>
+      <w:numFmt w:val="bullet"/>
+      <w:lvlText w:val="o"/>
+      <w:lvlJc w:val="left"/>
+      <w:pPr>
+        <w:ind w:left="5760" w:hanging="360"/>
+      </w:pPr>
+      <w:rPr>
+        <w:rFonts w:ascii="Courier New" w:hAnsi="Courier New" w:cs="Courier New" w:hint="default"/>
+      </w:rPr>
+    </w:lvl>
+    <w:lvl w:ilvl="8" w:tplc="1C090005" w:tentative="1">
+      <w:start w:val="1"/>
+      <w:numFmt w:val="bullet"/>
+      <w:lvlText w:val=""/>
+      <w:lvlJc w:val="left"/>
+      <w:pPr>
+        <w:ind w:left="6480" w:hanging="360"/>
+      </w:pPr>
+      <w:rPr>
+        <w:rFonts w:ascii="Wingdings" w:hAnsi="Wingdings" w:hint="default"/>
+      </w:rPr>
+    </w:lvl>
+  </w:abstractNum>
+  <w:abstractNum w:abstractNumId="7" w15:restartNumberingAfterBreak="0">
     <w:nsid w:val="13D92C79"/>
     <w:multiLevelType w:val="multilevel"/>
     <w:tmpl w:val="9FF27C6E"/>
@@ -4179,7 +5024,7 @@
       </w:rPr>
     </w:lvl>
   </w:abstractNum>
-  <w:abstractNum w:abstractNumId="6" w15:restartNumberingAfterBreak="0">
+  <w:abstractNum w:abstractNumId="8" w15:restartNumberingAfterBreak="0">
     <w:nsid w:val="17D801B8"/>
     <w:multiLevelType w:val="multilevel"/>
     <w:tmpl w:val="32C28368"/>
@@ -4328,7 +5173,7 @@
       </w:rPr>
     </w:lvl>
   </w:abstractNum>
-  <w:abstractNum w:abstractNumId="7" w15:restartNumberingAfterBreak="0">
+  <w:abstractNum w:abstractNumId="9" w15:restartNumberingAfterBreak="0">
     <w:nsid w:val="19FA342B"/>
     <w:multiLevelType w:val="multilevel"/>
     <w:tmpl w:val="47247C06"/>
@@ -4477,7 +5322,7 @@
       </w:rPr>
     </w:lvl>
   </w:abstractNum>
-  <w:abstractNum w:abstractNumId="8" w15:restartNumberingAfterBreak="0">
+  <w:abstractNum w:abstractNumId="10" w15:restartNumberingAfterBreak="0">
     <w:nsid w:val="1BC16910"/>
     <w:multiLevelType w:val="multilevel"/>
     <w:tmpl w:val="BC1E681E"/>
@@ -4626,7 +5471,7 @@
       </w:rPr>
     </w:lvl>
   </w:abstractNum>
-  <w:abstractNum w:abstractNumId="9" w15:restartNumberingAfterBreak="0">
+  <w:abstractNum w:abstractNumId="11" w15:restartNumberingAfterBreak="0">
     <w:nsid w:val="21F30DA7"/>
     <w:multiLevelType w:val="multilevel"/>
     <w:tmpl w:val="F7AE747C"/>
@@ -4775,7 +5620,7 @@
       </w:rPr>
     </w:lvl>
   </w:abstractNum>
-  <w:abstractNum w:abstractNumId="10" w15:restartNumberingAfterBreak="0">
+  <w:abstractNum w:abstractNumId="12" w15:restartNumberingAfterBreak="0">
     <w:nsid w:val="26BB0B49"/>
     <w:multiLevelType w:val="multilevel"/>
     <w:tmpl w:val="511E7C56"/>
@@ -4924,7 +5769,7 @@
       </w:rPr>
     </w:lvl>
   </w:abstractNum>
-  <w:abstractNum w:abstractNumId="11" w15:restartNumberingAfterBreak="0">
+  <w:abstractNum w:abstractNumId="13" w15:restartNumberingAfterBreak="0">
     <w:nsid w:val="27D855A2"/>
     <w:multiLevelType w:val="multilevel"/>
     <w:tmpl w:val="D9E25EC0"/>
@@ -5073,7 +5918,7 @@
       </w:rPr>
     </w:lvl>
   </w:abstractNum>
-  <w:abstractNum w:abstractNumId="12" w15:restartNumberingAfterBreak="0">
+  <w:abstractNum w:abstractNumId="14" w15:restartNumberingAfterBreak="0">
     <w:nsid w:val="2A5C4291"/>
     <w:multiLevelType w:val="multilevel"/>
     <w:tmpl w:val="ECEA93DE"/>
@@ -5222,7 +6067,7 @@
       </w:rPr>
     </w:lvl>
   </w:abstractNum>
-  <w:abstractNum w:abstractNumId="13" w15:restartNumberingAfterBreak="0">
+  <w:abstractNum w:abstractNumId="15" w15:restartNumberingAfterBreak="0">
     <w:nsid w:val="2AF47AC5"/>
     <w:multiLevelType w:val="multilevel"/>
     <w:tmpl w:val="315AB122"/>
@@ -5371,7 +6216,7 @@
       </w:rPr>
     </w:lvl>
   </w:abstractNum>
-  <w:abstractNum w:abstractNumId="14" w15:restartNumberingAfterBreak="0">
+  <w:abstractNum w:abstractNumId="16" w15:restartNumberingAfterBreak="0">
     <w:nsid w:val="2BAD5457"/>
     <w:multiLevelType w:val="multilevel"/>
     <w:tmpl w:val="B0E01DDC"/>
@@ -5484,7 +6329,7 @@
       </w:pPr>
     </w:lvl>
   </w:abstractNum>
-  <w:abstractNum w:abstractNumId="15" w15:restartNumberingAfterBreak="0">
+  <w:abstractNum w:abstractNumId="17" w15:restartNumberingAfterBreak="0">
     <w:nsid w:val="2F9C2E10"/>
     <w:multiLevelType w:val="multilevel"/>
     <w:tmpl w:val="977850D8"/>
@@ -5633,7 +6478,7 @@
       </w:rPr>
     </w:lvl>
   </w:abstractNum>
-  <w:abstractNum w:abstractNumId="16" w15:restartNumberingAfterBreak="0">
+  <w:abstractNum w:abstractNumId="18" w15:restartNumberingAfterBreak="0">
     <w:nsid w:val="30492F53"/>
     <w:multiLevelType w:val="multilevel"/>
     <w:tmpl w:val="9BACBF40"/>
@@ -5782,7 +6627,7 @@
       </w:rPr>
     </w:lvl>
   </w:abstractNum>
-  <w:abstractNum w:abstractNumId="17" w15:restartNumberingAfterBreak="0">
+  <w:abstractNum w:abstractNumId="19" w15:restartNumberingAfterBreak="0">
     <w:nsid w:val="430B30D4"/>
     <w:multiLevelType w:val="multilevel"/>
     <w:tmpl w:val="F36401A4"/>
@@ -5931,7 +6776,7 @@
       </w:rPr>
     </w:lvl>
   </w:abstractNum>
-  <w:abstractNum w:abstractNumId="18" w15:restartNumberingAfterBreak="0">
+  <w:abstractNum w:abstractNumId="20" w15:restartNumberingAfterBreak="0">
     <w:nsid w:val="481F17D0"/>
     <w:multiLevelType w:val="multilevel"/>
     <w:tmpl w:val="984C129E"/>
@@ -6080,7 +6925,7 @@
       </w:rPr>
     </w:lvl>
   </w:abstractNum>
-  <w:abstractNum w:abstractNumId="19" w15:restartNumberingAfterBreak="0">
+  <w:abstractNum w:abstractNumId="21" w15:restartNumberingAfterBreak="0">
     <w:nsid w:val="4C592CFC"/>
     <w:multiLevelType w:val="multilevel"/>
     <w:tmpl w:val="E91A2B6A"/>
@@ -6193,7 +7038,93 @@
       </w:pPr>
     </w:lvl>
   </w:abstractNum>
-  <w:abstractNum w:abstractNumId="20" w15:restartNumberingAfterBreak="0">
+  <w:abstractNum w:abstractNumId="22" w15:restartNumberingAfterBreak="0">
+    <w:nsid w:val="4CA510B1"/>
+    <w:multiLevelType w:val="hybridMultilevel"/>
+    <w:tmpl w:val="17EAF5A2"/>
+    <w:lvl w:ilvl="0" w:tplc="1C09000F">
+      <w:start w:val="1"/>
+      <w:numFmt w:val="decimal"/>
+      <w:lvlText w:val="%1."/>
+      <w:lvlJc w:val="left"/>
+      <w:pPr>
+        <w:ind w:left="720" w:hanging="360"/>
+      </w:pPr>
+    </w:lvl>
+    <w:lvl w:ilvl="1" w:tplc="1C090019" w:tentative="1">
+      <w:start w:val="1"/>
+      <w:numFmt w:val="lowerLetter"/>
+      <w:lvlText w:val="%2."/>
+      <w:lvlJc w:val="left"/>
+      <w:pPr>
+        <w:ind w:left="1440" w:hanging="360"/>
+      </w:pPr>
+    </w:lvl>
+    <w:lvl w:ilvl="2" w:tplc="1C09001B" w:tentative="1">
+      <w:start w:val="1"/>
+      <w:numFmt w:val="lowerRoman"/>
+      <w:lvlText w:val="%3."/>
+      <w:lvlJc w:val="right"/>
+      <w:pPr>
+        <w:ind w:left="2160" w:hanging="180"/>
+      </w:pPr>
+    </w:lvl>
+    <w:lvl w:ilvl="3" w:tplc="1C09000F" w:tentative="1">
+      <w:start w:val="1"/>
+      <w:numFmt w:val="decimal"/>
+      <w:lvlText w:val="%4."/>
+      <w:lvlJc w:val="left"/>
+      <w:pPr>
+        <w:ind w:left="2880" w:hanging="360"/>
+      </w:pPr>
+    </w:lvl>
+    <w:lvl w:ilvl="4" w:tplc="1C090019" w:tentative="1">
+      <w:start w:val="1"/>
+      <w:numFmt w:val="lowerLetter"/>
+      <w:lvlText w:val="%5."/>
+      <w:lvlJc w:val="left"/>
+      <w:pPr>
+        <w:ind w:left="3600" w:hanging="360"/>
+      </w:pPr>
+    </w:lvl>
+    <w:lvl w:ilvl="5" w:tplc="1C09001B" w:tentative="1">
+      <w:start w:val="1"/>
+      <w:numFmt w:val="lowerRoman"/>
+      <w:lvlText w:val="%6."/>
+      <w:lvlJc w:val="right"/>
+      <w:pPr>
+        <w:ind w:left="4320" w:hanging="180"/>
+      </w:pPr>
+    </w:lvl>
+    <w:lvl w:ilvl="6" w:tplc="1C09000F" w:tentative="1">
+      <w:start w:val="1"/>
+      <w:numFmt w:val="decimal"/>
+      <w:lvlText w:val="%7."/>
+      <w:lvlJc w:val="left"/>
+      <w:pPr>
+        <w:ind w:left="5040" w:hanging="360"/>
+      </w:pPr>
+    </w:lvl>
+    <w:lvl w:ilvl="7" w:tplc="1C090019" w:tentative="1">
+      <w:start w:val="1"/>
+      <w:numFmt w:val="lowerLetter"/>
+      <w:lvlText w:val="%8."/>
+      <w:lvlJc w:val="left"/>
+      <w:pPr>
+        <w:ind w:left="5760" w:hanging="360"/>
+      </w:pPr>
+    </w:lvl>
+    <w:lvl w:ilvl="8" w:tplc="1C09001B" w:tentative="1">
+      <w:start w:val="1"/>
+      <w:numFmt w:val="lowerRoman"/>
+      <w:lvlText w:val="%9."/>
+      <w:lvlJc w:val="right"/>
+      <w:pPr>
+        <w:ind w:left="6480" w:hanging="180"/>
+      </w:pPr>
+    </w:lvl>
+  </w:abstractNum>
+  <w:abstractNum w:abstractNumId="23" w15:restartNumberingAfterBreak="0">
     <w:nsid w:val="52721940"/>
     <w:multiLevelType w:val="multilevel"/>
     <w:tmpl w:val="A8ECDB3E"/>
@@ -6306,7 +7237,7 @@
       </w:pPr>
     </w:lvl>
   </w:abstractNum>
-  <w:abstractNum w:abstractNumId="21" w15:restartNumberingAfterBreak="0">
+  <w:abstractNum w:abstractNumId="24" w15:restartNumberingAfterBreak="0">
     <w:nsid w:val="54EA498A"/>
     <w:multiLevelType w:val="multilevel"/>
     <w:tmpl w:val="144C03E0"/>
@@ -6455,7 +7386,7 @@
       </w:rPr>
     </w:lvl>
   </w:abstractNum>
-  <w:abstractNum w:abstractNumId="22" w15:restartNumberingAfterBreak="0">
+  <w:abstractNum w:abstractNumId="25" w15:restartNumberingAfterBreak="0">
     <w:nsid w:val="561066FD"/>
     <w:multiLevelType w:val="multilevel"/>
     <w:tmpl w:val="9912D1EA"/>
@@ -6604,7 +7535,7 @@
       </w:rPr>
     </w:lvl>
   </w:abstractNum>
-  <w:abstractNum w:abstractNumId="23" w15:restartNumberingAfterBreak="0">
+  <w:abstractNum w:abstractNumId="26" w15:restartNumberingAfterBreak="0">
     <w:nsid w:val="5BCF56C6"/>
     <w:multiLevelType w:val="multilevel"/>
     <w:tmpl w:val="69B82E3E"/>
@@ -6753,7 +7684,7 @@
       </w:rPr>
     </w:lvl>
   </w:abstractNum>
-  <w:abstractNum w:abstractNumId="24" w15:restartNumberingAfterBreak="0">
+  <w:abstractNum w:abstractNumId="27" w15:restartNumberingAfterBreak="0">
     <w:nsid w:val="5CD35104"/>
     <w:multiLevelType w:val="multilevel"/>
     <w:tmpl w:val="BF36F284"/>
@@ -6902,7 +7833,7 @@
       </w:rPr>
     </w:lvl>
   </w:abstractNum>
-  <w:abstractNum w:abstractNumId="25" w15:restartNumberingAfterBreak="0">
+  <w:abstractNum w:abstractNumId="28" w15:restartNumberingAfterBreak="0">
     <w:nsid w:val="5ED55E1C"/>
     <w:multiLevelType w:val="multilevel"/>
     <w:tmpl w:val="431CE166"/>
@@ -7051,7 +7982,7 @@
       </w:rPr>
     </w:lvl>
   </w:abstractNum>
-  <w:abstractNum w:abstractNumId="26" w15:restartNumberingAfterBreak="0">
+  <w:abstractNum w:abstractNumId="29" w15:restartNumberingAfterBreak="0">
     <w:nsid w:val="61DC10B7"/>
     <w:multiLevelType w:val="multilevel"/>
     <w:tmpl w:val="F21468EE"/>
@@ -7200,7 +8131,7 @@
       </w:rPr>
     </w:lvl>
   </w:abstractNum>
-  <w:abstractNum w:abstractNumId="27" w15:restartNumberingAfterBreak="0">
+  <w:abstractNum w:abstractNumId="30" w15:restartNumberingAfterBreak="0">
     <w:nsid w:val="627D3450"/>
     <w:multiLevelType w:val="multilevel"/>
     <w:tmpl w:val="2DD223AA"/>
@@ -7313,7 +8244,7 @@
       </w:pPr>
     </w:lvl>
   </w:abstractNum>
-  <w:abstractNum w:abstractNumId="28" w15:restartNumberingAfterBreak="0">
+  <w:abstractNum w:abstractNumId="31" w15:restartNumberingAfterBreak="0">
     <w:nsid w:val="645442E9"/>
     <w:multiLevelType w:val="multilevel"/>
     <w:tmpl w:val="663C734A"/>
@@ -7462,7 +8393,7 @@
       </w:rPr>
     </w:lvl>
   </w:abstractNum>
-  <w:abstractNum w:abstractNumId="29" w15:restartNumberingAfterBreak="0">
+  <w:abstractNum w:abstractNumId="32" w15:restartNumberingAfterBreak="0">
     <w:nsid w:val="674F0A26"/>
     <w:multiLevelType w:val="multilevel"/>
     <w:tmpl w:val="06F8C15E"/>
@@ -7611,7 +8542,7 @@
       </w:rPr>
     </w:lvl>
   </w:abstractNum>
-  <w:abstractNum w:abstractNumId="30" w15:restartNumberingAfterBreak="0">
+  <w:abstractNum w:abstractNumId="33" w15:restartNumberingAfterBreak="0">
     <w:nsid w:val="698E486E"/>
     <w:multiLevelType w:val="multilevel"/>
     <w:tmpl w:val="AB92A982"/>
@@ -7760,7 +8691,7 @@
       </w:rPr>
     </w:lvl>
   </w:abstractNum>
-  <w:abstractNum w:abstractNumId="31" w15:restartNumberingAfterBreak="0">
+  <w:abstractNum w:abstractNumId="34" w15:restartNumberingAfterBreak="0">
     <w:nsid w:val="6BD16E5B"/>
     <w:multiLevelType w:val="multilevel"/>
     <w:tmpl w:val="F086D5DE"/>
@@ -7909,7 +8840,7 @@
       </w:rPr>
     </w:lvl>
   </w:abstractNum>
-  <w:abstractNum w:abstractNumId="32" w15:restartNumberingAfterBreak="0">
+  <w:abstractNum w:abstractNumId="35" w15:restartNumberingAfterBreak="0">
     <w:nsid w:val="705C493C"/>
     <w:multiLevelType w:val="multilevel"/>
     <w:tmpl w:val="A6661594"/>
@@ -8022,7 +8953,7 @@
       </w:pPr>
     </w:lvl>
   </w:abstractNum>
-  <w:abstractNum w:abstractNumId="33" w15:restartNumberingAfterBreak="0">
+  <w:abstractNum w:abstractNumId="36" w15:restartNumberingAfterBreak="0">
     <w:nsid w:val="741111B8"/>
     <w:multiLevelType w:val="multilevel"/>
     <w:tmpl w:val="F5EE7028"/>
@@ -8171,7 +9102,7 @@
       </w:rPr>
     </w:lvl>
   </w:abstractNum>
-  <w:abstractNum w:abstractNumId="34" w15:restartNumberingAfterBreak="0">
+  <w:abstractNum w:abstractNumId="37" w15:restartNumberingAfterBreak="0">
     <w:nsid w:val="7689331E"/>
     <w:multiLevelType w:val="multilevel"/>
     <w:tmpl w:val="8E82754E"/>
@@ -8320,7 +9251,7 @@
       </w:rPr>
     </w:lvl>
   </w:abstractNum>
-  <w:abstractNum w:abstractNumId="35" w15:restartNumberingAfterBreak="0">
+  <w:abstractNum w:abstractNumId="38" w15:restartNumberingAfterBreak="0">
     <w:nsid w:val="7840111C"/>
     <w:multiLevelType w:val="multilevel"/>
     <w:tmpl w:val="458EE88C"/>
@@ -8470,112 +9401,121 @@
     </w:lvl>
   </w:abstractNum>
   <w:num w:numId="1" w16cid:durableId="209347183">
-    <w:abstractNumId w:val="5"/>
+    <w:abstractNumId w:val="7"/>
   </w:num>
   <w:num w:numId="2" w16cid:durableId="1227572510">
-    <w:abstractNumId w:val="6"/>
+    <w:abstractNumId w:val="8"/>
   </w:num>
   <w:num w:numId="3" w16cid:durableId="1189761973">
+    <w:abstractNumId w:val="28"/>
+  </w:num>
+  <w:num w:numId="4" w16cid:durableId="1159931208">
+    <w:abstractNumId w:val="9"/>
+  </w:num>
+  <w:num w:numId="5" w16cid:durableId="1915973506">
+    <w:abstractNumId w:val="32"/>
+  </w:num>
+  <w:num w:numId="6" w16cid:durableId="502282697">
+    <w:abstractNumId w:val="11"/>
+  </w:num>
+  <w:num w:numId="7" w16cid:durableId="1832021445">
+    <w:abstractNumId w:val="2"/>
+  </w:num>
+  <w:num w:numId="8" w16cid:durableId="420296117">
+    <w:abstractNumId w:val="35"/>
+  </w:num>
+  <w:num w:numId="9" w16cid:durableId="1815180444">
+    <w:abstractNumId w:val="16"/>
+  </w:num>
+  <w:num w:numId="10" w16cid:durableId="1732651839">
+    <w:abstractNumId w:val="29"/>
+  </w:num>
+  <w:num w:numId="11" w16cid:durableId="206138587">
+    <w:abstractNumId w:val="15"/>
+  </w:num>
+  <w:num w:numId="12" w16cid:durableId="1336151392">
     <w:abstractNumId w:val="25"/>
   </w:num>
-  <w:num w:numId="4" w16cid:durableId="1159931208">
-    <w:abstractNumId w:val="7"/>
-  </w:num>
-  <w:num w:numId="5" w16cid:durableId="1915973506">
-    <w:abstractNumId w:val="29"/>
-  </w:num>
-  <w:num w:numId="6" w16cid:durableId="502282697">
-    <w:abstractNumId w:val="9"/>
-  </w:num>
-  <w:num w:numId="7" w16cid:durableId="1832021445">
-    <w:abstractNumId w:val="1"/>
-  </w:num>
-  <w:num w:numId="8" w16cid:durableId="420296117">
-    <w:abstractNumId w:val="32"/>
-  </w:num>
-  <w:num w:numId="9" w16cid:durableId="1815180444">
-    <w:abstractNumId w:val="14"/>
-  </w:num>
-  <w:num w:numId="10" w16cid:durableId="1732651839">
-    <w:abstractNumId w:val="26"/>
-  </w:num>
-  <w:num w:numId="11" w16cid:durableId="206138587">
-    <w:abstractNumId w:val="13"/>
-  </w:num>
-  <w:num w:numId="12" w16cid:durableId="1336151392">
-    <w:abstractNumId w:val="22"/>
-  </w:num>
   <w:num w:numId="13" w16cid:durableId="962612418">
-    <w:abstractNumId w:val="17"/>
+    <w:abstractNumId w:val="19"/>
   </w:num>
   <w:num w:numId="14" w16cid:durableId="1691294812">
     <w:abstractNumId w:val="0"/>
   </w:num>
   <w:num w:numId="15" w16cid:durableId="2079862242">
-    <w:abstractNumId w:val="15"/>
+    <w:abstractNumId w:val="17"/>
   </w:num>
   <w:num w:numId="16" w16cid:durableId="419106484">
+    <w:abstractNumId w:val="34"/>
+  </w:num>
+  <w:num w:numId="17" w16cid:durableId="1907572159">
+    <w:abstractNumId w:val="21"/>
+  </w:num>
+  <w:num w:numId="18" w16cid:durableId="914508438">
+    <w:abstractNumId w:val="3"/>
+  </w:num>
+  <w:num w:numId="19" w16cid:durableId="1044596755">
+    <w:abstractNumId w:val="13"/>
+  </w:num>
+  <w:num w:numId="20" w16cid:durableId="1294679266">
+    <w:abstractNumId w:val="23"/>
+  </w:num>
+  <w:num w:numId="21" w16cid:durableId="1856384527">
+    <w:abstractNumId w:val="38"/>
+  </w:num>
+  <w:num w:numId="22" w16cid:durableId="140660229">
+    <w:abstractNumId w:val="14"/>
+  </w:num>
+  <w:num w:numId="23" w16cid:durableId="810757107">
     <w:abstractNumId w:val="31"/>
   </w:num>
-  <w:num w:numId="17" w16cid:durableId="1907572159">
-    <w:abstractNumId w:val="19"/>
+  <w:num w:numId="24" w16cid:durableId="282003418">
+    <w:abstractNumId w:val="24"/>
   </w:num>
-  <w:num w:numId="18" w16cid:durableId="914508438">
-    <w:abstractNumId w:val="2"/>
+  <w:num w:numId="25" w16cid:durableId="1490906649">
+    <w:abstractNumId w:val="37"/>
   </w:num>
-  <w:num w:numId="19" w16cid:durableId="1044596755">
-    <w:abstractNumId w:val="11"/>
+  <w:num w:numId="26" w16cid:durableId="162472489">
+    <w:abstractNumId w:val="5"/>
   </w:num>
-  <w:num w:numId="20" w16cid:durableId="1294679266">
+  <w:num w:numId="27" w16cid:durableId="628360344">
+    <w:abstractNumId w:val="12"/>
+  </w:num>
+  <w:num w:numId="28" w16cid:durableId="629943236">
+    <w:abstractNumId w:val="26"/>
+  </w:num>
+  <w:num w:numId="29" w16cid:durableId="1346322004">
     <w:abstractNumId w:val="20"/>
   </w:num>
-  <w:num w:numId="21" w16cid:durableId="1856384527">
-    <w:abstractNumId w:val="35"/>
+  <w:num w:numId="30" w16cid:durableId="1360858293">
+    <w:abstractNumId w:val="30"/>
   </w:num>
-  <w:num w:numId="22" w16cid:durableId="140660229">
-    <w:abstractNumId w:val="12"/>
+  <w:num w:numId="31" w16cid:durableId="1434590555">
+    <w:abstractNumId w:val="18"/>
   </w:num>
-  <w:num w:numId="23" w16cid:durableId="810757107">
-    <w:abstractNumId w:val="28"/>
+  <w:num w:numId="32" w16cid:durableId="81614113">
+    <w:abstractNumId w:val="36"/>
   </w:num>
-  <w:num w:numId="24" w16cid:durableId="282003418">
-    <w:abstractNumId w:val="21"/>
-  </w:num>
-  <w:num w:numId="25" w16cid:durableId="1490906649">
-    <w:abstractNumId w:val="34"/>
-  </w:num>
-  <w:num w:numId="26" w16cid:durableId="162472489">
+  <w:num w:numId="33" w16cid:durableId="886646980">
     <w:abstractNumId w:val="4"/>
   </w:num>
-  <w:num w:numId="27" w16cid:durableId="628360344">
+  <w:num w:numId="34" w16cid:durableId="1611352564">
     <w:abstractNumId w:val="10"/>
   </w:num>
-  <w:num w:numId="28" w16cid:durableId="629943236">
-    <w:abstractNumId w:val="23"/>
-  </w:num>
-  <w:num w:numId="29" w16cid:durableId="1346322004">
-    <w:abstractNumId w:val="18"/>
-  </w:num>
-  <w:num w:numId="30" w16cid:durableId="1360858293">
+  <w:num w:numId="35" w16cid:durableId="609434443">
     <w:abstractNumId w:val="27"/>
   </w:num>
-  <w:num w:numId="31" w16cid:durableId="1434590555">
-    <w:abstractNumId w:val="16"/>
-  </w:num>
-  <w:num w:numId="32" w16cid:durableId="81614113">
+  <w:num w:numId="36" w16cid:durableId="888685656">
     <w:abstractNumId w:val="33"/>
   </w:num>
-  <w:num w:numId="33" w16cid:durableId="886646980">
-    <w:abstractNumId w:val="3"/>
+  <w:num w:numId="37" w16cid:durableId="1661033097">
+    <w:abstractNumId w:val="1"/>
   </w:num>
-  <w:num w:numId="34" w16cid:durableId="1611352564">
-    <w:abstractNumId w:val="8"/>
+  <w:num w:numId="38" w16cid:durableId="302737521">
+    <w:abstractNumId w:val="6"/>
   </w:num>
-  <w:num w:numId="35" w16cid:durableId="609434443">
-    <w:abstractNumId w:val="24"/>
-  </w:num>
-  <w:num w:numId="36" w16cid:durableId="888685656">
-    <w:abstractNumId w:val="30"/>
+  <w:num w:numId="39" w16cid:durableId="1964337587">
+    <w:abstractNumId w:val="22"/>
   </w:num>
 </w:numbering>
 </file>
@@ -9183,6 +10123,7 @@
   <w:style w:type="character" w:default="1" w:styleId="DefaultParagraphFont">
     <w:name w:val="Default Paragraph Font"/>
     <w:uiPriority w:val="1"/>
+    <w:semiHidden/>
     <w:unhideWhenUsed/>
   </w:style>
   <w:style w:type="table" w:default="1" w:styleId="TableNormal">
@@ -9519,6 +10460,18 @@
       <w:shd w:val="clear" w:color="auto" w:fill="E1DFDD"/>
     </w:rPr>
   </w:style>
+  <w:style w:type="character" w:styleId="FollowedHyperlink">
+    <w:name w:val="FollowedHyperlink"/>
+    <w:basedOn w:val="DefaultParagraphFont"/>
+    <w:uiPriority w:val="99"/>
+    <w:semiHidden/>
+    <w:unhideWhenUsed/>
+    <w:rsid w:val="00C1519F"/>
+    <w:rPr>
+      <w:color w:val="96607D" w:themeColor="followedHyperlink"/>
+      <w:u w:val="single"/>
+    </w:rPr>
+  </w:style>
 </w:styles>
 </file>
 
@@ -9835,4 +10788,93 @@
     </a:ext>
   </a:extLst>
 </a:theme>
+</file>
+
+<file path=customXml/item1.xml><?xml version="1.0" encoding="utf-8"?>
+<b:Sources xmlns:b="http://schemas.openxmlformats.org/officeDocument/2006/bibliography" xmlns="http://schemas.openxmlformats.org/officeDocument/2006/bibliography" SelectedStyle="\HarvardAnglia2008OfficeOnline.xsl" StyleName="Harvard - Anglia" Version="2008">
+  <b:Source>
+    <b:Tag>Gog262</b:Tag>
+    <b:SourceType>InternetSite</b:SourceType>
+    <b:Guid>{F276A5B9-462E-4722-BCA9-EE7F44392F83}</b:Guid>
+    <b:Author>
+      <b:Author>
+        <b:NameList>
+          <b:Person>
+            <b:Last>IV</b:Last>
+            <b:First>Gogeta</b:First>
+          </b:Person>
+        </b:NameList>
+      </b:Author>
+    </b:Author>
+    <b:Title>IMAD ASSIGNMENT 2</b:Title>
+    <b:Year>2026</b:Year>
+    <b:YearAccessed>2026</b:YearAccessed>
+    <b:MonthAccessed>04</b:MonthAccessed>
+    <b:DayAccessed>24</b:DayAccessed>
+    <b:URL>https://chatgpt.com/share/69eb2892-75c8-83ea-be1d-7c44d37ef5a4</b:URL>
+    <b:RefOrder>1</b:RefOrder>
+  </b:Source>
+  <b:Source>
+    <b:Tag>VNa261</b:Tag>
+    <b:SourceType>InternetSite</b:SourceType>
+    <b:Guid>{94FB3D70-C500-4E0D-AE0E-5CD720EC8E2E}</b:Guid>
+    <b:Author>
+      <b:Author>
+        <b:Corporate>VNaidoo-DEV</b:Corporate>
+      </b:Author>
+    </b:Author>
+    <b:Title>VIRAATNAIDOOIMADASSIGNMENT2</b:Title>
+    <b:Year>2026</b:Year>
+    <b:YearAccessed>2026</b:YearAccessed>
+    <b:MonthAccessed>04</b:MonthAccessed>
+    <b:DayAccessed>24</b:DayAccessed>
+    <b:URL>https://github.com/VNaidoo-DEV/VIRAATNAIDOOIMADASSIGNMENT2</b:URL>
+    <b:RefOrder>2</b:RefOrder>
+  </b:Source>
+  <b:Source>
+    <b:Tag>Git23</b:Tag>
+    <b:SourceType>InternetSite</b:SourceType>
+    <b:Guid>{263400DF-1B1F-4A2B-A6B4-F2562473EA83}</b:Guid>
+    <b:Author>
+      <b:Author>
+        <b:NameList>
+          <b:Person>
+            <b:Last>Github</b:Last>
+          </b:Person>
+        </b:NameList>
+      </b:Author>
+    </b:Author>
+    <b:Title>Exception and error handling</b:Title>
+    <b:Year>2023</b:Year>
+    <b:YearAccessed>2026</b:YearAccessed>
+    <b:MonthAccessed>04</b:MonthAccessed>
+    <b:DayAccessed>19</b:DayAccessed>
+    <b:URL>https://kotlinlang.org/docs/exceptions.html</b:URL>
+    <b:RefOrder>3</b:RefOrder>
+  </b:Source>
+  <b:Source>
+    <b:Tag>Ste17</b:Tag>
+    <b:SourceType>Book</b:SourceType>
+    <b:Guid>{B177985F-B86A-4C18-A798-8AD4C07F31BB}</b:Guid>
+    <b:Title>Programming Kotlin</b:Title>
+    <b:Year>2017</b:Year>
+    <b:Author>
+      <b:Author>
+        <b:Corporate>Stephen Samuel</b:Corporate>
+      </b:Author>
+    </b:Author>
+    <b:City>Birmingham</b:City>
+    <b:Publisher>Packt Publishing Ltd</b:Publisher>
+    <b:Edition>1st</b:Edition>
+    <b:RefOrder>4</b:RefOrder>
+  </b:Source>
+</b:Sources>
+</file>
+
+<file path=customXml/itemProps1.xml><?xml version="1.0" encoding="utf-8"?>
+<ds:datastoreItem xmlns:ds="http://schemas.openxmlformats.org/officeDocument/2006/customXml" ds:itemID="{15F3240B-3CDB-42B2-A42A-59934CEED95C}">
+  <ds:schemaRefs>
+    <ds:schemaRef ds:uri="http://schemas.openxmlformats.org/officeDocument/2006/bibliography"/>
+  </ds:schemaRefs>
+</ds:datastoreItem>
 </file>
--- a/ReadME.docx
+++ b/ReadME.docx
@@ -3508,7 +3508,25 @@
             <w:sz w:val="28"/>
             <w:szCs w:val="28"/>
           </w:rPr>
-          <w:t>https://youtu</w:t>
+          <w:t>http</w:t>
+        </w:r>
+        <w:r>
+          <w:rPr>
+            <w:rStyle w:val="Hyperlink"/>
+            <w:rFonts w:ascii="Arial" w:hAnsi="Arial" w:cs="Arial"/>
+            <w:sz w:val="28"/>
+            <w:szCs w:val="28"/>
+          </w:rPr>
+          <w:t>s</w:t>
+        </w:r>
+        <w:r>
+          <w:rPr>
+            <w:rStyle w:val="Hyperlink"/>
+            <w:rFonts w:ascii="Arial" w:hAnsi="Arial" w:cs="Arial"/>
+            <w:sz w:val="28"/>
+            <w:szCs w:val="28"/>
+          </w:rPr>
+          <w:t>://youtu</w:t>
         </w:r>
         <w:r>
           <w:rPr>
